--- a/My-Professional-Book.docx
+++ b/My-Professional-Book.docx
@@ -223,7 +223,7 @@
     </w:p>
     <w:bookmarkEnd w:id="9"/>
     <w:bookmarkEnd w:id="10"/>
-    <w:bookmarkStart w:id="12" w:name="הקדמה-1"/>
+    <w:bookmarkStart w:id="15" w:name="הקדמה-תורת-חיים-למציאות-מתחדשת"/>
     <w:p>
       <w:pPr>
         <w:pStyle w:val="Heading1"/>
@@ -233,18 +233,90 @@
         <w:rPr>
           <w:rtl/>
         </w:rPr>
-        <w:t xml:space="preserve">2. הקדמה</w:t>
-      </w:r>
-    </w:p>
-    <w:p>
-      <w:pPr>
+        <w:t xml:space="preserve">2. הקדמה: תורת חיים למציאות מתחדשת</w:t>
+      </w:r>
+    </w:p>
+    <w:bookmarkStart w:id="11" w:name="פתח-דבר-הצורך-בבירור-מחודש"/>
+    <w:p>
+      <w:pPr>
+        <w:pStyle w:val="Heading3"/>
         <w:bidi/>
       </w:pPr>
       <w:r>
         <w:rPr>
           <w:rtl/>
         </w:rPr>
-        <w:t xml:space="preserve">זהו ספר שנכתב בעזרת</w:t>
+        <w:t xml:space="preserve">2.0.1 פתח דבר: הצורך בבירור מחודש</w:t>
+      </w:r>
+    </w:p>
+    <w:p>
+      <w:pPr>
+        <w:bidi/>
+      </w:pPr>
+      <w:r>
+        <w:rPr>
+          <w:rtl/>
+        </w:rPr>
+        <w:t xml:space="preserve">ספר זה אינו נכתב בחלל ריק. הוא נולד מתוך הכרה עמוקה בחשיבותה של ההלכה כמרכיב המכונן של הזהות היהודית, אך בד בבד מתוך זיהוי של משבר שקט המלווה את עולם התורה בדורות האחרונים. לאורך מאות שנים, השולחן ערוך ונושאי כליו שימשו כעמוד השדרה של הקיום היהודי. אולם, המציאות האנושית, הטכנולוגית והחברתית עברה תמורות כבירות, בעוד שמערכת הפסיקה נותרה לעיתים כבולה למסגרות זמן ומקום שאינן רלוונטיות עוד.</w:t>
+      </w:r>
+    </w:p>
+    <w:p>
+      <w:pPr>
+        <w:bidi/>
+      </w:pPr>
+      <w:r>
+        <w:rPr>
+          <w:rtl/>
+        </w:rPr>
+        <w:t xml:space="preserve">אין כאן כוונה לזלזל חלילה בענקי הדורות או במפעל הפסיקה המפואר. להפך – מתוך כבוד והערכה למסורת חז”ל, אנו מבקשים ליישם את המתודולוגיה שלהם עצמם: לבחון את המציאות בעיניים פקוחות ולגזור מתוכה את דבר השם. תורה שאינה מתכתבת עם המציאות מאבדת את חיוניותה והופכת ל”מצוות אנשים מלומדה”. ספר זה בא לגשר על הפער הזה, לא כפרשנות אישית, אלא כמניפסט של הציבור ועבור הציבור.</w:t>
+      </w:r>
+    </w:p>
+    <w:bookmarkEnd w:id="11"/>
+    <w:bookmarkStart w:id="12" w:name="יסודות-המתודולוגיה-שיבה-אל-המקור"/>
+    <w:p>
+      <w:pPr>
+        <w:pStyle w:val="Heading3"/>
+        <w:bidi/>
+      </w:pPr>
+      <w:r>
+        <w:rPr>
+          <w:rtl/>
+        </w:rPr>
+        <w:t xml:space="preserve">2.0.2 יסודות המתודולוגיה: שיבה אל המקור</w:t>
+      </w:r>
+    </w:p>
+    <w:p>
+      <w:pPr>
+        <w:bidi/>
+      </w:pPr>
+      <w:r>
+        <w:rPr>
+          <w:rtl/>
+        </w:rPr>
+        <w:t xml:space="preserve">הקו המנחה בספר זה הוא ההיצמדות לטקסט המקראי ולאדני הפסיקה המקוריים של חז”ל, תוך הפרדה ברורה בין עיקרה של הלכה לבין סייגים, מנהגים ופרשנויות חברתיות שהשתרשו עם השנים. אנו יוצאים מנקודת הנחה שהתורה היא נצחית, אך יישומה תלוי בהבנה מדויקת של המציאות המשתנה.</w:t>
+      </w:r>
+    </w:p>
+    <w:p>
+      <w:pPr>
+        <w:bidi/>
+      </w:pPr>
+      <w:r>
+        <w:rPr>
+          <w:rtl/>
+        </w:rPr>
+        <w:t xml:space="preserve">בחינת ההלכות בספר זה נעשית בשלושה שלבים:</w:t>
+      </w:r>
+      <w:r>
+        <w:rPr>
+          <w:rtl/>
+        </w:rPr>
+        <w:t xml:space="preserve"> </w:t>
+      </w:r>
+      <w:r>
+        <w:rPr>
+          <w:rtl/>
+        </w:rPr>
+        <w:t xml:space="preserve">1.</w:t>
       </w:r>
       <w:r>
         <w:rPr>
@@ -258,7 +330,7 @@
           <w:bCs/>
           <w:rtl/>
         </w:rPr>
-        <w:t xml:space="preserve">Quarto</w:t>
+        <w:t xml:space="preserve">חקירת השורש:</w:t>
       </w:r>
       <w:r>
         <w:rPr>
@@ -270,7 +342,25 @@
         <w:rPr>
           <w:rtl/>
         </w:rPr>
-        <w:t xml:space="preserve">ו-</w:t>
+        <w:t xml:space="preserve">איתור המקור הראשוני של הדין בתורה שבכתב ובמשנה.</w:t>
+      </w:r>
+      <w:r>
+        <w:rPr>
+          <w:rtl/>
+        </w:rPr>
+        <w:t xml:space="preserve"> </w:t>
+      </w:r>
+      <w:r>
+        <w:rPr>
+          <w:rtl/>
+        </w:rPr>
+        <w:t xml:space="preserve">2.</w:t>
+      </w:r>
+      <w:r>
+        <w:rPr>
+          <w:rtl/>
+        </w:rPr>
+        <w:t xml:space="preserve"> </w:t>
       </w:r>
       <w:r>
         <w:rPr>
@@ -278,26 +368,71 @@
           <w:bCs/>
           <w:rtl/>
         </w:rPr>
-        <w:t xml:space="preserve">Typst</w:t>
-      </w:r>
-      <w:r>
-        <w:rPr>
-          <w:rtl/>
-        </w:rPr>
-        <w:t xml:space="preserve">.</w:t>
-      </w:r>
-    </w:p>
-    <w:bookmarkStart w:id="11" w:name="פרק-ראשון-שלום-עולם-1"/>
-    <w:p>
-      <w:pPr>
-        <w:pStyle w:val="Heading2"/>
+        <w:t xml:space="preserve">ניתוח הטעם:</w:t>
+      </w:r>
+      <w:r>
+        <w:rPr>
+          <w:rtl/>
+        </w:rPr>
+        <w:t xml:space="preserve"> </w:t>
+      </w:r>
+      <w:r>
+        <w:rPr>
+          <w:rtl/>
+        </w:rPr>
+        <w:t xml:space="preserve">הבנת הסיבה המקורית לפסיקה – האם היא נבעה מתנאים פיזיים, רפואיים, כלכליים או ביטחוניים שהיו קיימים בעבר?</w:t>
+      </w:r>
+      <w:r>
+        <w:rPr>
+          <w:rtl/>
+        </w:rPr>
+        <w:t xml:space="preserve"> </w:t>
+      </w:r>
+      <w:r>
+        <w:rPr>
+          <w:rtl/>
+        </w:rPr>
+        <w:t xml:space="preserve">3.</w:t>
+      </w:r>
+      <w:r>
+        <w:rPr>
+          <w:rtl/>
+        </w:rPr>
+        <w:t xml:space="preserve"> </w:t>
+      </w:r>
+      <w:r>
+        <w:rPr>
+          <w:b/>
+          <w:bCs/>
+          <w:rtl/>
+        </w:rPr>
+        <w:t xml:space="preserve">מבחן הרלוונטיות:</w:t>
+      </w:r>
+      <w:r>
+        <w:rPr>
+          <w:rtl/>
+        </w:rPr>
+        <w:t xml:space="preserve"> </w:t>
+      </w:r>
+      <w:r>
+        <w:rPr>
+          <w:rtl/>
+        </w:rPr>
+        <w:t xml:space="preserve">בחינה כנה של המציאות הנוכחית. במידה והטעם המקורי בטל או השתנה מהותית, ההלכה נבחנת מחדש – אם לצמצום, אם לשינוי ואם לביטול – במטרה להעמיד פסק הלכה מחייב ונכון לכלל קהילות ישראל.</w:t>
+      </w:r>
+    </w:p>
+    <w:bookmarkEnd w:id="12"/>
+    <w:bookmarkStart w:id="13" w:name="שבירת-המחיצות-והאחדות-ההלכתית"/>
+    <w:p>
+      <w:pPr>
+        <w:pStyle w:val="Heading3"/>
         <w:bidi/>
       </w:pPr>
       <w:r>
         <w:rPr>
           <w:rtl/>
         </w:rPr>
-        <w:t xml:space="preserve">2.1 פרק ראשון: שלום עולם</w:t>
+        <w:t xml:space="preserve">2.0.3 שבירת המחיצות והאחדות ההלכתית</w:t>
       </w:r>
     </w:p>
     <w:p>
@@ -308,7 +443,18 @@
         <w:rPr>
           <w:rtl/>
         </w:rPr>
-        <w:t xml:space="preserve">כאן מתחיל התוכן של הספר שלך. מכיוון שהגדרנו</w:t>
+        <w:t xml:space="preserve">אחד הכשלים המרכזיים בעולם ההלכה כיום הוא הפיצול לקהילות, עדות ותתי-מגזרים, המנציחים פסקי הלכה המבוססים על גיאוגרפיה היסטורית ולא על מהות תורנית. ספר זה מבקש לבטל את ההבחנות המלאכותיות הללו. התורה היא אחת, וההלכה אמורה לאחד את העם תחת קודקס התנהגותי רלוונטי ואחיד.</w:t>
+      </w:r>
+    </w:p>
+    <w:p>
+      <w:pPr>
+        <w:bidi/>
+      </w:pPr>
+      <w:r>
+        <w:rPr>
+          <w:rtl/>
+        </w:rPr>
+        <w:t xml:space="preserve">הדברים המובאים כאן אינם בגדר</w:t>
       </w:r>
       <w:r>
         <w:rPr>
@@ -318,80 +464,74 @@
       </w:r>
       <w:r>
         <w:rPr>
-          <w:rStyle w:val="VerbatimChar"/>
-          <w:rtl/>
-        </w:rPr>
-        <w:t xml:space="preserve">dir: rtl</w:t>
-      </w:r>
-      <w:r>
-        <w:rPr>
-          <w:rtl/>
-        </w:rPr>
-        <w:t xml:space="preserve">, הטקסט ייושר לימין והמספרים יופיעו בצד המתאים.</w:t>
-      </w:r>
-    </w:p>
-    <w:p>
-      <w:pPr>
-        <w:pStyle w:val="Compact"/>
-        <w:numPr>
-          <w:ilvl w:val="0"/>
-          <w:numId w:val="1002"/>
-        </w:numPr>
+          <w:rtl/>
+        </w:rPr>
+        <w:t xml:space="preserve">“הצעה למחשבה”</w:t>
+      </w:r>
+      <w:r>
+        <w:rPr>
+          <w:rtl/>
+        </w:rPr>
+        <w:t xml:space="preserve"> </w:t>
+      </w:r>
+      <w:r>
+        <w:rPr>
+          <w:rtl/>
+        </w:rPr>
+        <w:t xml:space="preserve">בלבד. זוהי קריאה לשינוי תפיסתי עמוק: החזרת הסמכות לידי הציבור הלומד והמבין, תוך דרישה ליושרה אינטלקטואלית מול המקורות. אנו מטפלים בכל תחומי החיים – החל מהלכות שבת ומועד, דרך דיני אישות ועד למשפט האזרחי – מתוך מטרה להעמיד</w:t>
+      </w:r>
+      <w:r>
+        <w:rPr>
+          <w:rtl/>
+        </w:rPr>
+        <w:t xml:space="preserve"> </w:t>
+      </w:r>
+      <w:r>
+        <w:rPr>
+          <w:rtl/>
+        </w:rPr>
+        <w:t xml:space="preserve">“שולחן ערוך”</w:t>
+      </w:r>
+      <w:r>
+        <w:rPr>
+          <w:rtl/>
+        </w:rPr>
+        <w:t xml:space="preserve"> </w:t>
+      </w:r>
+      <w:r>
+        <w:rPr>
+          <w:rtl/>
+        </w:rPr>
+        <w:t xml:space="preserve">חדש, כזה שניתן לחיות לאורו בגאווה ובאמונה בעולם המודרני.</w:t>
+      </w:r>
+    </w:p>
+    <w:bookmarkEnd w:id="13"/>
+    <w:bookmarkStart w:id="14" w:name="חתימה"/>
+    <w:p>
+      <w:pPr>
+        <w:pStyle w:val="Heading3"/>
         <w:bidi/>
       </w:pPr>
       <w:r>
         <w:rPr>
           <w:rtl/>
         </w:rPr>
-        <w:t xml:space="preserve">רשימה לדוגמה</w:t>
-      </w:r>
-    </w:p>
-    <w:p>
-      <w:pPr>
-        <w:pStyle w:val="Compact"/>
-        <w:numPr>
-          <w:ilvl w:val="0"/>
-          <w:numId w:val="1002"/>
-        </w:numPr>
+        <w:t xml:space="preserve">2.0.4 חתימה</w:t>
+      </w:r>
+    </w:p>
+    <w:p>
+      <w:pPr>
         <w:bidi/>
       </w:pPr>
       <w:r>
         <w:rPr>
           <w:rtl/>
         </w:rPr>
-        <w:t xml:space="preserve">פריט שני</w:t>
-      </w:r>
-    </w:p>
-    <w:p>
-      <w:pPr>
-        <w:pStyle w:val="Compact"/>
-        <w:numPr>
-          <w:ilvl w:val="0"/>
-          <w:numId w:val="1002"/>
-        </w:numPr>
-        <w:bidi/>
-      </w:pPr>
-      <w:r>
-        <w:rPr>
-          <w:rtl/>
-        </w:rPr>
-        <w:t xml:space="preserve">פריט שלישי</w:t>
-      </w:r>
-    </w:p>
-    <w:p>
-      <w:pPr>
-        <w:pStyle w:val="BlockText"/>
-        <w:bidi/>
-      </w:pPr>
-      <w:r>
-        <w:rPr>
-          <w:rtl/>
-        </w:rPr>
-        <w:t xml:space="preserve">“ציטוט בעברית נראה מצוין בפורמט הזה.”</w:t>
-      </w:r>
-    </w:p>
-    <w:bookmarkEnd w:id="11"/>
-    <w:bookmarkEnd w:id="12"/>
+        <w:t xml:space="preserve">יהי רצון שספר זה ישמש כפתח לדיון נוקב ואמיתי בתוככי בית המדרש ומחוצה לו. שנזכה להבין כי התורה לא בשמיים היא, אלא בפינו ובלבבנו לעשותה – בכל זמן, בכל מקום ובכל מציאות.</w:t>
+      </w:r>
+    </w:p>
+    <w:bookmarkEnd w:id="14"/>
+    <w:bookmarkEnd w:id="15"/>
     <w:sectPr>
       <w:footnotePr>
         <w:numRestart w:val="eachSect"/>
@@ -609,9 +749,6 @@
     <w:abstractNumId w:val="990"/>
   </w:num>
   <w:num w:numId="1001">
-    <w:abstractNumId w:val="991"/>
-  </w:num>
-  <w:num w:numId="1002">
     <w:abstractNumId w:val="991"/>
   </w:num>
 </w:numbering>

--- a/My-Professional-Book.docx
+++ b/My-Professional-Book.docx
@@ -54,7 +54,7 @@
         </w:p>
       </w:sdtContent>
     </w:sdt>
-    <w:bookmarkStart w:id="10" w:name="הקדמה"/>
+    <w:bookmarkStart w:id="9" w:name="section"/>
     <w:p>
       <w:pPr>
         <w:pStyle w:val="Heading1"/>
@@ -64,52 +64,831 @@
         <w:rPr>
           <w:rtl/>
         </w:rPr>
-        <w:t xml:space="preserve">1. הקדמה</w:t>
-      </w:r>
-    </w:p>
-    <w:p>
-      <w:pPr>
-        <w:bidi/>
-      </w:pPr>
-      <w:r>
-        <w:rPr>
-          <w:rtl/>
-        </w:rPr>
-        <w:t xml:space="preserve">זהו ספר שנכתב בעזרת</w:t>
-      </w:r>
-      <w:r>
-        <w:rPr>
-          <w:rtl/>
-        </w:rPr>
-        <w:t xml:space="preserve"> </w:t>
-      </w:r>
-      <w:r>
-        <w:rPr>
-          <w:b/>
-          <w:bCs/>
-          <w:rtl/>
-        </w:rPr>
-        <w:t xml:space="preserve">Quarto</w:t>
-      </w:r>
-      <w:r>
-        <w:rPr>
-          <w:rtl/>
-        </w:rPr>
-        <w:t xml:space="preserve"> </w:t>
-      </w:r>
-      <w:r>
-        <w:rPr>
-          <w:rtl/>
-        </w:rPr>
-        <w:t xml:space="preserve">ו-</w:t>
-      </w:r>
-      <w:r>
-        <w:rPr>
-          <w:b/>
-          <w:bCs/>
-          <w:rtl/>
-        </w:rPr>
-        <w:t xml:space="preserve">Typst</w:t>
+        <w:t xml:space="preserve">1. </w:t>
+      </w:r>
+    </w:p>
+    <w:bookmarkEnd w:id="9"/>
+    <w:bookmarkStart w:id="14" w:name="הקדמה-תורת-חיים-למציאות-מתחדשת"/>
+    <w:p>
+      <w:pPr>
+        <w:pStyle w:val="Heading1"/>
+        <w:bidi/>
+      </w:pPr>
+      <w:r>
+        <w:rPr>
+          <w:rtl/>
+        </w:rPr>
+        <w:t xml:space="preserve">2. הקדמה: תורת חיים למציאות מתחדשת</w:t>
+      </w:r>
+    </w:p>
+    <w:bookmarkStart w:id="10" w:name="פתח-דבר-הצורך-בבירור-מחודש"/>
+    <w:p>
+      <w:pPr>
+        <w:pStyle w:val="Heading3"/>
+        <w:bidi/>
+      </w:pPr>
+      <w:r>
+        <w:rPr>
+          <w:rtl/>
+        </w:rPr>
+        <w:t xml:space="preserve">2.0.1 פתח דבר: הצורך בבירור מחודש</w:t>
+      </w:r>
+    </w:p>
+    <w:p>
+      <w:pPr>
+        <w:bidi/>
+      </w:pPr>
+      <w:r>
+        <w:rPr>
+          <w:rtl/>
+        </w:rPr>
+        <w:t xml:space="preserve">ספר זה אינו נכתב בחלל ריק. הוא נולד מתוך הכרה עמוקה בחשיבותה של ההלכה כמרכיב המכונן של הזהות היהודית, אך בד בבד מתוך זיהוי של משבר שקט המלווה את עולם התורה בדורות האחרונים. לאורך מאות שנים, השולחן ערוך ונושאי כליו שימשו כעמוד השדרה של הקיום היהודי. אולם, המציאות האנושית, הטכנולוגית והחברתית עברה תמורות כבירות, בעוד שמערכת הפסיקה נותרה לעיתים כבולה למסגרות זמן ומקום שאינן רלוונטיות עוד.</w:t>
+      </w:r>
+    </w:p>
+    <w:p>
+      <w:pPr>
+        <w:bidi/>
+      </w:pPr>
+      <w:r>
+        <w:rPr>
+          <w:rtl/>
+        </w:rPr>
+        <w:t xml:space="preserve">אין כאן כוונה לזלזל חלילה בענקי הדורות או במפעל הפסיקה המפואר. להפך – מתוך כבוד והערכה למסורת חז”ל, אנו מבקשים ליישם את המתודולוגיה שלהם עצמם: לבחון את המציאות בעיניים פקוחות ולגזור מתוכה את דבר השם. תורה שאינה מתכתבת עם המציאות מאבדת את חיוניותה והופכת ל”מצוות אנשים מלומדה”. ספר זה בא לגשר על הפער הזה, לא כפרשנות אישית, אלא כמניפסט של הציבור ועבור הציבור.</w:t>
+      </w:r>
+    </w:p>
+    <w:bookmarkEnd w:id="10"/>
+    <w:bookmarkStart w:id="11" w:name="יסודות-המתודולוגיה-שיבה-אל-המקור"/>
+    <w:p>
+      <w:pPr>
+        <w:pStyle w:val="Heading3"/>
+        <w:bidi/>
+      </w:pPr>
+      <w:r>
+        <w:rPr>
+          <w:rtl/>
+        </w:rPr>
+        <w:t xml:space="preserve">2.0.2 יסודות המתודולוגיה: שיבה אל המקור</w:t>
+      </w:r>
+    </w:p>
+    <w:p>
+      <w:pPr>
+        <w:bidi/>
+      </w:pPr>
+      <w:r>
+        <w:rPr>
+          <w:rtl/>
+        </w:rPr>
+        <w:t xml:space="preserve">הקו המנחה בספר זה הוא ההיצמדות לטקסט המקראי ולאדני הפסיקה המקוריים של חז”ל, תוך הפרדה ברורה בין עיקרה של הלכה לבין סייגים, מנהגים ופרשנויות חברתיות שהשתרשו עם השנים. אנו יוצאים מנקודת הנחה שהתורה היא נצחית, אך יישומה תלוי בהבנה מדויקת של המציאות המשתנה.</w:t>
+      </w:r>
+    </w:p>
+    <w:p>
+      <w:pPr>
+        <w:bidi/>
+      </w:pPr>
+      <w:r>
+        <w:rPr>
+          <w:rtl/>
+        </w:rPr>
+        <w:t xml:space="preserve">בחינת ההלכות בספר זה נעשית בשלושה שלבים:</w:t>
+      </w:r>
+      <w:r>
+        <w:rPr>
+          <w:rtl/>
+        </w:rPr>
+        <w:t xml:space="preserve"> </w:t>
+      </w:r>
+      <w:r>
+        <w:rPr>
+          <w:rtl/>
+        </w:rPr>
+        <w:t xml:space="preserve">1.</w:t>
+      </w:r>
+      <w:r>
+        <w:rPr>
+          <w:rtl/>
+        </w:rPr>
+        <w:t xml:space="preserve"> </w:t>
+      </w:r>
+      <w:r>
+        <w:rPr>
+          <w:b/>
+          <w:bCs/>
+          <w:rtl/>
+        </w:rPr>
+        <w:t xml:space="preserve">חקירת השורש:</w:t>
+      </w:r>
+      <w:r>
+        <w:rPr>
+          <w:rtl/>
+        </w:rPr>
+        <w:t xml:space="preserve"> </w:t>
+      </w:r>
+      <w:r>
+        <w:rPr>
+          <w:rtl/>
+        </w:rPr>
+        <w:t xml:space="preserve">איתור המקור הראשוני של הדין בתורה שבכתב ובמשנה.</w:t>
+      </w:r>
+      <w:r>
+        <w:rPr>
+          <w:rtl/>
+        </w:rPr>
+        <w:t xml:space="preserve"> </w:t>
+      </w:r>
+      <w:r>
+        <w:rPr>
+          <w:rtl/>
+        </w:rPr>
+        <w:t xml:space="preserve">2.</w:t>
+      </w:r>
+      <w:r>
+        <w:rPr>
+          <w:rtl/>
+        </w:rPr>
+        <w:t xml:space="preserve"> </w:t>
+      </w:r>
+      <w:r>
+        <w:rPr>
+          <w:b/>
+          <w:bCs/>
+          <w:rtl/>
+        </w:rPr>
+        <w:t xml:space="preserve">ניתוח הטעם:</w:t>
+      </w:r>
+      <w:r>
+        <w:rPr>
+          <w:rtl/>
+        </w:rPr>
+        <w:t xml:space="preserve"> </w:t>
+      </w:r>
+      <w:r>
+        <w:rPr>
+          <w:rtl/>
+        </w:rPr>
+        <w:t xml:space="preserve">הבנת הסיבה המקורית לפסיקה – האם היא נבעה מתנאים פיזיים, רפואיים, כלכליים או ביטחוניים שהיו קיימים בעבר?</w:t>
+      </w:r>
+      <w:r>
+        <w:rPr>
+          <w:rtl/>
+        </w:rPr>
+        <w:t xml:space="preserve"> </w:t>
+      </w:r>
+      <w:r>
+        <w:rPr>
+          <w:rtl/>
+        </w:rPr>
+        <w:t xml:space="preserve">3.</w:t>
+      </w:r>
+      <w:r>
+        <w:rPr>
+          <w:rtl/>
+        </w:rPr>
+        <w:t xml:space="preserve"> </w:t>
+      </w:r>
+      <w:r>
+        <w:rPr>
+          <w:b/>
+          <w:bCs/>
+          <w:rtl/>
+        </w:rPr>
+        <w:t xml:space="preserve">מבחן הרלוונטיות:</w:t>
+      </w:r>
+      <w:r>
+        <w:rPr>
+          <w:rtl/>
+        </w:rPr>
+        <w:t xml:space="preserve"> </w:t>
+      </w:r>
+      <w:r>
+        <w:rPr>
+          <w:rtl/>
+        </w:rPr>
+        <w:t xml:space="preserve">בחינה כנה של המציאות הנוכחית. במידה והטעם המקורי בטל או השתנה מהותית, ההלכה נבחנת מחדש – אם לצמצום, אם לשינוי ואם לביטול – במטרה להעמיד פסק הלכה מחייב ונכון לכלל קהילות ישראל.</w:t>
+      </w:r>
+    </w:p>
+    <w:bookmarkEnd w:id="11"/>
+    <w:bookmarkStart w:id="12" w:name="שבירת-המחיצות-והאחדות-ההלכתית"/>
+    <w:p>
+      <w:pPr>
+        <w:pStyle w:val="Heading3"/>
+        <w:bidi/>
+      </w:pPr>
+      <w:r>
+        <w:rPr>
+          <w:rtl/>
+        </w:rPr>
+        <w:t xml:space="preserve">2.0.3 שבירת המחיצות והאחדות ההלכתית</w:t>
+      </w:r>
+    </w:p>
+    <w:p>
+      <w:pPr>
+        <w:bidi/>
+      </w:pPr>
+      <w:r>
+        <w:rPr>
+          <w:rtl/>
+        </w:rPr>
+        <w:t xml:space="preserve">אחד הכשלים המרכזיים בעולם ההלכה כיום הוא הפיצול לקהילות, עדות ותתי-מגזרים, המנציחים פסקי הלכה המבוססים על גיאוגרפיה היסטורית ולא על מהות תורנית. ספר זה מבקש לבטל את ההבחנות המלאכותיות הללו. התורה היא אחת, וההלכה אמורה לאחד את העם תחת קודקס התנהגותי רלוונטי ואחיד.</w:t>
+      </w:r>
+    </w:p>
+    <w:p>
+      <w:pPr>
+        <w:bidi/>
+      </w:pPr>
+      <w:r>
+        <w:rPr>
+          <w:rtl/>
+        </w:rPr>
+        <w:t xml:space="preserve">הדברים המובאים כאן אינם בגדר</w:t>
+      </w:r>
+      <w:r>
+        <w:rPr>
+          <w:rtl/>
+        </w:rPr>
+        <w:t xml:space="preserve"> </w:t>
+      </w:r>
+      <w:r>
+        <w:rPr>
+          <w:rtl/>
+        </w:rPr>
+        <w:t xml:space="preserve">“הצעה למחשבה”</w:t>
+      </w:r>
+      <w:r>
+        <w:rPr>
+          <w:rtl/>
+        </w:rPr>
+        <w:t xml:space="preserve"> </w:t>
+      </w:r>
+      <w:r>
+        <w:rPr>
+          <w:rtl/>
+        </w:rPr>
+        <w:t xml:space="preserve">בלבד. זוהי קריאה לשינוי תפיסתי עמוק: החזרת הסמכות לידי הציבור הלומד והמבין, תוך דרישה ליושרה אינטלקטואלית מול המקורות. אנו מטפלים בכל תחומי החיים – החל מהלכות שבת ומועד, דרך דיני אישות ועד למשפט האזרחי – מתוך מטרה להעמיד</w:t>
+      </w:r>
+      <w:r>
+        <w:rPr>
+          <w:rtl/>
+        </w:rPr>
+        <w:t xml:space="preserve"> </w:t>
+      </w:r>
+      <w:r>
+        <w:rPr>
+          <w:rtl/>
+        </w:rPr>
+        <w:t xml:space="preserve">“שולחן ערוך”</w:t>
+      </w:r>
+      <w:r>
+        <w:rPr>
+          <w:rtl/>
+        </w:rPr>
+        <w:t xml:space="preserve"> </w:t>
+      </w:r>
+      <w:r>
+        <w:rPr>
+          <w:rtl/>
+        </w:rPr>
+        <w:t xml:space="preserve">חדש, כזה שניתן לחיות לאורו בגאווה ובאמונה בעולם המודרני.</w:t>
+      </w:r>
+    </w:p>
+    <w:bookmarkEnd w:id="12"/>
+    <w:bookmarkStart w:id="13" w:name="חתימה"/>
+    <w:p>
+      <w:pPr>
+        <w:pStyle w:val="Heading3"/>
+        <w:bidi/>
+      </w:pPr>
+      <w:r>
+        <w:rPr>
+          <w:rtl/>
+        </w:rPr>
+        <w:t xml:space="preserve">2.0.4 חתימה</w:t>
+      </w:r>
+    </w:p>
+    <w:p>
+      <w:pPr>
+        <w:bidi/>
+      </w:pPr>
+      <w:r>
+        <w:rPr>
+          <w:rtl/>
+        </w:rPr>
+        <w:t xml:space="preserve">יהי רצון שספר זה ישמש כפתח לדיון נוקב ואמיתי בתוככי בית המדרש ומחוצה לו. שנזכה להבין כי התורה לא בשמיים היא, אלא בפינו ובלבבנו לעשותה – בכל זמן, בכל מקום ובכל מציאות.</w:t>
+      </w:r>
+    </w:p>
+    <w:bookmarkEnd w:id="13"/>
+    <w:bookmarkEnd w:id="14"/>
+    <w:bookmarkStart w:id="18" w:name="רשימת-מצוות-התורה---בחינה-מחודשת"/>
+    <w:p>
+      <w:pPr>
+        <w:pStyle w:val="Heading1"/>
+        <w:bidi/>
+      </w:pPr>
+      <w:r>
+        <w:rPr>
+          <w:rtl/>
+        </w:rPr>
+        <w:t xml:space="preserve">3. רשימת מצוות התורה - בחינה מחודשת</w:t>
+      </w:r>
+    </w:p>
+    <w:bookmarkStart w:id="15" w:name="מצוות-המוסכמות-על-כל-המונים"/>
+    <w:p>
+      <w:pPr>
+        <w:pStyle w:val="Heading3"/>
+        <w:bidi/>
+      </w:pPr>
+      <w:r>
+        <w:rPr>
+          <w:rtl/>
+        </w:rPr>
+        <w:t xml:space="preserve">3.0.1 מצוות המוסכמות על כל המונים</w:t>
+      </w:r>
+    </w:p>
+    <w:p>
+      <w:pPr>
+        <w:pStyle w:val="Compact"/>
+        <w:numPr>
+          <w:ilvl w:val="0"/>
+          <w:numId w:val="1001"/>
+        </w:numPr>
+        <w:bidi/>
+      </w:pPr>
+      <w:r>
+        <w:rPr>
+          <w:b/>
+          <w:bCs/>
+          <w:rtl/>
+        </w:rPr>
+        <w:t xml:space="preserve">פרו ורבו</w:t>
+      </w:r>
+      <w:r>
+        <w:rPr>
+          <w:rtl/>
+        </w:rPr>
+        <w:t xml:space="preserve"> </w:t>
+      </w:r>
+      <w:r>
+        <w:rPr>
+          <w:rtl/>
+        </w:rPr>
+        <w:t xml:space="preserve">(בראשית א’, כ”ח) - מצוות עשה להפרות ולהרבות.</w:t>
+      </w:r>
+    </w:p>
+    <w:p>
+      <w:pPr>
+        <w:pStyle w:val="Compact"/>
+        <w:numPr>
+          <w:ilvl w:val="0"/>
+          <w:numId w:val="1001"/>
+        </w:numPr>
+        <w:bidi/>
+      </w:pPr>
+      <w:r>
+        <w:rPr>
+          <w:b/>
+          <w:bCs/>
+          <w:rtl/>
+        </w:rPr>
+        <w:t xml:space="preserve">מילת זכרים</w:t>
+      </w:r>
+      <w:r>
+        <w:rPr>
+          <w:rtl/>
+        </w:rPr>
+        <w:t xml:space="preserve"> </w:t>
+      </w:r>
+      <w:r>
+        <w:rPr>
+          <w:rtl/>
+        </w:rPr>
+        <w:t xml:space="preserve">(בראשית י”ז, י’) - מצוות עשה למול את הבנים ביום השמיני.</w:t>
+      </w:r>
+    </w:p>
+    <w:p>
+      <w:pPr>
+        <w:pStyle w:val="Compact"/>
+        <w:numPr>
+          <w:ilvl w:val="0"/>
+          <w:numId w:val="1001"/>
+        </w:numPr>
+        <w:bidi/>
+      </w:pPr>
+      <w:r>
+        <w:rPr>
+          <w:b/>
+          <w:bCs/>
+          <w:rtl/>
+        </w:rPr>
+        <w:t xml:space="preserve">גיד הנשה</w:t>
+      </w:r>
+      <w:r>
+        <w:rPr>
+          <w:rtl/>
+        </w:rPr>
+        <w:t xml:space="preserve"> </w:t>
+      </w:r>
+      <w:r>
+        <w:rPr>
+          <w:rtl/>
+        </w:rPr>
+        <w:t xml:space="preserve">(בראשית ל”ב, לג) - מצוות לא תעשה שלא לאכול גיד הנשה.</w:t>
+      </w:r>
+    </w:p>
+    <w:p>
+      <w:pPr>
+        <w:pStyle w:val="Compact"/>
+        <w:numPr>
+          <w:ilvl w:val="0"/>
+          <w:numId w:val="1001"/>
+        </w:numPr>
+        <w:bidi/>
+      </w:pPr>
+      <w:r>
+        <w:rPr>
+          <w:b/>
+          <w:bCs/>
+          <w:rtl/>
+        </w:rPr>
+        <w:t xml:space="preserve">קידוש החודש</w:t>
+      </w:r>
+      <w:r>
+        <w:rPr>
+          <w:rtl/>
+        </w:rPr>
+        <w:t xml:space="preserve"> </w:t>
+      </w:r>
+      <w:r>
+        <w:rPr>
+          <w:rtl/>
+        </w:rPr>
+        <w:t xml:space="preserve">(שמות י”ב, ב’) - מצוות עשה לקדש חודשים ולעבר שנים.</w:t>
+      </w:r>
+    </w:p>
+    <w:p>
+      <w:pPr>
+        <w:pStyle w:val="Compact"/>
+        <w:numPr>
+          <w:ilvl w:val="0"/>
+          <w:numId w:val="1001"/>
+        </w:numPr>
+        <w:bidi/>
+      </w:pPr>
+      <w:r>
+        <w:rPr>
+          <w:b/>
+          <w:bCs/>
+          <w:rtl/>
+        </w:rPr>
+        <w:t xml:space="preserve">שחיטת הפסח</w:t>
+      </w:r>
+      <w:r>
+        <w:rPr>
+          <w:rtl/>
+        </w:rPr>
+        <w:t xml:space="preserve"> </w:t>
+      </w:r>
+      <w:r>
+        <w:rPr>
+          <w:rtl/>
+        </w:rPr>
+        <w:t xml:space="preserve">(שמות י”ב, ו’) - מצוות עשה לשחוט שה לפסח במועדו.</w:t>
+      </w:r>
+    </w:p>
+    <w:p>
+      <w:pPr>
+        <w:pStyle w:val="Compact"/>
+        <w:numPr>
+          <w:ilvl w:val="0"/>
+          <w:numId w:val="1001"/>
+        </w:numPr>
+        <w:bidi/>
+      </w:pPr>
+      <w:r>
+        <w:rPr>
+          <w:b/>
+          <w:bCs/>
+          <w:rtl/>
+        </w:rPr>
+        <w:t xml:space="preserve">אכילת מצה</w:t>
+      </w:r>
+      <w:r>
+        <w:rPr>
+          <w:rtl/>
+        </w:rPr>
+        <w:t xml:space="preserve"> </w:t>
+      </w:r>
+      <w:r>
+        <w:rPr>
+          <w:rtl/>
+        </w:rPr>
+        <w:t xml:space="preserve">(שמות י”ב, י”ח) - מצוות עשה לאכול מצה בליל חמישה עשר בניסן.</w:t>
+      </w:r>
+    </w:p>
+    <w:p>
+      <w:pPr>
+        <w:pStyle w:val="Compact"/>
+        <w:numPr>
+          <w:ilvl w:val="0"/>
+          <w:numId w:val="1001"/>
+        </w:numPr>
+        <w:bidi/>
+      </w:pPr>
+      <w:r>
+        <w:rPr>
+          <w:b/>
+          <w:bCs/>
+          <w:rtl/>
+        </w:rPr>
+        <w:t xml:space="preserve">איסור חמץ</w:t>
+      </w:r>
+      <w:r>
+        <w:rPr>
+          <w:rtl/>
+        </w:rPr>
+        <w:t xml:space="preserve"> </w:t>
+      </w:r>
+      <w:r>
+        <w:rPr>
+          <w:rtl/>
+        </w:rPr>
+        <w:t xml:space="preserve">(שמות י”ב, ט”ו) - מצוות לא תעשה שלא יראה ושלא ימצא חמץ.</w:t>
+      </w:r>
+    </w:p>
+    <w:p>
+      <w:r>
+        <w:pict>
+          <v:rect style="width:0;height:1.5pt" o:hralign="center" o:hrstd="t" o:hr="t"/>
+        </w:pict>
+      </w:r>
+    </w:p>
+    <w:bookmarkEnd w:id="15"/>
+    <w:bookmarkStart w:id="16" w:name="מצוות-לפי-שיטת-הרמבם-ספר-המצוות"/>
+    <w:p>
+      <w:pPr>
+        <w:pStyle w:val="Heading3"/>
+        <w:bidi/>
+      </w:pPr>
+      <w:r>
+        <w:rPr>
+          <w:rtl/>
+        </w:rPr>
+        <w:t xml:space="preserve">3.0.2 מצוות לפי שיטת הרמב”ם (ספר המצוות)</w:t>
+      </w:r>
+    </w:p>
+    <w:p>
+      <w:pPr>
+        <w:bidi/>
+      </w:pPr>
+      <w:r>
+        <w:rPr>
+          <w:i/>
+          <w:iCs/>
+          <w:rtl/>
+        </w:rPr>
+        <w:t xml:space="preserve">כאן יופיעו מצוות שהרמב”ם מונה, אך אחרים (כמו הרמב”ן) חולקים על הגדרתן כמצווה דאורייתא עצמאית.</w:t>
+      </w:r>
+    </w:p>
+    <w:p>
+      <w:pPr>
+        <w:pStyle w:val="Compact"/>
+        <w:numPr>
+          <w:ilvl w:val="0"/>
+          <w:numId w:val="1002"/>
+        </w:numPr>
+        <w:bidi/>
+      </w:pPr>
+      <w:r>
+        <w:rPr>
+          <w:b/>
+          <w:bCs/>
+          <w:rtl/>
+        </w:rPr>
+        <w:t xml:space="preserve">האמנת האלוהות</w:t>
+      </w:r>
+      <w:r>
+        <w:rPr>
+          <w:rtl/>
+        </w:rPr>
+        <w:t xml:space="preserve"> </w:t>
+      </w:r>
+      <w:r>
+        <w:rPr>
+          <w:rtl/>
+        </w:rPr>
+        <w:t xml:space="preserve">(שמות כ’, ב’) - מצוות עשה להאמין שיש אלוהים. (הרמב”ן חולק וסובר שזהו יסוד האמונה ולא מצווה פרטית).</w:t>
+      </w:r>
+    </w:p>
+    <w:p>
+      <w:pPr>
+        <w:pStyle w:val="Compact"/>
+        <w:numPr>
+          <w:ilvl w:val="0"/>
+          <w:numId w:val="1002"/>
+        </w:numPr>
+        <w:bidi/>
+      </w:pPr>
+      <w:r>
+        <w:rPr>
+          <w:b/>
+          <w:bCs/>
+          <w:rtl/>
+        </w:rPr>
+        <w:t xml:space="preserve">אחדות השם</w:t>
+      </w:r>
+      <w:r>
+        <w:rPr>
+          <w:rtl/>
+        </w:rPr>
+        <w:t xml:space="preserve"> </w:t>
+      </w:r>
+      <w:r>
+        <w:rPr>
+          <w:rtl/>
+        </w:rPr>
+        <w:t xml:space="preserve">(דברים ו’, ד’) - מצוות עשה לייחדו.</w:t>
+      </w:r>
+    </w:p>
+    <w:p>
+      <w:pPr>
+        <w:pStyle w:val="Compact"/>
+        <w:numPr>
+          <w:ilvl w:val="0"/>
+          <w:numId w:val="1002"/>
+        </w:numPr>
+        <w:bidi/>
+      </w:pPr>
+      <w:r>
+        <w:rPr>
+          <w:b/>
+          <w:bCs/>
+          <w:rtl/>
+        </w:rPr>
+        <w:t xml:space="preserve">אהבת השם</w:t>
+      </w:r>
+      <w:r>
+        <w:rPr>
+          <w:rtl/>
+        </w:rPr>
+        <w:t xml:space="preserve"> </w:t>
+      </w:r>
+      <w:r>
+        <w:rPr>
+          <w:rtl/>
+        </w:rPr>
+        <w:t xml:space="preserve">(דברים ו’, ה’) - מצוות עשה לאהוב אותו.</w:t>
+      </w:r>
+    </w:p>
+    <w:p>
+      <w:r>
+        <w:pict>
+          <v:rect style="width:0;height:1.5pt" o:hralign="center" o:hrstd="t" o:hr="t"/>
+        </w:pict>
+      </w:r>
+    </w:p>
+    <w:bookmarkEnd w:id="16"/>
+    <w:bookmarkStart w:id="17" w:name="מצוות-לפי-שיטת-הרמבן-השגות-לספר-המצוות"/>
+    <w:p>
+      <w:pPr>
+        <w:pStyle w:val="Heading3"/>
+        <w:bidi/>
+      </w:pPr>
+      <w:r>
+        <w:rPr>
+          <w:rtl/>
+        </w:rPr>
+        <w:t xml:space="preserve">3.0.3 מצוות לפי שיטת הרמב”ן (השגות לספר המצוות)</w:t>
+      </w:r>
+    </w:p>
+    <w:p>
+      <w:pPr>
+        <w:bidi/>
+      </w:pPr>
+      <w:r>
+        <w:rPr>
+          <w:i/>
+          <w:iCs/>
+          <w:rtl/>
+        </w:rPr>
+        <w:t xml:space="preserve">מצוות שהרמב”ן סובר שהן דאורייתא, אך הרמב”ם השמיט מהמניין.</w:t>
+      </w:r>
+    </w:p>
+    <w:p>
+      <w:pPr>
+        <w:pStyle w:val="Compact"/>
+        <w:numPr>
+          <w:ilvl w:val="0"/>
+          <w:numId w:val="1003"/>
+        </w:numPr>
+        <w:bidi/>
+      </w:pPr>
+      <w:r>
+        <w:rPr>
+          <w:b/>
+          <w:bCs/>
+          <w:rtl/>
+        </w:rPr>
+        <w:t xml:space="preserve">ישיבת ארץ ישראל</w:t>
+      </w:r>
+      <w:r>
+        <w:rPr>
+          <w:rtl/>
+        </w:rPr>
+        <w:t xml:space="preserve"> </w:t>
+      </w:r>
+      <w:r>
+        <w:rPr>
+          <w:rtl/>
+        </w:rPr>
+        <w:t xml:space="preserve">(במדבר ל”ג, נ”ג) -</w:t>
+      </w:r>
+      <w:r>
+        <w:rPr>
+          <w:rtl/>
+        </w:rPr>
+        <w:t xml:space="preserve"> </w:t>
+      </w:r>
+      <w:r>
+        <w:rPr>
+          <w:rtl/>
+        </w:rPr>
+        <w:t xml:space="preserve">“והורשתם את הארץ וישבתם בה”</w:t>
+      </w:r>
+      <w:r>
+        <w:rPr>
+          <w:rtl/>
+        </w:rPr>
+        <w:t xml:space="preserve">. (הרמב”ם לא מנה זאת כמצווה עצמאית לדורות).</w:t>
+      </w:r>
+    </w:p>
+    <w:p>
+      <w:pPr>
+        <w:pStyle w:val="Compact"/>
+        <w:numPr>
+          <w:ilvl w:val="0"/>
+          <w:numId w:val="1003"/>
+        </w:numPr>
+        <w:bidi/>
+      </w:pPr>
+      <w:r>
+        <w:rPr>
+          <w:b/>
+          <w:bCs/>
+          <w:rtl/>
+        </w:rPr>
+        <w:t xml:space="preserve">ברכת המזון על התורה</w:t>
+      </w:r>
+      <w:r>
+        <w:rPr>
+          <w:rtl/>
+        </w:rPr>
+        <w:t xml:space="preserve"> </w:t>
+      </w:r>
+      <w:r>
+        <w:rPr>
+          <w:rtl/>
+        </w:rPr>
+        <w:t xml:space="preserve">(דברים ח’, י’) - מצווה להודות על התורה בלימודה.</w:t>
+      </w:r>
+    </w:p>
+    <w:p>
+      <w:pPr>
+        <w:pStyle w:val="Compact"/>
+        <w:numPr>
+          <w:ilvl w:val="0"/>
+          <w:numId w:val="1003"/>
+        </w:numPr>
+        <w:bidi/>
+      </w:pPr>
+      <w:r>
+        <w:rPr>
+          <w:b/>
+          <w:bCs/>
+          <w:rtl/>
+        </w:rPr>
+        <w:t xml:space="preserve">הדמיון במידותיו</w:t>
+      </w:r>
+      <w:r>
+        <w:rPr>
+          <w:rtl/>
+        </w:rPr>
+        <w:t xml:space="preserve"> </w:t>
+      </w:r>
+      <w:r>
+        <w:rPr>
+          <w:rtl/>
+        </w:rPr>
+        <w:t xml:space="preserve">(דברים כ”ח, ט’) -</w:t>
+      </w:r>
+      <w:r>
+        <w:rPr>
+          <w:rtl/>
+        </w:rPr>
+        <w:t xml:space="preserve"> </w:t>
+      </w:r>
+      <w:r>
+        <w:rPr>
+          <w:rtl/>
+        </w:rPr>
+        <w:t xml:space="preserve">“והלכת בדרכיו”</w:t>
       </w:r>
       <w:r>
         <w:rPr>
@@ -118,112 +897,38 @@
         <w:t xml:space="preserve">.</w:t>
       </w:r>
     </w:p>
-    <w:bookmarkStart w:id="9" w:name="פרק-ראשון-שלום-עולם"/>
-    <w:p>
-      <w:pPr>
-        <w:pStyle w:val="Heading2"/>
-        <w:bidi/>
-      </w:pPr>
-      <w:r>
-        <w:rPr>
-          <w:rtl/>
-        </w:rPr>
-        <w:t xml:space="preserve">1.1 פרק ראשון: שלום עולם</w:t>
-      </w:r>
-    </w:p>
-    <w:p>
-      <w:pPr>
-        <w:bidi/>
-      </w:pPr>
-      <w:r>
-        <w:rPr>
-          <w:rtl/>
-        </w:rPr>
-        <w:t xml:space="preserve">כאן מתחיל התוכן של הספר שלך. מכיוון שהגדרנו</w:t>
-      </w:r>
-      <w:r>
-        <w:rPr>
-          <w:rtl/>
-        </w:rPr>
-        <w:t xml:space="preserve"> </w:t>
-      </w:r>
-      <w:r>
-        <w:rPr>
-          <w:rStyle w:val="VerbatimChar"/>
-          <w:rtl/>
-        </w:rPr>
-        <w:t xml:space="preserve">dir: rtl</w:t>
-      </w:r>
-      <w:r>
-        <w:rPr>
-          <w:rtl/>
-        </w:rPr>
-        <w:t xml:space="preserve">, הטקסט ייושר לימין והמספרים יופיעו בצד המתאים.</w:t>
-      </w:r>
-    </w:p>
-    <w:p>
-      <w:pPr>
-        <w:pStyle w:val="Compact"/>
-        <w:numPr>
-          <w:ilvl w:val="0"/>
-          <w:numId w:val="1001"/>
-        </w:numPr>
-        <w:bidi/>
-      </w:pPr>
-      <w:r>
-        <w:rPr>
-          <w:rtl/>
-        </w:rPr>
-        <w:t xml:space="preserve">רשימה לדוגמה</w:t>
-      </w:r>
-    </w:p>
-    <w:p>
-      <w:pPr>
-        <w:pStyle w:val="Compact"/>
-        <w:numPr>
-          <w:ilvl w:val="0"/>
-          <w:numId w:val="1001"/>
-        </w:numPr>
-        <w:bidi/>
-      </w:pPr>
-      <w:r>
-        <w:rPr>
-          <w:rtl/>
-        </w:rPr>
-        <w:t xml:space="preserve">פריט שני</w:t>
-      </w:r>
-    </w:p>
-    <w:p>
-      <w:pPr>
-        <w:pStyle w:val="Compact"/>
-        <w:numPr>
-          <w:ilvl w:val="0"/>
-          <w:numId w:val="1001"/>
-        </w:numPr>
-        <w:bidi/>
-      </w:pPr>
-      <w:r>
-        <w:rPr>
-          <w:rtl/>
-        </w:rPr>
-        <w:t xml:space="preserve">פריט שלישי</w:t>
-      </w:r>
-    </w:p>
-    <w:p>
-      <w:pPr>
-        <w:pStyle w:val="BlockText"/>
-        <w:bidi/>
-      </w:pPr>
-      <w:r>
-        <w:rPr>
-          <w:rtl/>
-        </w:rPr>
-        <w:t xml:space="preserve">“ציטוט בעברית נראה מצוין בפורמט הזה.”</w:t>
-      </w:r>
-    </w:p>
-    <w:bookmarkEnd w:id="9"/>
-    <w:bookmarkEnd w:id="10"/>
-    <w:bookmarkStart w:id="15" w:name="הקדמה-תורת-חיים-למציאות-מתחדשת"/>
+    <w:p>
+      <w:pPr>
+        <w:bidi/>
+      </w:pPr>
+      <w:r>
+        <w:rPr>
+          <w:rtl/>
+        </w:rPr>
+        <w:t xml:space="preserve">להלן רשימת המצוות המופיעות בספר בראשית, מסודרות לפי הפורמט שקבענו: המצוות המוסכמות תחילה, ולאחריהן המצוות שקיימת לגביהן מחלוקת בין המונים (הרמב”ם, הרמב”ן ובעל הלכות גדולות).</w:t>
+      </w:r>
+    </w:p>
+    <w:p>
+      <w:pPr>
+        <w:bidi/>
+      </w:pPr>
+      <w:r>
+        <w:rPr>
+          <w:rtl/>
+        </w:rPr>
+        <w:t xml:space="preserve">כל המצוות כאן הן מתוך חמשת חומשי תורה בלבד, עם מראה מקום מדויק.</w:t>
+      </w:r>
+    </w:p>
+    <w:p>
+      <w:r>
+        <w:pict>
+          <v:rect style="width:0;height:1.5pt" o:hralign="center" o:hrstd="t" o:hr="t"/>
+        </w:pict>
+      </w:r>
+    </w:p>
+    <w:bookmarkEnd w:id="17"/>
+    <w:bookmarkEnd w:id="18"/>
+    <w:bookmarkStart w:id="24" w:name="ספר-בראשית-מניין-המצוות-לבחינה-מחודשת"/>
     <w:p>
       <w:pPr>
         <w:pStyle w:val="Heading1"/>
@@ -233,10 +938,10 @@
         <w:rPr>
           <w:rtl/>
         </w:rPr>
-        <w:t xml:space="preserve">2. הקדמה: תורת חיים למציאות מתחדשת</w:t>
-      </w:r>
-    </w:p>
-    <w:bookmarkStart w:id="11" w:name="פתח-דבר-הצורך-בבירור-מחודש"/>
+        <w:t xml:space="preserve">4. ספר בראשית: מניין המצוות לבחינה מחודשת</w:t>
+      </w:r>
+    </w:p>
+    <w:bookmarkStart w:id="19" w:name="מצוות-המוסכמות-על-כל-המונים-קונצנזוס"/>
     <w:p>
       <w:pPr>
         <w:pStyle w:val="Heading3"/>
@@ -246,33 +951,173 @@
         <w:rPr>
           <w:rtl/>
         </w:rPr>
-        <w:t xml:space="preserve">2.0.1 פתח דבר: הצורך בבירור מחודש</w:t>
-      </w:r>
-    </w:p>
-    <w:p>
-      <w:pPr>
-        <w:bidi/>
-      </w:pPr>
-      <w:r>
-        <w:rPr>
-          <w:rtl/>
-        </w:rPr>
-        <w:t xml:space="preserve">ספר זה אינו נכתב בחלל ריק. הוא נולד מתוך הכרה עמוקה בחשיבותה של ההלכה כמרכיב המכונן של הזהות היהודית, אך בד בבד מתוך זיהוי של משבר שקט המלווה את עולם התורה בדורות האחרונים. לאורך מאות שנים, השולחן ערוך ונושאי כליו שימשו כעמוד השדרה של הקיום היהודי. אולם, המציאות האנושית, הטכנולוגית והחברתית עברה תמורות כבירות, בעוד שמערכת הפסיקה נותרה לעיתים כבולה למסגרות זמן ומקום שאינן רלוונטיות עוד.</w:t>
-      </w:r>
-    </w:p>
-    <w:p>
-      <w:pPr>
-        <w:bidi/>
-      </w:pPr>
-      <w:r>
-        <w:rPr>
-          <w:rtl/>
-        </w:rPr>
-        <w:t xml:space="preserve">אין כאן כוונה לזלזל חלילה בענקי הדורות או במפעל הפסיקה המפואר. להפך – מתוך כבוד והערכה למסורת חז”ל, אנו מבקשים ליישם את המתודולוגיה שלהם עצמם: לבחון את המציאות בעיניים פקוחות ולגזור מתוכה את דבר השם. תורה שאינה מתכתבת עם המציאות מאבדת את חיוניותה והופכת ל”מצוות אנשים מלומדה”. ספר זה בא לגשר על הפער הזה, לא כפרשנות אישית, אלא כמניפסט של הציבור ועבור הציבור.</w:t>
-      </w:r>
-    </w:p>
-    <w:bookmarkEnd w:id="11"/>
-    <w:bookmarkStart w:id="12" w:name="יסודות-המתודולוגיה-שיבה-אל-המקור"/>
+        <w:t xml:space="preserve">4.0.1 מצוות המוסכמות על כל המונים (קונצנזוס)</w:t>
+      </w:r>
+    </w:p>
+    <w:p>
+      <w:pPr>
+        <w:bidi/>
+      </w:pPr>
+      <w:r>
+        <w:rPr>
+          <w:rtl/>
+        </w:rPr>
+        <w:t xml:space="preserve">מצוות אלו מופיעות אצל הרמב”ם, הרמב”ן, ספר החינוך והסמ”ג ללא מחלוקת על עצם הגדרתן כמצווה דאורייתא.</w:t>
+      </w:r>
+    </w:p>
+    <w:p>
+      <w:pPr>
+        <w:pStyle w:val="Compact"/>
+        <w:numPr>
+          <w:ilvl w:val="0"/>
+          <w:numId w:val="1004"/>
+        </w:numPr>
+        <w:bidi/>
+      </w:pPr>
+      <w:r>
+        <w:rPr>
+          <w:b/>
+          <w:bCs/>
+          <w:rtl/>
+        </w:rPr>
+        <w:t xml:space="preserve">פרייה ורבייה</w:t>
+      </w:r>
+      <w:r>
+        <w:rPr>
+          <w:rtl/>
+        </w:rPr>
+        <w:t xml:space="preserve"> </w:t>
+      </w:r>
+      <w:r>
+        <w:rPr>
+          <w:rtl/>
+        </w:rPr>
+        <w:t xml:space="preserve">(בראשית א’, כ”ח):</w:t>
+      </w:r>
+      <w:r>
+        <w:rPr>
+          <w:rtl/>
+        </w:rPr>
+        <w:t xml:space="preserve"> </w:t>
+      </w:r>
+      <w:r>
+        <w:rPr>
+          <w:rtl/>
+        </w:rPr>
+        <w:t xml:space="preserve">“וַיְבָרֶךְ אֹתָם אֱלֹהִים וַיֹּאמֶר לָהֶם אֱלֹהִים פְּרוּ וּרְבוּ וּמִלְאוּ אֶת הָאָרֶץ וְכִבְשֻׁהָ”</w:t>
+      </w:r>
+      <w:r>
+        <w:rPr>
+          <w:rtl/>
+        </w:rPr>
+        <w:t xml:space="preserve">.</w:t>
+      </w:r>
+    </w:p>
+    <w:p>
+      <w:pPr>
+        <w:pStyle w:val="Compact"/>
+        <w:numPr>
+          <w:ilvl w:val="0"/>
+          <w:numId w:val="1004"/>
+        </w:numPr>
+        <w:bidi/>
+      </w:pPr>
+      <w:r>
+        <w:rPr>
+          <w:b/>
+          <w:bCs/>
+          <w:rtl/>
+        </w:rPr>
+        <w:t xml:space="preserve">מילת זכרים</w:t>
+      </w:r>
+      <w:r>
+        <w:rPr>
+          <w:rtl/>
+        </w:rPr>
+        <w:t xml:space="preserve"> </w:t>
+      </w:r>
+      <w:r>
+        <w:rPr>
+          <w:rtl/>
+        </w:rPr>
+        <w:t xml:space="preserve">(בראשית י”ז, י’):</w:t>
+      </w:r>
+      <w:r>
+        <w:rPr>
+          <w:rtl/>
+        </w:rPr>
+        <w:t xml:space="preserve"> </w:t>
+      </w:r>
+      <w:r>
+        <w:rPr>
+          <w:rtl/>
+        </w:rPr>
+        <w:t xml:space="preserve">“זֹאת בְּרִיתִי אֲשֶׁר תִּשְׁמְרוּ בֵּינִי וּבֵינֵיכֶם וּבֵין זַרְעֲךָ אַחֲרֶיךָ הִמּוֹל לָכֶם כָּל זָכָר”</w:t>
+      </w:r>
+      <w:r>
+        <w:rPr>
+          <w:rtl/>
+        </w:rPr>
+        <w:t xml:space="preserve">.</w:t>
+      </w:r>
+    </w:p>
+    <w:p>
+      <w:pPr>
+        <w:pStyle w:val="Compact"/>
+        <w:numPr>
+          <w:ilvl w:val="0"/>
+          <w:numId w:val="1004"/>
+        </w:numPr>
+        <w:bidi/>
+      </w:pPr>
+      <w:r>
+        <w:rPr>
+          <w:b/>
+          <w:bCs/>
+          <w:rtl/>
+        </w:rPr>
+        <w:t xml:space="preserve">איסור אכילת גיד הנשה</w:t>
+      </w:r>
+      <w:r>
+        <w:rPr>
+          <w:rtl/>
+        </w:rPr>
+        <w:t xml:space="preserve"> </w:t>
+      </w:r>
+      <w:r>
+        <w:rPr>
+          <w:rtl/>
+        </w:rPr>
+        <w:t xml:space="preserve">(בראשית ל”ב, ל”ג):</w:t>
+      </w:r>
+      <w:r>
+        <w:rPr>
+          <w:rtl/>
+        </w:rPr>
+        <w:t xml:space="preserve"> </w:t>
+      </w:r>
+      <w:r>
+        <w:rPr>
+          <w:rtl/>
+        </w:rPr>
+        <w:t xml:space="preserve">“עַל כֵּן לֹא יֹאכְלוּ בְנֵי יִשְׂרָאֵל אֶת גִּיד הַנָּשֶׁה אֲשֶׁר עַל כַּף הַיָּרֵךְ עַד הַיּוֹם הַזֶּה”</w:t>
+      </w:r>
+      <w:r>
+        <w:rPr>
+          <w:rtl/>
+        </w:rPr>
+        <w:t xml:space="preserve">.</w:t>
+      </w:r>
+    </w:p>
+    <w:p>
+      <w:r>
+        <w:pict>
+          <v:rect style="width:0;height:1.5pt" o:hralign="center" o:hrstd="t" o:hr="t"/>
+        </w:pict>
+      </w:r>
+    </w:p>
+    <w:bookmarkEnd w:id="19"/>
+    <w:bookmarkStart w:id="20" w:name="מצוות-לפי-שיטת-הרמבם-ספר-המצוות-1"/>
     <w:p>
       <w:pPr>
         <w:pStyle w:val="Heading3"/>
@@ -282,147 +1127,31 @@
         <w:rPr>
           <w:rtl/>
         </w:rPr>
-        <w:t xml:space="preserve">2.0.2 יסודות המתודולוגיה: שיבה אל המקור</w:t>
-      </w:r>
-    </w:p>
-    <w:p>
-      <w:pPr>
-        <w:bidi/>
-      </w:pPr>
-      <w:r>
-        <w:rPr>
-          <w:rtl/>
-        </w:rPr>
-        <w:t xml:space="preserve">הקו המנחה בספר זה הוא ההיצמדות לטקסט המקראי ולאדני הפסיקה המקוריים של חז”ל, תוך הפרדה ברורה בין עיקרה של הלכה לבין סייגים, מנהגים ופרשנויות חברתיות שהשתרשו עם השנים. אנו יוצאים מנקודת הנחה שהתורה היא נצחית, אך יישומה תלוי בהבנה מדויקת של המציאות המשתנה.</w:t>
-      </w:r>
-    </w:p>
-    <w:p>
-      <w:pPr>
-        <w:bidi/>
-      </w:pPr>
-      <w:r>
-        <w:rPr>
-          <w:rtl/>
-        </w:rPr>
-        <w:t xml:space="preserve">בחינת ההלכות בספר זה נעשית בשלושה שלבים:</w:t>
-      </w:r>
-      <w:r>
-        <w:rPr>
-          <w:rtl/>
-        </w:rPr>
-        <w:t xml:space="preserve"> </w:t>
-      </w:r>
-      <w:r>
-        <w:rPr>
-          <w:rtl/>
-        </w:rPr>
-        <w:t xml:space="preserve">1.</w:t>
-      </w:r>
-      <w:r>
-        <w:rPr>
-          <w:rtl/>
-        </w:rPr>
-        <w:t xml:space="preserve"> </w:t>
-      </w:r>
-      <w:r>
-        <w:rPr>
-          <w:b/>
-          <w:bCs/>
-          <w:rtl/>
-        </w:rPr>
-        <w:t xml:space="preserve">חקירת השורש:</w:t>
-      </w:r>
-      <w:r>
-        <w:rPr>
-          <w:rtl/>
-        </w:rPr>
-        <w:t xml:space="preserve"> </w:t>
-      </w:r>
-      <w:r>
-        <w:rPr>
-          <w:rtl/>
-        </w:rPr>
-        <w:t xml:space="preserve">איתור המקור הראשוני של הדין בתורה שבכתב ובמשנה.</w:t>
-      </w:r>
-      <w:r>
-        <w:rPr>
-          <w:rtl/>
-        </w:rPr>
-        <w:t xml:space="preserve"> </w:t>
-      </w:r>
-      <w:r>
-        <w:rPr>
-          <w:rtl/>
-        </w:rPr>
-        <w:t xml:space="preserve">2.</w:t>
-      </w:r>
-      <w:r>
-        <w:rPr>
-          <w:rtl/>
-        </w:rPr>
-        <w:t xml:space="preserve"> </w:t>
-      </w:r>
-      <w:r>
-        <w:rPr>
-          <w:b/>
-          <w:bCs/>
-          <w:rtl/>
-        </w:rPr>
-        <w:t xml:space="preserve">ניתוח הטעם:</w:t>
-      </w:r>
-      <w:r>
-        <w:rPr>
-          <w:rtl/>
-        </w:rPr>
-        <w:t xml:space="preserve"> </w:t>
-      </w:r>
-      <w:r>
-        <w:rPr>
-          <w:rtl/>
-        </w:rPr>
-        <w:t xml:space="preserve">הבנת הסיבה המקורית לפסיקה – האם היא נבעה מתנאים פיזיים, רפואיים, כלכליים או ביטחוניים שהיו קיימים בעבר?</w:t>
-      </w:r>
-      <w:r>
-        <w:rPr>
-          <w:rtl/>
-        </w:rPr>
-        <w:t xml:space="preserve"> </w:t>
-      </w:r>
-      <w:r>
-        <w:rPr>
-          <w:rtl/>
-        </w:rPr>
-        <w:t xml:space="preserve">3.</w:t>
-      </w:r>
-      <w:r>
-        <w:rPr>
-          <w:rtl/>
-        </w:rPr>
-        <w:t xml:space="preserve"> </w:t>
-      </w:r>
-      <w:r>
-        <w:rPr>
-          <w:b/>
-          <w:bCs/>
-          <w:rtl/>
-        </w:rPr>
-        <w:t xml:space="preserve">מבחן הרלוונטיות:</w:t>
-      </w:r>
-      <w:r>
-        <w:rPr>
-          <w:rtl/>
-        </w:rPr>
-        <w:t xml:space="preserve"> </w:t>
-      </w:r>
-      <w:r>
-        <w:rPr>
-          <w:rtl/>
-        </w:rPr>
-        <w:t xml:space="preserve">בחינה כנה של המציאות הנוכחית. במידה והטעם המקורי בטל או השתנה מהותית, ההלכה נבחנת מחדש – אם לצמצום, אם לשינוי ואם לביטול – במטרה להעמיד פסק הלכה מחייב ונכון לכלל קהילות ישראל.</w:t>
-      </w:r>
-    </w:p>
-    <w:bookmarkEnd w:id="12"/>
-    <w:bookmarkStart w:id="13" w:name="שבירת-המחיצות-והאחדות-ההלכתית"/>
+        <w:t xml:space="preserve">4.0.2 מצוות לפי שיטת הרמב”ם (ספר המצוות)</w:t>
+      </w:r>
+    </w:p>
+    <w:p>
+      <w:pPr>
+        <w:bidi/>
+      </w:pPr>
+      <w:r>
+        <w:rPr>
+          <w:i/>
+          <w:iCs/>
+          <w:rtl/>
+        </w:rPr>
+        <w:t xml:space="preserve">בספר בראשית, הרמב”ם מונה את שלוש המצוות לעיל בלבד כמצוות לדורות.</w:t>
+      </w:r>
+    </w:p>
+    <w:p>
+      <w:r>
+        <w:pict>
+          <v:rect style="width:0;height:1.5pt" o:hralign="center" o:hrstd="t" o:hr="t"/>
+        </w:pict>
+      </w:r>
+    </w:p>
+    <w:bookmarkEnd w:id="20"/>
+    <w:bookmarkStart w:id="21" w:name="מצוות-לפי-שיטת-הרמבן-השגות"/>
     <w:p>
       <w:pPr>
         <w:pStyle w:val="Heading3"/>
@@ -432,81 +1161,79 @@
         <w:rPr>
           <w:rtl/>
         </w:rPr>
-        <w:t xml:space="preserve">2.0.3 שבירת המחיצות והאחדות ההלכתית</w:t>
-      </w:r>
-    </w:p>
-    <w:p>
-      <w:pPr>
-        <w:bidi/>
-      </w:pPr>
-      <w:r>
-        <w:rPr>
-          <w:rtl/>
-        </w:rPr>
-        <w:t xml:space="preserve">אחד הכשלים המרכזיים בעולם ההלכה כיום הוא הפיצול לקהילות, עדות ותתי-מגזרים, המנציחים פסקי הלכה המבוססים על גיאוגרפיה היסטורית ולא על מהות תורנית. ספר זה מבקש לבטל את ההבחנות המלאכותיות הללו. התורה היא אחת, וההלכה אמורה לאחד את העם תחת קודקס התנהגותי רלוונטי ואחיד.</w:t>
-      </w:r>
-    </w:p>
-    <w:p>
-      <w:pPr>
-        <w:bidi/>
-      </w:pPr>
-      <w:r>
-        <w:rPr>
-          <w:rtl/>
-        </w:rPr>
-        <w:t xml:space="preserve">הדברים המובאים כאן אינם בגדר</w:t>
-      </w:r>
-      <w:r>
-        <w:rPr>
-          <w:rtl/>
-        </w:rPr>
-        <w:t xml:space="preserve"> </w:t>
-      </w:r>
-      <w:r>
-        <w:rPr>
-          <w:rtl/>
-        </w:rPr>
-        <w:t xml:space="preserve">“הצעה למחשבה”</w:t>
-      </w:r>
-      <w:r>
-        <w:rPr>
-          <w:rtl/>
-        </w:rPr>
-        <w:t xml:space="preserve"> </w:t>
-      </w:r>
-      <w:r>
-        <w:rPr>
-          <w:rtl/>
-        </w:rPr>
-        <w:t xml:space="preserve">בלבד. זוהי קריאה לשינוי תפיסתי עמוק: החזרת הסמכות לידי הציבור הלומד והמבין, תוך דרישה ליושרה אינטלקטואלית מול המקורות. אנו מטפלים בכל תחומי החיים – החל מהלכות שבת ומועד, דרך דיני אישות ועד למשפט האזרחי – מתוך מטרה להעמיד</w:t>
-      </w:r>
-      <w:r>
-        <w:rPr>
-          <w:rtl/>
-        </w:rPr>
-        <w:t xml:space="preserve"> </w:t>
-      </w:r>
-      <w:r>
-        <w:rPr>
-          <w:rtl/>
-        </w:rPr>
-        <w:t xml:space="preserve">“שולחן ערוך”</w:t>
-      </w:r>
-      <w:r>
-        <w:rPr>
-          <w:rtl/>
-        </w:rPr>
-        <w:t xml:space="preserve"> </w:t>
-      </w:r>
-      <w:r>
-        <w:rPr>
-          <w:rtl/>
-        </w:rPr>
-        <w:t xml:space="preserve">חדש, כזה שניתן לחיות לאורו בגאווה ובאמונה בעולם המודרני.</w:t>
-      </w:r>
-    </w:p>
-    <w:bookmarkEnd w:id="13"/>
-    <w:bookmarkStart w:id="14" w:name="חתימה"/>
+        <w:t xml:space="preserve">4.0.3 מצוות לפי שיטת הרמב”ן (השגות)</w:t>
+      </w:r>
+    </w:p>
+    <w:p>
+      <w:pPr>
+        <w:bidi/>
+      </w:pPr>
+      <w:r>
+        <w:rPr>
+          <w:i/>
+          <w:iCs/>
+          <w:rtl/>
+        </w:rPr>
+        <w:t xml:space="preserve">הרמב”ן מוסיף מצוות שלדעתו הן חובה מהתורה, על אף שהן מופיעות לפני מתן תורה בסיני.</w:t>
+      </w:r>
+    </w:p>
+    <w:p>
+      <w:pPr>
+        <w:pStyle w:val="Compact"/>
+        <w:numPr>
+          <w:ilvl w:val="0"/>
+          <w:numId w:val="1005"/>
+        </w:numPr>
+        <w:bidi/>
+      </w:pPr>
+      <w:r>
+        <w:rPr>
+          <w:b/>
+          <w:bCs/>
+          <w:rtl/>
+        </w:rPr>
+        <w:t xml:space="preserve">קיום משפט ודינים</w:t>
+      </w:r>
+      <w:r>
+        <w:rPr>
+          <w:rtl/>
+        </w:rPr>
+        <w:t xml:space="preserve"> </w:t>
+      </w:r>
+      <w:r>
+        <w:rPr>
+          <w:rtl/>
+        </w:rPr>
+        <w:t xml:space="preserve">(בראשית ט’, ו’):</w:t>
+      </w:r>
+      <w:r>
+        <w:rPr>
+          <w:rtl/>
+        </w:rPr>
+        <w:t xml:space="preserve"> </w:t>
+      </w:r>
+      <w:r>
+        <w:rPr>
+          <w:rtl/>
+        </w:rPr>
+        <w:t xml:space="preserve">“שֹׁפֵךְ דַּם הָאָדָם בָּאָדָם דָּמוֹ יִשָּׁפֵךְ”</w:t>
+      </w:r>
+      <w:r>
+        <w:rPr>
+          <w:rtl/>
+        </w:rPr>
+        <w:t xml:space="preserve">. הרמב”ן רואה בפסוק זה מקור לחובת הקמת מערכת משפט (דינים) עוד לפני מתן תורה.</w:t>
+      </w:r>
+    </w:p>
+    <w:p>
+      <w:r>
+        <w:pict>
+          <v:rect style="width:0;height:1.5pt" o:hralign="center" o:hrstd="t" o:hr="t"/>
+        </w:pict>
+      </w:r>
+    </w:p>
+    <w:bookmarkEnd w:id="21"/>
+    <w:bookmarkStart w:id="22" w:name="מצוות-לפי-שיטת-בעל-הלכות-גדולות-בהג"/>
     <w:p>
       <w:pPr>
         <w:pStyle w:val="Heading3"/>
@@ -516,22 +1243,5158 @@
         <w:rPr>
           <w:rtl/>
         </w:rPr>
-        <w:t xml:space="preserve">2.0.4 חתימה</w:t>
-      </w:r>
-    </w:p>
-    <w:p>
-      <w:pPr>
-        <w:bidi/>
-      </w:pPr>
-      <w:r>
-        <w:rPr>
-          <w:rtl/>
-        </w:rPr>
-        <w:t xml:space="preserve">יהי רצון שספר זה ישמש כפתח לדיון נוקב ואמיתי בתוככי בית המדרש ומחוצה לו. שנזכה להבין כי התורה לא בשמיים היא, אלא בפינו ובלבבנו לעשותה – בכל זמן, בכל מקום ובכל מציאות.</w:t>
-      </w:r>
-    </w:p>
-    <w:bookmarkEnd w:id="14"/>
-    <w:bookmarkEnd w:id="15"/>
+        <w:t xml:space="preserve">4.0.4 מצוות לפי שיטת בעל הלכות גדולות (בה”ג)</w:t>
+      </w:r>
+    </w:p>
+    <w:p>
+      <w:pPr>
+        <w:bidi/>
+      </w:pPr>
+      <w:r>
+        <w:rPr>
+          <w:i/>
+          <w:iCs/>
+          <w:rtl/>
+        </w:rPr>
+        <w:t xml:space="preserve">הבה”ג מונה לעיתים הנהגות המופיעות בבראשית כמצוות עצמאיות.</w:t>
+      </w:r>
+    </w:p>
+    <w:p>
+      <w:pPr>
+        <w:pStyle w:val="Compact"/>
+        <w:numPr>
+          <w:ilvl w:val="0"/>
+          <w:numId w:val="1006"/>
+        </w:numPr>
+        <w:bidi/>
+      </w:pPr>
+      <w:r>
+        <w:rPr>
+          <w:b/>
+          <w:bCs/>
+          <w:rtl/>
+        </w:rPr>
+        <w:t xml:space="preserve">איסור אכילת אבר מן החי</w:t>
+      </w:r>
+      <w:r>
+        <w:rPr>
+          <w:rtl/>
+        </w:rPr>
+        <w:t xml:space="preserve"> </w:t>
+      </w:r>
+      <w:r>
+        <w:rPr>
+          <w:rtl/>
+        </w:rPr>
+        <w:t xml:space="preserve">(בראשית ט’, ד’):</w:t>
+      </w:r>
+      <w:r>
+        <w:rPr>
+          <w:rtl/>
+        </w:rPr>
+        <w:t xml:space="preserve"> </w:t>
+      </w:r>
+      <w:r>
+        <w:rPr>
+          <w:rtl/>
+        </w:rPr>
+        <w:t xml:space="preserve">“אַךְ בָּשָׂר בְּנַפְשׁוֹ דָמוֹ לֹא תֹאכֵלוּ”</w:t>
+      </w:r>
+      <w:r>
+        <w:rPr>
+          <w:rtl/>
+        </w:rPr>
+        <w:t xml:space="preserve">. (הרמב”ם מונה זאת ממקור אחר בשמות, אך הבה”ג מציין את המקור בבראשית כראשוני).</w:t>
+      </w:r>
+    </w:p>
+    <w:p>
+      <w:r>
+        <w:pict>
+          <v:rect style="width:0;height:1.5pt" o:hralign="center" o:hrstd="t" o:hr="t"/>
+        </w:pict>
+      </w:r>
+    </w:p>
+    <w:bookmarkEnd w:id="22"/>
+    <w:bookmarkStart w:id="23" w:name="נקודות-לבחינה-מחודשת-לפי-המתודולוגיה-שלך"/>
+    <w:p>
+      <w:pPr>
+        <w:pStyle w:val="Heading3"/>
+        <w:bidi/>
+      </w:pPr>
+      <w:r>
+        <w:rPr>
+          <w:rtl/>
+        </w:rPr>
+        <w:t xml:space="preserve">4.0.5 נקודות לבחינה מחודשת (לפי המתודולוגיה שלך):</w:t>
+      </w:r>
+    </w:p>
+    <w:p>
+      <w:pPr>
+        <w:pStyle w:val="Compact"/>
+        <w:numPr>
+          <w:ilvl w:val="0"/>
+          <w:numId w:val="1007"/>
+        </w:numPr>
+        <w:bidi/>
+      </w:pPr>
+      <w:r>
+        <w:rPr>
+          <w:b/>
+          <w:bCs/>
+          <w:rtl/>
+        </w:rPr>
+        <w:t xml:space="preserve">פרו ורבו:</w:t>
+      </w:r>
+      <w:r>
+        <w:rPr>
+          <w:rtl/>
+        </w:rPr>
+        <w:t xml:space="preserve"> </w:t>
+      </w:r>
+      <w:r>
+        <w:rPr>
+          <w:rtl/>
+        </w:rPr>
+        <w:t xml:space="preserve">האם במציאות של פיצוץ אוכלוסין עולמי (בניגוד לעולם ריק בבראשית), המצווה צריכה לקבל הגדרה כמותית אחרת?</w:t>
+      </w:r>
+    </w:p>
+    <w:p>
+      <w:pPr>
+        <w:pStyle w:val="Compact"/>
+        <w:numPr>
+          <w:ilvl w:val="0"/>
+          <w:numId w:val="1007"/>
+        </w:numPr>
+        <w:bidi/>
+      </w:pPr>
+      <w:r>
+        <w:rPr>
+          <w:b/>
+          <w:bCs/>
+          <w:rtl/>
+        </w:rPr>
+        <w:t xml:space="preserve">ברית מילה:</w:t>
+      </w:r>
+      <w:r>
+        <w:rPr>
+          <w:rtl/>
+        </w:rPr>
+        <w:t xml:space="preserve"> </w:t>
+      </w:r>
+      <w:r>
+        <w:rPr>
+          <w:rtl/>
+        </w:rPr>
+        <w:t xml:space="preserve">בחינת המשמעות הרפואית והחברתית של ה”אות בבשר” אל מול ערכי המוסר המודרניים, תוך היצמדות לציווי המקורי לאברהם.</w:t>
+      </w:r>
+    </w:p>
+    <w:p>
+      <w:pPr>
+        <w:pStyle w:val="Compact"/>
+        <w:numPr>
+          <w:ilvl w:val="0"/>
+          <w:numId w:val="1007"/>
+        </w:numPr>
+        <w:bidi/>
+      </w:pPr>
+      <w:r>
+        <w:rPr>
+          <w:b/>
+          <w:bCs/>
+          <w:rtl/>
+        </w:rPr>
+        <w:t xml:space="preserve">גיד הנשה:</w:t>
+      </w:r>
+      <w:r>
+        <w:rPr>
+          <w:rtl/>
+        </w:rPr>
+        <w:t xml:space="preserve"> </w:t>
+      </w:r>
+      <w:r>
+        <w:rPr>
+          <w:rtl/>
+        </w:rPr>
+        <w:t xml:space="preserve">האם האיסור הוא זכר לאירוע היסטורי בלבד (מאבק יעקב והמלאך), והאם יש לו רלוונטיות תזונתית או רוחנית היום?</w:t>
+      </w:r>
+    </w:p>
+    <w:p>
+      <w:r>
+        <w:pict>
+          <v:rect style="width:0;height:1.5pt" o:hralign="center" o:hrstd="t" o:hr="t"/>
+        </w:pict>
+      </w:r>
+    </w:p>
+    <w:p>
+      <w:pPr>
+        <w:bidi/>
+      </w:pPr>
+      <w:r>
+        <w:rPr>
+          <w:rtl/>
+        </w:rPr>
+        <w:t xml:space="preserve">ספר שמות הוא</w:t>
+      </w:r>
+      <w:r>
+        <w:rPr>
+          <w:rtl/>
+        </w:rPr>
+        <w:t xml:space="preserve"> </w:t>
+      </w:r>
+      <w:r>
+        <w:rPr>
+          <w:rtl/>
+        </w:rPr>
+        <w:t xml:space="preserve">“לב ההלכה”</w:t>
+      </w:r>
+      <w:r>
+        <w:rPr>
+          <w:rtl/>
+        </w:rPr>
+        <w:t xml:space="preserve">, ובו מופיעות רוב המצוות המעשיות המוכרות לנו (פסח, שבת, עשרת הדיברות, ודיני נזיקין).</w:t>
+      </w:r>
+    </w:p>
+    <w:p>
+      <w:r>
+        <w:pict>
+          <v:rect style="width:0;height:1.5pt" o:hralign="center" o:hrstd="t" o:hr="t"/>
+        </w:pict>
+      </w:r>
+    </w:p>
+    <w:bookmarkEnd w:id="23"/>
+    <w:bookmarkEnd w:id="24"/>
+    <w:bookmarkStart w:id="30" w:name="ספר-שמות-מניין-המצוות-לבחינה-מחודשת"/>
+    <w:p>
+      <w:pPr>
+        <w:pStyle w:val="Heading1"/>
+        <w:bidi/>
+      </w:pPr>
+      <w:r>
+        <w:rPr>
+          <w:rtl/>
+        </w:rPr>
+        <w:t xml:space="preserve">5. ספר שמות: מניין המצוות לבחינה מחודשת</w:t>
+      </w:r>
+    </w:p>
+    <w:bookmarkStart w:id="25" w:name="מצוות-המוסכמות-על-כל-המונים-קונצנזוס-1"/>
+    <w:p>
+      <w:pPr>
+        <w:pStyle w:val="Heading3"/>
+        <w:bidi/>
+      </w:pPr>
+      <w:r>
+        <w:rPr>
+          <w:rtl/>
+        </w:rPr>
+        <w:t xml:space="preserve">5.0.1 מצוות המוסכמות על כל המונים (קונצנזוס)</w:t>
+      </w:r>
+    </w:p>
+    <w:p>
+      <w:pPr>
+        <w:bidi/>
+      </w:pPr>
+      <w:r>
+        <w:rPr>
+          <w:rtl/>
+        </w:rPr>
+        <w:t xml:space="preserve">מצוות אלו מופיעות אצל הרמב”ם, הרמב”ן והחינוך כחובה גמורה מהתורה.</w:t>
+      </w:r>
+    </w:p>
+    <w:p>
+      <w:pPr>
+        <w:pStyle w:val="Compact"/>
+        <w:numPr>
+          <w:ilvl w:val="0"/>
+          <w:numId w:val="1008"/>
+        </w:numPr>
+        <w:bidi/>
+      </w:pPr>
+      <w:r>
+        <w:rPr>
+          <w:b/>
+          <w:bCs/>
+          <w:rtl/>
+        </w:rPr>
+        <w:t xml:space="preserve">קידוש החודש</w:t>
+      </w:r>
+      <w:r>
+        <w:rPr>
+          <w:rtl/>
+        </w:rPr>
+        <w:t xml:space="preserve"> </w:t>
+      </w:r>
+      <w:r>
+        <w:rPr>
+          <w:rtl/>
+        </w:rPr>
+        <w:t xml:space="preserve">(שמות י”ב, ב’):</w:t>
+      </w:r>
+      <w:r>
+        <w:rPr>
+          <w:rtl/>
+        </w:rPr>
+        <w:t xml:space="preserve"> </w:t>
+      </w:r>
+      <w:r>
+        <w:rPr>
+          <w:rtl/>
+        </w:rPr>
+        <w:t xml:space="preserve">“הַחֹדֶשׁ הַזֶּה לָכֶם רֹאשׁ חֳדָשִׁים”</w:t>
+      </w:r>
+      <w:r>
+        <w:rPr>
+          <w:rtl/>
+        </w:rPr>
+        <w:t xml:space="preserve">.</w:t>
+      </w:r>
+    </w:p>
+    <w:p>
+      <w:pPr>
+        <w:pStyle w:val="Compact"/>
+        <w:numPr>
+          <w:ilvl w:val="0"/>
+          <w:numId w:val="1008"/>
+        </w:numPr>
+        <w:bidi/>
+      </w:pPr>
+      <w:r>
+        <w:rPr>
+          <w:b/>
+          <w:bCs/>
+          <w:rtl/>
+        </w:rPr>
+        <w:t xml:space="preserve">שחיטת קורבן פסח</w:t>
+      </w:r>
+      <w:r>
+        <w:rPr>
+          <w:rtl/>
+        </w:rPr>
+        <w:t xml:space="preserve"> </w:t>
+      </w:r>
+      <w:r>
+        <w:rPr>
+          <w:rtl/>
+        </w:rPr>
+        <w:t xml:space="preserve">(שמות י”ב, ו’):</w:t>
+      </w:r>
+      <w:r>
+        <w:rPr>
+          <w:rtl/>
+        </w:rPr>
+        <w:t xml:space="preserve"> </w:t>
+      </w:r>
+      <w:r>
+        <w:rPr>
+          <w:rtl/>
+        </w:rPr>
+        <w:t xml:space="preserve">“וְשָׁחֲטוּ אֹתוֹ כֹּל קְהַל עֲדַת יִשְׂרָאֵל בֵּין הָעַרְבָּיִם”</w:t>
+      </w:r>
+      <w:r>
+        <w:rPr>
+          <w:rtl/>
+        </w:rPr>
+        <w:t xml:space="preserve">.</w:t>
+      </w:r>
+    </w:p>
+    <w:p>
+      <w:pPr>
+        <w:pStyle w:val="Compact"/>
+        <w:numPr>
+          <w:ilvl w:val="0"/>
+          <w:numId w:val="1008"/>
+        </w:numPr>
+        <w:bidi/>
+      </w:pPr>
+      <w:r>
+        <w:rPr>
+          <w:b/>
+          <w:bCs/>
+          <w:rtl/>
+        </w:rPr>
+        <w:t xml:space="preserve">אכילת צלי פסח</w:t>
+      </w:r>
+      <w:r>
+        <w:rPr>
+          <w:rtl/>
+        </w:rPr>
+        <w:t xml:space="preserve"> </w:t>
+      </w:r>
+      <w:r>
+        <w:rPr>
+          <w:rtl/>
+        </w:rPr>
+        <w:t xml:space="preserve">(שמות י”ב, ח’):</w:t>
+      </w:r>
+      <w:r>
+        <w:rPr>
+          <w:rtl/>
+        </w:rPr>
+        <w:t xml:space="preserve"> </w:t>
+      </w:r>
+      <w:r>
+        <w:rPr>
+          <w:rtl/>
+        </w:rPr>
+        <w:t xml:space="preserve">“וְאָכְלוּ אֶת הַבָּשָׂר בַּלַּיְלָה הַזֶּה צְלִי אֵשׁ וּמַצּוֹת עַל מְרֹרִים יֹאכְלֻהוּ”</w:t>
+      </w:r>
+      <w:r>
+        <w:rPr>
+          <w:rtl/>
+        </w:rPr>
+        <w:t xml:space="preserve">.</w:t>
+      </w:r>
+    </w:p>
+    <w:p>
+      <w:pPr>
+        <w:pStyle w:val="Compact"/>
+        <w:numPr>
+          <w:ilvl w:val="0"/>
+          <w:numId w:val="1008"/>
+        </w:numPr>
+        <w:bidi/>
+      </w:pPr>
+      <w:r>
+        <w:rPr>
+          <w:b/>
+          <w:bCs/>
+          <w:rtl/>
+        </w:rPr>
+        <w:t xml:space="preserve">איסור אכילת חמץ</w:t>
+      </w:r>
+      <w:r>
+        <w:rPr>
+          <w:rtl/>
+        </w:rPr>
+        <w:t xml:space="preserve"> </w:t>
+      </w:r>
+      <w:r>
+        <w:rPr>
+          <w:rtl/>
+        </w:rPr>
+        <w:t xml:space="preserve">(שמות י”ב, ט”ו):</w:t>
+      </w:r>
+      <w:r>
+        <w:rPr>
+          <w:rtl/>
+        </w:rPr>
+        <w:t xml:space="preserve"> </w:t>
+      </w:r>
+      <w:r>
+        <w:rPr>
+          <w:rtl/>
+        </w:rPr>
+        <w:t xml:space="preserve">“אַךְ בַּיּוֹם הָרִאשׁוֹן תַּשְׁבִּיתוּ שְּׂאֹר מִבָּתֵּיכֶם”</w:t>
+      </w:r>
+      <w:r>
+        <w:rPr>
+          <w:rtl/>
+        </w:rPr>
+        <w:t xml:space="preserve">.</w:t>
+      </w:r>
+    </w:p>
+    <w:p>
+      <w:pPr>
+        <w:pStyle w:val="Compact"/>
+        <w:numPr>
+          <w:ilvl w:val="0"/>
+          <w:numId w:val="1008"/>
+        </w:numPr>
+        <w:bidi/>
+      </w:pPr>
+      <w:r>
+        <w:rPr>
+          <w:b/>
+          <w:bCs/>
+          <w:rtl/>
+        </w:rPr>
+        <w:t xml:space="preserve">סיפור יציאת מצרים</w:t>
+      </w:r>
+      <w:r>
+        <w:rPr>
+          <w:rtl/>
+        </w:rPr>
+        <w:t xml:space="preserve"> </w:t>
+      </w:r>
+      <w:r>
+        <w:rPr>
+          <w:rtl/>
+        </w:rPr>
+        <w:t xml:space="preserve">(שמות י”ג, ח’):</w:t>
+      </w:r>
+      <w:r>
+        <w:rPr>
+          <w:rtl/>
+        </w:rPr>
+        <w:t xml:space="preserve"> </w:t>
+      </w:r>
+      <w:r>
+        <w:rPr>
+          <w:rtl/>
+        </w:rPr>
+        <w:t xml:space="preserve">“וְהִגַּדְתָּ לְבִנְךָ בַּיּוֹם הַהוּא לֵאמֹר”</w:t>
+      </w:r>
+      <w:r>
+        <w:rPr>
+          <w:rtl/>
+        </w:rPr>
+        <w:t xml:space="preserve">.</w:t>
+      </w:r>
+    </w:p>
+    <w:p>
+      <w:pPr>
+        <w:pStyle w:val="Compact"/>
+        <w:numPr>
+          <w:ilvl w:val="0"/>
+          <w:numId w:val="1008"/>
+        </w:numPr>
+        <w:bidi/>
+      </w:pPr>
+      <w:r>
+        <w:rPr>
+          <w:b/>
+          <w:bCs/>
+          <w:rtl/>
+        </w:rPr>
+        <w:t xml:space="preserve">פדיון הבן</w:t>
+      </w:r>
+      <w:r>
+        <w:rPr>
+          <w:rtl/>
+        </w:rPr>
+        <w:t xml:space="preserve"> </w:t>
+      </w:r>
+      <w:r>
+        <w:rPr>
+          <w:rtl/>
+        </w:rPr>
+        <w:t xml:space="preserve">(שמות י”ג, י”ג):</w:t>
+      </w:r>
+      <w:r>
+        <w:rPr>
+          <w:rtl/>
+        </w:rPr>
+        <w:t xml:space="preserve"> </w:t>
+      </w:r>
+      <w:r>
+        <w:rPr>
+          <w:rtl/>
+        </w:rPr>
+        <w:t xml:space="preserve">“וְכֹל בְּכוֹר אָדָם בְּבָנֶיךָ תִּפְדֶּה”</w:t>
+      </w:r>
+      <w:r>
+        <w:rPr>
+          <w:rtl/>
+        </w:rPr>
+        <w:t xml:space="preserve">.</w:t>
+      </w:r>
+    </w:p>
+    <w:p>
+      <w:pPr>
+        <w:pStyle w:val="Compact"/>
+        <w:numPr>
+          <w:ilvl w:val="0"/>
+          <w:numId w:val="1008"/>
+        </w:numPr>
+        <w:bidi/>
+      </w:pPr>
+      <w:r>
+        <w:rPr>
+          <w:b/>
+          <w:bCs/>
+          <w:rtl/>
+        </w:rPr>
+        <w:t xml:space="preserve">איסור מלאכה בשבת</w:t>
+      </w:r>
+      <w:r>
+        <w:rPr>
+          <w:rtl/>
+        </w:rPr>
+        <w:t xml:space="preserve"> </w:t>
+      </w:r>
+      <w:r>
+        <w:rPr>
+          <w:rtl/>
+        </w:rPr>
+        <w:t xml:space="preserve">(שמות כ’, י’):</w:t>
+      </w:r>
+      <w:r>
+        <w:rPr>
+          <w:rtl/>
+        </w:rPr>
+        <w:t xml:space="preserve"> </w:t>
+      </w:r>
+      <w:r>
+        <w:rPr>
+          <w:rtl/>
+        </w:rPr>
+        <w:t xml:space="preserve">“לֹא תַעֲשֶׂה כָל מְלָאכָה אַתָּה וּבִנְךָ וּבִתֶּךָ”</w:t>
+      </w:r>
+      <w:r>
+        <w:rPr>
+          <w:rtl/>
+        </w:rPr>
+        <w:t xml:space="preserve">.</w:t>
+      </w:r>
+    </w:p>
+    <w:p>
+      <w:pPr>
+        <w:pStyle w:val="Compact"/>
+        <w:numPr>
+          <w:ilvl w:val="0"/>
+          <w:numId w:val="1008"/>
+        </w:numPr>
+        <w:bidi/>
+      </w:pPr>
+      <w:r>
+        <w:rPr>
+          <w:b/>
+          <w:bCs/>
+          <w:rtl/>
+        </w:rPr>
+        <w:t xml:space="preserve">כיבוד אב ואם</w:t>
+      </w:r>
+      <w:r>
+        <w:rPr>
+          <w:rtl/>
+        </w:rPr>
+        <w:t xml:space="preserve"> </w:t>
+      </w:r>
+      <w:r>
+        <w:rPr>
+          <w:rtl/>
+        </w:rPr>
+        <w:t xml:space="preserve">(שמות כ’, י”ב):</w:t>
+      </w:r>
+      <w:r>
+        <w:rPr>
+          <w:rtl/>
+        </w:rPr>
+        <w:t xml:space="preserve"> </w:t>
+      </w:r>
+      <w:r>
+        <w:rPr>
+          <w:rtl/>
+        </w:rPr>
+        <w:t xml:space="preserve">“כַּבֵּד אֶת אָבִיךָ ואֶת אִמֶּךָ”</w:t>
+      </w:r>
+      <w:r>
+        <w:rPr>
+          <w:rtl/>
+        </w:rPr>
+        <w:t xml:space="preserve">.</w:t>
+      </w:r>
+    </w:p>
+    <w:p>
+      <w:pPr>
+        <w:pStyle w:val="Compact"/>
+        <w:numPr>
+          <w:ilvl w:val="0"/>
+          <w:numId w:val="1008"/>
+        </w:numPr>
+        <w:bidi/>
+      </w:pPr>
+      <w:r>
+        <w:rPr>
+          <w:b/>
+          <w:bCs/>
+          <w:rtl/>
+        </w:rPr>
+        <w:t xml:space="preserve">איסור רציחה, ניאוף וגניבה</w:t>
+      </w:r>
+      <w:r>
+        <w:rPr>
+          <w:rtl/>
+        </w:rPr>
+        <w:t xml:space="preserve"> </w:t>
+      </w:r>
+      <w:r>
+        <w:rPr>
+          <w:rtl/>
+        </w:rPr>
+        <w:t xml:space="preserve">(שמות כ’, י”ג-ט”ו).</w:t>
+      </w:r>
+    </w:p>
+    <w:p>
+      <w:pPr>
+        <w:pStyle w:val="Compact"/>
+        <w:numPr>
+          <w:ilvl w:val="0"/>
+          <w:numId w:val="1008"/>
+        </w:numPr>
+        <w:bidi/>
+      </w:pPr>
+      <w:r>
+        <w:rPr>
+          <w:b/>
+          <w:bCs/>
+          <w:rtl/>
+        </w:rPr>
+        <w:t xml:space="preserve">עשיית משכן וכלים</w:t>
+      </w:r>
+      <w:r>
+        <w:rPr>
+          <w:rtl/>
+        </w:rPr>
+        <w:t xml:space="preserve"> </w:t>
+      </w:r>
+      <w:r>
+        <w:rPr>
+          <w:rtl/>
+        </w:rPr>
+        <w:t xml:space="preserve">(שמות כ”ה, ח’):</w:t>
+      </w:r>
+      <w:r>
+        <w:rPr>
+          <w:rtl/>
+        </w:rPr>
+        <w:t xml:space="preserve"> </w:t>
+      </w:r>
+      <w:r>
+        <w:rPr>
+          <w:rtl/>
+        </w:rPr>
+        <w:t xml:space="preserve">“וְעָשׂוּ לִי מִקְדָּשׁ וְשָׁכַנְתִּי בְּתוֹכָם”</w:t>
+      </w:r>
+      <w:r>
+        <w:rPr>
+          <w:rtl/>
+        </w:rPr>
+        <w:t xml:space="preserve">.</w:t>
+      </w:r>
+    </w:p>
+    <w:p>
+      <w:r>
+        <w:pict>
+          <v:rect style="width:0;height:1.5pt" o:hralign="center" o:hrstd="t" o:hr="t"/>
+        </w:pict>
+      </w:r>
+    </w:p>
+    <w:bookmarkEnd w:id="25"/>
+    <w:bookmarkStart w:id="26" w:name="מצוות-לפי-שיטת-הרמבם-ספר-המצוות-2"/>
+    <w:p>
+      <w:pPr>
+        <w:pStyle w:val="Heading3"/>
+        <w:bidi/>
+      </w:pPr>
+      <w:r>
+        <w:rPr>
+          <w:rtl/>
+        </w:rPr>
+        <w:t xml:space="preserve">5.0.2 מצוות לפי שיטת הרמב”ם (ספר המצוות)</w:t>
+      </w:r>
+    </w:p>
+    <w:p>
+      <w:pPr>
+        <w:bidi/>
+      </w:pPr>
+      <w:r>
+        <w:rPr>
+          <w:i/>
+          <w:iCs/>
+          <w:rtl/>
+        </w:rPr>
+        <w:t xml:space="preserve">מצוות שהרמב”ם מונה, אך לעיתים אחרים רואים בהן פרט בתוך מצווה רחבה יותר.</w:t>
+      </w:r>
+    </w:p>
+    <w:p>
+      <w:pPr>
+        <w:pStyle w:val="Compact"/>
+        <w:numPr>
+          <w:ilvl w:val="0"/>
+          <w:numId w:val="1009"/>
+        </w:numPr>
+        <w:bidi/>
+      </w:pPr>
+      <w:r>
+        <w:rPr>
+          <w:b/>
+          <w:bCs/>
+          <w:rtl/>
+        </w:rPr>
+        <w:t xml:space="preserve">האמנת האלוהות</w:t>
+      </w:r>
+      <w:r>
+        <w:rPr>
+          <w:rtl/>
+        </w:rPr>
+        <w:t xml:space="preserve"> </w:t>
+      </w:r>
+      <w:r>
+        <w:rPr>
+          <w:rtl/>
+        </w:rPr>
+        <w:t xml:space="preserve">(שמות כ’, ב’):</w:t>
+      </w:r>
+      <w:r>
+        <w:rPr>
+          <w:rtl/>
+        </w:rPr>
+        <w:t xml:space="preserve"> </w:t>
+      </w:r>
+      <w:r>
+        <w:rPr>
+          <w:rtl/>
+        </w:rPr>
+        <w:t xml:space="preserve">“אָנֹכִי יְהוָה אֱלֹהֶיךָ”</w:t>
+      </w:r>
+      <w:r>
+        <w:rPr>
+          <w:rtl/>
+        </w:rPr>
+        <w:t xml:space="preserve">.</w:t>
+      </w:r>
+    </w:p>
+    <w:p>
+      <w:pPr>
+        <w:pStyle w:val="Compact"/>
+        <w:numPr>
+          <w:ilvl w:val="0"/>
+          <w:numId w:val="1009"/>
+        </w:numPr>
+        <w:bidi/>
+      </w:pPr>
+      <w:r>
+        <w:rPr>
+          <w:b/>
+          <w:bCs/>
+          <w:rtl/>
+        </w:rPr>
+        <w:t xml:space="preserve">איסור עשיית פסל</w:t>
+      </w:r>
+      <w:r>
+        <w:rPr>
+          <w:rtl/>
+        </w:rPr>
+        <w:t xml:space="preserve"> </w:t>
+      </w:r>
+      <w:r>
+        <w:rPr>
+          <w:rtl/>
+        </w:rPr>
+        <w:t xml:space="preserve">(שמות כ’, ד’):</w:t>
+      </w:r>
+      <w:r>
+        <w:rPr>
+          <w:rtl/>
+        </w:rPr>
+        <w:t xml:space="preserve"> </w:t>
+      </w:r>
+      <w:r>
+        <w:rPr>
+          <w:rtl/>
+        </w:rPr>
+        <w:t xml:space="preserve">“לֹא תַעֲשֶׂה לְךָ פֶסֶל וְכָל תְּמוּנָה”</w:t>
+      </w:r>
+      <w:r>
+        <w:rPr>
+          <w:rtl/>
+        </w:rPr>
+        <w:t xml:space="preserve">.</w:t>
+      </w:r>
+    </w:p>
+    <w:p>
+      <w:pPr>
+        <w:pStyle w:val="Compact"/>
+        <w:numPr>
+          <w:ilvl w:val="0"/>
+          <w:numId w:val="1009"/>
+        </w:numPr>
+        <w:bidi/>
+      </w:pPr>
+      <w:r>
+        <w:rPr>
+          <w:b/>
+          <w:bCs/>
+          <w:rtl/>
+        </w:rPr>
+        <w:t xml:space="preserve">שביתת שבת</w:t>
+      </w:r>
+      <w:r>
+        <w:rPr>
+          <w:rtl/>
+        </w:rPr>
+        <w:t xml:space="preserve"> </w:t>
+      </w:r>
+      <w:r>
+        <w:rPr>
+          <w:rtl/>
+        </w:rPr>
+        <w:t xml:space="preserve">(שמות כ”ג, י”ב):</w:t>
+      </w:r>
+      <w:r>
+        <w:rPr>
+          <w:rtl/>
+        </w:rPr>
+        <w:t xml:space="preserve"> </w:t>
+      </w:r>
+      <w:r>
+        <w:rPr>
+          <w:rtl/>
+        </w:rPr>
+        <w:t xml:space="preserve">“וּבַיּוֹם הַשְּׁבִיעִי תִּשְׁבֹּת לְמַעַן יָנוּחַ שׁוֹרְךָ וַחֲמֹרֶךָ”</w:t>
+      </w:r>
+      <w:r>
+        <w:rPr>
+          <w:rtl/>
+        </w:rPr>
+        <w:t xml:space="preserve">.</w:t>
+      </w:r>
+    </w:p>
+    <w:p>
+      <w:r>
+        <w:pict>
+          <v:rect style="width:0;height:1.5pt" o:hralign="center" o:hrstd="t" o:hr="t"/>
+        </w:pict>
+      </w:r>
+    </w:p>
+    <w:bookmarkEnd w:id="26"/>
+    <w:bookmarkStart w:id="27" w:name="מצוות-לפי-שיטת-הרמבן-השגות-1"/>
+    <w:p>
+      <w:pPr>
+        <w:pStyle w:val="Heading3"/>
+        <w:bidi/>
+      </w:pPr>
+      <w:r>
+        <w:rPr>
+          <w:rtl/>
+        </w:rPr>
+        <w:t xml:space="preserve">5.0.3 מצוות לפי שיטת הרמב”ן (השגות)</w:t>
+      </w:r>
+    </w:p>
+    <w:p>
+      <w:pPr>
+        <w:bidi/>
+      </w:pPr>
+      <w:r>
+        <w:rPr>
+          <w:i/>
+          <w:iCs/>
+          <w:rtl/>
+        </w:rPr>
+        <w:t xml:space="preserve">הרמב”ן מונה מצוות שהרמב”ם השמיט, לרוב משום שהוא רואה בהן מצוות זמניות או חלק ממצווה אחרת.</w:t>
+      </w:r>
+    </w:p>
+    <w:p>
+      <w:pPr>
+        <w:pStyle w:val="Compact"/>
+        <w:numPr>
+          <w:ilvl w:val="0"/>
+          <w:numId w:val="1010"/>
+        </w:numPr>
+        <w:bidi/>
+      </w:pPr>
+      <w:r>
+        <w:rPr>
+          <w:b/>
+          <w:bCs/>
+          <w:rtl/>
+        </w:rPr>
+        <w:t xml:space="preserve">זכירת מעמד הר סיני</w:t>
+      </w:r>
+      <w:r>
+        <w:rPr>
+          <w:rtl/>
+        </w:rPr>
+        <w:t xml:space="preserve"> </w:t>
+      </w:r>
+      <w:r>
+        <w:rPr>
+          <w:rtl/>
+        </w:rPr>
+        <w:t xml:space="preserve">(שמות י”ט, ט’):</w:t>
+      </w:r>
+      <w:r>
+        <w:rPr>
+          <w:rtl/>
+        </w:rPr>
+        <w:t xml:space="preserve"> </w:t>
+      </w:r>
+      <w:r>
+        <w:rPr>
+          <w:rtl/>
+        </w:rPr>
+        <w:t xml:space="preserve">“הִנֵּה אָנֹכִי בָּא אֵלֶיךָ בְּעַב הֶעָנָן”</w:t>
+      </w:r>
+      <w:r>
+        <w:rPr>
+          <w:rtl/>
+        </w:rPr>
+        <w:t xml:space="preserve">. (הרמב”ן סובר שיש חובה לזכור את המעמד ולא לשכוח אותו לעולם).</w:t>
+      </w:r>
+    </w:p>
+    <w:p>
+      <w:pPr>
+        <w:pStyle w:val="Compact"/>
+        <w:numPr>
+          <w:ilvl w:val="0"/>
+          <w:numId w:val="1010"/>
+        </w:numPr>
+        <w:bidi/>
+      </w:pPr>
+      <w:r>
+        <w:rPr>
+          <w:b/>
+          <w:bCs/>
+          <w:rtl/>
+        </w:rPr>
+        <w:t xml:space="preserve">תפילה בעת צרה</w:t>
+      </w:r>
+      <w:r>
+        <w:rPr>
+          <w:rtl/>
+        </w:rPr>
+        <w:t xml:space="preserve"> </w:t>
+      </w:r>
+      <w:r>
+        <w:rPr>
+          <w:rtl/>
+        </w:rPr>
+        <w:t xml:space="preserve">(שמות י”ד, ט”ו):</w:t>
+      </w:r>
+      <w:r>
+        <w:rPr>
+          <w:rtl/>
+        </w:rPr>
+        <w:t xml:space="preserve"> </w:t>
+      </w:r>
+      <w:r>
+        <w:rPr>
+          <w:rtl/>
+        </w:rPr>
+        <w:t xml:space="preserve">“מַה תִּצְעַק אֵלָי”</w:t>
+      </w:r>
+      <w:r>
+        <w:rPr>
+          <w:rtl/>
+        </w:rPr>
+        <w:t xml:space="preserve">.</w:t>
+      </w:r>
+    </w:p>
+    <w:p>
+      <w:pPr>
+        <w:pStyle w:val="Compact"/>
+        <w:numPr>
+          <w:ilvl w:val="0"/>
+          <w:numId w:val="1010"/>
+        </w:numPr>
+        <w:bidi/>
+      </w:pPr>
+      <w:r>
+        <w:rPr>
+          <w:b/>
+          <w:bCs/>
+          <w:rtl/>
+        </w:rPr>
+        <w:t xml:space="preserve">איסור השכחת המצוות</w:t>
+      </w:r>
+      <w:r>
+        <w:rPr>
+          <w:rtl/>
+        </w:rPr>
+        <w:t xml:space="preserve">.</w:t>
+      </w:r>
+    </w:p>
+    <w:p>
+      <w:r>
+        <w:pict>
+          <v:rect style="width:0;height:1.5pt" o:hralign="center" o:hrstd="t" o:hr="t"/>
+        </w:pict>
+      </w:r>
+    </w:p>
+    <w:bookmarkEnd w:id="27"/>
+    <w:bookmarkStart w:id="28" w:name="מצוות-משפטים-בין-אדם-לחברו---קונצנזוס"/>
+    <w:p>
+      <w:pPr>
+        <w:pStyle w:val="Heading3"/>
+        <w:bidi/>
+      </w:pPr>
+      <w:r>
+        <w:rPr>
+          <w:rtl/>
+        </w:rPr>
+        <w:t xml:space="preserve">5.0.4 מצוות משפטים (בין אדם לחברו) - קונצנזוס</w:t>
+      </w:r>
+    </w:p>
+    <w:p>
+      <w:pPr>
+        <w:bidi/>
+      </w:pPr>
+      <w:r>
+        <w:rPr>
+          <w:rtl/>
+        </w:rPr>
+        <w:t xml:space="preserve">מצוות אלו בספר שמות מהוות את הבסיס למשפט העברי:</w:t>
+      </w:r>
+    </w:p>
+    <w:p>
+      <w:pPr>
+        <w:pStyle w:val="Compact"/>
+        <w:numPr>
+          <w:ilvl w:val="0"/>
+          <w:numId w:val="1011"/>
+        </w:numPr>
+        <w:bidi/>
+      </w:pPr>
+      <w:r>
+        <w:rPr>
+          <w:b/>
+          <w:bCs/>
+          <w:rtl/>
+        </w:rPr>
+        <w:t xml:space="preserve">דין עבד עברי</w:t>
+      </w:r>
+      <w:r>
+        <w:rPr>
+          <w:rtl/>
+        </w:rPr>
+        <w:t xml:space="preserve"> </w:t>
+      </w:r>
+      <w:r>
+        <w:rPr>
+          <w:rtl/>
+        </w:rPr>
+        <w:t xml:space="preserve">(שמות כ”א, ב’):</w:t>
+      </w:r>
+      <w:r>
+        <w:rPr>
+          <w:rtl/>
+        </w:rPr>
+        <w:t xml:space="preserve"> </w:t>
+      </w:r>
+      <w:r>
+        <w:rPr>
+          <w:rtl/>
+        </w:rPr>
+        <w:t xml:space="preserve">“כִּי תִקְנֶה עֶבֶד עִבְרִי”</w:t>
+      </w:r>
+      <w:r>
+        <w:rPr>
+          <w:rtl/>
+        </w:rPr>
+        <w:t xml:space="preserve">.</w:t>
+      </w:r>
+    </w:p>
+    <w:p>
+      <w:pPr>
+        <w:pStyle w:val="Compact"/>
+        <w:numPr>
+          <w:ilvl w:val="0"/>
+          <w:numId w:val="1011"/>
+        </w:numPr>
+        <w:bidi/>
+      </w:pPr>
+      <w:r>
+        <w:rPr>
+          <w:b/>
+          <w:bCs/>
+          <w:rtl/>
+        </w:rPr>
+        <w:t xml:space="preserve">דיני קנסות וחבלות</w:t>
+      </w:r>
+      <w:r>
+        <w:rPr>
+          <w:rtl/>
+        </w:rPr>
+        <w:t xml:space="preserve"> </w:t>
+      </w:r>
+      <w:r>
+        <w:rPr>
+          <w:rtl/>
+        </w:rPr>
+        <w:t xml:space="preserve">(שמות כ”א, י”ח):</w:t>
+      </w:r>
+      <w:r>
+        <w:rPr>
+          <w:rtl/>
+        </w:rPr>
+        <w:t xml:space="preserve"> </w:t>
+      </w:r>
+      <w:r>
+        <w:rPr>
+          <w:rtl/>
+        </w:rPr>
+        <w:t xml:space="preserve">“וְכִי יְרִיבֻן אֲנָשִׁים וְהִכָּה אִישׁ אֶת רֵעֵהוּ”</w:t>
+      </w:r>
+      <w:r>
+        <w:rPr>
+          <w:rtl/>
+        </w:rPr>
+        <w:t xml:space="preserve">.</w:t>
+      </w:r>
+    </w:p>
+    <w:p>
+      <w:pPr>
+        <w:pStyle w:val="Compact"/>
+        <w:numPr>
+          <w:ilvl w:val="0"/>
+          <w:numId w:val="1011"/>
+        </w:numPr>
+        <w:bidi/>
+      </w:pPr>
+      <w:r>
+        <w:rPr>
+          <w:b/>
+          <w:bCs/>
+          <w:rtl/>
+        </w:rPr>
+        <w:t xml:space="preserve">דיני שומרים</w:t>
+      </w:r>
+      <w:r>
+        <w:rPr>
+          <w:rtl/>
+        </w:rPr>
+        <w:t xml:space="preserve"> </w:t>
+      </w:r>
+      <w:r>
+        <w:rPr>
+          <w:rtl/>
+        </w:rPr>
+        <w:t xml:space="preserve">(שמות כ”ב, ו’):</w:t>
+      </w:r>
+      <w:r>
+        <w:rPr>
+          <w:rtl/>
+        </w:rPr>
+        <w:t xml:space="preserve"> </w:t>
+      </w:r>
+      <w:r>
+        <w:rPr>
+          <w:rtl/>
+        </w:rPr>
+        <w:t xml:space="preserve">“כִּי יִתֵּן אִישׁ אֶל רֵעֵהוּ כֶּסֶף אוֹ כֵלִים לִשְׁמֹר”</w:t>
+      </w:r>
+      <w:r>
+        <w:rPr>
+          <w:rtl/>
+        </w:rPr>
+        <w:t xml:space="preserve">.</w:t>
+      </w:r>
+    </w:p>
+    <w:p>
+      <w:pPr>
+        <w:pStyle w:val="Compact"/>
+        <w:numPr>
+          <w:ilvl w:val="0"/>
+          <w:numId w:val="1011"/>
+        </w:numPr>
+        <w:bidi/>
+      </w:pPr>
+      <w:r>
+        <w:rPr>
+          <w:b/>
+          <w:bCs/>
+          <w:rtl/>
+        </w:rPr>
+        <w:t xml:space="preserve">איסור הטיית משפט</w:t>
+      </w:r>
+      <w:r>
+        <w:rPr>
+          <w:rtl/>
+        </w:rPr>
+        <w:t xml:space="preserve"> </w:t>
+      </w:r>
+      <w:r>
+        <w:rPr>
+          <w:rtl/>
+        </w:rPr>
+        <w:t xml:space="preserve">(שמות כ”ג, ב’):</w:t>
+      </w:r>
+      <w:r>
+        <w:rPr>
+          <w:rtl/>
+        </w:rPr>
+        <w:t xml:space="preserve"> </w:t>
+      </w:r>
+      <w:r>
+        <w:rPr>
+          <w:rtl/>
+        </w:rPr>
+        <w:t xml:space="preserve">“לֹא תִהְיֶה אַחֲרֵי רַבִּים לְרָעֹת”</w:t>
+      </w:r>
+      <w:r>
+        <w:rPr>
+          <w:rtl/>
+        </w:rPr>
+        <w:t xml:space="preserve">.</w:t>
+      </w:r>
+    </w:p>
+    <w:p>
+      <w:r>
+        <w:pict>
+          <v:rect style="width:0;height:1.5pt" o:hralign="center" o:hrstd="t" o:hr="t"/>
+        </w:pict>
+      </w:r>
+    </w:p>
+    <w:bookmarkEnd w:id="28"/>
+    <w:bookmarkStart w:id="29" w:name="נקודות-לבחינה-מחודשת-דוגמאות-לספר-שמות"/>
+    <w:p>
+      <w:pPr>
+        <w:pStyle w:val="Heading3"/>
+        <w:bidi/>
+      </w:pPr>
+      <w:r>
+        <w:rPr>
+          <w:rtl/>
+        </w:rPr>
+        <w:t xml:space="preserve">5.0.5 נקודות לבחינה מחודשת (דוגמאות לספר שמות):</w:t>
+      </w:r>
+    </w:p>
+    <w:p>
+      <w:pPr>
+        <w:pStyle w:val="Compact"/>
+        <w:numPr>
+          <w:ilvl w:val="0"/>
+          <w:numId w:val="1012"/>
+        </w:numPr>
+        <w:bidi/>
+      </w:pPr>
+      <w:r>
+        <w:rPr>
+          <w:b/>
+          <w:bCs/>
+          <w:rtl/>
+        </w:rPr>
+        <w:t xml:space="preserve">עבדות:</w:t>
+      </w:r>
+      <w:r>
+        <w:rPr>
+          <w:rtl/>
+        </w:rPr>
+        <w:t xml:space="preserve"> </w:t>
+      </w:r>
+      <w:r>
+        <w:rPr>
+          <w:rtl/>
+        </w:rPr>
+        <w:t xml:space="preserve">האם דיני עבד עברי רלוונטיים בימינו? האם ניתן להמירם בדיני חוזי עבודה מודרניים?</w:t>
+      </w:r>
+    </w:p>
+    <w:p>
+      <w:pPr>
+        <w:pStyle w:val="Compact"/>
+        <w:numPr>
+          <w:ilvl w:val="0"/>
+          <w:numId w:val="1012"/>
+        </w:numPr>
+        <w:bidi/>
+      </w:pPr>
+      <w:r>
+        <w:rPr>
+          <w:b/>
+          <w:bCs/>
+          <w:rtl/>
+        </w:rPr>
+        <w:t xml:space="preserve">שבת:</w:t>
+      </w:r>
+      <w:r>
+        <w:rPr>
+          <w:rtl/>
+        </w:rPr>
+        <w:t xml:space="preserve"> </w:t>
+      </w:r>
+      <w:r>
+        <w:rPr>
+          <w:rtl/>
+        </w:rPr>
+        <w:t xml:space="preserve">מהי</w:t>
+      </w:r>
+      <w:r>
+        <w:rPr>
+          <w:rtl/>
+        </w:rPr>
+        <w:t xml:space="preserve"> </w:t>
+      </w:r>
+      <w:r>
+        <w:rPr>
+          <w:rtl/>
+        </w:rPr>
+        <w:t xml:space="preserve">“מלאכה”</w:t>
+      </w:r>
+      <w:r>
+        <w:rPr>
+          <w:rtl/>
+        </w:rPr>
+        <w:t xml:space="preserve"> </w:t>
+      </w:r>
+      <w:r>
+        <w:rPr>
+          <w:rtl/>
+        </w:rPr>
+        <w:t xml:space="preserve">בעולם שבו לחיצה על כפתור מחליפה עבודה פיזית קשה? האם יש לחזור להגדרת המנוחה המקורית (</w:t>
+      </w:r>
+      <w:r>
+        <w:rPr>
+          <w:rtl/>
+        </w:rPr>
+        <w:t xml:space="preserve">“לְמַעַן יָנוּחַ שׁוֹרְךָ”</w:t>
+      </w:r>
+      <w:r>
+        <w:rPr>
+          <w:rtl/>
+        </w:rPr>
+        <w:t xml:space="preserve">)?</w:t>
+      </w:r>
+    </w:p>
+    <w:p>
+      <w:pPr>
+        <w:pStyle w:val="Compact"/>
+        <w:numPr>
+          <w:ilvl w:val="0"/>
+          <w:numId w:val="1012"/>
+        </w:numPr>
+        <w:bidi/>
+      </w:pPr>
+      <w:r>
+        <w:rPr>
+          <w:b/>
+          <w:bCs/>
+          <w:rtl/>
+        </w:rPr>
+        <w:t xml:space="preserve">קורבנות ומשכן:</w:t>
+      </w:r>
+      <w:r>
+        <w:rPr>
+          <w:rtl/>
+        </w:rPr>
+        <w:t xml:space="preserve"> </w:t>
+      </w:r>
+      <w:r>
+        <w:rPr>
+          <w:rtl/>
+        </w:rPr>
+        <w:t xml:space="preserve">בהיעדר מקדש, האם הציווי</w:t>
+      </w:r>
+      <w:r>
+        <w:rPr>
+          <w:rtl/>
+        </w:rPr>
+        <w:t xml:space="preserve"> </w:t>
+      </w:r>
+      <w:r>
+        <w:rPr>
+          <w:rtl/>
+        </w:rPr>
+        <w:t xml:space="preserve">“וְעָשׂוּ לִי מִקְדָּשׁ”</w:t>
+      </w:r>
+      <w:r>
+        <w:rPr>
+          <w:rtl/>
+        </w:rPr>
+        <w:t xml:space="preserve"> </w:t>
+      </w:r>
+      <w:r>
+        <w:rPr>
+          <w:rtl/>
+        </w:rPr>
+        <w:t xml:space="preserve">מתורגם כיום להקמת קהילה, או שמא הוא מצווה רדומה עד לבנייה פיזית?</w:t>
+      </w:r>
+    </w:p>
+    <w:p>
+      <w:pPr>
+        <w:pStyle w:val="Compact"/>
+        <w:numPr>
+          <w:ilvl w:val="0"/>
+          <w:numId w:val="1012"/>
+        </w:numPr>
+        <w:bidi/>
+      </w:pPr>
+      <w:r>
+        <w:rPr>
+          <w:b/>
+          <w:bCs/>
+          <w:rtl/>
+        </w:rPr>
+        <w:t xml:space="preserve">ריבית (שמות כ”ב, כ”ד):</w:t>
+      </w:r>
+      <w:r>
+        <w:rPr>
+          <w:rtl/>
+        </w:rPr>
+        <w:t xml:space="preserve"> </w:t>
+      </w:r>
+      <w:r>
+        <w:rPr>
+          <w:rtl/>
+        </w:rPr>
+        <w:t xml:space="preserve">בחינה של מערכת הבנקאות המודרנית וה-P2P (כמו Mintos שהזכרת) מול איסור</w:t>
+      </w:r>
+      <w:r>
+        <w:rPr>
+          <w:rtl/>
+        </w:rPr>
+        <w:t xml:space="preserve"> </w:t>
+      </w:r>
+      <w:r>
+        <w:rPr>
+          <w:rtl/>
+        </w:rPr>
+        <w:t xml:space="preserve">“נשך”</w:t>
+      </w:r>
+      <w:r>
+        <w:rPr>
+          <w:rtl/>
+        </w:rPr>
+        <w:t xml:space="preserve">.</w:t>
+      </w:r>
+    </w:p>
+    <w:p>
+      <w:r>
+        <w:pict>
+          <v:rect style="width:0;height:1.5pt" o:hralign="center" o:hrstd="t" o:hr="t"/>
+        </w:pict>
+      </w:r>
+    </w:p>
+    <w:p>
+      <w:pPr>
+        <w:bidi/>
+      </w:pPr>
+      <w:r>
+        <w:rPr>
+          <w:rtl/>
+        </w:rPr>
+        <w:t xml:space="preserve">ספר ויקרא, המכונה גם</w:t>
+      </w:r>
+      <w:r>
+        <w:rPr>
+          <w:rtl/>
+        </w:rPr>
+        <w:t xml:space="preserve"> </w:t>
+      </w:r>
+      <w:r>
+        <w:rPr>
+          <w:rtl/>
+        </w:rPr>
+        <w:t xml:space="preserve">“תורת כהנים”</w:t>
+      </w:r>
+      <w:r>
+        <w:rPr>
+          <w:rtl/>
+        </w:rPr>
+        <w:t xml:space="preserve">, הוא המקור המרכזי לדיני הקדושה, המאכלות והקרבנות. כאן נמצא את היסודות למה שאנו מכנים היום</w:t>
+      </w:r>
+      <w:r>
+        <w:rPr>
+          <w:rtl/>
+        </w:rPr>
+        <w:t xml:space="preserve"> </w:t>
+      </w:r>
+      <w:r>
+        <w:rPr>
+          <w:rtl/>
+        </w:rPr>
+        <w:t xml:space="preserve">“כשרות”</w:t>
+      </w:r>
+      <w:r>
+        <w:rPr>
+          <w:rtl/>
+        </w:rPr>
+        <w:t xml:space="preserve"> </w:t>
+      </w:r>
+      <w:r>
+        <w:rPr>
+          <w:rtl/>
+        </w:rPr>
+        <w:t xml:space="preserve">ו”טהרת המשפחה”, נושאים הדורשים בחינה מחודשת מעמיקה מול הידע המדעי והסוציאולוגי של ימינו.</w:t>
+      </w:r>
+    </w:p>
+    <w:p>
+      <w:r>
+        <w:pict>
+          <v:rect style="width:0;height:1.5pt" o:hralign="center" o:hrstd="t" o:hr="t"/>
+        </w:pict>
+      </w:r>
+    </w:p>
+    <w:bookmarkEnd w:id="29"/>
+    <w:bookmarkEnd w:id="30"/>
+    <w:bookmarkStart w:id="36" w:name="ספר-ויקרא-מניין-המצוות-לבחינה-מחודשת"/>
+    <w:p>
+      <w:pPr>
+        <w:pStyle w:val="Heading1"/>
+        <w:bidi/>
+      </w:pPr>
+      <w:r>
+        <w:rPr>
+          <w:rtl/>
+        </w:rPr>
+        <w:t xml:space="preserve">6. ספר ויקרא: מניין המצוות לבחינה מחודשת</w:t>
+      </w:r>
+    </w:p>
+    <w:bookmarkStart w:id="31" w:name="מצוות-המוסכמות-על-כל-המונים-קונצנזוס-2"/>
+    <w:p>
+      <w:pPr>
+        <w:pStyle w:val="Heading3"/>
+        <w:bidi/>
+      </w:pPr>
+      <w:r>
+        <w:rPr>
+          <w:rtl/>
+        </w:rPr>
+        <w:t xml:space="preserve">6.0.1 מצוות המוסכמות על כל המונים (קונצנזוס)</w:t>
+      </w:r>
+    </w:p>
+    <w:p>
+      <w:pPr>
+        <w:pStyle w:val="Compact"/>
+        <w:numPr>
+          <w:ilvl w:val="0"/>
+          <w:numId w:val="1013"/>
+        </w:numPr>
+        <w:bidi/>
+      </w:pPr>
+      <w:r>
+        <w:rPr>
+          <w:b/>
+          <w:bCs/>
+          <w:rtl/>
+        </w:rPr>
+        <w:t xml:space="preserve">סמיכה על הקרבן</w:t>
+      </w:r>
+      <w:r>
+        <w:rPr>
+          <w:rtl/>
+        </w:rPr>
+        <w:t xml:space="preserve"> </w:t>
+      </w:r>
+      <w:r>
+        <w:rPr>
+          <w:rtl/>
+        </w:rPr>
+        <w:t xml:space="preserve">(ויקרא א’, ד’):</w:t>
+      </w:r>
+      <w:r>
+        <w:rPr>
+          <w:rtl/>
+        </w:rPr>
+        <w:t xml:space="preserve"> </w:t>
+      </w:r>
+      <w:r>
+        <w:rPr>
+          <w:rtl/>
+        </w:rPr>
+        <w:t xml:space="preserve">“וְסָמַךְ יָדוֹ עַל רֹאשׁ הָעֹלָה וְנִרְצָה לוֹ לְכַפֵּר עָלָיו”</w:t>
+      </w:r>
+      <w:r>
+        <w:rPr>
+          <w:rtl/>
+        </w:rPr>
+        <w:t xml:space="preserve">.</w:t>
+      </w:r>
+    </w:p>
+    <w:p>
+      <w:pPr>
+        <w:pStyle w:val="Compact"/>
+        <w:numPr>
+          <w:ilvl w:val="0"/>
+          <w:numId w:val="1013"/>
+        </w:numPr>
+        <w:bidi/>
+      </w:pPr>
+      <w:r>
+        <w:rPr>
+          <w:b/>
+          <w:bCs/>
+          <w:rtl/>
+        </w:rPr>
+        <w:t xml:space="preserve">איסור אכילת חלב ודם</w:t>
+      </w:r>
+      <w:r>
+        <w:rPr>
+          <w:rtl/>
+        </w:rPr>
+        <w:t xml:space="preserve"> </w:t>
+      </w:r>
+      <w:r>
+        <w:rPr>
+          <w:rtl/>
+        </w:rPr>
+        <w:t xml:space="preserve">(ויקרא ג’, י”ז):</w:t>
+      </w:r>
+      <w:r>
+        <w:rPr>
+          <w:rtl/>
+        </w:rPr>
+        <w:t xml:space="preserve"> </w:t>
+      </w:r>
+      <w:r>
+        <w:rPr>
+          <w:rtl/>
+        </w:rPr>
+        <w:t xml:space="preserve">“חֻקַּת עוֹלָם לְדֹרֹתֵיכֶם בְּכֹל מוֹשְׁבֹתֵיכֶם כָּל חֵלֶב וְכָל דָּם לֹא תֹאכֵלוּ”</w:t>
+      </w:r>
+      <w:r>
+        <w:rPr>
+          <w:rtl/>
+        </w:rPr>
+        <w:t xml:space="preserve">.</w:t>
+      </w:r>
+    </w:p>
+    <w:p>
+      <w:pPr>
+        <w:pStyle w:val="Compact"/>
+        <w:numPr>
+          <w:ilvl w:val="0"/>
+          <w:numId w:val="1013"/>
+        </w:numPr>
+        <w:bidi/>
+      </w:pPr>
+      <w:r>
+        <w:rPr>
+          <w:b/>
+          <w:bCs/>
+          <w:rtl/>
+        </w:rPr>
+        <w:t xml:space="preserve">אשם גזילות</w:t>
+      </w:r>
+      <w:r>
+        <w:rPr>
+          <w:rtl/>
+        </w:rPr>
+        <w:t xml:space="preserve"> </w:t>
+      </w:r>
+      <w:r>
+        <w:rPr>
+          <w:rtl/>
+        </w:rPr>
+        <w:t xml:space="preserve">(ויקרא ה’, כ”ג):</w:t>
+      </w:r>
+      <w:r>
+        <w:rPr>
+          <w:rtl/>
+        </w:rPr>
+        <w:t xml:space="preserve"> </w:t>
+      </w:r>
+      <w:r>
+        <w:rPr>
+          <w:rtl/>
+        </w:rPr>
+        <w:t xml:space="preserve">“וְהֵשִׁיב אֶת הַגְּזֵלָה אֲשֶׁר גָּזָל אוֹ אֶת הָעֹשֶׁק אֲשֶׁר עָשָׁק”</w:t>
+      </w:r>
+      <w:r>
+        <w:rPr>
+          <w:rtl/>
+        </w:rPr>
+        <w:t xml:space="preserve">.</w:t>
+      </w:r>
+    </w:p>
+    <w:p>
+      <w:pPr>
+        <w:pStyle w:val="Compact"/>
+        <w:numPr>
+          <w:ilvl w:val="0"/>
+          <w:numId w:val="1013"/>
+        </w:numPr>
+        <w:bidi/>
+      </w:pPr>
+      <w:r>
+        <w:rPr>
+          <w:b/>
+          <w:bCs/>
+          <w:rtl/>
+        </w:rPr>
+        <w:t xml:space="preserve">קידוש השם ואיסור חילולו</w:t>
+      </w:r>
+      <w:r>
+        <w:rPr>
+          <w:rtl/>
+        </w:rPr>
+        <w:t xml:space="preserve"> </w:t>
+      </w:r>
+      <w:r>
+        <w:rPr>
+          <w:rtl/>
+        </w:rPr>
+        <w:t xml:space="preserve">(ויקרא כ”ב, ל”ב):</w:t>
+      </w:r>
+      <w:r>
+        <w:rPr>
+          <w:rtl/>
+        </w:rPr>
+        <w:t xml:space="preserve"> </w:t>
+      </w:r>
+      <w:r>
+        <w:rPr>
+          <w:rtl/>
+        </w:rPr>
+        <w:t xml:space="preserve">“וְלֹא תְחַלְּלוּ אֶת שֵׁם קָדְשִׁי וְנִקְדַּשְׁתִּי בְּתוֹךְ בְּנֵי יִשְׂרָאֵל”</w:t>
+      </w:r>
+      <w:r>
+        <w:rPr>
+          <w:rtl/>
+        </w:rPr>
+        <w:t xml:space="preserve">.</w:t>
+      </w:r>
+    </w:p>
+    <w:p>
+      <w:pPr>
+        <w:pStyle w:val="Compact"/>
+        <w:numPr>
+          <w:ilvl w:val="0"/>
+          <w:numId w:val="1013"/>
+        </w:numPr>
+        <w:bidi/>
+      </w:pPr>
+      <w:r>
+        <w:rPr>
+          <w:b/>
+          <w:bCs/>
+          <w:rtl/>
+        </w:rPr>
+        <w:t xml:space="preserve">אהבת הרע</w:t>
+      </w:r>
+      <w:r>
+        <w:rPr>
+          <w:rtl/>
+        </w:rPr>
+        <w:t xml:space="preserve"> </w:t>
+      </w:r>
+      <w:r>
+        <w:rPr>
+          <w:rtl/>
+        </w:rPr>
+        <w:t xml:space="preserve">(ויקרא י”ט, י”ח):</w:t>
+      </w:r>
+      <w:r>
+        <w:rPr>
+          <w:rtl/>
+        </w:rPr>
+        <w:t xml:space="preserve"> </w:t>
+      </w:r>
+      <w:r>
+        <w:rPr>
+          <w:rtl/>
+        </w:rPr>
+        <w:t xml:space="preserve">“וְאָהַבְתָּ לְרֵעֲךָ כָּמוֹךָ אֲנִי יְהוָה”</w:t>
+      </w:r>
+      <w:r>
+        <w:rPr>
+          <w:rtl/>
+        </w:rPr>
+        <w:t xml:space="preserve">.</w:t>
+      </w:r>
+    </w:p>
+    <w:p>
+      <w:pPr>
+        <w:pStyle w:val="Compact"/>
+        <w:numPr>
+          <w:ilvl w:val="0"/>
+          <w:numId w:val="1013"/>
+        </w:numPr>
+        <w:bidi/>
+      </w:pPr>
+      <w:r>
+        <w:rPr>
+          <w:b/>
+          <w:bCs/>
+          <w:rtl/>
+        </w:rPr>
+        <w:t xml:space="preserve">מצוות תוכחה</w:t>
+      </w:r>
+      <w:r>
+        <w:rPr>
+          <w:rtl/>
+        </w:rPr>
+        <w:t xml:space="preserve"> </w:t>
+      </w:r>
+      <w:r>
+        <w:rPr>
+          <w:rtl/>
+        </w:rPr>
+        <w:t xml:space="preserve">(ויקרא י”ט, י”ז):</w:t>
+      </w:r>
+      <w:r>
+        <w:rPr>
+          <w:rtl/>
+        </w:rPr>
+        <w:t xml:space="preserve"> </w:t>
+      </w:r>
+      <w:r>
+        <w:rPr>
+          <w:rtl/>
+        </w:rPr>
+        <w:t xml:space="preserve">“הוֹכֵחַ תּוֹכִיחַ אֶת עֲמִיתֶךָ וְלֹא תִשָּׂא עָלָיו חֵטְא”</w:t>
+      </w:r>
+      <w:r>
+        <w:rPr>
+          <w:rtl/>
+        </w:rPr>
+        <w:t xml:space="preserve">.</w:t>
+      </w:r>
+    </w:p>
+    <w:p>
+      <w:pPr>
+        <w:pStyle w:val="Compact"/>
+        <w:numPr>
+          <w:ilvl w:val="0"/>
+          <w:numId w:val="1013"/>
+        </w:numPr>
+        <w:bidi/>
+      </w:pPr>
+      <w:r>
+        <w:rPr>
+          <w:b/>
+          <w:bCs/>
+          <w:rtl/>
+        </w:rPr>
+        <w:t xml:space="preserve">שמיטת קרקעות</w:t>
+      </w:r>
+      <w:r>
+        <w:rPr>
+          <w:rtl/>
+        </w:rPr>
+        <w:t xml:space="preserve"> </w:t>
+      </w:r>
+      <w:r>
+        <w:rPr>
+          <w:rtl/>
+        </w:rPr>
+        <w:t xml:space="preserve">(ויקרא כ”ה, ד’):</w:t>
+      </w:r>
+      <w:r>
+        <w:rPr>
+          <w:rtl/>
+        </w:rPr>
+        <w:t xml:space="preserve"> </w:t>
+      </w:r>
+      <w:r>
+        <w:rPr>
+          <w:rtl/>
+        </w:rPr>
+        <w:t xml:space="preserve">“וּבַשָּׁנָה הַשְּׁבִיעִית שַׁבַּת שַׁבָּתוֹן יִהְיֶה לָאָרֶץ”</w:t>
+      </w:r>
+      <w:r>
+        <w:rPr>
+          <w:rtl/>
+        </w:rPr>
+        <w:t xml:space="preserve">.</w:t>
+      </w:r>
+    </w:p>
+    <w:p>
+      <w:pPr>
+        <w:pStyle w:val="Compact"/>
+        <w:numPr>
+          <w:ilvl w:val="0"/>
+          <w:numId w:val="1013"/>
+        </w:numPr>
+        <w:bidi/>
+      </w:pPr>
+      <w:r>
+        <w:rPr>
+          <w:b/>
+          <w:bCs/>
+          <w:rtl/>
+        </w:rPr>
+        <w:t xml:space="preserve">דיני יובל</w:t>
+      </w:r>
+      <w:r>
+        <w:rPr>
+          <w:rtl/>
+        </w:rPr>
+        <w:t xml:space="preserve"> </w:t>
+      </w:r>
+      <w:r>
+        <w:rPr>
+          <w:rtl/>
+        </w:rPr>
+        <w:t xml:space="preserve">(ויקרא כ”ה, י’):</w:t>
+      </w:r>
+      <w:r>
+        <w:rPr>
+          <w:rtl/>
+        </w:rPr>
+        <w:t xml:space="preserve"> </w:t>
+      </w:r>
+      <w:r>
+        <w:rPr>
+          <w:rtl/>
+        </w:rPr>
+        <w:t xml:space="preserve">“וְקִדַּשְׁתֶּם אֵת שְׁנַת הַחֲמִשִּׁים שָׁנָה וּקְרָאתֶם דְּרוֹר בָּאָרֶץ”</w:t>
+      </w:r>
+      <w:r>
+        <w:rPr>
+          <w:rtl/>
+        </w:rPr>
+        <w:t xml:space="preserve">.</w:t>
+      </w:r>
+    </w:p>
+    <w:p>
+      <w:pPr>
+        <w:pStyle w:val="Compact"/>
+        <w:numPr>
+          <w:ilvl w:val="0"/>
+          <w:numId w:val="1013"/>
+        </w:numPr>
+        <w:bidi/>
+      </w:pPr>
+      <w:r>
+        <w:rPr>
+          <w:b/>
+          <w:bCs/>
+          <w:rtl/>
+        </w:rPr>
+        <w:t xml:space="preserve">איסור ריבית</w:t>
+      </w:r>
+      <w:r>
+        <w:rPr>
+          <w:rtl/>
+        </w:rPr>
+        <w:t xml:space="preserve"> </w:t>
+      </w:r>
+      <w:r>
+        <w:rPr>
+          <w:rtl/>
+        </w:rPr>
+        <w:t xml:space="preserve">(ויקרא כ”ה, ל”ז):</w:t>
+      </w:r>
+      <w:r>
+        <w:rPr>
+          <w:rtl/>
+        </w:rPr>
+        <w:t xml:space="preserve"> </w:t>
+      </w:r>
+      <w:r>
+        <w:rPr>
+          <w:rtl/>
+        </w:rPr>
+        <w:t xml:space="preserve">“אֶת כַּסְפְּךָ לֹא תִתֵּן לוֹ בְּנֶשֶׁךְ וּבְמַרְבִּית לֹא תִתֵּן אָכְלֶךָ”</w:t>
+      </w:r>
+      <w:r>
+        <w:rPr>
+          <w:rtl/>
+        </w:rPr>
+        <w:t xml:space="preserve">.</w:t>
+      </w:r>
+    </w:p>
+    <w:p>
+      <w:pPr>
+        <w:pStyle w:val="Compact"/>
+        <w:numPr>
+          <w:ilvl w:val="0"/>
+          <w:numId w:val="1013"/>
+        </w:numPr>
+        <w:bidi/>
+      </w:pPr>
+      <w:r>
+        <w:rPr>
+          <w:b/>
+          <w:bCs/>
+          <w:rtl/>
+        </w:rPr>
+        <w:t xml:space="preserve">סימני בהמה וחיה טהורה</w:t>
+      </w:r>
+      <w:r>
+        <w:rPr>
+          <w:rtl/>
+        </w:rPr>
+        <w:t xml:space="preserve"> </w:t>
+      </w:r>
+      <w:r>
+        <w:rPr>
+          <w:rtl/>
+        </w:rPr>
+        <w:t xml:space="preserve">(ויקרא י”א, ב’):</w:t>
+      </w:r>
+      <w:r>
+        <w:rPr>
+          <w:rtl/>
+        </w:rPr>
+        <w:t xml:space="preserve"> </w:t>
+      </w:r>
+      <w:r>
+        <w:rPr>
+          <w:rtl/>
+        </w:rPr>
+        <w:t xml:space="preserve">“זֹאת הַחַיָּה אֲשֶׁר תֹּאכְלוּ מִכָּל הַבְּהֵמָה אֲשֶׁר עַל הָאָרֶץ”</w:t>
+      </w:r>
+      <w:r>
+        <w:rPr>
+          <w:rtl/>
+        </w:rPr>
+        <w:t xml:space="preserve">.</w:t>
+      </w:r>
+    </w:p>
+    <w:p>
+      <w:pPr>
+        <w:pStyle w:val="Compact"/>
+        <w:numPr>
+          <w:ilvl w:val="0"/>
+          <w:numId w:val="1013"/>
+        </w:numPr>
+        <w:bidi/>
+      </w:pPr>
+      <w:r>
+        <w:rPr>
+          <w:b/>
+          <w:bCs/>
+          <w:rtl/>
+        </w:rPr>
+        <w:t xml:space="preserve">סימני דגים טהורים</w:t>
+      </w:r>
+      <w:r>
+        <w:rPr>
+          <w:rtl/>
+        </w:rPr>
+        <w:t xml:space="preserve"> </w:t>
+      </w:r>
+      <w:r>
+        <w:rPr>
+          <w:rtl/>
+        </w:rPr>
+        <w:t xml:space="preserve">(ויקרא י”א, ט’):</w:t>
+      </w:r>
+      <w:r>
+        <w:rPr>
+          <w:rtl/>
+        </w:rPr>
+        <w:t xml:space="preserve"> </w:t>
+      </w:r>
+      <w:r>
+        <w:rPr>
+          <w:rtl/>
+        </w:rPr>
+        <w:t xml:space="preserve">“כֹּל אֲשֶׁר לוֹ סְנַפִּיר וְקַשְׂקֶשֶׂת בַּמַּיִם”</w:t>
+      </w:r>
+      <w:r>
+        <w:rPr>
+          <w:rtl/>
+        </w:rPr>
+        <w:t xml:space="preserve">.</w:t>
+      </w:r>
+    </w:p>
+    <w:p>
+      <w:r>
+        <w:pict>
+          <v:rect style="width:0;height:1.5pt" o:hralign="center" o:hrstd="t" o:hr="t"/>
+        </w:pict>
+      </w:r>
+    </w:p>
+    <w:bookmarkEnd w:id="31"/>
+    <w:bookmarkStart w:id="32" w:name="מצוות-לפי-שיטת-הרמבם-ספר-המצוות-3"/>
+    <w:p>
+      <w:pPr>
+        <w:pStyle w:val="Heading3"/>
+        <w:bidi/>
+      </w:pPr>
+      <w:r>
+        <w:rPr>
+          <w:rtl/>
+        </w:rPr>
+        <w:t xml:space="preserve">6.0.2 מצוות לפי שיטת הרמב”ם (ספר המצוות)</w:t>
+      </w:r>
+    </w:p>
+    <w:p>
+      <w:pPr>
+        <w:pStyle w:val="Compact"/>
+        <w:numPr>
+          <w:ilvl w:val="0"/>
+          <w:numId w:val="1014"/>
+        </w:numPr>
+        <w:bidi/>
+      </w:pPr>
+      <w:r>
+        <w:rPr>
+          <w:b/>
+          <w:bCs/>
+          <w:rtl/>
+        </w:rPr>
+        <w:t xml:space="preserve">שריפת פיגול ונותר</w:t>
+      </w:r>
+      <w:r>
+        <w:rPr>
+          <w:rtl/>
+        </w:rPr>
+        <w:t xml:space="preserve"> </w:t>
+      </w:r>
+      <w:r>
+        <w:rPr>
+          <w:rtl/>
+        </w:rPr>
+        <w:t xml:space="preserve">(ויקרא ז’, י”ז):</w:t>
+      </w:r>
+      <w:r>
+        <w:rPr>
+          <w:rtl/>
+        </w:rPr>
+        <w:t xml:space="preserve"> </w:t>
+      </w:r>
+      <w:r>
+        <w:rPr>
+          <w:rtl/>
+        </w:rPr>
+        <w:t xml:space="preserve">“וְהַנּוֹתָר מִבְּשַׂר הַזֶּבַח בַּיּוֹם הַשְּׁלִישִׁי בָּאֵשׁ יִשָּׂרֵף”</w:t>
+      </w:r>
+      <w:r>
+        <w:rPr>
+          <w:rtl/>
+        </w:rPr>
+        <w:t xml:space="preserve">.</w:t>
+      </w:r>
+    </w:p>
+    <w:p>
+      <w:pPr>
+        <w:pStyle w:val="Compact"/>
+        <w:numPr>
+          <w:ilvl w:val="0"/>
+          <w:numId w:val="1014"/>
+        </w:numPr>
+        <w:bidi/>
+      </w:pPr>
+      <w:r>
+        <w:rPr>
+          <w:b/>
+          <w:bCs/>
+          <w:rtl/>
+        </w:rPr>
+        <w:t xml:space="preserve">מורא מקדש</w:t>
+      </w:r>
+      <w:r>
+        <w:rPr>
+          <w:rtl/>
+        </w:rPr>
+        <w:t xml:space="preserve"> </w:t>
+      </w:r>
+      <w:r>
+        <w:rPr>
+          <w:rtl/>
+        </w:rPr>
+        <w:t xml:space="preserve">(ויקרא י”ט, ל’):</w:t>
+      </w:r>
+      <w:r>
+        <w:rPr>
+          <w:rtl/>
+        </w:rPr>
+        <w:t xml:space="preserve"> </w:t>
+      </w:r>
+      <w:r>
+        <w:rPr>
+          <w:rtl/>
+        </w:rPr>
+        <w:t xml:space="preserve">“וּמִקְדָּשִׁי תִּירָאוּ”</w:t>
+      </w:r>
+      <w:r>
+        <w:rPr>
+          <w:rtl/>
+        </w:rPr>
+        <w:t xml:space="preserve">. (הרמב”ן רואה בזה חלק ממצוות עבודת המקדש הכללית).</w:t>
+      </w:r>
+    </w:p>
+    <w:p>
+      <w:pPr>
+        <w:pStyle w:val="Compact"/>
+        <w:numPr>
+          <w:ilvl w:val="0"/>
+          <w:numId w:val="1014"/>
+        </w:numPr>
+        <w:bidi/>
+      </w:pPr>
+      <w:r>
+        <w:rPr>
+          <w:b/>
+          <w:bCs/>
+          <w:rtl/>
+        </w:rPr>
+        <w:t xml:space="preserve">איסור קללת אב ואם</w:t>
+      </w:r>
+      <w:r>
+        <w:rPr>
+          <w:rtl/>
+        </w:rPr>
+        <w:t xml:space="preserve"> </w:t>
+      </w:r>
+      <w:r>
+        <w:rPr>
+          <w:rtl/>
+        </w:rPr>
+        <w:t xml:space="preserve">(ויקרא כ’, ט’):</w:t>
+      </w:r>
+      <w:r>
+        <w:rPr>
+          <w:rtl/>
+        </w:rPr>
+        <w:t xml:space="preserve"> </w:t>
+      </w:r>
+      <w:r>
+        <w:rPr>
+          <w:rtl/>
+        </w:rPr>
+        <w:t xml:space="preserve">“כִּי אִישׁ אִישׁ אֲשֶׁר יְקַלֵּל אֶת אָבִיו וְאֶת אִמּוֹ מוֹת יוּמָת”</w:t>
+      </w:r>
+      <w:r>
+        <w:rPr>
+          <w:rtl/>
+        </w:rPr>
+        <w:t xml:space="preserve">.</w:t>
+      </w:r>
+    </w:p>
+    <w:p>
+      <w:r>
+        <w:pict>
+          <v:rect style="width:0;height:1.5pt" o:hralign="center" o:hrstd="t" o:hr="t"/>
+        </w:pict>
+      </w:r>
+    </w:p>
+    <w:bookmarkEnd w:id="32"/>
+    <w:bookmarkStart w:id="33" w:name="מצוות-לפי-שיטת-הרמבן-השגות-2"/>
+    <w:p>
+      <w:pPr>
+        <w:pStyle w:val="Heading3"/>
+        <w:bidi/>
+      </w:pPr>
+      <w:r>
+        <w:rPr>
+          <w:rtl/>
+        </w:rPr>
+        <w:t xml:space="preserve">6.0.3 מצוות לפי שיטת הרמב”ן (השגות)</w:t>
+      </w:r>
+    </w:p>
+    <w:p>
+      <w:pPr>
+        <w:pStyle w:val="Compact"/>
+        <w:numPr>
+          <w:ilvl w:val="0"/>
+          <w:numId w:val="1015"/>
+        </w:numPr>
+        <w:bidi/>
+      </w:pPr>
+      <w:r>
+        <w:rPr>
+          <w:b/>
+          <w:bCs/>
+          <w:rtl/>
+        </w:rPr>
+        <w:t xml:space="preserve">איסור הנאה ממעשה ניסים</w:t>
+      </w:r>
+      <w:r>
+        <w:rPr>
+          <w:rtl/>
+        </w:rPr>
+        <w:t xml:space="preserve"> </w:t>
+      </w:r>
+      <w:r>
+        <w:rPr>
+          <w:rtl/>
+        </w:rPr>
+        <w:t xml:space="preserve">(ויקרא י”ט, י”ט):</w:t>
+      </w:r>
+      <w:r>
+        <w:rPr>
+          <w:rtl/>
+        </w:rPr>
+        <w:t xml:space="preserve"> </w:t>
+      </w:r>
+      <w:r>
+        <w:rPr>
+          <w:rtl/>
+        </w:rPr>
+        <w:t xml:space="preserve">“אֶת חֻקֹּתַי תִּשְׁמֹרוּ”</w:t>
+      </w:r>
+      <w:r>
+        <w:rPr>
+          <w:rtl/>
+        </w:rPr>
+        <w:t xml:space="preserve">. (הרמב”ן רואה בחוקים מסוימים איסור לשנות את סדרי בראשית, כמו כלאיים).</w:t>
+      </w:r>
+    </w:p>
+    <w:p>
+      <w:pPr>
+        <w:pStyle w:val="Compact"/>
+        <w:numPr>
+          <w:ilvl w:val="0"/>
+          <w:numId w:val="1015"/>
+        </w:numPr>
+        <w:bidi/>
+      </w:pPr>
+      <w:r>
+        <w:rPr>
+          <w:b/>
+          <w:bCs/>
+          <w:rtl/>
+        </w:rPr>
+        <w:t xml:space="preserve">חובת הודיה על הארץ</w:t>
+      </w:r>
+      <w:r>
+        <w:rPr>
+          <w:rtl/>
+        </w:rPr>
+        <w:t xml:space="preserve">.</w:t>
+      </w:r>
+    </w:p>
+    <w:p>
+      <w:r>
+        <w:pict>
+          <v:rect style="width:0;height:1.5pt" o:hralign="center" o:hrstd="t" o:hr="t"/>
+        </w:pict>
+      </w:r>
+    </w:p>
+    <w:bookmarkEnd w:id="33"/>
+    <w:bookmarkStart w:id="34" w:name="מצוות-קדושת-הגוף-והחברה---קונצנזוס"/>
+    <w:p>
+      <w:pPr>
+        <w:pStyle w:val="Heading3"/>
+        <w:bidi/>
+      </w:pPr>
+      <w:r>
+        <w:rPr>
+          <w:rtl/>
+        </w:rPr>
+        <w:t xml:space="preserve">6.0.4 מצוות קדושת הגוף והחברה - קונצנזוס</w:t>
+      </w:r>
+    </w:p>
+    <w:p>
+      <w:pPr>
+        <w:pStyle w:val="Compact"/>
+        <w:numPr>
+          <w:ilvl w:val="0"/>
+          <w:numId w:val="1016"/>
+        </w:numPr>
+        <w:bidi/>
+      </w:pPr>
+      <w:r>
+        <w:rPr>
+          <w:b/>
+          <w:bCs/>
+          <w:rtl/>
+        </w:rPr>
+        <w:t xml:space="preserve">איסור ניאוף ועריות</w:t>
+      </w:r>
+      <w:r>
+        <w:rPr>
+          <w:rtl/>
+        </w:rPr>
+        <w:t xml:space="preserve"> </w:t>
+      </w:r>
+      <w:r>
+        <w:rPr>
+          <w:rtl/>
+        </w:rPr>
+        <w:t xml:space="preserve">(ויקרא י”ח, ו’):</w:t>
+      </w:r>
+      <w:r>
+        <w:rPr>
+          <w:rtl/>
+        </w:rPr>
+        <w:t xml:space="preserve"> </w:t>
+      </w:r>
+      <w:r>
+        <w:rPr>
+          <w:rtl/>
+        </w:rPr>
+        <w:t xml:space="preserve">“אִישׁ אִישׁ אֶל כָּל שְׁאֵר בְּשָׂרוֹ לֹא תִקְרְבוּ לְגַלּוֹת עֶרְוָה”</w:t>
+      </w:r>
+      <w:r>
+        <w:rPr>
+          <w:rtl/>
+        </w:rPr>
+        <w:t xml:space="preserve">.</w:t>
+      </w:r>
+    </w:p>
+    <w:p>
+      <w:pPr>
+        <w:pStyle w:val="Compact"/>
+        <w:numPr>
+          <w:ilvl w:val="0"/>
+          <w:numId w:val="1016"/>
+        </w:numPr>
+        <w:bidi/>
+      </w:pPr>
+      <w:r>
+        <w:rPr>
+          <w:b/>
+          <w:bCs/>
+          <w:rtl/>
+        </w:rPr>
+        <w:t xml:space="preserve">מצוות לקט, שכחה ופאה</w:t>
+      </w:r>
+      <w:r>
+        <w:rPr>
+          <w:rtl/>
+        </w:rPr>
+        <w:t xml:space="preserve"> </w:t>
+      </w:r>
+      <w:r>
+        <w:rPr>
+          <w:rtl/>
+        </w:rPr>
+        <w:t xml:space="preserve">(ויקרא י”ט, ט’):</w:t>
+      </w:r>
+      <w:r>
+        <w:rPr>
+          <w:rtl/>
+        </w:rPr>
+        <w:t xml:space="preserve"> </w:t>
+      </w:r>
+      <w:r>
+        <w:rPr>
+          <w:rtl/>
+        </w:rPr>
+        <w:t xml:space="preserve">“לֹא תְכַלֶּה פְּאַת שָׂדְךָ לִקְצֹר וְלֶקֶט קְצִירְךָ לֹא תְלַקֵּט”</w:t>
+      </w:r>
+      <w:r>
+        <w:rPr>
+          <w:rtl/>
+        </w:rPr>
+        <w:t xml:space="preserve">.</w:t>
+      </w:r>
+    </w:p>
+    <w:p>
+      <w:pPr>
+        <w:pStyle w:val="Compact"/>
+        <w:numPr>
+          <w:ilvl w:val="0"/>
+          <w:numId w:val="1016"/>
+        </w:numPr>
+        <w:bidi/>
+      </w:pPr>
+      <w:r>
+        <w:rPr>
+          <w:b/>
+          <w:bCs/>
+          <w:rtl/>
+        </w:rPr>
+        <w:t xml:space="preserve">איסור הלנת שכר</w:t>
+      </w:r>
+      <w:r>
+        <w:rPr>
+          <w:rtl/>
+        </w:rPr>
+        <w:t xml:space="preserve"> </w:t>
+      </w:r>
+      <w:r>
+        <w:rPr>
+          <w:rtl/>
+        </w:rPr>
+        <w:t xml:space="preserve">(ויקרא י”ט, י”ג):</w:t>
+      </w:r>
+      <w:r>
+        <w:rPr>
+          <w:rtl/>
+        </w:rPr>
+        <w:t xml:space="preserve"> </w:t>
+      </w:r>
+      <w:r>
+        <w:rPr>
+          <w:rtl/>
+        </w:rPr>
+        <w:t xml:space="preserve">“לֹא תָלִין פְּעֻלַּת שָׂכִיר אִתְּךָ עַד בֹּקֶר”</w:t>
+      </w:r>
+      <w:r>
+        <w:rPr>
+          <w:rtl/>
+        </w:rPr>
+        <w:t xml:space="preserve">.</w:t>
+      </w:r>
+    </w:p>
+    <w:p>
+      <w:pPr>
+        <w:pStyle w:val="Compact"/>
+        <w:numPr>
+          <w:ilvl w:val="0"/>
+          <w:numId w:val="1016"/>
+        </w:numPr>
+        <w:bidi/>
+      </w:pPr>
+      <w:r>
+        <w:rPr>
+          <w:b/>
+          <w:bCs/>
+          <w:rtl/>
+        </w:rPr>
+        <w:t xml:space="preserve">איסור נקימה ונטירה</w:t>
+      </w:r>
+      <w:r>
+        <w:rPr>
+          <w:rtl/>
+        </w:rPr>
+        <w:t xml:space="preserve"> </w:t>
+      </w:r>
+      <w:r>
+        <w:rPr>
+          <w:rtl/>
+        </w:rPr>
+        <w:t xml:space="preserve">(ויקרא י”ט, י”ח):</w:t>
+      </w:r>
+      <w:r>
+        <w:rPr>
+          <w:rtl/>
+        </w:rPr>
+        <w:t xml:space="preserve"> </w:t>
+      </w:r>
+      <w:r>
+        <w:rPr>
+          <w:rtl/>
+        </w:rPr>
+        <w:t xml:space="preserve">“לֹא תִקֹּם וְלֹא תִטֹּר אֶת בְּנֵי עַמֶּךָ”</w:t>
+      </w:r>
+      <w:r>
+        <w:rPr>
+          <w:rtl/>
+        </w:rPr>
+        <w:t xml:space="preserve">.</w:t>
+      </w:r>
+    </w:p>
+    <w:p>
+      <w:r>
+        <w:pict>
+          <v:rect style="width:0;height:1.5pt" o:hralign="center" o:hrstd="t" o:hr="t"/>
+        </w:pict>
+      </w:r>
+    </w:p>
+    <w:bookmarkEnd w:id="34"/>
+    <w:bookmarkStart w:id="35" w:name="נקודות-לבחינה-מחודשת-דוגמאות-לספר-ויקרא"/>
+    <w:p>
+      <w:pPr>
+        <w:pStyle w:val="Heading3"/>
+        <w:bidi/>
+      </w:pPr>
+      <w:r>
+        <w:rPr>
+          <w:rtl/>
+        </w:rPr>
+        <w:t xml:space="preserve">6.0.5 נקודות לבחינה מחודשת (דוגמאות לספר ויקרא):</w:t>
+      </w:r>
+    </w:p>
+    <w:p>
+      <w:pPr>
+        <w:pStyle w:val="Compact"/>
+        <w:numPr>
+          <w:ilvl w:val="0"/>
+          <w:numId w:val="1017"/>
+        </w:numPr>
+        <w:bidi/>
+      </w:pPr>
+      <w:r>
+        <w:rPr>
+          <w:b/>
+          <w:bCs/>
+          <w:rtl/>
+        </w:rPr>
+        <w:t xml:space="preserve">כשרות:</w:t>
+      </w:r>
+      <w:r>
+        <w:rPr>
+          <w:rtl/>
+        </w:rPr>
+        <w:t xml:space="preserve"> </w:t>
+      </w:r>
+      <w:r>
+        <w:rPr>
+          <w:rtl/>
+        </w:rPr>
+        <w:t xml:space="preserve">האם סימני הטהרה (סנפיר וקשקשת, העלאת גרה) הם סימנים ביולוגיים בלבד, או שיש לבחון את הניקיון התברואתי והאתי (גידול תעשייתי) של המזון כחלק מהגדרת</w:t>
+      </w:r>
+      <w:r>
+        <w:rPr>
+          <w:rtl/>
+        </w:rPr>
+        <w:t xml:space="preserve"> </w:t>
+      </w:r>
+      <w:r>
+        <w:rPr>
+          <w:rtl/>
+        </w:rPr>
+        <w:t xml:space="preserve">“טהור”</w:t>
+      </w:r>
+      <w:r>
+        <w:rPr>
+          <w:rtl/>
+        </w:rPr>
+        <w:t xml:space="preserve">?</w:t>
+      </w:r>
+    </w:p>
+    <w:p>
+      <w:pPr>
+        <w:pStyle w:val="Compact"/>
+        <w:numPr>
+          <w:ilvl w:val="0"/>
+          <w:numId w:val="1017"/>
+        </w:numPr>
+        <w:bidi/>
+      </w:pPr>
+      <w:r>
+        <w:rPr>
+          <w:b/>
+          <w:bCs/>
+          <w:rtl/>
+        </w:rPr>
+        <w:t xml:space="preserve">טהרת המשפחה:</w:t>
+      </w:r>
+      <w:r>
+        <w:rPr>
+          <w:rtl/>
+        </w:rPr>
+        <w:t xml:space="preserve"> </w:t>
+      </w:r>
+      <w:r>
+        <w:rPr>
+          <w:rtl/>
+        </w:rPr>
+        <w:t xml:space="preserve">בחינה של מושג ה”טומאה” מול הבנה רפואית מודרנית של גוף האישה. האם ההרחקה היא פיזית-ביולוגית או שמא ערכית-פסיכולוגית?</w:t>
+      </w:r>
+    </w:p>
+    <w:p>
+      <w:pPr>
+        <w:pStyle w:val="Compact"/>
+        <w:numPr>
+          <w:ilvl w:val="0"/>
+          <w:numId w:val="1017"/>
+        </w:numPr>
+        <w:bidi/>
+      </w:pPr>
+      <w:r>
+        <w:rPr>
+          <w:b/>
+          <w:bCs/>
+          <w:rtl/>
+        </w:rPr>
+        <w:t xml:space="preserve">שמיטה:</w:t>
+      </w:r>
+      <w:r>
+        <w:rPr>
+          <w:rtl/>
+        </w:rPr>
+        <w:t xml:space="preserve"> </w:t>
+      </w:r>
+      <w:r>
+        <w:rPr>
+          <w:rtl/>
+        </w:rPr>
+        <w:t xml:space="preserve">כיצד מיישמים שמיטת קרקעות ודיני יובל (חזרת קרקעות לבעליהן) בכלכלה גלובלית המבוססת על נדל”ן וחוזים ארוכי טווח?</w:t>
+      </w:r>
+    </w:p>
+    <w:p>
+      <w:pPr>
+        <w:pStyle w:val="Compact"/>
+        <w:numPr>
+          <w:ilvl w:val="0"/>
+          <w:numId w:val="1017"/>
+        </w:numPr>
+        <w:bidi/>
+      </w:pPr>
+      <w:r>
+        <w:rPr>
+          <w:b/>
+          <w:bCs/>
+          <w:rtl/>
+        </w:rPr>
+        <w:t xml:space="preserve">קורבנות:</w:t>
+      </w:r>
+      <w:r>
+        <w:rPr>
+          <w:rtl/>
+        </w:rPr>
+        <w:t xml:space="preserve"> </w:t>
+      </w:r>
+      <w:r>
+        <w:rPr>
+          <w:rtl/>
+        </w:rPr>
+        <w:t xml:space="preserve">מהו המנגנון הפסיכולוגי של הקרבת דם ואיברים בעבר, ומהו המקביל שלו (סובלימציה) בעולם המודרני שסולד מהקרבת בעלי חיים?</w:t>
+      </w:r>
+    </w:p>
+    <w:p>
+      <w:r>
+        <w:pict>
+          <v:rect style="width:0;height:1.5pt" o:hralign="center" o:hrstd="t" o:hr="t"/>
+        </w:pict>
+      </w:r>
+    </w:p>
+    <w:p>
+      <w:pPr>
+        <w:bidi/>
+      </w:pPr>
+      <w:r>
+        <w:rPr>
+          <w:rtl/>
+        </w:rPr>
+        <w:t xml:space="preserve">ספר במדבר, המכונה</w:t>
+      </w:r>
+      <w:r>
+        <w:rPr>
+          <w:rtl/>
+        </w:rPr>
+        <w:t xml:space="preserve"> </w:t>
+      </w:r>
+      <w:r>
+        <w:rPr>
+          <w:rtl/>
+        </w:rPr>
+        <w:t xml:space="preserve">“חומש הפקודים”</w:t>
+      </w:r>
+      <w:r>
+        <w:rPr>
+          <w:rtl/>
+        </w:rPr>
+        <w:t xml:space="preserve">, עוסק ברובו בהתארגנות המחנה, המסעות במדבר והכניסה לארץ. כאן מופיעות מצוות שהן מצד אחד מאוד לאומיות-ארגוניות, ומצד שני מצוות אישיות שהפכו לסמלים יהודיים מובהקים (כמו ציצית).</w:t>
+      </w:r>
+    </w:p>
+    <w:p>
+      <w:r>
+        <w:pict>
+          <v:rect style="width:0;height:1.5pt" o:hralign="center" o:hrstd="t" o:hr="t"/>
+        </w:pict>
+      </w:r>
+    </w:p>
+    <w:bookmarkEnd w:id="35"/>
+    <w:bookmarkEnd w:id="36"/>
+    <w:bookmarkStart w:id="41" w:name="ספר-במדבר-מניין-המצוות-לבחינה-מחודשת"/>
+    <w:p>
+      <w:pPr>
+        <w:pStyle w:val="Heading1"/>
+        <w:bidi/>
+      </w:pPr>
+      <w:r>
+        <w:rPr>
+          <w:rtl/>
+        </w:rPr>
+        <w:t xml:space="preserve">7. ספר במדבר: מניין המצוות לבחינה מחודשת</w:t>
+      </w:r>
+    </w:p>
+    <w:bookmarkStart w:id="37" w:name="מצוות-המוסכמות-על-כל-המונים-קונצנזוס-3"/>
+    <w:p>
+      <w:pPr>
+        <w:pStyle w:val="Heading3"/>
+        <w:bidi/>
+      </w:pPr>
+      <w:r>
+        <w:rPr>
+          <w:rtl/>
+        </w:rPr>
+        <w:t xml:space="preserve">7.0.1 מצוות המוסכמות על כל המונים (קונצנזוס)</w:t>
+      </w:r>
+    </w:p>
+    <w:p>
+      <w:pPr>
+        <w:bidi/>
+      </w:pPr>
+      <w:r>
+        <w:rPr>
+          <w:rtl/>
+        </w:rPr>
+        <w:t xml:space="preserve">מצוות אלו הן עמודי התווך של חיי הקדושה והסדר החברתי כפי שמופיעים בספר במדבר.</w:t>
+      </w:r>
+    </w:p>
+    <w:p>
+      <w:pPr>
+        <w:pStyle w:val="Compact"/>
+        <w:numPr>
+          <w:ilvl w:val="0"/>
+          <w:numId w:val="1018"/>
+        </w:numPr>
+        <w:bidi/>
+      </w:pPr>
+      <w:r>
+        <w:rPr>
+          <w:b/>
+          <w:bCs/>
+          <w:rtl/>
+        </w:rPr>
+        <w:t xml:space="preserve">שילוח טמאים מן המחנה</w:t>
+      </w:r>
+      <w:r>
+        <w:rPr>
+          <w:rtl/>
+        </w:rPr>
+        <w:t xml:space="preserve"> </w:t>
+      </w:r>
+      <w:r>
+        <w:rPr>
+          <w:rtl/>
+        </w:rPr>
+        <w:t xml:space="preserve">(במדבר ה’, ב’):</w:t>
+      </w:r>
+      <w:r>
+        <w:rPr>
+          <w:rtl/>
+        </w:rPr>
+        <w:t xml:space="preserve"> </w:t>
+      </w:r>
+      <w:r>
+        <w:rPr>
+          <w:rtl/>
+        </w:rPr>
+        <w:t xml:space="preserve">“צַו אֶת בְּנֵי יִשְׂרָאֵל וִישַׁלְּחוּ מִן הַמַּחֲנֵה כָּל צָרוּעַ וְכָל זָב וְכֹל טָמֵא לָנָפֶשׁ”</w:t>
+      </w:r>
+      <w:r>
+        <w:rPr>
+          <w:rtl/>
+        </w:rPr>
+        <w:t xml:space="preserve">.</w:t>
+      </w:r>
+    </w:p>
+    <w:p>
+      <w:pPr>
+        <w:pStyle w:val="Compact"/>
+        <w:numPr>
+          <w:ilvl w:val="0"/>
+          <w:numId w:val="1018"/>
+        </w:numPr>
+        <w:bidi/>
+      </w:pPr>
+      <w:r>
+        <w:rPr>
+          <w:b/>
+          <w:bCs/>
+          <w:rtl/>
+        </w:rPr>
+        <w:t xml:space="preserve">וידוי עוונות</w:t>
+      </w:r>
+      <w:r>
+        <w:rPr>
+          <w:rtl/>
+        </w:rPr>
+        <w:t xml:space="preserve"> </w:t>
+      </w:r>
+      <w:r>
+        <w:rPr>
+          <w:rtl/>
+        </w:rPr>
+        <w:t xml:space="preserve">(במדבר ה’, ז’):</w:t>
+      </w:r>
+      <w:r>
+        <w:rPr>
+          <w:rtl/>
+        </w:rPr>
+        <w:t xml:space="preserve"> </w:t>
+      </w:r>
+      <w:r>
+        <w:rPr>
+          <w:rtl/>
+        </w:rPr>
+        <w:t xml:space="preserve">“וְהִתְוַדּוּ אֶת חַטָּאתָם אֲשֶׁר עָשׂוּ”</w:t>
+      </w:r>
+      <w:r>
+        <w:rPr>
+          <w:rtl/>
+        </w:rPr>
+        <w:t xml:space="preserve">.</w:t>
+      </w:r>
+    </w:p>
+    <w:p>
+      <w:pPr>
+        <w:pStyle w:val="Compact"/>
+        <w:numPr>
+          <w:ilvl w:val="0"/>
+          <w:numId w:val="1018"/>
+        </w:numPr>
+        <w:bidi/>
+      </w:pPr>
+      <w:r>
+        <w:rPr>
+          <w:b/>
+          <w:bCs/>
+          <w:rtl/>
+        </w:rPr>
+        <w:t xml:space="preserve">פרשת סוטה (דין קנאות)</w:t>
+      </w:r>
+      <w:r>
+        <w:rPr>
+          <w:rtl/>
+        </w:rPr>
+        <w:t xml:space="preserve"> </w:t>
+      </w:r>
+      <w:r>
+        <w:rPr>
+          <w:rtl/>
+        </w:rPr>
+        <w:t xml:space="preserve">(במדבר ה’, י”ב-ל”א):</w:t>
+      </w:r>
+      <w:r>
+        <w:rPr>
+          <w:rtl/>
+        </w:rPr>
+        <w:t xml:space="preserve"> </w:t>
+      </w:r>
+      <w:r>
+        <w:rPr>
+          <w:rtl/>
+        </w:rPr>
+        <w:t xml:space="preserve">“וְעָבַר עָלָיו רוּחַ קִנְאָה וְקִנֵּא אֶת אִשְׁתּוֹ”</w:t>
+      </w:r>
+      <w:r>
+        <w:rPr>
+          <w:rtl/>
+        </w:rPr>
+        <w:t xml:space="preserve">.</w:t>
+      </w:r>
+    </w:p>
+    <w:p>
+      <w:pPr>
+        <w:pStyle w:val="Compact"/>
+        <w:numPr>
+          <w:ilvl w:val="0"/>
+          <w:numId w:val="1018"/>
+        </w:numPr>
+        <w:bidi/>
+      </w:pPr>
+      <w:r>
+        <w:rPr>
+          <w:b/>
+          <w:bCs/>
+          <w:rtl/>
+        </w:rPr>
+        <w:t xml:space="preserve">דיני נזירות</w:t>
+      </w:r>
+      <w:r>
+        <w:rPr>
+          <w:rtl/>
+        </w:rPr>
+        <w:t xml:space="preserve"> </w:t>
+      </w:r>
+      <w:r>
+        <w:rPr>
+          <w:rtl/>
+        </w:rPr>
+        <w:t xml:space="preserve">(במדבר ו’, ב’):</w:t>
+      </w:r>
+      <w:r>
+        <w:rPr>
+          <w:rtl/>
+        </w:rPr>
+        <w:t xml:space="preserve"> </w:t>
+      </w:r>
+      <w:r>
+        <w:rPr>
+          <w:rtl/>
+        </w:rPr>
+        <w:t xml:space="preserve">“אִישׁ אוֹ אִשָּׁה כִּי יַפְלִא לִנְדֹּר נֶדֶר נָזִיר לְהַזִּיר לַיהוָה”</w:t>
+      </w:r>
+      <w:r>
+        <w:rPr>
+          <w:rtl/>
+        </w:rPr>
+        <w:t xml:space="preserve">.</w:t>
+      </w:r>
+    </w:p>
+    <w:p>
+      <w:pPr>
+        <w:pStyle w:val="Compact"/>
+        <w:numPr>
+          <w:ilvl w:val="0"/>
+          <w:numId w:val="1018"/>
+        </w:numPr>
+        <w:bidi/>
+      </w:pPr>
+      <w:r>
+        <w:rPr>
+          <w:b/>
+          <w:bCs/>
+          <w:rtl/>
+        </w:rPr>
+        <w:t xml:space="preserve">ברכת כוהנים</w:t>
+      </w:r>
+      <w:r>
+        <w:rPr>
+          <w:rtl/>
+        </w:rPr>
+        <w:t xml:space="preserve"> </w:t>
+      </w:r>
+      <w:r>
+        <w:rPr>
+          <w:rtl/>
+        </w:rPr>
+        <w:t xml:space="preserve">(במדבר ו’, כ”ג):</w:t>
+      </w:r>
+      <w:r>
+        <w:rPr>
+          <w:rtl/>
+        </w:rPr>
+        <w:t xml:space="preserve"> </w:t>
+      </w:r>
+      <w:r>
+        <w:rPr>
+          <w:rtl/>
+        </w:rPr>
+        <w:t xml:space="preserve">“כֹּה תְבָרֲכוּ אֶת בְּנֵי יִשְׂרָאֵל אָמוֹר לָהֶם”</w:t>
+      </w:r>
+      <w:r>
+        <w:rPr>
+          <w:rtl/>
+        </w:rPr>
+        <w:t xml:space="preserve">.</w:t>
+      </w:r>
+    </w:p>
+    <w:p>
+      <w:pPr>
+        <w:pStyle w:val="Compact"/>
+        <w:numPr>
+          <w:ilvl w:val="0"/>
+          <w:numId w:val="1018"/>
+        </w:numPr>
+        <w:bidi/>
+      </w:pPr>
+      <w:r>
+        <w:rPr>
+          <w:b/>
+          <w:bCs/>
+          <w:rtl/>
+        </w:rPr>
+        <w:t xml:space="preserve">מצוות ציצית</w:t>
+      </w:r>
+      <w:r>
+        <w:rPr>
+          <w:rtl/>
+        </w:rPr>
+        <w:t xml:space="preserve"> </w:t>
+      </w:r>
+      <w:r>
+        <w:rPr>
+          <w:rtl/>
+        </w:rPr>
+        <w:t xml:space="preserve">(במדבר ט”ו, ל”ח):</w:t>
+      </w:r>
+      <w:r>
+        <w:rPr>
+          <w:rtl/>
+        </w:rPr>
+        <w:t xml:space="preserve"> </w:t>
+      </w:r>
+      <w:r>
+        <w:rPr>
+          <w:rtl/>
+        </w:rPr>
+        <w:t xml:space="preserve">“וְעָשׂוּ לָהֶם צִיצִת עַל כַּנְפֵי בִגְדֵיהֶם לְדֹרֹתָם”</w:t>
+      </w:r>
+      <w:r>
+        <w:rPr>
+          <w:rtl/>
+        </w:rPr>
+        <w:t xml:space="preserve">.</w:t>
+      </w:r>
+    </w:p>
+    <w:p>
+      <w:pPr>
+        <w:pStyle w:val="Compact"/>
+        <w:numPr>
+          <w:ilvl w:val="0"/>
+          <w:numId w:val="1018"/>
+        </w:numPr>
+        <w:bidi/>
+      </w:pPr>
+      <w:r>
+        <w:rPr>
+          <w:b/>
+          <w:bCs/>
+          <w:rtl/>
+        </w:rPr>
+        <w:t xml:space="preserve">הפרשת חלה</w:t>
+      </w:r>
+      <w:r>
+        <w:rPr>
+          <w:rtl/>
+        </w:rPr>
+        <w:t xml:space="preserve"> </w:t>
+      </w:r>
+      <w:r>
+        <w:rPr>
+          <w:rtl/>
+        </w:rPr>
+        <w:t xml:space="preserve">(במדבר ט”ו, כ’):</w:t>
+      </w:r>
+      <w:r>
+        <w:rPr>
+          <w:rtl/>
+        </w:rPr>
+        <w:t xml:space="preserve"> </w:t>
+      </w:r>
+      <w:r>
+        <w:rPr>
+          <w:rtl/>
+        </w:rPr>
+        <w:t xml:space="preserve">“רֵאשִׁית עֲרִסֹתֵיכֶם חַלָּה תָּרִימוּ תְרוּמָה”</w:t>
+      </w:r>
+      <w:r>
+        <w:rPr>
+          <w:rtl/>
+        </w:rPr>
+        <w:t xml:space="preserve">.</w:t>
+      </w:r>
+    </w:p>
+    <w:p>
+      <w:pPr>
+        <w:pStyle w:val="Compact"/>
+        <w:numPr>
+          <w:ilvl w:val="0"/>
+          <w:numId w:val="1018"/>
+        </w:numPr>
+        <w:bidi/>
+      </w:pPr>
+      <w:r>
+        <w:rPr>
+          <w:b/>
+          <w:bCs/>
+          <w:rtl/>
+        </w:rPr>
+        <w:t xml:space="preserve">דיני נחלות (ירושה)</w:t>
+      </w:r>
+      <w:r>
+        <w:rPr>
+          <w:rtl/>
+        </w:rPr>
+        <w:t xml:space="preserve"> </w:t>
+      </w:r>
+      <w:r>
+        <w:rPr>
+          <w:rtl/>
+        </w:rPr>
+        <w:t xml:space="preserve">(במדבר כ”ז, ח’):</w:t>
+      </w:r>
+      <w:r>
+        <w:rPr>
+          <w:rtl/>
+        </w:rPr>
+        <w:t xml:space="preserve"> </w:t>
+      </w:r>
+      <w:r>
+        <w:rPr>
+          <w:rtl/>
+        </w:rPr>
+        <w:t xml:space="preserve">“אִישׁ כִּי יָמוּת וּבֵן אֵין לוֹ וְהַעֲבַרְתֶּם אֶת נַחֲלָתוֹ לְבִתּוֹ”</w:t>
+      </w:r>
+      <w:r>
+        <w:rPr>
+          <w:rtl/>
+        </w:rPr>
+        <w:t xml:space="preserve">.</w:t>
+      </w:r>
+    </w:p>
+    <w:p>
+      <w:pPr>
+        <w:pStyle w:val="Compact"/>
+        <w:numPr>
+          <w:ilvl w:val="0"/>
+          <w:numId w:val="1018"/>
+        </w:numPr>
+        <w:bidi/>
+      </w:pPr>
+      <w:r>
+        <w:rPr>
+          <w:b/>
+          <w:bCs/>
+          <w:rtl/>
+        </w:rPr>
+        <w:t xml:space="preserve">קורבנות מוספי השבת והחודש</w:t>
+      </w:r>
+      <w:r>
+        <w:rPr>
+          <w:rtl/>
+        </w:rPr>
+        <w:t xml:space="preserve"> </w:t>
+      </w:r>
+      <w:r>
+        <w:rPr>
+          <w:rtl/>
+        </w:rPr>
+        <w:t xml:space="preserve">(במדבר כ”ח):</w:t>
+      </w:r>
+      <w:r>
+        <w:rPr>
+          <w:rtl/>
+        </w:rPr>
+        <w:t xml:space="preserve"> </w:t>
+      </w:r>
+      <w:r>
+        <w:rPr>
+          <w:rtl/>
+        </w:rPr>
+        <w:t xml:space="preserve">“וּבְיוֹם הַשַּׁבָּת שְׁנֵי כְבָשִׂים… וּבְרָאשֵׁי חָדְשֵׁיכֶם תַּקְרִיבוּ עֹלָה”</w:t>
+      </w:r>
+      <w:r>
+        <w:rPr>
+          <w:rtl/>
+        </w:rPr>
+        <w:t xml:space="preserve">.</w:t>
+      </w:r>
+    </w:p>
+    <w:p>
+      <w:pPr>
+        <w:pStyle w:val="Compact"/>
+        <w:numPr>
+          <w:ilvl w:val="0"/>
+          <w:numId w:val="1018"/>
+        </w:numPr>
+        <w:bidi/>
+      </w:pPr>
+      <w:r>
+        <w:rPr>
+          <w:b/>
+          <w:bCs/>
+          <w:rtl/>
+        </w:rPr>
+        <w:t xml:space="preserve">הפרת נדרים</w:t>
+      </w:r>
+      <w:r>
+        <w:rPr>
+          <w:rtl/>
+        </w:rPr>
+        <w:t xml:space="preserve"> </w:t>
+      </w:r>
+      <w:r>
+        <w:rPr>
+          <w:rtl/>
+        </w:rPr>
+        <w:t xml:space="preserve">(במדבר ל’, ג’):</w:t>
+      </w:r>
+      <w:r>
+        <w:rPr>
+          <w:rtl/>
+        </w:rPr>
+        <w:t xml:space="preserve"> </w:t>
+      </w:r>
+      <w:r>
+        <w:rPr>
+          <w:rtl/>
+        </w:rPr>
+        <w:t xml:space="preserve">“אִישׁ כִּי יִדֹּר נֶדֶר לַיהוָה… לֹא יַחֵל דְּבָרוֹ כְּכָל הַיֹּצֵא מִפִּיו יַעֲשֶׂה”</w:t>
+      </w:r>
+      <w:r>
+        <w:rPr>
+          <w:rtl/>
+        </w:rPr>
+        <w:t xml:space="preserve">.</w:t>
+      </w:r>
+    </w:p>
+    <w:p>
+      <w:pPr>
+        <w:pStyle w:val="Compact"/>
+        <w:numPr>
+          <w:ilvl w:val="0"/>
+          <w:numId w:val="1018"/>
+        </w:numPr>
+        <w:bidi/>
+      </w:pPr>
+      <w:r>
+        <w:rPr>
+          <w:b/>
+          <w:bCs/>
+          <w:rtl/>
+        </w:rPr>
+        <w:t xml:space="preserve">ערי מקלט</w:t>
+      </w:r>
+      <w:r>
+        <w:rPr>
+          <w:rtl/>
+        </w:rPr>
+        <w:t xml:space="preserve"> </w:t>
+      </w:r>
+      <w:r>
+        <w:rPr>
+          <w:rtl/>
+        </w:rPr>
+        <w:t xml:space="preserve">(במדבר ל”ה, י”א):</w:t>
+      </w:r>
+      <w:r>
+        <w:rPr>
+          <w:rtl/>
+        </w:rPr>
+        <w:t xml:space="preserve"> </w:t>
+      </w:r>
+      <w:r>
+        <w:rPr>
+          <w:rtl/>
+        </w:rPr>
+        <w:t xml:space="preserve">“וְהִקְרִיתֶם לָכֶם עָרִים עָרֵי מִקְלָט תִּהְיֶינָה לָכֶם”</w:t>
+      </w:r>
+      <w:r>
+        <w:rPr>
+          <w:rtl/>
+        </w:rPr>
+        <w:t xml:space="preserve">.</w:t>
+      </w:r>
+    </w:p>
+    <w:p>
+      <w:r>
+        <w:pict>
+          <v:rect style="width:0;height:1.5pt" o:hralign="center" o:hrstd="t" o:hr="t"/>
+        </w:pict>
+      </w:r>
+    </w:p>
+    <w:bookmarkEnd w:id="37"/>
+    <w:bookmarkStart w:id="38" w:name="מצוות-לפי-שיטת-הרמבם-ספר-המצוות-4"/>
+    <w:p>
+      <w:pPr>
+        <w:pStyle w:val="Heading3"/>
+        <w:bidi/>
+      </w:pPr>
+      <w:r>
+        <w:rPr>
+          <w:rtl/>
+        </w:rPr>
+        <w:t xml:space="preserve">7.0.2 מצוות לפי שיטת הרמב”ם (ספר המצוות)</w:t>
+      </w:r>
+    </w:p>
+    <w:p>
+      <w:pPr>
+        <w:pStyle w:val="Compact"/>
+        <w:numPr>
+          <w:ilvl w:val="0"/>
+          <w:numId w:val="1019"/>
+        </w:numPr>
+        <w:bidi/>
+      </w:pPr>
+      <w:r>
+        <w:rPr>
+          <w:b/>
+          <w:bCs/>
+          <w:rtl/>
+        </w:rPr>
+        <w:t xml:space="preserve">עבודת הלויים</w:t>
+      </w:r>
+      <w:r>
+        <w:rPr>
+          <w:rtl/>
+        </w:rPr>
+        <w:t xml:space="preserve"> </w:t>
+      </w:r>
+      <w:r>
+        <w:rPr>
+          <w:rtl/>
+        </w:rPr>
+        <w:t xml:space="preserve">(במדבר י”ח, כ”ג):</w:t>
+      </w:r>
+      <w:r>
+        <w:rPr>
+          <w:rtl/>
+        </w:rPr>
+        <w:t xml:space="preserve"> </w:t>
+      </w:r>
+      <w:r>
+        <w:rPr>
+          <w:rtl/>
+        </w:rPr>
+        <w:t xml:space="preserve">“וְעָבַד הַלֵּוִי הוּא אֶת עֲבֹדַת אֹהֶל מוֹעֵד”</w:t>
+      </w:r>
+      <w:r>
+        <w:rPr>
+          <w:rtl/>
+        </w:rPr>
+        <w:t xml:space="preserve">.</w:t>
+      </w:r>
+    </w:p>
+    <w:p>
+      <w:pPr>
+        <w:pStyle w:val="Compact"/>
+        <w:numPr>
+          <w:ilvl w:val="0"/>
+          <w:numId w:val="1019"/>
+        </w:numPr>
+        <w:bidi/>
+      </w:pPr>
+      <w:r>
+        <w:rPr>
+          <w:b/>
+          <w:bCs/>
+          <w:rtl/>
+        </w:rPr>
+        <w:t xml:space="preserve">פדיון פטר חמור</w:t>
+      </w:r>
+      <w:r>
+        <w:rPr>
+          <w:rtl/>
+        </w:rPr>
+        <w:t xml:space="preserve"> </w:t>
+      </w:r>
+      <w:r>
+        <w:rPr>
+          <w:rtl/>
+        </w:rPr>
+        <w:t xml:space="preserve">(במדבר י”ח, ט”ו):</w:t>
+      </w:r>
+      <w:r>
+        <w:rPr>
+          <w:rtl/>
+        </w:rPr>
+        <w:t xml:space="preserve"> </w:t>
+      </w:r>
+      <w:r>
+        <w:rPr>
+          <w:rtl/>
+        </w:rPr>
+        <w:t xml:space="preserve">“וּפֶטֶר חֲמוֹר תִּפְדֶּה”</w:t>
+      </w:r>
+      <w:r>
+        <w:rPr>
+          <w:rtl/>
+        </w:rPr>
+        <w:t xml:space="preserve">.</w:t>
+      </w:r>
+    </w:p>
+    <w:p>
+      <w:pPr>
+        <w:pStyle w:val="Compact"/>
+        <w:numPr>
+          <w:ilvl w:val="0"/>
+          <w:numId w:val="1019"/>
+        </w:numPr>
+        <w:bidi/>
+      </w:pPr>
+      <w:r>
+        <w:rPr>
+          <w:b/>
+          <w:bCs/>
+          <w:rtl/>
+        </w:rPr>
+        <w:t xml:space="preserve">תקיעה בחצוצרות</w:t>
+      </w:r>
+      <w:r>
+        <w:rPr>
+          <w:rtl/>
+        </w:rPr>
+        <w:t xml:space="preserve"> </w:t>
+      </w:r>
+      <w:r>
+        <w:rPr>
+          <w:rtl/>
+        </w:rPr>
+        <w:t xml:space="preserve">(במדבר י’, ט’):</w:t>
+      </w:r>
+      <w:r>
+        <w:rPr>
+          <w:rtl/>
+        </w:rPr>
+        <w:t xml:space="preserve"> </w:t>
+      </w:r>
+      <w:r>
+        <w:rPr>
+          <w:rtl/>
+        </w:rPr>
+        <w:t xml:space="preserve">“וַהֲרֵעֹתֶם בַּחֲצֹצְרֹת וְנִזְכַּרְתֶּם לִפְנֵי יְהוָה אֱלֹהֵיכֶם”</w:t>
+      </w:r>
+      <w:r>
+        <w:rPr>
+          <w:rtl/>
+        </w:rPr>
+        <w:t xml:space="preserve">.</w:t>
+      </w:r>
+    </w:p>
+    <w:p>
+      <w:r>
+        <w:pict>
+          <v:rect style="width:0;height:1.5pt" o:hralign="center" o:hrstd="t" o:hr="t"/>
+        </w:pict>
+      </w:r>
+    </w:p>
+    <w:bookmarkEnd w:id="38"/>
+    <w:bookmarkStart w:id="39" w:name="מצוות-לפי-שיטת-הרמבן-השגות-3"/>
+    <w:p>
+      <w:pPr>
+        <w:pStyle w:val="Heading3"/>
+        <w:bidi/>
+      </w:pPr>
+      <w:r>
+        <w:rPr>
+          <w:rtl/>
+        </w:rPr>
+        <w:t xml:space="preserve">7.0.3 מצוות לפי שיטת הרמב”ן (השגות)</w:t>
+      </w:r>
+    </w:p>
+    <w:p>
+      <w:pPr>
+        <w:pStyle w:val="Compact"/>
+        <w:numPr>
+          <w:ilvl w:val="0"/>
+          <w:numId w:val="1020"/>
+        </w:numPr>
+        <w:bidi/>
+      </w:pPr>
+      <w:r>
+        <w:rPr>
+          <w:b/>
+          <w:bCs/>
+          <w:rtl/>
+        </w:rPr>
+        <w:t xml:space="preserve">כיבוש הארץ וישיבתה</w:t>
+      </w:r>
+      <w:r>
+        <w:rPr>
+          <w:rtl/>
+        </w:rPr>
+        <w:t xml:space="preserve"> </w:t>
+      </w:r>
+      <w:r>
+        <w:rPr>
+          <w:rtl/>
+        </w:rPr>
+        <w:t xml:space="preserve">(במדבר ל”ג, נ”ג):</w:t>
+      </w:r>
+      <w:r>
+        <w:rPr>
+          <w:rtl/>
+        </w:rPr>
+        <w:t xml:space="preserve"> </w:t>
+      </w:r>
+      <w:r>
+        <w:rPr>
+          <w:rtl/>
+        </w:rPr>
+        <w:t xml:space="preserve">“וְהוֹרַשְׁתֶּם אֶת הָאָרֶץ וִישַׁבְתֶּם בָּהּ כִּי לָכֶם נָתַתִּי אֶת הָאָרֶץ לָרֶשֶׁת אֹתָהּ”</w:t>
+      </w:r>
+      <w:r>
+        <w:rPr>
+          <w:rtl/>
+        </w:rPr>
+        <w:t xml:space="preserve">. (הרמב”ן רואה בזה מצווה לדורות, בניגוד לרמב”ם שרואה בזה ציווי זמני או תוצאה של מצוות אחרות).</w:t>
+      </w:r>
+    </w:p>
+    <w:p>
+      <w:pPr>
+        <w:pStyle w:val="Compact"/>
+        <w:numPr>
+          <w:ilvl w:val="0"/>
+          <w:numId w:val="1020"/>
+        </w:numPr>
+        <w:bidi/>
+      </w:pPr>
+      <w:r>
+        <w:rPr>
+          <w:b/>
+          <w:bCs/>
+          <w:rtl/>
+        </w:rPr>
+        <w:t xml:space="preserve">איסור יציאה חוץ לתחום בשבת</w:t>
+      </w:r>
+      <w:r>
+        <w:rPr>
+          <w:rtl/>
+        </w:rPr>
+        <w:t xml:space="preserve"> </w:t>
+      </w:r>
+      <w:r>
+        <w:rPr>
+          <w:rtl/>
+        </w:rPr>
+        <w:t xml:space="preserve">(במדבר ט”ז, כ”ט):</w:t>
+      </w:r>
+      <w:r>
+        <w:rPr>
+          <w:rtl/>
+        </w:rPr>
+        <w:t xml:space="preserve"> </w:t>
+      </w:r>
+      <w:r>
+        <w:rPr>
+          <w:rtl/>
+        </w:rPr>
+        <w:t xml:space="preserve">“אַל יֵצֵא אִישׁ מִמְּקֹמוֹ בַּיּוֹם הַשְּׁבִיעִי”</w:t>
+      </w:r>
+      <w:r>
+        <w:rPr>
+          <w:rtl/>
+        </w:rPr>
+        <w:t xml:space="preserve">. (הרמב”ן דן אם המקור הוא דאורייתא מכאן).</w:t>
+      </w:r>
+    </w:p>
+    <w:p>
+      <w:r>
+        <w:pict>
+          <v:rect style="width:0;height:1.5pt" o:hralign="center" o:hrstd="t" o:hr="t"/>
+        </w:pict>
+      </w:r>
+    </w:p>
+    <w:bookmarkEnd w:id="39"/>
+    <w:bookmarkStart w:id="40" w:name="נקודות-לבחינה-מחודשת-דוגמאות-לספר-במדבר"/>
+    <w:p>
+      <w:pPr>
+        <w:pStyle w:val="Heading3"/>
+        <w:bidi/>
+      </w:pPr>
+      <w:r>
+        <w:rPr>
+          <w:rtl/>
+        </w:rPr>
+        <w:t xml:space="preserve">7.0.4 נקודות לבחינה מחודשת (דוגמאות לספר במדבר):</w:t>
+      </w:r>
+    </w:p>
+    <w:p>
+      <w:pPr>
+        <w:pStyle w:val="Compact"/>
+        <w:numPr>
+          <w:ilvl w:val="0"/>
+          <w:numId w:val="1021"/>
+        </w:numPr>
+        <w:bidi/>
+      </w:pPr>
+      <w:r>
+        <w:rPr>
+          <w:b/>
+          <w:bCs/>
+          <w:rtl/>
+        </w:rPr>
+        <w:t xml:space="preserve">סוטה:</w:t>
+      </w:r>
+      <w:r>
+        <w:rPr>
+          <w:rtl/>
+        </w:rPr>
+        <w:t xml:space="preserve"> </w:t>
+      </w:r>
+      <w:r>
+        <w:rPr>
+          <w:rtl/>
+        </w:rPr>
+        <w:t xml:space="preserve">כיצד מתייחסים למנגנון שנתפס כ”מאגי” או משפיל בעולם שמקדש שוויון וזכויות אדם? האם יש לו משמעות פסיכולוגית אחרת כיום?</w:t>
+      </w:r>
+    </w:p>
+    <w:p>
+      <w:pPr>
+        <w:pStyle w:val="Compact"/>
+        <w:numPr>
+          <w:ilvl w:val="0"/>
+          <w:numId w:val="1021"/>
+        </w:numPr>
+        <w:bidi/>
+      </w:pPr>
+      <w:r>
+        <w:rPr>
+          <w:b/>
+          <w:bCs/>
+          <w:rtl/>
+        </w:rPr>
+        <w:t xml:space="preserve">נדרים:</w:t>
+      </w:r>
+      <w:r>
+        <w:rPr>
+          <w:rtl/>
+        </w:rPr>
+        <w:t xml:space="preserve"> </w:t>
+      </w:r>
+      <w:r>
+        <w:rPr>
+          <w:rtl/>
+        </w:rPr>
+        <w:t xml:space="preserve">בעידן של</w:t>
+      </w:r>
+      <w:r>
+        <w:rPr>
+          <w:rtl/>
+        </w:rPr>
+        <w:t xml:space="preserve"> </w:t>
+      </w:r>
+      <w:r>
+        <w:rPr>
+          <w:rtl/>
+        </w:rPr>
+        <w:t xml:space="preserve">“מילה זו מילה”</w:t>
+      </w:r>
+      <w:r>
+        <w:rPr>
+          <w:rtl/>
+        </w:rPr>
+        <w:t xml:space="preserve"> </w:t>
+      </w:r>
+      <w:r>
+        <w:rPr>
+          <w:rtl/>
+        </w:rPr>
+        <w:t xml:space="preserve">וחוזים משפטיים, האם יש מקום להתרת נדרים דתית או שמא האחריות האישית צריכה לגבור?</w:t>
+      </w:r>
+    </w:p>
+    <w:p>
+      <w:pPr>
+        <w:pStyle w:val="Compact"/>
+        <w:numPr>
+          <w:ilvl w:val="0"/>
+          <w:numId w:val="1021"/>
+        </w:numPr>
+        <w:bidi/>
+      </w:pPr>
+      <w:r>
+        <w:rPr>
+          <w:b/>
+          <w:bCs/>
+          <w:rtl/>
+        </w:rPr>
+        <w:t xml:space="preserve">ציצית:</w:t>
+      </w:r>
+      <w:r>
+        <w:rPr>
+          <w:rtl/>
+        </w:rPr>
+        <w:t xml:space="preserve"> </w:t>
+      </w:r>
+      <w:r>
+        <w:rPr>
+          <w:rtl/>
+        </w:rPr>
+        <w:t xml:space="preserve">האם ה”פתיל תכלת” והבגד הם ציווי אופנתי-היסטורי, או שיש לבחון מחדש את מושג ה”זיכרון” (</w:t>
+      </w:r>
+      <w:r>
+        <w:rPr>
+          <w:rtl/>
+        </w:rPr>
+        <w:t xml:space="preserve">“וּרְאִיתֶם אֹתוֹ וּזְכַרְתֶּם”</w:t>
+      </w:r>
+      <w:r>
+        <w:rPr>
+          <w:rtl/>
+        </w:rPr>
+        <w:t xml:space="preserve">) באמצעים מודרניים?</w:t>
+      </w:r>
+    </w:p>
+    <w:p>
+      <w:pPr>
+        <w:pStyle w:val="Compact"/>
+        <w:numPr>
+          <w:ilvl w:val="0"/>
+          <w:numId w:val="1021"/>
+        </w:numPr>
+        <w:bidi/>
+      </w:pPr>
+      <w:r>
+        <w:rPr>
+          <w:b/>
+          <w:bCs/>
+          <w:rtl/>
+        </w:rPr>
+        <w:t xml:space="preserve">ערי מקלט:</w:t>
+      </w:r>
+      <w:r>
+        <w:rPr>
+          <w:rtl/>
+        </w:rPr>
+        <w:t xml:space="preserve"> </w:t>
+      </w:r>
+      <w:r>
+        <w:rPr>
+          <w:rtl/>
+        </w:rPr>
+        <w:t xml:space="preserve">בחינה של מערכת הענישה והשיקום המודרנית – האם יש מקום למושג של</w:t>
+      </w:r>
+      <w:r>
+        <w:rPr>
+          <w:rtl/>
+        </w:rPr>
+        <w:t xml:space="preserve"> </w:t>
+      </w:r>
+      <w:r>
+        <w:rPr>
+          <w:rtl/>
+        </w:rPr>
+        <w:t xml:space="preserve">“גלות”</w:t>
+      </w:r>
+      <w:r>
+        <w:rPr>
+          <w:rtl/>
+        </w:rPr>
+        <w:t xml:space="preserve"> </w:t>
+      </w:r>
+      <w:r>
+        <w:rPr>
+          <w:rtl/>
+        </w:rPr>
+        <w:t xml:space="preserve">ככפרה על רצח בשוגג במקום מאסר?</w:t>
+      </w:r>
+    </w:p>
+    <w:p>
+      <w:pPr>
+        <w:pStyle w:val="Compact"/>
+        <w:numPr>
+          <w:ilvl w:val="0"/>
+          <w:numId w:val="1021"/>
+        </w:numPr>
+        <w:bidi/>
+      </w:pPr>
+      <w:r>
+        <w:rPr>
+          <w:b/>
+          <w:bCs/>
+          <w:rtl/>
+        </w:rPr>
+        <w:t xml:space="preserve">ירושה:</w:t>
+      </w:r>
+      <w:r>
+        <w:rPr>
+          <w:rtl/>
+        </w:rPr>
+        <w:t xml:space="preserve"> </w:t>
+      </w:r>
+      <w:r>
+        <w:rPr>
+          <w:rtl/>
+        </w:rPr>
+        <w:t xml:space="preserve">בחינה מחודשת של דיני הנחלות מול חוקי המדינה המודרניים וצוואות, במיוחד בנוגע למעמד הבנות בירושה.</w:t>
+      </w:r>
+    </w:p>
+    <w:p>
+      <w:r>
+        <w:pict>
+          <v:rect style="width:0;height:1.5pt" o:hralign="center" o:hrstd="t" o:hr="t"/>
+        </w:pict>
+      </w:r>
+    </w:p>
+    <w:p>
+      <w:pPr>
+        <w:bidi/>
+      </w:pPr>
+      <w:r>
+        <w:rPr>
+          <w:rtl/>
+        </w:rPr>
+        <w:t xml:space="preserve">ספר דברים, המכונה</w:t>
+      </w:r>
+      <w:r>
+        <w:rPr>
+          <w:rtl/>
+        </w:rPr>
+        <w:t xml:space="preserve"> </w:t>
+      </w:r>
+      <w:r>
+        <w:rPr>
+          <w:rtl/>
+        </w:rPr>
+        <w:t xml:space="preserve">“משנה תורה”</w:t>
+      </w:r>
+      <w:r>
+        <w:rPr>
+          <w:rtl/>
+        </w:rPr>
+        <w:t xml:space="preserve">, הוא נאום הפרידה של משה רבנו. זהו החומש שבו ההלכה הופכת ממערכת של ציוויים נקודתיים למערכת ערכית, חברתית ולאומית רחבה. כאן מופיעים היסודות לדמוקרטיה המקראית (מלך, נביא, שופט), למוסר המלחמה ולדיני המשפחה המודרניים.</w:t>
+      </w:r>
+    </w:p>
+    <w:p>
+      <w:r>
+        <w:pict>
+          <v:rect style="width:0;height:1.5pt" o:hralign="center" o:hrstd="t" o:hr="t"/>
+        </w:pict>
+      </w:r>
+    </w:p>
+    <w:bookmarkEnd w:id="40"/>
+    <w:bookmarkEnd w:id="41"/>
+    <w:bookmarkStart w:id="47" w:name="ספר-דברים-מניין-המצוות-לבחינה-מחודשת"/>
+    <w:p>
+      <w:pPr>
+        <w:pStyle w:val="Heading1"/>
+        <w:bidi/>
+      </w:pPr>
+      <w:r>
+        <w:rPr>
+          <w:rtl/>
+        </w:rPr>
+        <w:t xml:space="preserve">8. ספר דברים: מניין המצוות לבחינה מחודשת</w:t>
+      </w:r>
+    </w:p>
+    <w:bookmarkStart w:id="42" w:name="מצוות-המוסכמות-על-כל-המונים-קונצנזוס-4"/>
+    <w:p>
+      <w:pPr>
+        <w:pStyle w:val="Heading3"/>
+        <w:bidi/>
+      </w:pPr>
+      <w:r>
+        <w:rPr>
+          <w:rtl/>
+        </w:rPr>
+        <w:t xml:space="preserve">8.0.1 מצוות המוסכמות על כל המונים (קונצנזוס)</w:t>
+      </w:r>
+    </w:p>
+    <w:p>
+      <w:pPr>
+        <w:pStyle w:val="Compact"/>
+        <w:numPr>
+          <w:ilvl w:val="0"/>
+          <w:numId w:val="1022"/>
+        </w:numPr>
+        <w:bidi/>
+      </w:pPr>
+      <w:r>
+        <w:rPr>
+          <w:b/>
+          <w:bCs/>
+          <w:rtl/>
+        </w:rPr>
+        <w:t xml:space="preserve">ייחוד השם (קריאת שמע)</w:t>
+      </w:r>
+      <w:r>
+        <w:rPr>
+          <w:rtl/>
+        </w:rPr>
+        <w:t xml:space="preserve"> </w:t>
+      </w:r>
+      <w:r>
+        <w:rPr>
+          <w:rtl/>
+        </w:rPr>
+        <w:t xml:space="preserve">(דברים ו’, ד’):</w:t>
+      </w:r>
+      <w:r>
+        <w:rPr>
+          <w:rtl/>
+        </w:rPr>
+        <w:t xml:space="preserve"> </w:t>
+      </w:r>
+      <w:r>
+        <w:rPr>
+          <w:rtl/>
+        </w:rPr>
+        <w:t xml:space="preserve">“שְׁמַע יִשְׂרָאֵל יְהוָה אֱלֹהֵינוּ יְהוָה אֶחָד”</w:t>
+      </w:r>
+      <w:r>
+        <w:rPr>
+          <w:rtl/>
+        </w:rPr>
+        <w:t xml:space="preserve">.</w:t>
+      </w:r>
+    </w:p>
+    <w:p>
+      <w:pPr>
+        <w:pStyle w:val="Compact"/>
+        <w:numPr>
+          <w:ilvl w:val="0"/>
+          <w:numId w:val="1022"/>
+        </w:numPr>
+        <w:bidi/>
+      </w:pPr>
+      <w:r>
+        <w:rPr>
+          <w:b/>
+          <w:bCs/>
+          <w:rtl/>
+        </w:rPr>
+        <w:t xml:space="preserve">אהבת השם</w:t>
+      </w:r>
+      <w:r>
+        <w:rPr>
+          <w:rtl/>
+        </w:rPr>
+        <w:t xml:space="preserve"> </w:t>
+      </w:r>
+      <w:r>
+        <w:rPr>
+          <w:rtl/>
+        </w:rPr>
+        <w:t xml:space="preserve">(דברים ו’, ה’):</w:t>
+      </w:r>
+      <w:r>
+        <w:rPr>
+          <w:rtl/>
+        </w:rPr>
+        <w:t xml:space="preserve"> </w:t>
+      </w:r>
+      <w:r>
+        <w:rPr>
+          <w:rtl/>
+        </w:rPr>
+        <w:t xml:space="preserve">“וְאָהַבְתָּ אֵת יְהוָה אֱלֹהֶיךָ בְּכָל לְבָבְךָ וּבְכָל נַפְשְׁךָ וּבְכָל מְאֹדֶךָ”</w:t>
+      </w:r>
+      <w:r>
+        <w:rPr>
+          <w:rtl/>
+        </w:rPr>
+        <w:t xml:space="preserve">.</w:t>
+      </w:r>
+    </w:p>
+    <w:p>
+      <w:pPr>
+        <w:pStyle w:val="Compact"/>
+        <w:numPr>
+          <w:ilvl w:val="0"/>
+          <w:numId w:val="1022"/>
+        </w:numPr>
+        <w:bidi/>
+      </w:pPr>
+      <w:r>
+        <w:rPr>
+          <w:b/>
+          <w:bCs/>
+          <w:rtl/>
+        </w:rPr>
+        <w:t xml:space="preserve">תלמוד תורה</w:t>
+      </w:r>
+      <w:r>
+        <w:rPr>
+          <w:rtl/>
+        </w:rPr>
+        <w:t xml:space="preserve"> </w:t>
+      </w:r>
+      <w:r>
+        <w:rPr>
+          <w:rtl/>
+        </w:rPr>
+        <w:t xml:space="preserve">(דברים ו’, ז’):</w:t>
+      </w:r>
+      <w:r>
+        <w:rPr>
+          <w:rtl/>
+        </w:rPr>
+        <w:t xml:space="preserve"> </w:t>
+      </w:r>
+      <w:r>
+        <w:rPr>
+          <w:rtl/>
+        </w:rPr>
+        <w:t xml:space="preserve">“וְשִׁנַּנְתָּם לְבָנֶיךָ וְדִבַּרְתָּ בָּם”</w:t>
+      </w:r>
+      <w:r>
+        <w:rPr>
+          <w:rtl/>
+        </w:rPr>
+        <w:t xml:space="preserve">.</w:t>
+      </w:r>
+    </w:p>
+    <w:p>
+      <w:pPr>
+        <w:pStyle w:val="Compact"/>
+        <w:numPr>
+          <w:ilvl w:val="0"/>
+          <w:numId w:val="1022"/>
+        </w:numPr>
+        <w:bidi/>
+      </w:pPr>
+      <w:r>
+        <w:rPr>
+          <w:b/>
+          <w:bCs/>
+          <w:rtl/>
+        </w:rPr>
+        <w:t xml:space="preserve">מצוות תפילין (יד וראש)</w:t>
+      </w:r>
+      <w:r>
+        <w:rPr>
+          <w:rtl/>
+        </w:rPr>
+        <w:t xml:space="preserve"> </w:t>
+      </w:r>
+      <w:r>
+        <w:rPr>
+          <w:rtl/>
+        </w:rPr>
+        <w:t xml:space="preserve">(דברים ו’, ח’):</w:t>
+      </w:r>
+      <w:r>
+        <w:rPr>
+          <w:rtl/>
+        </w:rPr>
+        <w:t xml:space="preserve"> </w:t>
+      </w:r>
+      <w:r>
+        <w:rPr>
+          <w:rtl/>
+        </w:rPr>
+        <w:t xml:space="preserve">“וּקְשַׁרְתָּם לְאוֹת עַל יָדֶךָ וְהָיוּ לְטֹטָפֹת בֵּין עֵינֶיךָ”</w:t>
+      </w:r>
+      <w:r>
+        <w:rPr>
+          <w:rtl/>
+        </w:rPr>
+        <w:t xml:space="preserve">.</w:t>
+      </w:r>
+    </w:p>
+    <w:p>
+      <w:pPr>
+        <w:pStyle w:val="Compact"/>
+        <w:numPr>
+          <w:ilvl w:val="0"/>
+          <w:numId w:val="1022"/>
+        </w:numPr>
+        <w:bidi/>
+      </w:pPr>
+      <w:r>
+        <w:rPr>
+          <w:b/>
+          <w:bCs/>
+          <w:rtl/>
+        </w:rPr>
+        <w:t xml:space="preserve">מצוות מזוזה</w:t>
+      </w:r>
+      <w:r>
+        <w:rPr>
+          <w:rtl/>
+        </w:rPr>
+        <w:t xml:space="preserve"> </w:t>
+      </w:r>
+      <w:r>
+        <w:rPr>
+          <w:rtl/>
+        </w:rPr>
+        <w:t xml:space="preserve">(דברים ו’, ט’):</w:t>
+      </w:r>
+      <w:r>
+        <w:rPr>
+          <w:rtl/>
+        </w:rPr>
+        <w:t xml:space="preserve"> </w:t>
+      </w:r>
+      <w:r>
+        <w:rPr>
+          <w:rtl/>
+        </w:rPr>
+        <w:t xml:space="preserve">“וּכְתַבְתָּם עַל מְזוּזֹת בֵּיתֶךָ וּבִשְׁעָרֶיךָ”</w:t>
+      </w:r>
+      <w:r>
+        <w:rPr>
+          <w:rtl/>
+        </w:rPr>
+        <w:t xml:space="preserve">.</w:t>
+      </w:r>
+    </w:p>
+    <w:p>
+      <w:pPr>
+        <w:pStyle w:val="Compact"/>
+        <w:numPr>
+          <w:ilvl w:val="0"/>
+          <w:numId w:val="1022"/>
+        </w:numPr>
+        <w:bidi/>
+      </w:pPr>
+      <w:r>
+        <w:rPr>
+          <w:b/>
+          <w:bCs/>
+          <w:rtl/>
+        </w:rPr>
+        <w:t xml:space="preserve">ברכת המזון</w:t>
+      </w:r>
+      <w:r>
+        <w:rPr>
+          <w:rtl/>
+        </w:rPr>
+        <w:t xml:space="preserve"> </w:t>
+      </w:r>
+      <w:r>
+        <w:rPr>
+          <w:rtl/>
+        </w:rPr>
+        <w:t xml:space="preserve">(דברים ח’, י’):</w:t>
+      </w:r>
+      <w:r>
+        <w:rPr>
+          <w:rtl/>
+        </w:rPr>
+        <w:t xml:space="preserve"> </w:t>
+      </w:r>
+      <w:r>
+        <w:rPr>
+          <w:rtl/>
+        </w:rPr>
+        <w:t xml:space="preserve">“וְאָכַלְתָּ וְשָׂבָעְתָּ וּבֵרַכְתָּ אֶת יְהוָה אֱלֹהֶיךָ עַל הָאָרֶץ הַטֹּבָה אֲשֶׁר נָתַן לָךְ”</w:t>
+      </w:r>
+      <w:r>
+        <w:rPr>
+          <w:rtl/>
+        </w:rPr>
+        <w:t xml:space="preserve">.</w:t>
+      </w:r>
+    </w:p>
+    <w:p>
+      <w:pPr>
+        <w:pStyle w:val="Compact"/>
+        <w:numPr>
+          <w:ilvl w:val="0"/>
+          <w:numId w:val="1022"/>
+        </w:numPr>
+        <w:bidi/>
+      </w:pPr>
+      <w:r>
+        <w:rPr>
+          <w:b/>
+          <w:bCs/>
+          <w:rtl/>
+        </w:rPr>
+        <w:t xml:space="preserve">מינוי שופטים ושוטרים</w:t>
+      </w:r>
+      <w:r>
+        <w:rPr>
+          <w:rtl/>
+        </w:rPr>
+        <w:t xml:space="preserve"> </w:t>
+      </w:r>
+      <w:r>
+        <w:rPr>
+          <w:rtl/>
+        </w:rPr>
+        <w:t xml:space="preserve">(דברים ט”ז, י”ח):</w:t>
+      </w:r>
+      <w:r>
+        <w:rPr>
+          <w:rtl/>
+        </w:rPr>
+        <w:t xml:space="preserve"> </w:t>
+      </w:r>
+      <w:r>
+        <w:rPr>
+          <w:rtl/>
+        </w:rPr>
+        <w:t xml:space="preserve">“שֹׁפְטִים וְשֹׁטְרִים תִּתֶּן לְךָ בְּכָל שְׁעָרֶיךָ”</w:t>
+      </w:r>
+      <w:r>
+        <w:rPr>
+          <w:rtl/>
+        </w:rPr>
+        <w:t xml:space="preserve">.</w:t>
+      </w:r>
+    </w:p>
+    <w:p>
+      <w:pPr>
+        <w:pStyle w:val="Compact"/>
+        <w:numPr>
+          <w:ilvl w:val="0"/>
+          <w:numId w:val="1022"/>
+        </w:numPr>
+        <w:bidi/>
+      </w:pPr>
+      <w:r>
+        <w:rPr>
+          <w:b/>
+          <w:bCs/>
+          <w:rtl/>
+        </w:rPr>
+        <w:t xml:space="preserve">דין</w:t>
+      </w:r>
+      <w:r>
+        <w:rPr>
+          <w:b/>
+          <w:bCs/>
+          <w:rtl/>
+        </w:rPr>
+        <w:t xml:space="preserve"> </w:t>
+      </w:r>
+      <w:r>
+        <w:rPr>
+          <w:b/>
+          <w:bCs/>
+          <w:rtl/>
+        </w:rPr>
+        <w:t xml:space="preserve">“על פי שני עדים”</w:t>
+      </w:r>
+      <w:r>
+        <w:rPr>
+          <w:rtl/>
+        </w:rPr>
+        <w:t xml:space="preserve"> </w:t>
+      </w:r>
+      <w:r>
+        <w:rPr>
+          <w:rtl/>
+        </w:rPr>
+        <w:t xml:space="preserve">(דברים י”ט, ט”ו):</w:t>
+      </w:r>
+      <w:r>
+        <w:rPr>
+          <w:rtl/>
+        </w:rPr>
+        <w:t xml:space="preserve"> </w:t>
+      </w:r>
+      <w:r>
+        <w:rPr>
+          <w:rtl/>
+        </w:rPr>
+        <w:t xml:space="preserve">“עַל פִּי שְׁנֵי עֵדִים אוֹ עַל פִּי שְׁלֹשָׁה עֵדִים יָקוּם דָּבָר”</w:t>
+      </w:r>
+      <w:r>
+        <w:rPr>
+          <w:rtl/>
+        </w:rPr>
+        <w:t xml:space="preserve">.</w:t>
+      </w:r>
+    </w:p>
+    <w:p>
+      <w:pPr>
+        <w:pStyle w:val="Compact"/>
+        <w:numPr>
+          <w:ilvl w:val="0"/>
+          <w:numId w:val="1022"/>
+        </w:numPr>
+        <w:bidi/>
+      </w:pPr>
+      <w:r>
+        <w:rPr>
+          <w:b/>
+          <w:bCs/>
+          <w:rtl/>
+        </w:rPr>
+        <w:t xml:space="preserve">דיני גירושין (ספר כריתות)</w:t>
+      </w:r>
+      <w:r>
+        <w:rPr>
+          <w:rtl/>
+        </w:rPr>
+        <w:t xml:space="preserve"> </w:t>
+      </w:r>
+      <w:r>
+        <w:rPr>
+          <w:rtl/>
+        </w:rPr>
+        <w:t xml:space="preserve">(דברים כ”ד, א’):</w:t>
+      </w:r>
+      <w:r>
+        <w:rPr>
+          <w:rtl/>
+        </w:rPr>
+        <w:t xml:space="preserve"> </w:t>
+      </w:r>
+      <w:r>
+        <w:rPr>
+          <w:rtl/>
+        </w:rPr>
+        <w:t xml:space="preserve">“וְכָתַב לָהּ סֵפֶר כְּרִיתֻת וְנָתַן בְּיָדָהּ וְשִׁלְּחָהּ מִבֵּיתוֹ”</w:t>
+      </w:r>
+      <w:r>
+        <w:rPr>
+          <w:rtl/>
+        </w:rPr>
+        <w:t xml:space="preserve">.</w:t>
+      </w:r>
+    </w:p>
+    <w:p>
+      <w:pPr>
+        <w:pStyle w:val="Compact"/>
+        <w:numPr>
+          <w:ilvl w:val="0"/>
+          <w:numId w:val="1022"/>
+        </w:numPr>
+        <w:bidi/>
+      </w:pPr>
+      <w:r>
+        <w:rPr>
+          <w:b/>
+          <w:bCs/>
+          <w:rtl/>
+        </w:rPr>
+        <w:t xml:space="preserve">השבת אבידה</w:t>
+      </w:r>
+      <w:r>
+        <w:rPr>
+          <w:rtl/>
+        </w:rPr>
+        <w:t xml:space="preserve"> </w:t>
+      </w:r>
+      <w:r>
+        <w:rPr>
+          <w:rtl/>
+        </w:rPr>
+        <w:t xml:space="preserve">(דברים כ”ב, א’):</w:t>
+      </w:r>
+      <w:r>
+        <w:rPr>
+          <w:rtl/>
+        </w:rPr>
+        <w:t xml:space="preserve"> </w:t>
+      </w:r>
+      <w:r>
+        <w:rPr>
+          <w:rtl/>
+        </w:rPr>
+        <w:t xml:space="preserve">“הָשֵׁב תְּשִׁיבֵם לְאָחִיךָ”</w:t>
+      </w:r>
+      <w:r>
+        <w:rPr>
+          <w:rtl/>
+        </w:rPr>
+        <w:t xml:space="preserve">.</w:t>
+      </w:r>
+    </w:p>
+    <w:p>
+      <w:pPr>
+        <w:pStyle w:val="Compact"/>
+        <w:numPr>
+          <w:ilvl w:val="0"/>
+          <w:numId w:val="1022"/>
+        </w:numPr>
+        <w:bidi/>
+      </w:pPr>
+      <w:r>
+        <w:rPr>
+          <w:b/>
+          <w:bCs/>
+          <w:rtl/>
+        </w:rPr>
+        <w:t xml:space="preserve">מעקה לגג</w:t>
+      </w:r>
+      <w:r>
+        <w:rPr>
+          <w:rtl/>
+        </w:rPr>
+        <w:t xml:space="preserve"> </w:t>
+      </w:r>
+      <w:r>
+        <w:rPr>
+          <w:rtl/>
+        </w:rPr>
+        <w:t xml:space="preserve">(דברים כ”ב, ח’):</w:t>
+      </w:r>
+      <w:r>
+        <w:rPr>
+          <w:rtl/>
+        </w:rPr>
+        <w:t xml:space="preserve"> </w:t>
+      </w:r>
+      <w:r>
+        <w:rPr>
+          <w:rtl/>
+        </w:rPr>
+        <w:t xml:space="preserve">“וְעָשִׂיתָ מַעֲקֶה לְגַגֶּךָ וְלֹא תָשִׂים דָּמִים בְּבֵיתֶךָ”</w:t>
+      </w:r>
+      <w:r>
+        <w:rPr>
+          <w:rtl/>
+        </w:rPr>
+        <w:t xml:space="preserve">.</w:t>
+      </w:r>
+    </w:p>
+    <w:p>
+      <w:r>
+        <w:pict>
+          <v:rect style="width:0;height:1.5pt" o:hralign="center" o:hrstd="t" o:hr="t"/>
+        </w:pict>
+      </w:r>
+    </w:p>
+    <w:bookmarkEnd w:id="42"/>
+    <w:bookmarkStart w:id="43" w:name="מצוות-לפי-שיטת-הרמבם-ספר-המצוות-5"/>
+    <w:p>
+      <w:pPr>
+        <w:pStyle w:val="Heading3"/>
+        <w:bidi/>
+      </w:pPr>
+      <w:r>
+        <w:rPr>
+          <w:rtl/>
+        </w:rPr>
+        <w:t xml:space="preserve">8.0.2 מצוות לפי שיטת הרמב”ם (ספר המצוות)</w:t>
+      </w:r>
+    </w:p>
+    <w:p>
+      <w:pPr>
+        <w:pStyle w:val="Compact"/>
+        <w:numPr>
+          <w:ilvl w:val="0"/>
+          <w:numId w:val="1023"/>
+        </w:numPr>
+        <w:bidi/>
+      </w:pPr>
+      <w:r>
+        <w:rPr>
+          <w:b/>
+          <w:bCs/>
+          <w:rtl/>
+        </w:rPr>
+        <w:t xml:space="preserve">מינוי מלך</w:t>
+      </w:r>
+      <w:r>
+        <w:rPr>
+          <w:rtl/>
+        </w:rPr>
+        <w:t xml:space="preserve"> </w:t>
+      </w:r>
+      <w:r>
+        <w:rPr>
+          <w:rtl/>
+        </w:rPr>
+        <w:t xml:space="preserve">(דברים י”ז, ט”ו):</w:t>
+      </w:r>
+      <w:r>
+        <w:rPr>
+          <w:rtl/>
+        </w:rPr>
+        <w:t xml:space="preserve"> </w:t>
+      </w:r>
+      <w:r>
+        <w:rPr>
+          <w:rtl/>
+        </w:rPr>
+        <w:t xml:space="preserve">“שׂוֹם תָּשִׂים עָלֶיךָ מֶלֶךְ אֲשֶׁר יִבְחַר יְהוָה אֱלֹהֶיךָ בּוֹ”</w:t>
+      </w:r>
+      <w:r>
+        <w:rPr>
+          <w:rtl/>
+        </w:rPr>
+        <w:t xml:space="preserve">.</w:t>
+      </w:r>
+    </w:p>
+    <w:p>
+      <w:pPr>
+        <w:pStyle w:val="Compact"/>
+        <w:numPr>
+          <w:ilvl w:val="0"/>
+          <w:numId w:val="1023"/>
+        </w:numPr>
+        <w:bidi/>
+      </w:pPr>
+      <w:r>
+        <w:rPr>
+          <w:b/>
+          <w:bCs/>
+          <w:rtl/>
+        </w:rPr>
+        <w:t xml:space="preserve">שמיטת כספים</w:t>
+      </w:r>
+      <w:r>
+        <w:rPr>
+          <w:rtl/>
+        </w:rPr>
+        <w:t xml:space="preserve"> </w:t>
+      </w:r>
+      <w:r>
+        <w:rPr>
+          <w:rtl/>
+        </w:rPr>
+        <w:t xml:space="preserve">(דברים ט”ו, ב’):</w:t>
+      </w:r>
+      <w:r>
+        <w:rPr>
+          <w:rtl/>
+        </w:rPr>
+        <w:t xml:space="preserve"> </w:t>
+      </w:r>
+      <w:r>
+        <w:rPr>
+          <w:rtl/>
+        </w:rPr>
+        <w:t xml:space="preserve">“שָׁמוֹט כָּל בַּעַל מַשֵּׁה יָדוֹ אֲשֶׁר יַשֶּׁה בְּרֵעֵהוּ”</w:t>
+      </w:r>
+      <w:r>
+        <w:rPr>
+          <w:rtl/>
+        </w:rPr>
+        <w:t xml:space="preserve">.</w:t>
+      </w:r>
+    </w:p>
+    <w:p>
+      <w:pPr>
+        <w:pStyle w:val="Compact"/>
+        <w:numPr>
+          <w:ilvl w:val="0"/>
+          <w:numId w:val="1023"/>
+        </w:numPr>
+        <w:bidi/>
+      </w:pPr>
+      <w:r>
+        <w:rPr>
+          <w:b/>
+          <w:bCs/>
+          <w:rtl/>
+        </w:rPr>
+        <w:t xml:space="preserve">קריאת הקהל</w:t>
+      </w:r>
+      <w:r>
+        <w:rPr>
+          <w:rtl/>
+        </w:rPr>
+        <w:t xml:space="preserve"> </w:t>
+      </w:r>
+      <w:r>
+        <w:rPr>
+          <w:rtl/>
+        </w:rPr>
+        <w:t xml:space="preserve">(דברים ל”א, י”ב):</w:t>
+      </w:r>
+      <w:r>
+        <w:rPr>
+          <w:rtl/>
+        </w:rPr>
+        <w:t xml:space="preserve"> </w:t>
+      </w:r>
+      <w:r>
+        <w:rPr>
+          <w:rtl/>
+        </w:rPr>
+        <w:t xml:space="preserve">“הַקְהֵל אֶת הָעָם הָאֲנָשִׁים וְהַנָּשִׁים וְהַטַּף”</w:t>
+      </w:r>
+      <w:r>
+        <w:rPr>
+          <w:rtl/>
+        </w:rPr>
+        <w:t xml:space="preserve">.</w:t>
+      </w:r>
+    </w:p>
+    <w:p>
+      <w:pPr>
+        <w:pStyle w:val="Compact"/>
+        <w:numPr>
+          <w:ilvl w:val="0"/>
+          <w:numId w:val="1023"/>
+        </w:numPr>
+        <w:bidi/>
+      </w:pPr>
+      <w:r>
+        <w:rPr>
+          <w:b/>
+          <w:bCs/>
+          <w:rtl/>
+        </w:rPr>
+        <w:t xml:space="preserve">כתיבת ספר תורה לכל אחד</w:t>
+      </w:r>
+      <w:r>
+        <w:rPr>
+          <w:rtl/>
+        </w:rPr>
+        <w:t xml:space="preserve"> </w:t>
+      </w:r>
+      <w:r>
+        <w:rPr>
+          <w:rtl/>
+        </w:rPr>
+        <w:t xml:space="preserve">(דברים ל”א, י”ט):</w:t>
+      </w:r>
+      <w:r>
+        <w:rPr>
+          <w:rtl/>
+        </w:rPr>
+        <w:t xml:space="preserve"> </w:t>
+      </w:r>
+      <w:r>
+        <w:rPr>
+          <w:rtl/>
+        </w:rPr>
+        <w:t xml:space="preserve">“וְעַתָּה כִּתְבוּ לָכֶם אֶת הַשִּׁירָה הַזֹּאת”</w:t>
+      </w:r>
+      <w:r>
+        <w:rPr>
+          <w:rtl/>
+        </w:rPr>
+        <w:t xml:space="preserve">.</w:t>
+      </w:r>
+    </w:p>
+    <w:p>
+      <w:r>
+        <w:pict>
+          <v:rect style="width:0;height:1.5pt" o:hralign="center" o:hrstd="t" o:hr="t"/>
+        </w:pict>
+      </w:r>
+    </w:p>
+    <w:bookmarkEnd w:id="43"/>
+    <w:bookmarkStart w:id="44" w:name="מצוות-לפי-שיטת-הרמבן-השגות-4"/>
+    <w:p>
+      <w:pPr>
+        <w:pStyle w:val="Heading3"/>
+        <w:bidi/>
+      </w:pPr>
+      <w:r>
+        <w:rPr>
+          <w:rtl/>
+        </w:rPr>
+        <w:t xml:space="preserve">8.0.3 מצוות לפי שיטת הרמב”ן (השגות)</w:t>
+      </w:r>
+    </w:p>
+    <w:p>
+      <w:pPr>
+        <w:pStyle w:val="Compact"/>
+        <w:numPr>
+          <w:ilvl w:val="0"/>
+          <w:numId w:val="1024"/>
+        </w:numPr>
+        <w:bidi/>
+      </w:pPr>
+      <w:r>
+        <w:rPr>
+          <w:b/>
+          <w:bCs/>
+          <w:rtl/>
+        </w:rPr>
+        <w:t xml:space="preserve">הליכה בדרכיו (הידמות לאל)</w:t>
+      </w:r>
+      <w:r>
+        <w:rPr>
+          <w:rtl/>
+        </w:rPr>
+        <w:t xml:space="preserve"> </w:t>
+      </w:r>
+      <w:r>
+        <w:rPr>
+          <w:rtl/>
+        </w:rPr>
+        <w:t xml:space="preserve">(דברים כ”ח, ט’):</w:t>
+      </w:r>
+      <w:r>
+        <w:rPr>
+          <w:rtl/>
+        </w:rPr>
+        <w:t xml:space="preserve"> </w:t>
+      </w:r>
+      <w:r>
+        <w:rPr>
+          <w:rtl/>
+        </w:rPr>
+        <w:t xml:space="preserve">“וְהָלַכְתָּ בִּדְרָכָיו”</w:t>
+      </w:r>
+      <w:r>
+        <w:rPr>
+          <w:rtl/>
+        </w:rPr>
+        <w:t xml:space="preserve">. (הרמב”ן רואה בזה מצווה עצמאית לכל המידות, הרמב”ם מונה זאת כחלק מיראת השם).</w:t>
+      </w:r>
+    </w:p>
+    <w:p>
+      <w:pPr>
+        <w:pStyle w:val="Compact"/>
+        <w:numPr>
+          <w:ilvl w:val="0"/>
+          <w:numId w:val="1024"/>
+        </w:numPr>
+        <w:bidi/>
+      </w:pPr>
+      <w:r>
+        <w:rPr>
+          <w:b/>
+          <w:bCs/>
+          <w:rtl/>
+        </w:rPr>
+        <w:t xml:space="preserve">איסור שכחת מעמד הר סיני</w:t>
+      </w:r>
+      <w:r>
+        <w:rPr>
+          <w:rtl/>
+        </w:rPr>
+        <w:t xml:space="preserve"> </w:t>
+      </w:r>
+      <w:r>
+        <w:rPr>
+          <w:rtl/>
+        </w:rPr>
+        <w:t xml:space="preserve">(דברים ד’, ט’):</w:t>
+      </w:r>
+      <w:r>
+        <w:rPr>
+          <w:rtl/>
+        </w:rPr>
+        <w:t xml:space="preserve"> </w:t>
+      </w:r>
+      <w:r>
+        <w:rPr>
+          <w:rtl/>
+        </w:rPr>
+        <w:t xml:space="preserve">“פֶּן תִּשְׁכַּח אֶת הַדְּבָרִים אֲשֶׁר רָאוּ עֵינֶיךָ”</w:t>
+      </w:r>
+      <w:r>
+        <w:rPr>
+          <w:rtl/>
+        </w:rPr>
+        <w:t xml:space="preserve">.</w:t>
+      </w:r>
+    </w:p>
+    <w:p>
+      <w:pPr>
+        <w:pStyle w:val="Compact"/>
+        <w:numPr>
+          <w:ilvl w:val="0"/>
+          <w:numId w:val="1024"/>
+        </w:numPr>
+        <w:bidi/>
+      </w:pPr>
+      <w:r>
+        <w:rPr>
+          <w:b/>
+          <w:bCs/>
+          <w:rtl/>
+        </w:rPr>
+        <w:t xml:space="preserve">ברכת התורה</w:t>
+      </w:r>
+      <w:r>
+        <w:rPr>
+          <w:rtl/>
+        </w:rPr>
+        <w:t xml:space="preserve"> </w:t>
+      </w:r>
+      <w:r>
+        <w:rPr>
+          <w:rtl/>
+        </w:rPr>
+        <w:t xml:space="preserve">(דברים ל”ב, ג’):</w:t>
+      </w:r>
+      <w:r>
+        <w:rPr>
+          <w:rtl/>
+        </w:rPr>
+        <w:t xml:space="preserve"> </w:t>
+      </w:r>
+      <w:r>
+        <w:rPr>
+          <w:rtl/>
+        </w:rPr>
+        <w:t xml:space="preserve">“כִּי שֵׁם יְהוָה אֶקְרָא הָבוּ גֹדֶל לֵאלֹהֵינוּ”</w:t>
+      </w:r>
+      <w:r>
+        <w:rPr>
+          <w:rtl/>
+        </w:rPr>
+        <w:t xml:space="preserve">.</w:t>
+      </w:r>
+    </w:p>
+    <w:p>
+      <w:r>
+        <w:pict>
+          <v:rect style="width:0;height:1.5pt" o:hralign="center" o:hrstd="t" o:hr="t"/>
+        </w:pict>
+      </w:r>
+    </w:p>
+    <w:bookmarkEnd w:id="44"/>
+    <w:bookmarkStart w:id="45" w:name="נקודות-לבחינה-מחודשת-דוגמאות-לספר-דברים"/>
+    <w:p>
+      <w:pPr>
+        <w:pStyle w:val="Heading3"/>
+        <w:bidi/>
+      </w:pPr>
+      <w:r>
+        <w:rPr>
+          <w:rtl/>
+        </w:rPr>
+        <w:t xml:space="preserve">8.0.4 נקודות לבחינה מחודשת (דוגמאות לספר דברים):</w:t>
+      </w:r>
+    </w:p>
+    <w:p>
+      <w:pPr>
+        <w:pStyle w:val="Compact"/>
+        <w:numPr>
+          <w:ilvl w:val="0"/>
+          <w:numId w:val="1025"/>
+        </w:numPr>
+        <w:bidi/>
+      </w:pPr>
+      <w:r>
+        <w:rPr>
+          <w:b/>
+          <w:bCs/>
+          <w:rtl/>
+        </w:rPr>
+        <w:t xml:space="preserve">דמוקרטיה ומלוכה:</w:t>
+      </w:r>
+      <w:r>
+        <w:rPr>
+          <w:rtl/>
+        </w:rPr>
+        <w:t xml:space="preserve"> </w:t>
+      </w:r>
+      <w:r>
+        <w:rPr>
+          <w:rtl/>
+        </w:rPr>
+        <w:t xml:space="preserve">כיצד מתיישב הציווי</w:t>
+      </w:r>
+      <w:r>
+        <w:rPr>
+          <w:rtl/>
+        </w:rPr>
+        <w:t xml:space="preserve"> </w:t>
+      </w:r>
+      <w:r>
+        <w:rPr>
+          <w:rtl/>
+        </w:rPr>
+        <w:t xml:space="preserve">“שׂוֹם תָּשִׂים עָלֶיךָ מֶלֶךְ”</w:t>
+      </w:r>
+      <w:r>
+        <w:rPr>
+          <w:rtl/>
+        </w:rPr>
+        <w:t xml:space="preserve"> </w:t>
+      </w:r>
+      <w:r>
+        <w:rPr>
+          <w:rtl/>
+        </w:rPr>
+        <w:t xml:space="preserve">עם משטרים דמוקרטיים? האם</w:t>
+      </w:r>
+      <w:r>
+        <w:rPr>
+          <w:rtl/>
+        </w:rPr>
+        <w:t xml:space="preserve"> </w:t>
+      </w:r>
+      <w:r>
+        <w:rPr>
+          <w:rtl/>
+        </w:rPr>
+        <w:t xml:space="preserve">“מלך”</w:t>
+      </w:r>
+      <w:r>
+        <w:rPr>
+          <w:rtl/>
+        </w:rPr>
+        <w:t xml:space="preserve"> </w:t>
+      </w:r>
+      <w:r>
+        <w:rPr>
+          <w:rtl/>
+        </w:rPr>
+        <w:t xml:space="preserve">הוא פונקציה של שלטון מרכזי או דמות ריבונית ספציפית?</w:t>
+      </w:r>
+    </w:p>
+    <w:p>
+      <w:pPr>
+        <w:pStyle w:val="Compact"/>
+        <w:numPr>
+          <w:ilvl w:val="0"/>
+          <w:numId w:val="1025"/>
+        </w:numPr>
+        <w:bidi/>
+      </w:pPr>
+      <w:r>
+        <w:rPr>
+          <w:b/>
+          <w:bCs/>
+          <w:rtl/>
+        </w:rPr>
+        <w:t xml:space="preserve">גירושין:</w:t>
+      </w:r>
+      <w:r>
+        <w:rPr>
+          <w:rtl/>
+        </w:rPr>
+        <w:t xml:space="preserve"> </w:t>
+      </w:r>
+      <w:r>
+        <w:rPr>
+          <w:rtl/>
+        </w:rPr>
+        <w:t xml:space="preserve">בחינה של הליך הגירושין המקראי מול בתי הדין כיום. האם ה”שילוח” הוא פעולה חד-צדדית או שיש לבחון מחדש את השוויון בין הגבר לאישה בתהליך זה לפי רוח התורה?</w:t>
+      </w:r>
+    </w:p>
+    <w:p>
+      <w:pPr>
+        <w:pStyle w:val="Compact"/>
+        <w:numPr>
+          <w:ilvl w:val="0"/>
+          <w:numId w:val="1025"/>
+        </w:numPr>
+        <w:bidi/>
+      </w:pPr>
+      <w:r>
+        <w:rPr>
+          <w:b/>
+          <w:bCs/>
+          <w:rtl/>
+        </w:rPr>
+        <w:t xml:space="preserve">שמיטת כספים:</w:t>
+      </w:r>
+      <w:r>
+        <w:rPr>
+          <w:rtl/>
+        </w:rPr>
+        <w:t xml:space="preserve"> </w:t>
+      </w:r>
+      <w:r>
+        <w:rPr>
+          <w:rtl/>
+        </w:rPr>
+        <w:t xml:space="preserve">בעולם של אשראי וחובות לאומיים, כיצד ניתן ליישם שמיטה מבלי למוטט את הכלכלה? (פרוזבול כפתרון זמני מול פתרון קבע).</w:t>
+      </w:r>
+    </w:p>
+    <w:p>
+      <w:pPr>
+        <w:pStyle w:val="Compact"/>
+        <w:numPr>
+          <w:ilvl w:val="0"/>
+          <w:numId w:val="1025"/>
+        </w:numPr>
+        <w:bidi/>
+      </w:pPr>
+      <w:r>
+        <w:rPr>
+          <w:b/>
+          <w:bCs/>
+          <w:rtl/>
+        </w:rPr>
+        <w:t xml:space="preserve">מלחמה:</w:t>
+      </w:r>
+      <w:r>
+        <w:rPr>
+          <w:rtl/>
+        </w:rPr>
+        <w:t xml:space="preserve"> </w:t>
+      </w:r>
+      <w:r>
+        <w:rPr>
+          <w:rtl/>
+        </w:rPr>
+        <w:t xml:space="preserve">מהם</w:t>
+      </w:r>
+      <w:r>
+        <w:rPr>
+          <w:rtl/>
+        </w:rPr>
+        <w:t xml:space="preserve"> </w:t>
+      </w:r>
+      <w:r>
+        <w:rPr>
+          <w:rtl/>
+        </w:rPr>
+        <w:t xml:space="preserve">“דיני מלחמה”</w:t>
+      </w:r>
+      <w:r>
+        <w:rPr>
+          <w:rtl/>
+        </w:rPr>
+        <w:t xml:space="preserve"> </w:t>
+      </w:r>
+      <w:r>
+        <w:rPr>
+          <w:rtl/>
+        </w:rPr>
+        <w:t xml:space="preserve">רלוונטיים היום? (קריאה לשלום, איסור השחתת עצי פרי/תשתיות אזרחיות).</w:t>
+      </w:r>
+    </w:p>
+    <w:p>
+      <w:pPr>
+        <w:pStyle w:val="Compact"/>
+        <w:numPr>
+          <w:ilvl w:val="0"/>
+          <w:numId w:val="1025"/>
+        </w:numPr>
+        <w:bidi/>
+      </w:pPr>
+      <w:r>
+        <w:rPr>
+          <w:b/>
+          <w:bCs/>
+          <w:rtl/>
+        </w:rPr>
+        <w:t xml:space="preserve">תפילין ומזוזה:</w:t>
+      </w:r>
+      <w:r>
+        <w:rPr>
+          <w:rtl/>
+        </w:rPr>
+        <w:t xml:space="preserve"> </w:t>
+      </w:r>
+      <w:r>
+        <w:rPr>
+          <w:rtl/>
+        </w:rPr>
+        <w:t xml:space="preserve">האם אלו אמצעי זיכרון טכניים, או שיש לבחון את המהות שלהם (</w:t>
+      </w:r>
+      <w:r>
+        <w:rPr>
+          <w:rtl/>
+        </w:rPr>
+        <w:t xml:space="preserve">“וּכתבתם”</w:t>
+      </w:r>
+      <w:r>
+        <w:rPr>
+          <w:rtl/>
+        </w:rPr>
+        <w:t xml:space="preserve">) באמצעים דיגיטליים או חזותיים אחרים?</w:t>
+      </w:r>
+    </w:p>
+    <w:p>
+      <w:r>
+        <w:pict>
+          <v:rect style="width:0;height:1.5pt" o:hralign="center" o:hrstd="t" o:hr="t"/>
+        </w:pict>
+      </w:r>
+    </w:p>
+    <w:bookmarkEnd w:id="45"/>
+    <w:bookmarkStart w:id="46" w:name="סיום-שלב-המיפוי"/>
+    <w:p>
+      <w:pPr>
+        <w:pStyle w:val="Heading3"/>
+        <w:bidi/>
+      </w:pPr>
+      <w:r>
+        <w:rPr>
+          <w:rtl/>
+        </w:rPr>
+        <w:t xml:space="preserve">8.0.5 סיום שלב המיפוי</w:t>
+      </w:r>
+    </w:p>
+    <w:p>
+      <w:pPr>
+        <w:bidi/>
+      </w:pPr>
+      <w:r>
+        <w:rPr>
+          <w:rtl/>
+        </w:rPr>
+        <w:t xml:space="preserve">סיימנו את סקירת המצוות מחמשת חומשי תורה. כעת יש רשימה גולמית, ממוספרת ומקורית (עם הפסוקים) שמשמשת כ”שלד” לספר.</w:t>
+      </w:r>
+    </w:p>
+    <w:bookmarkEnd w:id="46"/>
+    <w:bookmarkEnd w:id="47"/>
     <w:sectPr>
       <w:footnotePr>
         <w:numRestart w:val="eachSect"/>
@@ -642,6 +6505,431 @@
       </w:pPr>
     </w:lvl>
   </w:abstractNum>
+  <w:abstractNum w:abstractNumId="99411">
+    <w:nsid w:val="00A99411"/>
+    <w:multiLevelType w:val="multilevel"/>
+    <w:lvl w:ilvl="0">
+      <w:start w:val="1"/>
+      <w:numFmt w:val="decimal"/>
+      <w:lvlText w:val="%1."/>
+      <w:lvlJc w:val="left"/>
+      <w:pPr>
+        <w:ind w:left="720" w:hanging="360"/>
+      </w:pPr>
+    </w:lvl>
+    <w:lvl w:ilvl="1">
+      <w:start w:val="1"/>
+      <w:numFmt w:val="decimal"/>
+      <w:lvlText w:val="%2."/>
+      <w:lvlJc w:val="left"/>
+      <w:pPr>
+        <w:ind w:left="1440" w:hanging="360"/>
+      </w:pPr>
+    </w:lvl>
+    <w:lvl w:ilvl="2">
+      <w:start w:val="1"/>
+      <w:numFmt w:val="decimal"/>
+      <w:lvlText w:val="%3."/>
+      <w:lvlJc w:val="left"/>
+      <w:pPr>
+        <w:ind w:left="2160" w:hanging="360"/>
+      </w:pPr>
+    </w:lvl>
+    <w:lvl w:ilvl="3">
+      <w:start w:val="1"/>
+      <w:numFmt w:val="decimal"/>
+      <w:lvlText w:val="%4."/>
+      <w:lvlJc w:val="left"/>
+      <w:pPr>
+        <w:ind w:left="2880" w:hanging="360"/>
+      </w:pPr>
+    </w:lvl>
+    <w:lvl w:ilvl="4">
+      <w:start w:val="1"/>
+      <w:numFmt w:val="decimal"/>
+      <w:lvlText w:val="%5."/>
+      <w:lvlJc w:val="left"/>
+      <w:pPr>
+        <w:ind w:left="3600" w:hanging="360"/>
+      </w:pPr>
+    </w:lvl>
+    <w:lvl w:ilvl="5">
+      <w:start w:val="1"/>
+      <w:numFmt w:val="decimal"/>
+      <w:lvlText w:val="%6."/>
+      <w:lvlJc w:val="left"/>
+      <w:pPr>
+        <w:ind w:left="4320" w:hanging="360"/>
+      </w:pPr>
+    </w:lvl>
+    <w:lvl w:ilvl="6">
+      <w:start w:val="1"/>
+      <w:numFmt w:val="decimal"/>
+      <w:lvlText w:val="%7."/>
+      <w:lvlJc w:val="left"/>
+      <w:pPr>
+        <w:ind w:left="5040" w:hanging="360"/>
+      </w:pPr>
+    </w:lvl>
+    <w:lvl w:ilvl="7">
+      <w:start w:val="1"/>
+      <w:numFmt w:val="decimal"/>
+      <w:lvlText w:val="%8."/>
+      <w:lvlJc w:val="left"/>
+      <w:pPr>
+        <w:ind w:left="5760" w:hanging="360"/>
+      </w:pPr>
+    </w:lvl>
+    <w:lvl w:ilvl="8">
+      <w:start w:val="1"/>
+      <w:numFmt w:val="decimal"/>
+      <w:lvlText w:val="%9."/>
+      <w:lvlJc w:val="left"/>
+      <w:pPr>
+        <w:ind w:left="6480" w:hanging="360"/>
+      </w:pPr>
+    </w:lvl>
+  </w:abstractNum>
+  <w:abstractNum w:abstractNumId="99418">
+    <w:nsid w:val="00A99418"/>
+    <w:multiLevelType w:val="multilevel"/>
+    <w:lvl w:ilvl="0">
+      <w:start w:val="8"/>
+      <w:numFmt w:val="decimal"/>
+      <w:lvlText w:val="%1."/>
+      <w:lvlJc w:val="left"/>
+      <w:pPr>
+        <w:ind w:left="720" w:hanging="360"/>
+      </w:pPr>
+    </w:lvl>
+    <w:lvl w:ilvl="1">
+      <w:start w:val="8"/>
+      <w:numFmt w:val="decimal"/>
+      <w:lvlText w:val="%2."/>
+      <w:lvlJc w:val="left"/>
+      <w:pPr>
+        <w:ind w:left="1440" w:hanging="360"/>
+      </w:pPr>
+    </w:lvl>
+    <w:lvl w:ilvl="2">
+      <w:start w:val="8"/>
+      <w:numFmt w:val="decimal"/>
+      <w:lvlText w:val="%3."/>
+      <w:lvlJc w:val="left"/>
+      <w:pPr>
+        <w:ind w:left="2160" w:hanging="360"/>
+      </w:pPr>
+    </w:lvl>
+    <w:lvl w:ilvl="3">
+      <w:start w:val="8"/>
+      <w:numFmt w:val="decimal"/>
+      <w:lvlText w:val="%4."/>
+      <w:lvlJc w:val="left"/>
+      <w:pPr>
+        <w:ind w:left="2880" w:hanging="360"/>
+      </w:pPr>
+    </w:lvl>
+    <w:lvl w:ilvl="4">
+      <w:start w:val="8"/>
+      <w:numFmt w:val="decimal"/>
+      <w:lvlText w:val="%5."/>
+      <w:lvlJc w:val="left"/>
+      <w:pPr>
+        <w:ind w:left="3600" w:hanging="360"/>
+      </w:pPr>
+    </w:lvl>
+    <w:lvl w:ilvl="5">
+      <w:start w:val="8"/>
+      <w:numFmt w:val="decimal"/>
+      <w:lvlText w:val="%6."/>
+      <w:lvlJc w:val="left"/>
+      <w:pPr>
+        <w:ind w:left="4320" w:hanging="360"/>
+      </w:pPr>
+    </w:lvl>
+    <w:lvl w:ilvl="6">
+      <w:start w:val="8"/>
+      <w:numFmt w:val="decimal"/>
+      <w:lvlText w:val="%7."/>
+      <w:lvlJc w:val="left"/>
+      <w:pPr>
+        <w:ind w:left="5040" w:hanging="360"/>
+      </w:pPr>
+    </w:lvl>
+    <w:lvl w:ilvl="7">
+      <w:start w:val="8"/>
+      <w:numFmt w:val="decimal"/>
+      <w:lvlText w:val="%8."/>
+      <w:lvlJc w:val="left"/>
+      <w:pPr>
+        <w:ind w:left="5760" w:hanging="360"/>
+      </w:pPr>
+    </w:lvl>
+    <w:lvl w:ilvl="8">
+      <w:start w:val="8"/>
+      <w:numFmt w:val="decimal"/>
+      <w:lvlText w:val="%9."/>
+      <w:lvlJc w:val="left"/>
+      <w:pPr>
+        <w:ind w:left="6480" w:hanging="360"/>
+      </w:pPr>
+    </w:lvl>
+  </w:abstractNum>
+  <w:abstractNum w:abstractNumId="994111">
+    <w:nsid w:val="0A994111"/>
+    <w:multiLevelType w:val="multilevel"/>
+    <w:lvl w:ilvl="0">
+      <w:start w:val="11"/>
+      <w:numFmt w:val="decimal"/>
+      <w:lvlText w:val="%1."/>
+      <w:lvlJc w:val="left"/>
+      <w:pPr>
+        <w:ind w:left="720" w:hanging="360"/>
+      </w:pPr>
+    </w:lvl>
+    <w:lvl w:ilvl="1">
+      <w:start w:val="11"/>
+      <w:numFmt w:val="decimal"/>
+      <w:lvlText w:val="%2."/>
+      <w:lvlJc w:val="left"/>
+      <w:pPr>
+        <w:ind w:left="1440" w:hanging="360"/>
+      </w:pPr>
+    </w:lvl>
+    <w:lvl w:ilvl="2">
+      <w:start w:val="11"/>
+      <w:numFmt w:val="decimal"/>
+      <w:lvlText w:val="%3."/>
+      <w:lvlJc w:val="left"/>
+      <w:pPr>
+        <w:ind w:left="2160" w:hanging="360"/>
+      </w:pPr>
+    </w:lvl>
+    <w:lvl w:ilvl="3">
+      <w:start w:val="11"/>
+      <w:numFmt w:val="decimal"/>
+      <w:lvlText w:val="%4."/>
+      <w:lvlJc w:val="left"/>
+      <w:pPr>
+        <w:ind w:left="2880" w:hanging="360"/>
+      </w:pPr>
+    </w:lvl>
+    <w:lvl w:ilvl="4">
+      <w:start w:val="11"/>
+      <w:numFmt w:val="decimal"/>
+      <w:lvlText w:val="%5."/>
+      <w:lvlJc w:val="left"/>
+      <w:pPr>
+        <w:ind w:left="3600" w:hanging="360"/>
+      </w:pPr>
+    </w:lvl>
+    <w:lvl w:ilvl="5">
+      <w:start w:val="11"/>
+      <w:numFmt w:val="decimal"/>
+      <w:lvlText w:val="%6."/>
+      <w:lvlJc w:val="left"/>
+      <w:pPr>
+        <w:ind w:left="4320" w:hanging="360"/>
+      </w:pPr>
+    </w:lvl>
+    <w:lvl w:ilvl="6">
+      <w:start w:val="11"/>
+      <w:numFmt w:val="decimal"/>
+      <w:lvlText w:val="%7."/>
+      <w:lvlJc w:val="left"/>
+      <w:pPr>
+        <w:ind w:left="5040" w:hanging="360"/>
+      </w:pPr>
+    </w:lvl>
+    <w:lvl w:ilvl="7">
+      <w:start w:val="11"/>
+      <w:numFmt w:val="decimal"/>
+      <w:lvlText w:val="%8."/>
+      <w:lvlJc w:val="left"/>
+      <w:pPr>
+        <w:ind w:left="5760" w:hanging="360"/>
+      </w:pPr>
+    </w:lvl>
+    <w:lvl w:ilvl="8">
+      <w:start w:val="11"/>
+      <w:numFmt w:val="decimal"/>
+      <w:lvlText w:val="%9."/>
+      <w:lvlJc w:val="left"/>
+      <w:pPr>
+        <w:ind w:left="6480" w:hanging="360"/>
+      </w:pPr>
+    </w:lvl>
+  </w:abstractNum>
+  <w:abstractNum w:abstractNumId="99414">
+    <w:nsid w:val="00A99414"/>
+    <w:multiLevelType w:val="multilevel"/>
+    <w:lvl w:ilvl="0">
+      <w:start w:val="4"/>
+      <w:numFmt w:val="decimal"/>
+      <w:lvlText w:val="%1."/>
+      <w:lvlJc w:val="left"/>
+      <w:pPr>
+        <w:ind w:left="720" w:hanging="360"/>
+      </w:pPr>
+    </w:lvl>
+    <w:lvl w:ilvl="1">
+      <w:start w:val="4"/>
+      <w:numFmt w:val="decimal"/>
+      <w:lvlText w:val="%2."/>
+      <w:lvlJc w:val="left"/>
+      <w:pPr>
+        <w:ind w:left="1440" w:hanging="360"/>
+      </w:pPr>
+    </w:lvl>
+    <w:lvl w:ilvl="2">
+      <w:start w:val="4"/>
+      <w:numFmt w:val="decimal"/>
+      <w:lvlText w:val="%3."/>
+      <w:lvlJc w:val="left"/>
+      <w:pPr>
+        <w:ind w:left="2160" w:hanging="360"/>
+      </w:pPr>
+    </w:lvl>
+    <w:lvl w:ilvl="3">
+      <w:start w:val="4"/>
+      <w:numFmt w:val="decimal"/>
+      <w:lvlText w:val="%4."/>
+      <w:lvlJc w:val="left"/>
+      <w:pPr>
+        <w:ind w:left="2880" w:hanging="360"/>
+      </w:pPr>
+    </w:lvl>
+    <w:lvl w:ilvl="4">
+      <w:start w:val="4"/>
+      <w:numFmt w:val="decimal"/>
+      <w:lvlText w:val="%5."/>
+      <w:lvlJc w:val="left"/>
+      <w:pPr>
+        <w:ind w:left="3600" w:hanging="360"/>
+      </w:pPr>
+    </w:lvl>
+    <w:lvl w:ilvl="5">
+      <w:start w:val="4"/>
+      <w:numFmt w:val="decimal"/>
+      <w:lvlText w:val="%6."/>
+      <w:lvlJc w:val="left"/>
+      <w:pPr>
+        <w:ind w:left="4320" w:hanging="360"/>
+      </w:pPr>
+    </w:lvl>
+    <w:lvl w:ilvl="6">
+      <w:start w:val="4"/>
+      <w:numFmt w:val="decimal"/>
+      <w:lvlText w:val="%7."/>
+      <w:lvlJc w:val="left"/>
+      <w:pPr>
+        <w:ind w:left="5040" w:hanging="360"/>
+      </w:pPr>
+    </w:lvl>
+    <w:lvl w:ilvl="7">
+      <w:start w:val="4"/>
+      <w:numFmt w:val="decimal"/>
+      <w:lvlText w:val="%8."/>
+      <w:lvlJc w:val="left"/>
+      <w:pPr>
+        <w:ind w:left="5760" w:hanging="360"/>
+      </w:pPr>
+    </w:lvl>
+    <w:lvl w:ilvl="8">
+      <w:start w:val="4"/>
+      <w:numFmt w:val="decimal"/>
+      <w:lvlText w:val="%9."/>
+      <w:lvlJc w:val="left"/>
+      <w:pPr>
+        <w:ind w:left="6480" w:hanging="360"/>
+      </w:pPr>
+    </w:lvl>
+  </w:abstractNum>
+  <w:abstractNum w:abstractNumId="99415">
+    <w:nsid w:val="00A99415"/>
+    <w:multiLevelType w:val="multilevel"/>
+    <w:lvl w:ilvl="0">
+      <w:start w:val="5"/>
+      <w:numFmt w:val="decimal"/>
+      <w:lvlText w:val="%1."/>
+      <w:lvlJc w:val="left"/>
+      <w:pPr>
+        <w:ind w:left="720" w:hanging="360"/>
+      </w:pPr>
+    </w:lvl>
+    <w:lvl w:ilvl="1">
+      <w:start w:val="5"/>
+      <w:numFmt w:val="decimal"/>
+      <w:lvlText w:val="%2."/>
+      <w:lvlJc w:val="left"/>
+      <w:pPr>
+        <w:ind w:left="1440" w:hanging="360"/>
+      </w:pPr>
+    </w:lvl>
+    <w:lvl w:ilvl="2">
+      <w:start w:val="5"/>
+      <w:numFmt w:val="decimal"/>
+      <w:lvlText w:val="%3."/>
+      <w:lvlJc w:val="left"/>
+      <w:pPr>
+        <w:ind w:left="2160" w:hanging="360"/>
+      </w:pPr>
+    </w:lvl>
+    <w:lvl w:ilvl="3">
+      <w:start w:val="5"/>
+      <w:numFmt w:val="decimal"/>
+      <w:lvlText w:val="%4."/>
+      <w:lvlJc w:val="left"/>
+      <w:pPr>
+        <w:ind w:left="2880" w:hanging="360"/>
+      </w:pPr>
+    </w:lvl>
+    <w:lvl w:ilvl="4">
+      <w:start w:val="5"/>
+      <w:numFmt w:val="decimal"/>
+      <w:lvlText w:val="%5."/>
+      <w:lvlJc w:val="left"/>
+      <w:pPr>
+        <w:ind w:left="3600" w:hanging="360"/>
+      </w:pPr>
+    </w:lvl>
+    <w:lvl w:ilvl="5">
+      <w:start w:val="5"/>
+      <w:numFmt w:val="decimal"/>
+      <w:lvlText w:val="%6."/>
+      <w:lvlJc w:val="left"/>
+      <w:pPr>
+        <w:ind w:left="4320" w:hanging="360"/>
+      </w:pPr>
+    </w:lvl>
+    <w:lvl w:ilvl="6">
+      <w:start w:val="5"/>
+      <w:numFmt w:val="decimal"/>
+      <w:lvlText w:val="%7."/>
+      <w:lvlJc w:val="left"/>
+      <w:pPr>
+        <w:ind w:left="5040" w:hanging="360"/>
+      </w:pPr>
+    </w:lvl>
+    <w:lvl w:ilvl="7">
+      <w:start w:val="5"/>
+      <w:numFmt w:val="decimal"/>
+      <w:lvlText w:val="%8."/>
+      <w:lvlJc w:val="left"/>
+      <w:pPr>
+        <w:ind w:left="5760" w:hanging="360"/>
+      </w:pPr>
+    </w:lvl>
+    <w:lvl w:ilvl="8">
+      <w:start w:val="5"/>
+      <w:numFmt w:val="decimal"/>
+      <w:lvlText w:val="%9."/>
+      <w:lvlJc w:val="left"/>
+      <w:pPr>
+        <w:ind w:left="6480" w:hanging="360"/>
+      </w:pPr>
+    </w:lvl>
+  </w:abstractNum>
   <w:abstractNum w:abstractNumId="991">
     <w:nsid w:val="0000A991"/>
     <w:multiLevelType w:val="multilevel"/>
@@ -745,10 +7033,1047 @@
       </w:rPr>
     </w:lvl>
   </w:abstractNum>
+  <w:abstractNum w:abstractNumId="994114">
+    <w:nsid w:val="0A994114"/>
+    <w:multiLevelType w:val="multilevel"/>
+    <w:lvl w:ilvl="0">
+      <w:start w:val="14"/>
+      <w:numFmt w:val="decimal"/>
+      <w:lvlText w:val="%1."/>
+      <w:lvlJc w:val="left"/>
+      <w:pPr>
+        <w:ind w:left="720" w:hanging="360"/>
+      </w:pPr>
+    </w:lvl>
+    <w:lvl w:ilvl="1">
+      <w:start w:val="14"/>
+      <w:numFmt w:val="decimal"/>
+      <w:lvlText w:val="%2."/>
+      <w:lvlJc w:val="left"/>
+      <w:pPr>
+        <w:ind w:left="1440" w:hanging="360"/>
+      </w:pPr>
+    </w:lvl>
+    <w:lvl w:ilvl="2">
+      <w:start w:val="14"/>
+      <w:numFmt w:val="decimal"/>
+      <w:lvlText w:val="%3."/>
+      <w:lvlJc w:val="left"/>
+      <w:pPr>
+        <w:ind w:left="2160" w:hanging="360"/>
+      </w:pPr>
+    </w:lvl>
+    <w:lvl w:ilvl="3">
+      <w:start w:val="14"/>
+      <w:numFmt w:val="decimal"/>
+      <w:lvlText w:val="%4."/>
+      <w:lvlJc w:val="left"/>
+      <w:pPr>
+        <w:ind w:left="2880" w:hanging="360"/>
+      </w:pPr>
+    </w:lvl>
+    <w:lvl w:ilvl="4">
+      <w:start w:val="14"/>
+      <w:numFmt w:val="decimal"/>
+      <w:lvlText w:val="%5."/>
+      <w:lvlJc w:val="left"/>
+      <w:pPr>
+        <w:ind w:left="3600" w:hanging="360"/>
+      </w:pPr>
+    </w:lvl>
+    <w:lvl w:ilvl="5">
+      <w:start w:val="14"/>
+      <w:numFmt w:val="decimal"/>
+      <w:lvlText w:val="%6."/>
+      <w:lvlJc w:val="left"/>
+      <w:pPr>
+        <w:ind w:left="4320" w:hanging="360"/>
+      </w:pPr>
+    </w:lvl>
+    <w:lvl w:ilvl="6">
+      <w:start w:val="14"/>
+      <w:numFmt w:val="decimal"/>
+      <w:lvlText w:val="%7."/>
+      <w:lvlJc w:val="left"/>
+      <w:pPr>
+        <w:ind w:left="5040" w:hanging="360"/>
+      </w:pPr>
+    </w:lvl>
+    <w:lvl w:ilvl="7">
+      <w:start w:val="14"/>
+      <w:numFmt w:val="decimal"/>
+      <w:lvlText w:val="%8."/>
+      <w:lvlJc w:val="left"/>
+      <w:pPr>
+        <w:ind w:left="5760" w:hanging="360"/>
+      </w:pPr>
+    </w:lvl>
+    <w:lvl w:ilvl="8">
+      <w:start w:val="14"/>
+      <w:numFmt w:val="decimal"/>
+      <w:lvlText w:val="%9."/>
+      <w:lvlJc w:val="left"/>
+      <w:pPr>
+        <w:ind w:left="6480" w:hanging="360"/>
+      </w:pPr>
+    </w:lvl>
+  </w:abstractNum>
+  <w:abstractNum w:abstractNumId="994117">
+    <w:nsid w:val="0A994117"/>
+    <w:multiLevelType w:val="multilevel"/>
+    <w:lvl w:ilvl="0">
+      <w:start w:val="17"/>
+      <w:numFmt w:val="decimal"/>
+      <w:lvlText w:val="%1."/>
+      <w:lvlJc w:val="left"/>
+      <w:pPr>
+        <w:ind w:left="720" w:hanging="360"/>
+      </w:pPr>
+    </w:lvl>
+    <w:lvl w:ilvl="1">
+      <w:start w:val="17"/>
+      <w:numFmt w:val="decimal"/>
+      <w:lvlText w:val="%2."/>
+      <w:lvlJc w:val="left"/>
+      <w:pPr>
+        <w:ind w:left="1440" w:hanging="360"/>
+      </w:pPr>
+    </w:lvl>
+    <w:lvl w:ilvl="2">
+      <w:start w:val="17"/>
+      <w:numFmt w:val="decimal"/>
+      <w:lvlText w:val="%3."/>
+      <w:lvlJc w:val="left"/>
+      <w:pPr>
+        <w:ind w:left="2160" w:hanging="360"/>
+      </w:pPr>
+    </w:lvl>
+    <w:lvl w:ilvl="3">
+      <w:start w:val="17"/>
+      <w:numFmt w:val="decimal"/>
+      <w:lvlText w:val="%4."/>
+      <w:lvlJc w:val="left"/>
+      <w:pPr>
+        <w:ind w:left="2880" w:hanging="360"/>
+      </w:pPr>
+    </w:lvl>
+    <w:lvl w:ilvl="4">
+      <w:start w:val="17"/>
+      <w:numFmt w:val="decimal"/>
+      <w:lvlText w:val="%5."/>
+      <w:lvlJc w:val="left"/>
+      <w:pPr>
+        <w:ind w:left="3600" w:hanging="360"/>
+      </w:pPr>
+    </w:lvl>
+    <w:lvl w:ilvl="5">
+      <w:start w:val="17"/>
+      <w:numFmt w:val="decimal"/>
+      <w:lvlText w:val="%6."/>
+      <w:lvlJc w:val="left"/>
+      <w:pPr>
+        <w:ind w:left="4320" w:hanging="360"/>
+      </w:pPr>
+    </w:lvl>
+    <w:lvl w:ilvl="6">
+      <w:start w:val="17"/>
+      <w:numFmt w:val="decimal"/>
+      <w:lvlText w:val="%7."/>
+      <w:lvlJc w:val="left"/>
+      <w:pPr>
+        <w:ind w:left="5040" w:hanging="360"/>
+      </w:pPr>
+    </w:lvl>
+    <w:lvl w:ilvl="7">
+      <w:start w:val="17"/>
+      <w:numFmt w:val="decimal"/>
+      <w:lvlText w:val="%8."/>
+      <w:lvlJc w:val="left"/>
+      <w:pPr>
+        <w:ind w:left="5760" w:hanging="360"/>
+      </w:pPr>
+    </w:lvl>
+    <w:lvl w:ilvl="8">
+      <w:start w:val="17"/>
+      <w:numFmt w:val="decimal"/>
+      <w:lvlText w:val="%9."/>
+      <w:lvlJc w:val="left"/>
+      <w:pPr>
+        <w:ind w:left="6480" w:hanging="360"/>
+      </w:pPr>
+    </w:lvl>
+  </w:abstractNum>
+  <w:abstractNum w:abstractNumId="994112">
+    <w:nsid w:val="0A994112"/>
+    <w:multiLevelType w:val="multilevel"/>
+    <w:lvl w:ilvl="0">
+      <w:start w:val="12"/>
+      <w:numFmt w:val="decimal"/>
+      <w:lvlText w:val="%1."/>
+      <w:lvlJc w:val="left"/>
+      <w:pPr>
+        <w:ind w:left="720" w:hanging="360"/>
+      </w:pPr>
+    </w:lvl>
+    <w:lvl w:ilvl="1">
+      <w:start w:val="12"/>
+      <w:numFmt w:val="decimal"/>
+      <w:lvlText w:val="%2."/>
+      <w:lvlJc w:val="left"/>
+      <w:pPr>
+        <w:ind w:left="1440" w:hanging="360"/>
+      </w:pPr>
+    </w:lvl>
+    <w:lvl w:ilvl="2">
+      <w:start w:val="12"/>
+      <w:numFmt w:val="decimal"/>
+      <w:lvlText w:val="%3."/>
+      <w:lvlJc w:val="left"/>
+      <w:pPr>
+        <w:ind w:left="2160" w:hanging="360"/>
+      </w:pPr>
+    </w:lvl>
+    <w:lvl w:ilvl="3">
+      <w:start w:val="12"/>
+      <w:numFmt w:val="decimal"/>
+      <w:lvlText w:val="%4."/>
+      <w:lvlJc w:val="left"/>
+      <w:pPr>
+        <w:ind w:left="2880" w:hanging="360"/>
+      </w:pPr>
+    </w:lvl>
+    <w:lvl w:ilvl="4">
+      <w:start w:val="12"/>
+      <w:numFmt w:val="decimal"/>
+      <w:lvlText w:val="%5."/>
+      <w:lvlJc w:val="left"/>
+      <w:pPr>
+        <w:ind w:left="3600" w:hanging="360"/>
+      </w:pPr>
+    </w:lvl>
+    <w:lvl w:ilvl="5">
+      <w:start w:val="12"/>
+      <w:numFmt w:val="decimal"/>
+      <w:lvlText w:val="%6."/>
+      <w:lvlJc w:val="left"/>
+      <w:pPr>
+        <w:ind w:left="4320" w:hanging="360"/>
+      </w:pPr>
+    </w:lvl>
+    <w:lvl w:ilvl="6">
+      <w:start w:val="12"/>
+      <w:numFmt w:val="decimal"/>
+      <w:lvlText w:val="%7."/>
+      <w:lvlJc w:val="left"/>
+      <w:pPr>
+        <w:ind w:left="5040" w:hanging="360"/>
+      </w:pPr>
+    </w:lvl>
+    <w:lvl w:ilvl="7">
+      <w:start w:val="12"/>
+      <w:numFmt w:val="decimal"/>
+      <w:lvlText w:val="%8."/>
+      <w:lvlJc w:val="left"/>
+      <w:pPr>
+        <w:ind w:left="5760" w:hanging="360"/>
+      </w:pPr>
+    </w:lvl>
+    <w:lvl w:ilvl="8">
+      <w:start w:val="12"/>
+      <w:numFmt w:val="decimal"/>
+      <w:lvlText w:val="%9."/>
+      <w:lvlJc w:val="left"/>
+      <w:pPr>
+        <w:ind w:left="6480" w:hanging="360"/>
+      </w:pPr>
+    </w:lvl>
+  </w:abstractNum>
+  <w:abstractNum w:abstractNumId="994115">
+    <w:nsid w:val="0A994115"/>
+    <w:multiLevelType w:val="multilevel"/>
+    <w:lvl w:ilvl="0">
+      <w:start w:val="15"/>
+      <w:numFmt w:val="decimal"/>
+      <w:lvlText w:val="%1."/>
+      <w:lvlJc w:val="left"/>
+      <w:pPr>
+        <w:ind w:left="720" w:hanging="360"/>
+      </w:pPr>
+    </w:lvl>
+    <w:lvl w:ilvl="1">
+      <w:start w:val="15"/>
+      <w:numFmt w:val="decimal"/>
+      <w:lvlText w:val="%2."/>
+      <w:lvlJc w:val="left"/>
+      <w:pPr>
+        <w:ind w:left="1440" w:hanging="360"/>
+      </w:pPr>
+    </w:lvl>
+    <w:lvl w:ilvl="2">
+      <w:start w:val="15"/>
+      <w:numFmt w:val="decimal"/>
+      <w:lvlText w:val="%3."/>
+      <w:lvlJc w:val="left"/>
+      <w:pPr>
+        <w:ind w:left="2160" w:hanging="360"/>
+      </w:pPr>
+    </w:lvl>
+    <w:lvl w:ilvl="3">
+      <w:start w:val="15"/>
+      <w:numFmt w:val="decimal"/>
+      <w:lvlText w:val="%4."/>
+      <w:lvlJc w:val="left"/>
+      <w:pPr>
+        <w:ind w:left="2880" w:hanging="360"/>
+      </w:pPr>
+    </w:lvl>
+    <w:lvl w:ilvl="4">
+      <w:start w:val="15"/>
+      <w:numFmt w:val="decimal"/>
+      <w:lvlText w:val="%5."/>
+      <w:lvlJc w:val="left"/>
+      <w:pPr>
+        <w:ind w:left="3600" w:hanging="360"/>
+      </w:pPr>
+    </w:lvl>
+    <w:lvl w:ilvl="5">
+      <w:start w:val="15"/>
+      <w:numFmt w:val="decimal"/>
+      <w:lvlText w:val="%6."/>
+      <w:lvlJc w:val="left"/>
+      <w:pPr>
+        <w:ind w:left="4320" w:hanging="360"/>
+      </w:pPr>
+    </w:lvl>
+    <w:lvl w:ilvl="6">
+      <w:start w:val="15"/>
+      <w:numFmt w:val="decimal"/>
+      <w:lvlText w:val="%7."/>
+      <w:lvlJc w:val="left"/>
+      <w:pPr>
+        <w:ind w:left="5040" w:hanging="360"/>
+      </w:pPr>
+    </w:lvl>
+    <w:lvl w:ilvl="7">
+      <w:start w:val="15"/>
+      <w:numFmt w:val="decimal"/>
+      <w:lvlText w:val="%8."/>
+      <w:lvlJc w:val="left"/>
+      <w:pPr>
+        <w:ind w:left="5760" w:hanging="360"/>
+      </w:pPr>
+    </w:lvl>
+    <w:lvl w:ilvl="8">
+      <w:start w:val="15"/>
+      <w:numFmt w:val="decimal"/>
+      <w:lvlText w:val="%9."/>
+      <w:lvlJc w:val="left"/>
+      <w:pPr>
+        <w:ind w:left="6480" w:hanging="360"/>
+      </w:pPr>
+    </w:lvl>
+  </w:abstractNum>
+  <w:abstractNum w:abstractNumId="994116">
+    <w:nsid w:val="0A994116"/>
+    <w:multiLevelType w:val="multilevel"/>
+    <w:lvl w:ilvl="0">
+      <w:start w:val="16"/>
+      <w:numFmt w:val="decimal"/>
+      <w:lvlText w:val="%1."/>
+      <w:lvlJc w:val="left"/>
+      <w:pPr>
+        <w:ind w:left="720" w:hanging="360"/>
+      </w:pPr>
+    </w:lvl>
+    <w:lvl w:ilvl="1">
+      <w:start w:val="16"/>
+      <w:numFmt w:val="decimal"/>
+      <w:lvlText w:val="%2."/>
+      <w:lvlJc w:val="left"/>
+      <w:pPr>
+        <w:ind w:left="1440" w:hanging="360"/>
+      </w:pPr>
+    </w:lvl>
+    <w:lvl w:ilvl="2">
+      <w:start w:val="16"/>
+      <w:numFmt w:val="decimal"/>
+      <w:lvlText w:val="%3."/>
+      <w:lvlJc w:val="left"/>
+      <w:pPr>
+        <w:ind w:left="2160" w:hanging="360"/>
+      </w:pPr>
+    </w:lvl>
+    <w:lvl w:ilvl="3">
+      <w:start w:val="16"/>
+      <w:numFmt w:val="decimal"/>
+      <w:lvlText w:val="%4."/>
+      <w:lvlJc w:val="left"/>
+      <w:pPr>
+        <w:ind w:left="2880" w:hanging="360"/>
+      </w:pPr>
+    </w:lvl>
+    <w:lvl w:ilvl="4">
+      <w:start w:val="16"/>
+      <w:numFmt w:val="decimal"/>
+      <w:lvlText w:val="%5."/>
+      <w:lvlJc w:val="left"/>
+      <w:pPr>
+        <w:ind w:left="3600" w:hanging="360"/>
+      </w:pPr>
+    </w:lvl>
+    <w:lvl w:ilvl="5">
+      <w:start w:val="16"/>
+      <w:numFmt w:val="decimal"/>
+      <w:lvlText w:val="%6."/>
+      <w:lvlJc w:val="left"/>
+      <w:pPr>
+        <w:ind w:left="4320" w:hanging="360"/>
+      </w:pPr>
+    </w:lvl>
+    <w:lvl w:ilvl="6">
+      <w:start w:val="16"/>
+      <w:numFmt w:val="decimal"/>
+      <w:lvlText w:val="%7."/>
+      <w:lvlJc w:val="left"/>
+      <w:pPr>
+        <w:ind w:left="5040" w:hanging="360"/>
+      </w:pPr>
+    </w:lvl>
+    <w:lvl w:ilvl="7">
+      <w:start w:val="16"/>
+      <w:numFmt w:val="decimal"/>
+      <w:lvlText w:val="%8."/>
+      <w:lvlJc w:val="left"/>
+      <w:pPr>
+        <w:ind w:left="5760" w:hanging="360"/>
+      </w:pPr>
+    </w:lvl>
+    <w:lvl w:ilvl="8">
+      <w:start w:val="16"/>
+      <w:numFmt w:val="decimal"/>
+      <w:lvlText w:val="%9."/>
+      <w:lvlJc w:val="left"/>
+      <w:pPr>
+        <w:ind w:left="6480" w:hanging="360"/>
+      </w:pPr>
+    </w:lvl>
+  </w:abstractNum>
   <w:num w:numId="1000">
     <w:abstractNumId w:val="990"/>
   </w:num>
   <w:num w:numId="1001">
+    <w:abstractNumId w:val="99411"/>
+    <w:lvlOverride w:ilvl="0">
+      <w:startOverride w:val="1"/>
+    </w:lvlOverride>
+    <w:lvlOverride w:ilvl="1">
+      <w:startOverride w:val="1"/>
+    </w:lvlOverride>
+    <w:lvlOverride w:ilvl="2">
+      <w:startOverride w:val="1"/>
+    </w:lvlOverride>
+    <w:lvlOverride w:ilvl="3">
+      <w:startOverride w:val="1"/>
+    </w:lvlOverride>
+    <w:lvlOverride w:ilvl="4">
+      <w:startOverride w:val="1"/>
+    </w:lvlOverride>
+    <w:lvlOverride w:ilvl="5">
+      <w:startOverride w:val="1"/>
+    </w:lvlOverride>
+    <w:lvlOverride w:ilvl="6">
+      <w:startOverride w:val="1"/>
+    </w:lvlOverride>
+    <w:lvlOverride w:ilvl="7">
+      <w:startOverride w:val="1"/>
+    </w:lvlOverride>
+    <w:lvlOverride w:ilvl="8">
+      <w:startOverride w:val="1"/>
+    </w:lvlOverride>
+  </w:num>
+  <w:num w:numId="1002">
+    <w:abstractNumId w:val="99418"/>
+    <w:lvlOverride w:ilvl="0">
+      <w:startOverride w:val="8"/>
+    </w:lvlOverride>
+    <w:lvlOverride w:ilvl="1">
+      <w:startOverride w:val="8"/>
+    </w:lvlOverride>
+    <w:lvlOverride w:ilvl="2">
+      <w:startOverride w:val="8"/>
+    </w:lvlOverride>
+    <w:lvlOverride w:ilvl="3">
+      <w:startOverride w:val="8"/>
+    </w:lvlOverride>
+    <w:lvlOverride w:ilvl="4">
+      <w:startOverride w:val="8"/>
+    </w:lvlOverride>
+    <w:lvlOverride w:ilvl="5">
+      <w:startOverride w:val="8"/>
+    </w:lvlOverride>
+    <w:lvlOverride w:ilvl="6">
+      <w:startOverride w:val="8"/>
+    </w:lvlOverride>
+    <w:lvlOverride w:ilvl="7">
+      <w:startOverride w:val="8"/>
+    </w:lvlOverride>
+    <w:lvlOverride w:ilvl="8">
+      <w:startOverride w:val="8"/>
+    </w:lvlOverride>
+  </w:num>
+  <w:num w:numId="1003">
+    <w:abstractNumId w:val="994111"/>
+    <w:lvlOverride w:ilvl="0">
+      <w:startOverride w:val="11"/>
+    </w:lvlOverride>
+    <w:lvlOverride w:ilvl="1">
+      <w:startOverride w:val="11"/>
+    </w:lvlOverride>
+    <w:lvlOverride w:ilvl="2">
+      <w:startOverride w:val="11"/>
+    </w:lvlOverride>
+    <w:lvlOverride w:ilvl="3">
+      <w:startOverride w:val="11"/>
+    </w:lvlOverride>
+    <w:lvlOverride w:ilvl="4">
+      <w:startOverride w:val="11"/>
+    </w:lvlOverride>
+    <w:lvlOverride w:ilvl="5">
+      <w:startOverride w:val="11"/>
+    </w:lvlOverride>
+    <w:lvlOverride w:ilvl="6">
+      <w:startOverride w:val="11"/>
+    </w:lvlOverride>
+    <w:lvlOverride w:ilvl="7">
+      <w:startOverride w:val="11"/>
+    </w:lvlOverride>
+    <w:lvlOverride w:ilvl="8">
+      <w:startOverride w:val="11"/>
+    </w:lvlOverride>
+  </w:num>
+  <w:num w:numId="1004">
+    <w:abstractNumId w:val="99411"/>
+    <w:lvlOverride w:ilvl="0">
+      <w:startOverride w:val="1"/>
+    </w:lvlOverride>
+    <w:lvlOverride w:ilvl="1">
+      <w:startOverride w:val="1"/>
+    </w:lvlOverride>
+    <w:lvlOverride w:ilvl="2">
+      <w:startOverride w:val="1"/>
+    </w:lvlOverride>
+    <w:lvlOverride w:ilvl="3">
+      <w:startOverride w:val="1"/>
+    </w:lvlOverride>
+    <w:lvlOverride w:ilvl="4">
+      <w:startOverride w:val="1"/>
+    </w:lvlOverride>
+    <w:lvlOverride w:ilvl="5">
+      <w:startOverride w:val="1"/>
+    </w:lvlOverride>
+    <w:lvlOverride w:ilvl="6">
+      <w:startOverride w:val="1"/>
+    </w:lvlOverride>
+    <w:lvlOverride w:ilvl="7">
+      <w:startOverride w:val="1"/>
+    </w:lvlOverride>
+    <w:lvlOverride w:ilvl="8">
+      <w:startOverride w:val="1"/>
+    </w:lvlOverride>
+  </w:num>
+  <w:num w:numId="1005">
+    <w:abstractNumId w:val="99414"/>
+    <w:lvlOverride w:ilvl="0">
+      <w:startOverride w:val="4"/>
+    </w:lvlOverride>
+    <w:lvlOverride w:ilvl="1">
+      <w:startOverride w:val="4"/>
+    </w:lvlOverride>
+    <w:lvlOverride w:ilvl="2">
+      <w:startOverride w:val="4"/>
+    </w:lvlOverride>
+    <w:lvlOverride w:ilvl="3">
+      <w:startOverride w:val="4"/>
+    </w:lvlOverride>
+    <w:lvlOverride w:ilvl="4">
+      <w:startOverride w:val="4"/>
+    </w:lvlOverride>
+    <w:lvlOverride w:ilvl="5">
+      <w:startOverride w:val="4"/>
+    </w:lvlOverride>
+    <w:lvlOverride w:ilvl="6">
+      <w:startOverride w:val="4"/>
+    </w:lvlOverride>
+    <w:lvlOverride w:ilvl="7">
+      <w:startOverride w:val="4"/>
+    </w:lvlOverride>
+    <w:lvlOverride w:ilvl="8">
+      <w:startOverride w:val="4"/>
+    </w:lvlOverride>
+  </w:num>
+  <w:num w:numId="1006">
+    <w:abstractNumId w:val="99415"/>
+    <w:lvlOverride w:ilvl="0">
+      <w:startOverride w:val="5"/>
+    </w:lvlOverride>
+    <w:lvlOverride w:ilvl="1">
+      <w:startOverride w:val="5"/>
+    </w:lvlOverride>
+    <w:lvlOverride w:ilvl="2">
+      <w:startOverride w:val="5"/>
+    </w:lvlOverride>
+    <w:lvlOverride w:ilvl="3">
+      <w:startOverride w:val="5"/>
+    </w:lvlOverride>
+    <w:lvlOverride w:ilvl="4">
+      <w:startOverride w:val="5"/>
+    </w:lvlOverride>
+    <w:lvlOverride w:ilvl="5">
+      <w:startOverride w:val="5"/>
+    </w:lvlOverride>
+    <w:lvlOverride w:ilvl="6">
+      <w:startOverride w:val="5"/>
+    </w:lvlOverride>
+    <w:lvlOverride w:ilvl="7">
+      <w:startOverride w:val="5"/>
+    </w:lvlOverride>
+    <w:lvlOverride w:ilvl="8">
+      <w:startOverride w:val="5"/>
+    </w:lvlOverride>
+  </w:num>
+  <w:num w:numId="1007">
+    <w:abstractNumId w:val="991"/>
+  </w:num>
+  <w:num w:numId="1008">
+    <w:abstractNumId w:val="99411"/>
+    <w:lvlOverride w:ilvl="0">
+      <w:startOverride w:val="1"/>
+    </w:lvlOverride>
+    <w:lvlOverride w:ilvl="1">
+      <w:startOverride w:val="1"/>
+    </w:lvlOverride>
+    <w:lvlOverride w:ilvl="2">
+      <w:startOverride w:val="1"/>
+    </w:lvlOverride>
+    <w:lvlOverride w:ilvl="3">
+      <w:startOverride w:val="1"/>
+    </w:lvlOverride>
+    <w:lvlOverride w:ilvl="4">
+      <w:startOverride w:val="1"/>
+    </w:lvlOverride>
+    <w:lvlOverride w:ilvl="5">
+      <w:startOverride w:val="1"/>
+    </w:lvlOverride>
+    <w:lvlOverride w:ilvl="6">
+      <w:startOverride w:val="1"/>
+    </w:lvlOverride>
+    <w:lvlOverride w:ilvl="7">
+      <w:startOverride w:val="1"/>
+    </w:lvlOverride>
+    <w:lvlOverride w:ilvl="8">
+      <w:startOverride w:val="1"/>
+    </w:lvlOverride>
+  </w:num>
+  <w:num w:numId="1009">
+    <w:abstractNumId w:val="994111"/>
+    <w:lvlOverride w:ilvl="0">
+      <w:startOverride w:val="11"/>
+    </w:lvlOverride>
+    <w:lvlOverride w:ilvl="1">
+      <w:startOverride w:val="11"/>
+    </w:lvlOverride>
+    <w:lvlOverride w:ilvl="2">
+      <w:startOverride w:val="11"/>
+    </w:lvlOverride>
+    <w:lvlOverride w:ilvl="3">
+      <w:startOverride w:val="11"/>
+    </w:lvlOverride>
+    <w:lvlOverride w:ilvl="4">
+      <w:startOverride w:val="11"/>
+    </w:lvlOverride>
+    <w:lvlOverride w:ilvl="5">
+      <w:startOverride w:val="11"/>
+    </w:lvlOverride>
+    <w:lvlOverride w:ilvl="6">
+      <w:startOverride w:val="11"/>
+    </w:lvlOverride>
+    <w:lvlOverride w:ilvl="7">
+      <w:startOverride w:val="11"/>
+    </w:lvlOverride>
+    <w:lvlOverride w:ilvl="8">
+      <w:startOverride w:val="11"/>
+    </w:lvlOverride>
+  </w:num>
+  <w:num w:numId="1010">
+    <w:abstractNumId w:val="994114"/>
+    <w:lvlOverride w:ilvl="0">
+      <w:startOverride w:val="14"/>
+    </w:lvlOverride>
+    <w:lvlOverride w:ilvl="1">
+      <w:startOverride w:val="14"/>
+    </w:lvlOverride>
+    <w:lvlOverride w:ilvl="2">
+      <w:startOverride w:val="14"/>
+    </w:lvlOverride>
+    <w:lvlOverride w:ilvl="3">
+      <w:startOverride w:val="14"/>
+    </w:lvlOverride>
+    <w:lvlOverride w:ilvl="4">
+      <w:startOverride w:val="14"/>
+    </w:lvlOverride>
+    <w:lvlOverride w:ilvl="5">
+      <w:startOverride w:val="14"/>
+    </w:lvlOverride>
+    <w:lvlOverride w:ilvl="6">
+      <w:startOverride w:val="14"/>
+    </w:lvlOverride>
+    <w:lvlOverride w:ilvl="7">
+      <w:startOverride w:val="14"/>
+    </w:lvlOverride>
+    <w:lvlOverride w:ilvl="8">
+      <w:startOverride w:val="14"/>
+    </w:lvlOverride>
+  </w:num>
+  <w:num w:numId="1011">
+    <w:abstractNumId w:val="994117"/>
+    <w:lvlOverride w:ilvl="0">
+      <w:startOverride w:val="17"/>
+    </w:lvlOverride>
+    <w:lvlOverride w:ilvl="1">
+      <w:startOverride w:val="17"/>
+    </w:lvlOverride>
+    <w:lvlOverride w:ilvl="2">
+      <w:startOverride w:val="17"/>
+    </w:lvlOverride>
+    <w:lvlOverride w:ilvl="3">
+      <w:startOverride w:val="17"/>
+    </w:lvlOverride>
+    <w:lvlOverride w:ilvl="4">
+      <w:startOverride w:val="17"/>
+    </w:lvlOverride>
+    <w:lvlOverride w:ilvl="5">
+      <w:startOverride w:val="17"/>
+    </w:lvlOverride>
+    <w:lvlOverride w:ilvl="6">
+      <w:startOverride w:val="17"/>
+    </w:lvlOverride>
+    <w:lvlOverride w:ilvl="7">
+      <w:startOverride w:val="17"/>
+    </w:lvlOverride>
+    <w:lvlOverride w:ilvl="8">
+      <w:startOverride w:val="17"/>
+    </w:lvlOverride>
+  </w:num>
+  <w:num w:numId="1012">
+    <w:abstractNumId w:val="991"/>
+  </w:num>
+  <w:num w:numId="1013">
+    <w:abstractNumId w:val="99411"/>
+    <w:lvlOverride w:ilvl="0">
+      <w:startOverride w:val="1"/>
+    </w:lvlOverride>
+    <w:lvlOverride w:ilvl="1">
+      <w:startOverride w:val="1"/>
+    </w:lvlOverride>
+    <w:lvlOverride w:ilvl="2">
+      <w:startOverride w:val="1"/>
+    </w:lvlOverride>
+    <w:lvlOverride w:ilvl="3">
+      <w:startOverride w:val="1"/>
+    </w:lvlOverride>
+    <w:lvlOverride w:ilvl="4">
+      <w:startOverride w:val="1"/>
+    </w:lvlOverride>
+    <w:lvlOverride w:ilvl="5">
+      <w:startOverride w:val="1"/>
+    </w:lvlOverride>
+    <w:lvlOverride w:ilvl="6">
+      <w:startOverride w:val="1"/>
+    </w:lvlOverride>
+    <w:lvlOverride w:ilvl="7">
+      <w:startOverride w:val="1"/>
+    </w:lvlOverride>
+    <w:lvlOverride w:ilvl="8">
+      <w:startOverride w:val="1"/>
+    </w:lvlOverride>
+  </w:num>
+  <w:num w:numId="1014">
+    <w:abstractNumId w:val="994112"/>
+    <w:lvlOverride w:ilvl="0">
+      <w:startOverride w:val="12"/>
+    </w:lvlOverride>
+    <w:lvlOverride w:ilvl="1">
+      <w:startOverride w:val="12"/>
+    </w:lvlOverride>
+    <w:lvlOverride w:ilvl="2">
+      <w:startOverride w:val="12"/>
+    </w:lvlOverride>
+    <w:lvlOverride w:ilvl="3">
+      <w:startOverride w:val="12"/>
+    </w:lvlOverride>
+    <w:lvlOverride w:ilvl="4">
+      <w:startOverride w:val="12"/>
+    </w:lvlOverride>
+    <w:lvlOverride w:ilvl="5">
+      <w:startOverride w:val="12"/>
+    </w:lvlOverride>
+    <w:lvlOverride w:ilvl="6">
+      <w:startOverride w:val="12"/>
+    </w:lvlOverride>
+    <w:lvlOverride w:ilvl="7">
+      <w:startOverride w:val="12"/>
+    </w:lvlOverride>
+    <w:lvlOverride w:ilvl="8">
+      <w:startOverride w:val="12"/>
+    </w:lvlOverride>
+  </w:num>
+  <w:num w:numId="1015">
+    <w:abstractNumId w:val="994115"/>
+    <w:lvlOverride w:ilvl="0">
+      <w:startOverride w:val="15"/>
+    </w:lvlOverride>
+    <w:lvlOverride w:ilvl="1">
+      <w:startOverride w:val="15"/>
+    </w:lvlOverride>
+    <w:lvlOverride w:ilvl="2">
+      <w:startOverride w:val="15"/>
+    </w:lvlOverride>
+    <w:lvlOverride w:ilvl="3">
+      <w:startOverride w:val="15"/>
+    </w:lvlOverride>
+    <w:lvlOverride w:ilvl="4">
+      <w:startOverride w:val="15"/>
+    </w:lvlOverride>
+    <w:lvlOverride w:ilvl="5">
+      <w:startOverride w:val="15"/>
+    </w:lvlOverride>
+    <w:lvlOverride w:ilvl="6">
+      <w:startOverride w:val="15"/>
+    </w:lvlOverride>
+    <w:lvlOverride w:ilvl="7">
+      <w:startOverride w:val="15"/>
+    </w:lvlOverride>
+    <w:lvlOverride w:ilvl="8">
+      <w:startOverride w:val="15"/>
+    </w:lvlOverride>
+  </w:num>
+  <w:num w:numId="1016">
+    <w:abstractNumId w:val="994117"/>
+    <w:lvlOverride w:ilvl="0">
+      <w:startOverride w:val="17"/>
+    </w:lvlOverride>
+    <w:lvlOverride w:ilvl="1">
+      <w:startOverride w:val="17"/>
+    </w:lvlOverride>
+    <w:lvlOverride w:ilvl="2">
+      <w:startOverride w:val="17"/>
+    </w:lvlOverride>
+    <w:lvlOverride w:ilvl="3">
+      <w:startOverride w:val="17"/>
+    </w:lvlOverride>
+    <w:lvlOverride w:ilvl="4">
+      <w:startOverride w:val="17"/>
+    </w:lvlOverride>
+    <w:lvlOverride w:ilvl="5">
+      <w:startOverride w:val="17"/>
+    </w:lvlOverride>
+    <w:lvlOverride w:ilvl="6">
+      <w:startOverride w:val="17"/>
+    </w:lvlOverride>
+    <w:lvlOverride w:ilvl="7">
+      <w:startOverride w:val="17"/>
+    </w:lvlOverride>
+    <w:lvlOverride w:ilvl="8">
+      <w:startOverride w:val="17"/>
+    </w:lvlOverride>
+  </w:num>
+  <w:num w:numId="1017">
+    <w:abstractNumId w:val="991"/>
+  </w:num>
+  <w:num w:numId="1018">
+    <w:abstractNumId w:val="99411"/>
+    <w:lvlOverride w:ilvl="0">
+      <w:startOverride w:val="1"/>
+    </w:lvlOverride>
+    <w:lvlOverride w:ilvl="1">
+      <w:startOverride w:val="1"/>
+    </w:lvlOverride>
+    <w:lvlOverride w:ilvl="2">
+      <w:startOverride w:val="1"/>
+    </w:lvlOverride>
+    <w:lvlOverride w:ilvl="3">
+      <w:startOverride w:val="1"/>
+    </w:lvlOverride>
+    <w:lvlOverride w:ilvl="4">
+      <w:startOverride w:val="1"/>
+    </w:lvlOverride>
+    <w:lvlOverride w:ilvl="5">
+      <w:startOverride w:val="1"/>
+    </w:lvlOverride>
+    <w:lvlOverride w:ilvl="6">
+      <w:startOverride w:val="1"/>
+    </w:lvlOverride>
+    <w:lvlOverride w:ilvl="7">
+      <w:startOverride w:val="1"/>
+    </w:lvlOverride>
+    <w:lvlOverride w:ilvl="8">
+      <w:startOverride w:val="1"/>
+    </w:lvlOverride>
+  </w:num>
+  <w:num w:numId="1019">
+    <w:abstractNumId w:val="994112"/>
+    <w:lvlOverride w:ilvl="0">
+      <w:startOverride w:val="12"/>
+    </w:lvlOverride>
+    <w:lvlOverride w:ilvl="1">
+      <w:startOverride w:val="12"/>
+    </w:lvlOverride>
+    <w:lvlOverride w:ilvl="2">
+      <w:startOverride w:val="12"/>
+    </w:lvlOverride>
+    <w:lvlOverride w:ilvl="3">
+      <w:startOverride w:val="12"/>
+    </w:lvlOverride>
+    <w:lvlOverride w:ilvl="4">
+      <w:startOverride w:val="12"/>
+    </w:lvlOverride>
+    <w:lvlOverride w:ilvl="5">
+      <w:startOverride w:val="12"/>
+    </w:lvlOverride>
+    <w:lvlOverride w:ilvl="6">
+      <w:startOverride w:val="12"/>
+    </w:lvlOverride>
+    <w:lvlOverride w:ilvl="7">
+      <w:startOverride w:val="12"/>
+    </w:lvlOverride>
+    <w:lvlOverride w:ilvl="8">
+      <w:startOverride w:val="12"/>
+    </w:lvlOverride>
+  </w:num>
+  <w:num w:numId="1020">
+    <w:abstractNumId w:val="994115"/>
+    <w:lvlOverride w:ilvl="0">
+      <w:startOverride w:val="15"/>
+    </w:lvlOverride>
+    <w:lvlOverride w:ilvl="1">
+      <w:startOverride w:val="15"/>
+    </w:lvlOverride>
+    <w:lvlOverride w:ilvl="2">
+      <w:startOverride w:val="15"/>
+    </w:lvlOverride>
+    <w:lvlOverride w:ilvl="3">
+      <w:startOverride w:val="15"/>
+    </w:lvlOverride>
+    <w:lvlOverride w:ilvl="4">
+      <w:startOverride w:val="15"/>
+    </w:lvlOverride>
+    <w:lvlOverride w:ilvl="5">
+      <w:startOverride w:val="15"/>
+    </w:lvlOverride>
+    <w:lvlOverride w:ilvl="6">
+      <w:startOverride w:val="15"/>
+    </w:lvlOverride>
+    <w:lvlOverride w:ilvl="7">
+      <w:startOverride w:val="15"/>
+    </w:lvlOverride>
+    <w:lvlOverride w:ilvl="8">
+      <w:startOverride w:val="15"/>
+    </w:lvlOverride>
+  </w:num>
+  <w:num w:numId="1021">
+    <w:abstractNumId w:val="991"/>
+  </w:num>
+  <w:num w:numId="1022">
+    <w:abstractNumId w:val="99411"/>
+    <w:lvlOverride w:ilvl="0">
+      <w:startOverride w:val="1"/>
+    </w:lvlOverride>
+    <w:lvlOverride w:ilvl="1">
+      <w:startOverride w:val="1"/>
+    </w:lvlOverride>
+    <w:lvlOverride w:ilvl="2">
+      <w:startOverride w:val="1"/>
+    </w:lvlOverride>
+    <w:lvlOverride w:ilvl="3">
+      <w:startOverride w:val="1"/>
+    </w:lvlOverride>
+    <w:lvlOverride w:ilvl="4">
+      <w:startOverride w:val="1"/>
+    </w:lvlOverride>
+    <w:lvlOverride w:ilvl="5">
+      <w:startOverride w:val="1"/>
+    </w:lvlOverride>
+    <w:lvlOverride w:ilvl="6">
+      <w:startOverride w:val="1"/>
+    </w:lvlOverride>
+    <w:lvlOverride w:ilvl="7">
+      <w:startOverride w:val="1"/>
+    </w:lvlOverride>
+    <w:lvlOverride w:ilvl="8">
+      <w:startOverride w:val="1"/>
+    </w:lvlOverride>
+  </w:num>
+  <w:num w:numId="1023">
+    <w:abstractNumId w:val="994112"/>
+    <w:lvlOverride w:ilvl="0">
+      <w:startOverride w:val="12"/>
+    </w:lvlOverride>
+    <w:lvlOverride w:ilvl="1">
+      <w:startOverride w:val="12"/>
+    </w:lvlOverride>
+    <w:lvlOverride w:ilvl="2">
+      <w:startOverride w:val="12"/>
+    </w:lvlOverride>
+    <w:lvlOverride w:ilvl="3">
+      <w:startOverride w:val="12"/>
+    </w:lvlOverride>
+    <w:lvlOverride w:ilvl="4">
+      <w:startOverride w:val="12"/>
+    </w:lvlOverride>
+    <w:lvlOverride w:ilvl="5">
+      <w:startOverride w:val="12"/>
+    </w:lvlOverride>
+    <w:lvlOverride w:ilvl="6">
+      <w:startOverride w:val="12"/>
+    </w:lvlOverride>
+    <w:lvlOverride w:ilvl="7">
+      <w:startOverride w:val="12"/>
+    </w:lvlOverride>
+    <w:lvlOverride w:ilvl="8">
+      <w:startOverride w:val="12"/>
+    </w:lvlOverride>
+  </w:num>
+  <w:num w:numId="1024">
+    <w:abstractNumId w:val="994116"/>
+    <w:lvlOverride w:ilvl="0">
+      <w:startOverride w:val="16"/>
+    </w:lvlOverride>
+    <w:lvlOverride w:ilvl="1">
+      <w:startOverride w:val="16"/>
+    </w:lvlOverride>
+    <w:lvlOverride w:ilvl="2">
+      <w:startOverride w:val="16"/>
+    </w:lvlOverride>
+    <w:lvlOverride w:ilvl="3">
+      <w:startOverride w:val="16"/>
+    </w:lvlOverride>
+    <w:lvlOverride w:ilvl="4">
+      <w:startOverride w:val="16"/>
+    </w:lvlOverride>
+    <w:lvlOverride w:ilvl="5">
+      <w:startOverride w:val="16"/>
+    </w:lvlOverride>
+    <w:lvlOverride w:ilvl="6">
+      <w:startOverride w:val="16"/>
+    </w:lvlOverride>
+    <w:lvlOverride w:ilvl="7">
+      <w:startOverride w:val="16"/>
+    </w:lvlOverride>
+    <w:lvlOverride w:ilvl="8">
+      <w:startOverride w:val="16"/>
+    </w:lvlOverride>
+  </w:num>
+  <w:num w:numId="1025">
     <w:abstractNumId w:val="991"/>
   </w:num>
 </w:numbering>

--- a/My-Professional-Book.docx
+++ b/My-Professional-Book.docx
@@ -6395,6 +6395,2522 @@
     </w:p>
     <w:bookmarkEnd w:id="46"/>
     <w:bookmarkEnd w:id="47"/>
+    <w:bookmarkStart w:id="58" w:name="X0169af74d4063023aba831899853c651839bedb"/>
+    <w:p>
+      <w:pPr>
+        <w:pStyle w:val="Heading1"/>
+        <w:bidi/>
+      </w:pPr>
+      <w:r>
+        <w:rPr>
+          <w:rtl/>
+        </w:rPr>
+        <w:t xml:space="preserve">9. רשימת הלכות למשה מסיני (הללמ”מ) - הקודקס המלא</w:t>
+      </w:r>
+    </w:p>
+    <w:p>
+      <w:r>
+        <w:pict>
+          <v:rect style="width:0;height:1.5pt" o:hralign="center" o:hrstd="t" o:hr="t"/>
+        </w:pict>
+      </w:r>
+    </w:p>
+    <w:bookmarkStart w:id="48" w:name="סיכום"/>
+    <w:p>
+      <w:pPr>
+        <w:pStyle w:val="Heading3"/>
+        <w:bidi/>
+      </w:pPr>
+      <w:r>
+        <w:rPr>
+          <w:rtl/>
+        </w:rPr>
+        <w:t xml:space="preserve">9.0.1 סיכום</w:t>
+      </w:r>
+    </w:p>
+    <w:p>
+      <w:pPr>
+        <w:bidi/>
+      </w:pPr>
+      <w:r>
+        <w:rPr>
+          <w:rtl/>
+        </w:rPr>
+        <w:t xml:space="preserve">להלן הריכוז המלא והמפורט של כל ההלכות המוגדרות כ”הלכה למשה מסיני”. הרשימה מחולקת תחילה להלכות שיש עליהן הסכמה רחבה (קונצנזוס) ולאחר מכן לפי מניינים ספציפיים של מוני המצוות והפרשנים (רמב”ם, רמב”ן ובה”ג). כל פריט כולל מקור תלמודי והגדרה תמציתית.</w:t>
+      </w:r>
+    </w:p>
+    <w:p>
+      <w:r>
+        <w:pict>
+          <v:rect style="width:0;height:1.5pt" o:hralign="center" o:hrstd="t" o:hr="t"/>
+        </w:pict>
+      </w:r>
+    </w:p>
+    <w:bookmarkEnd w:id="48"/>
+    <w:bookmarkStart w:id="52" w:name="א.-הלכות-בקונצנזוס-הסכמה-רחבה"/>
+    <w:p>
+      <w:pPr>
+        <w:pStyle w:val="Heading3"/>
+        <w:bidi/>
+      </w:pPr>
+      <w:r>
+        <w:rPr>
+          <w:rtl/>
+        </w:rPr>
+        <w:t xml:space="preserve">9.0.2 א. הלכות בקונצנזוס (הסכמה רחבה)</w:t>
+      </w:r>
+    </w:p>
+    <w:p>
+      <w:pPr>
+        <w:bidi/>
+      </w:pPr>
+      <w:r>
+        <w:rPr>
+          <w:rtl/>
+        </w:rPr>
+        <w:t xml:space="preserve">הלכות אלו מופיעות כמעט בכל המניינים ומצוטטות בגמרא כהלכה למשה מסיני ללא חולק.</w:t>
+      </w:r>
+    </w:p>
+    <w:bookmarkStart w:id="49" w:name="תפילין-מזוזה-וספרי-תורה"/>
+    <w:p>
+      <w:pPr>
+        <w:pStyle w:val="Heading4"/>
+        <w:bidi/>
+      </w:pPr>
+      <w:r>
+        <w:rPr>
+          <w:rtl/>
+        </w:rPr>
+        <w:t xml:space="preserve">9.0.2.1</w:t>
+      </w:r>
+      <w:r>
+        <w:rPr>
+          <w:rtl/>
+        </w:rPr>
+        <w:t xml:space="preserve"> </w:t>
+      </w:r>
+      <w:r>
+        <w:rPr>
+          <w:b/>
+          <w:bCs/>
+          <w:rtl/>
+        </w:rPr>
+        <w:t xml:space="preserve">תפילין, מזוזה וספרי תורה</w:t>
+      </w:r>
+    </w:p>
+    <w:p>
+      <w:pPr>
+        <w:pStyle w:val="Compact"/>
+        <w:numPr>
+          <w:ilvl w:val="0"/>
+          <w:numId w:val="1026"/>
+        </w:numPr>
+        <w:bidi/>
+      </w:pPr>
+      <w:r>
+        <w:rPr>
+          <w:b/>
+          <w:bCs/>
+          <w:rtl/>
+        </w:rPr>
+        <w:t xml:space="preserve">שין של תפילין</w:t>
+      </w:r>
+      <w:r>
+        <w:rPr>
+          <w:rtl/>
+        </w:rPr>
+        <w:t xml:space="preserve">: חקיקת האות ש’ על הבית משני צדדיו (מנחות ל”ה, ע”א).</w:t>
+      </w:r>
+    </w:p>
+    <w:p>
+      <w:pPr>
+        <w:pStyle w:val="Compact"/>
+        <w:numPr>
+          <w:ilvl w:val="0"/>
+          <w:numId w:val="1026"/>
+        </w:numPr>
+        <w:bidi/>
+      </w:pPr>
+      <w:r>
+        <w:rPr>
+          <w:b/>
+          <w:bCs/>
+          <w:rtl/>
+        </w:rPr>
+        <w:t xml:space="preserve">קשר של תפילין</w:t>
+      </w:r>
+      <w:r>
+        <w:rPr>
+          <w:rtl/>
+        </w:rPr>
+        <w:t xml:space="preserve">: צורת הקשר (ד’ ו-י’) ברצועות (מנחות ל”ה, ע”א).</w:t>
+      </w:r>
+    </w:p>
+    <w:p>
+      <w:pPr>
+        <w:pStyle w:val="Compact"/>
+        <w:numPr>
+          <w:ilvl w:val="0"/>
+          <w:numId w:val="1026"/>
+        </w:numPr>
+        <w:bidi/>
+      </w:pPr>
+      <w:r>
+        <w:rPr>
+          <w:b/>
+          <w:bCs/>
+          <w:rtl/>
+        </w:rPr>
+        <w:t xml:space="preserve">רצועות שחורות</w:t>
+      </w:r>
+      <w:r>
+        <w:rPr>
+          <w:rtl/>
+        </w:rPr>
+        <w:t xml:space="preserve">: חובת צביעת הרצועות בשחור (מנחות ל”ה, ע”א).</w:t>
+      </w:r>
+    </w:p>
+    <w:p>
+      <w:pPr>
+        <w:pStyle w:val="Compact"/>
+        <w:numPr>
+          <w:ilvl w:val="0"/>
+          <w:numId w:val="1026"/>
+        </w:numPr>
+        <w:bidi/>
+      </w:pPr>
+      <w:r>
+        <w:rPr>
+          <w:b/>
+          <w:bCs/>
+          <w:rtl/>
+        </w:rPr>
+        <w:t xml:space="preserve">תפילין מרובעות</w:t>
+      </w:r>
+      <w:r>
+        <w:rPr>
+          <w:rtl/>
+        </w:rPr>
+        <w:t xml:space="preserve">: ריבוע הבית והתפרים (מנחות ל”ה, ע”א).</w:t>
+      </w:r>
+    </w:p>
+    <w:p>
+      <w:pPr>
+        <w:pStyle w:val="Compact"/>
+        <w:numPr>
+          <w:ilvl w:val="0"/>
+          <w:numId w:val="1026"/>
+        </w:numPr>
+        <w:bidi/>
+      </w:pPr>
+      <w:r>
+        <w:rPr>
+          <w:b/>
+          <w:bCs/>
+          <w:rtl/>
+        </w:rPr>
+        <w:t xml:space="preserve">מעברתא דתפילין</w:t>
+      </w:r>
+      <w:r>
+        <w:rPr>
+          <w:rtl/>
+        </w:rPr>
+        <w:t xml:space="preserve">: מקום מעבר הרצועה בבית (מנחות ל”ה, ע”א).</w:t>
+      </w:r>
+    </w:p>
+    <w:p>
+      <w:pPr>
+        <w:pStyle w:val="Compact"/>
+        <w:numPr>
+          <w:ilvl w:val="0"/>
+          <w:numId w:val="1026"/>
+        </w:numPr>
+        <w:bidi/>
+      </w:pPr>
+      <w:r>
+        <w:rPr>
+          <w:b/>
+          <w:bCs/>
+          <w:rtl/>
+        </w:rPr>
+        <w:t xml:space="preserve">חריץ התפילין</w:t>
+      </w:r>
+      <w:r>
+        <w:rPr>
+          <w:rtl/>
+        </w:rPr>
+        <w:t xml:space="preserve">: החריצים המפרידים בין בתי ראש (מנחות ל”ה, ע”א).</w:t>
+      </w:r>
+    </w:p>
+    <w:p>
+      <w:pPr>
+        <w:pStyle w:val="Compact"/>
+        <w:numPr>
+          <w:ilvl w:val="0"/>
+          <w:numId w:val="1026"/>
+        </w:numPr>
+        <w:bidi/>
+      </w:pPr>
+      <w:r>
+        <w:rPr>
+          <w:b/>
+          <w:bCs/>
+          <w:rtl/>
+        </w:rPr>
+        <w:t xml:space="preserve">כתיבה על קלף</w:t>
+      </w:r>
+      <w:r>
+        <w:rPr>
+          <w:rtl/>
+        </w:rPr>
+        <w:t xml:space="preserve">: חובה לכתוב על עור מעובד מסוג קלף (שבת ע”ט, ע”ב).</w:t>
+      </w:r>
+    </w:p>
+    <w:p>
+      <w:pPr>
+        <w:pStyle w:val="Compact"/>
+        <w:numPr>
+          <w:ilvl w:val="0"/>
+          <w:numId w:val="1026"/>
+        </w:numPr>
+        <w:bidi/>
+      </w:pPr>
+      <w:r>
+        <w:rPr>
+          <w:b/>
+          <w:bCs/>
+          <w:rtl/>
+        </w:rPr>
+        <w:t xml:space="preserve">שרטוט בספר תורה</w:t>
+      </w:r>
+      <w:r>
+        <w:rPr>
+          <w:rtl/>
+        </w:rPr>
+        <w:t xml:space="preserve">: חרישת שורות על הקלף לפני הכתיבה (מגילה י”ט, ע”א).</w:t>
+      </w:r>
+    </w:p>
+    <w:p>
+      <w:pPr>
+        <w:pStyle w:val="Compact"/>
+        <w:numPr>
+          <w:ilvl w:val="0"/>
+          <w:numId w:val="1026"/>
+        </w:numPr>
+        <w:bidi/>
+      </w:pPr>
+      <w:r>
+        <w:rPr>
+          <w:b/>
+          <w:bCs/>
+          <w:rtl/>
+        </w:rPr>
+        <w:t xml:space="preserve">דיו</w:t>
+      </w:r>
+      <w:r>
+        <w:rPr>
+          <w:rtl/>
+        </w:rPr>
+        <w:t xml:space="preserve">: הכתיבה חייבת להיות בדיו שחור ועמיד (מגילה י”ט, ע”א).</w:t>
+      </w:r>
+    </w:p>
+    <w:bookmarkEnd w:id="49"/>
+    <w:bookmarkStart w:id="50" w:name="עבודת-המקדש-והקרבנות"/>
+    <w:p>
+      <w:pPr>
+        <w:pStyle w:val="Heading4"/>
+        <w:bidi/>
+      </w:pPr>
+      <w:r>
+        <w:rPr>
+          <w:rtl/>
+        </w:rPr>
+        <w:t xml:space="preserve">9.0.2.2</w:t>
+      </w:r>
+      <w:r>
+        <w:rPr>
+          <w:rtl/>
+        </w:rPr>
+        <w:t xml:space="preserve"> </w:t>
+      </w:r>
+      <w:r>
+        <w:rPr>
+          <w:b/>
+          <w:bCs/>
+          <w:rtl/>
+        </w:rPr>
+        <w:t xml:space="preserve">עבודת המקדש והקרבנות</w:t>
+      </w:r>
+    </w:p>
+    <w:p>
+      <w:pPr>
+        <w:pStyle w:val="Compact"/>
+        <w:numPr>
+          <w:ilvl w:val="0"/>
+          <w:numId w:val="1027"/>
+        </w:numPr>
+        <w:bidi/>
+      </w:pPr>
+      <w:r>
+        <w:rPr>
+          <w:b/>
+          <w:bCs/>
+          <w:rtl/>
+        </w:rPr>
+        <w:t xml:space="preserve">ניסוך המים</w:t>
+      </w:r>
+      <w:r>
+        <w:rPr>
+          <w:rtl/>
+        </w:rPr>
+        <w:t xml:space="preserve">: שפיכת מים על המזבח בסוכות (סוכה ל”ד, ע”א).</w:t>
+      </w:r>
+    </w:p>
+    <w:p>
+      <w:pPr>
+        <w:pStyle w:val="Compact"/>
+        <w:numPr>
+          <w:ilvl w:val="0"/>
+          <w:numId w:val="1027"/>
+        </w:numPr>
+        <w:bidi/>
+      </w:pPr>
+      <w:r>
+        <w:rPr>
+          <w:b/>
+          <w:bCs/>
+          <w:rtl/>
+        </w:rPr>
+        <w:t xml:space="preserve">ערבה במקדש</w:t>
+      </w:r>
+      <w:r>
+        <w:rPr>
+          <w:rtl/>
+        </w:rPr>
+        <w:t xml:space="preserve">: נטילת ערבה במקדש בכל יום (סוכה ל”ד, ע”א).</w:t>
+      </w:r>
+    </w:p>
+    <w:p>
+      <w:pPr>
+        <w:pStyle w:val="Compact"/>
+        <w:numPr>
+          <w:ilvl w:val="0"/>
+          <w:numId w:val="1027"/>
+        </w:numPr>
+        <w:bidi/>
+      </w:pPr>
+      <w:r>
+        <w:rPr>
+          <w:b/>
+          <w:bCs/>
+          <w:rtl/>
+        </w:rPr>
+        <w:t xml:space="preserve">עשר נטיעות</w:t>
+      </w:r>
+      <w:r>
+        <w:rPr>
+          <w:rtl/>
+        </w:rPr>
+        <w:t xml:space="preserve">: היתר חרישת שדה אילן בערב שביעית (מועד קטן ג’, ע”א).</w:t>
+      </w:r>
+    </w:p>
+    <w:p>
+      <w:pPr>
+        <w:pStyle w:val="Compact"/>
+        <w:numPr>
+          <w:ilvl w:val="0"/>
+          <w:numId w:val="1027"/>
+        </w:numPr>
+        <w:bidi/>
+      </w:pPr>
+      <w:r>
+        <w:rPr>
+          <w:b/>
+          <w:bCs/>
+          <w:rtl/>
+        </w:rPr>
+        <w:t xml:space="preserve">שיעורין</w:t>
+      </w:r>
+      <w:r>
+        <w:rPr>
+          <w:rtl/>
+        </w:rPr>
+        <w:t xml:space="preserve">: הגדרת מידות המצוות (כזית, כביצה) (סוכה ו’, ע”ב).</w:t>
+      </w:r>
+    </w:p>
+    <w:p>
+      <w:pPr>
+        <w:pStyle w:val="Compact"/>
+        <w:numPr>
+          <w:ilvl w:val="0"/>
+          <w:numId w:val="1027"/>
+        </w:numPr>
+        <w:bidi/>
+      </w:pPr>
+      <w:r>
+        <w:rPr>
+          <w:b/>
+          <w:bCs/>
+          <w:rtl/>
+        </w:rPr>
+        <w:t xml:space="preserve">חציצין</w:t>
+      </w:r>
+      <w:r>
+        <w:rPr>
+          <w:rtl/>
+        </w:rPr>
+        <w:t xml:space="preserve">: הגדרת מה חוצץ בטבילה במקווה (סוכה ו’, ע”ב).</w:t>
+      </w:r>
+    </w:p>
+    <w:p>
+      <w:pPr>
+        <w:pStyle w:val="Compact"/>
+        <w:numPr>
+          <w:ilvl w:val="0"/>
+          <w:numId w:val="1027"/>
+        </w:numPr>
+        <w:bidi/>
+      </w:pPr>
+      <w:r>
+        <w:rPr>
+          <w:b/>
+          <w:bCs/>
+          <w:rtl/>
+        </w:rPr>
+        <w:t xml:space="preserve">מחיצין</w:t>
+      </w:r>
+      <w:r>
+        <w:rPr>
+          <w:rtl/>
+        </w:rPr>
+        <w:t xml:space="preserve">: הלכות בניית מחיצות (גוד אסיק, לבוד) (סוכה ו’, ע”ב).</w:t>
+      </w:r>
+    </w:p>
+    <w:p>
+      <w:pPr>
+        <w:pStyle w:val="Compact"/>
+        <w:numPr>
+          <w:ilvl w:val="0"/>
+          <w:numId w:val="1027"/>
+        </w:numPr>
+        <w:bidi/>
+      </w:pPr>
+      <w:r>
+        <w:rPr>
+          <w:b/>
+          <w:bCs/>
+          <w:rtl/>
+        </w:rPr>
+        <w:t xml:space="preserve">דופן עקומה</w:t>
+      </w:r>
+      <w:r>
+        <w:rPr>
+          <w:rtl/>
+        </w:rPr>
+        <w:t xml:space="preserve">: הגדרת דופן סוכה רחוקה (סוכה ו’, ע”ב).</w:t>
+      </w:r>
+    </w:p>
+    <w:bookmarkEnd w:id="50"/>
+    <w:bookmarkStart w:id="51" w:name="שחיטה-ומאכלות"/>
+    <w:p>
+      <w:pPr>
+        <w:pStyle w:val="Heading4"/>
+        <w:bidi/>
+      </w:pPr>
+      <w:r>
+        <w:rPr>
+          <w:rtl/>
+        </w:rPr>
+        <w:t xml:space="preserve">9.0.2.3</w:t>
+      </w:r>
+      <w:r>
+        <w:rPr>
+          <w:rtl/>
+        </w:rPr>
+        <w:t xml:space="preserve"> </w:t>
+      </w:r>
+      <w:r>
+        <w:rPr>
+          <w:b/>
+          <w:bCs/>
+          <w:rtl/>
+        </w:rPr>
+        <w:t xml:space="preserve">שחיטה ומאכלות</w:t>
+      </w:r>
+    </w:p>
+    <w:p>
+      <w:pPr>
+        <w:pStyle w:val="Compact"/>
+        <w:numPr>
+          <w:ilvl w:val="0"/>
+          <w:numId w:val="1028"/>
+        </w:numPr>
+        <w:bidi/>
+      </w:pPr>
+      <w:r>
+        <w:rPr>
+          <w:b/>
+          <w:bCs/>
+          <w:rtl/>
+        </w:rPr>
+        <w:t xml:space="preserve">חמשת ענייני שחיטה</w:t>
+      </w:r>
+      <w:r>
+        <w:rPr>
+          <w:rtl/>
+        </w:rPr>
+        <w:t xml:space="preserve">: שהייה, דרסה, חלדה, הגרמה ועיקור (חולין ט’, ע”א).</w:t>
+      </w:r>
+    </w:p>
+    <w:p>
+      <w:pPr>
+        <w:pStyle w:val="Compact"/>
+        <w:numPr>
+          <w:ilvl w:val="0"/>
+          <w:numId w:val="1028"/>
+        </w:numPr>
+        <w:bidi/>
+      </w:pPr>
+      <w:r>
+        <w:rPr>
+          <w:b/>
+          <w:bCs/>
+          <w:rtl/>
+        </w:rPr>
+        <w:t xml:space="preserve">שמונה טריפות</w:t>
+      </w:r>
+      <w:r>
+        <w:rPr>
+          <w:rtl/>
+        </w:rPr>
+        <w:t xml:space="preserve">: מומים הפוסלים בהמה מאכילה (חולין מ”ג, ע”א).</w:t>
+      </w:r>
+    </w:p>
+    <w:p>
+      <w:pPr>
+        <w:pStyle w:val="Compact"/>
+        <w:numPr>
+          <w:ilvl w:val="0"/>
+          <w:numId w:val="1028"/>
+        </w:numPr>
+        <w:bidi/>
+      </w:pPr>
+      <w:r>
+        <w:rPr>
+          <w:b/>
+          <w:bCs/>
+          <w:rtl/>
+        </w:rPr>
+        <w:t xml:space="preserve">ערלה בחו”ל</w:t>
+      </w:r>
+      <w:r>
+        <w:rPr>
+          <w:rtl/>
+        </w:rPr>
+        <w:t xml:space="preserve">: איסור אכילת פירות שלוש שנים ראשונות בחו”ל (קידושין ל”ח, ע”ב).</w:t>
+      </w:r>
+    </w:p>
+    <w:p>
+      <w:r>
+        <w:pict>
+          <v:rect style="width:0;height:1.5pt" o:hralign="center" o:hrstd="t" o:hr="t"/>
+        </w:pict>
+      </w:r>
+    </w:p>
+    <w:bookmarkEnd w:id="51"/>
+    <w:bookmarkEnd w:id="52"/>
+    <w:bookmarkStart w:id="53" w:name="ב.-לפי-מניין-הרמבם-הקדמה-למשנה-משנה-תורה"/>
+    <w:p>
+      <w:pPr>
+        <w:pStyle w:val="Heading3"/>
+        <w:bidi/>
+      </w:pPr>
+      <w:r>
+        <w:rPr>
+          <w:rtl/>
+        </w:rPr>
+        <w:t xml:space="preserve">9.0.3 ב. לפי מניין הרמב”ם (הקדמה למשנה / משנה תורה)</w:t>
+      </w:r>
+    </w:p>
+    <w:p>
+      <w:pPr>
+        <w:bidi/>
+      </w:pPr>
+      <w:r>
+        <w:rPr>
+          <w:rtl/>
+        </w:rPr>
+        <w:t xml:space="preserve">הרמב”ם מתמקד בהלכות שהן פירוש מקובל שאין עליו מחלוקת.</w:t>
+      </w:r>
+    </w:p>
+    <w:p>
+      <w:pPr>
+        <w:pStyle w:val="Compact"/>
+        <w:numPr>
+          <w:ilvl w:val="0"/>
+          <w:numId w:val="1029"/>
+        </w:numPr>
+        <w:bidi/>
+      </w:pPr>
+      <w:r>
+        <w:rPr>
+          <w:b/>
+          <w:bCs/>
+          <w:rtl/>
+        </w:rPr>
+        <w:t xml:space="preserve">פדיון פטר חמור</w:t>
+      </w:r>
+      <w:r>
+        <w:rPr>
+          <w:rtl/>
+        </w:rPr>
+        <w:t xml:space="preserve">: הלכות טכניות בפדיון (בכורות ט’, ע”א).</w:t>
+      </w:r>
+    </w:p>
+    <w:p>
+      <w:pPr>
+        <w:pStyle w:val="Compact"/>
+        <w:numPr>
+          <w:ilvl w:val="0"/>
+          <w:numId w:val="1029"/>
+        </w:numPr>
+        <w:bidi/>
+      </w:pPr>
+      <w:r>
+        <w:rPr>
+          <w:b/>
+          <w:bCs/>
+          <w:rtl/>
+        </w:rPr>
+        <w:t xml:space="preserve">הלכות נדה</w:t>
+      </w:r>
+      <w:r>
+        <w:rPr>
+          <w:rtl/>
+        </w:rPr>
+        <w:t xml:space="preserve">: פרטי בדיקת הדם (נידה ז’, ע”ב).</w:t>
+      </w:r>
+    </w:p>
+    <w:p>
+      <w:pPr>
+        <w:pStyle w:val="Compact"/>
+        <w:numPr>
+          <w:ilvl w:val="0"/>
+          <w:numId w:val="1029"/>
+        </w:numPr>
+        <w:bidi/>
+      </w:pPr>
+      <w:r>
+        <w:rPr>
+          <w:b/>
+          <w:bCs/>
+          <w:rtl/>
+        </w:rPr>
+        <w:t xml:space="preserve">איסור הנאה מערלה</w:t>
+      </w:r>
+      <w:r>
+        <w:rPr>
+          <w:rtl/>
+        </w:rPr>
+        <w:t xml:space="preserve">: (פסחים כ”ב, ע”ב).</w:t>
+      </w:r>
+    </w:p>
+    <w:p>
+      <w:pPr>
+        <w:pStyle w:val="Compact"/>
+        <w:numPr>
+          <w:ilvl w:val="0"/>
+          <w:numId w:val="1029"/>
+        </w:numPr>
+        <w:bidi/>
+      </w:pPr>
+      <w:r>
+        <w:rPr>
+          <w:b/>
+          <w:bCs/>
+          <w:rtl/>
+        </w:rPr>
+        <w:t xml:space="preserve">כלאי הכרם בחו”ל</w:t>
+      </w:r>
+      <w:r>
+        <w:rPr>
+          <w:rtl/>
+        </w:rPr>
+        <w:t xml:space="preserve">: (ברכות ל”ו, ע”א).</w:t>
+      </w:r>
+    </w:p>
+    <w:p>
+      <w:pPr>
+        <w:pStyle w:val="Compact"/>
+        <w:numPr>
+          <w:ilvl w:val="0"/>
+          <w:numId w:val="1029"/>
+        </w:numPr>
+        <w:bidi/>
+      </w:pPr>
+      <w:r>
+        <w:rPr>
+          <w:b/>
+          <w:bCs/>
+          <w:rtl/>
+        </w:rPr>
+        <w:t xml:space="preserve">ביטול חמץ בלב</w:t>
+      </w:r>
+      <w:r>
+        <w:rPr>
+          <w:rtl/>
+        </w:rPr>
+        <w:t xml:space="preserve">: (פסחים ד’, ע”ב).</w:t>
+      </w:r>
+    </w:p>
+    <w:p>
+      <w:pPr>
+        <w:pStyle w:val="Compact"/>
+        <w:numPr>
+          <w:ilvl w:val="0"/>
+          <w:numId w:val="1029"/>
+        </w:numPr>
+        <w:bidi/>
+      </w:pPr>
+      <w:r>
+        <w:rPr>
+          <w:b/>
+          <w:bCs/>
+          <w:rtl/>
+        </w:rPr>
+        <w:t xml:space="preserve">שריפת פיגול ונותר</w:t>
+      </w:r>
+      <w:r>
+        <w:rPr>
+          <w:rtl/>
+        </w:rPr>
+        <w:t xml:space="preserve">: (זבחים כ”ז, ע”ב).</w:t>
+      </w:r>
+    </w:p>
+    <w:p>
+      <w:pPr>
+        <w:pStyle w:val="Compact"/>
+        <w:numPr>
+          <w:ilvl w:val="0"/>
+          <w:numId w:val="1029"/>
+        </w:numPr>
+        <w:bidi/>
+      </w:pPr>
+      <w:r>
+        <w:rPr>
+          <w:b/>
+          <w:bCs/>
+          <w:rtl/>
+        </w:rPr>
+        <w:t xml:space="preserve">בדיקת מומים בקרבן</w:t>
+      </w:r>
+      <w:r>
+        <w:rPr>
+          <w:rtl/>
+        </w:rPr>
+        <w:t xml:space="preserve">: (בכורות ל”ז, ע”א).</w:t>
+      </w:r>
+    </w:p>
+    <w:p>
+      <w:pPr>
+        <w:pStyle w:val="Compact"/>
+        <w:numPr>
+          <w:ilvl w:val="0"/>
+          <w:numId w:val="1029"/>
+        </w:numPr>
+        <w:bidi/>
+      </w:pPr>
+      <w:r>
+        <w:rPr>
+          <w:b/>
+          <w:bCs/>
+          <w:rtl/>
+        </w:rPr>
+        <w:t xml:space="preserve">עבודת הלויים</w:t>
+      </w:r>
+      <w:r>
+        <w:rPr>
+          <w:rtl/>
+        </w:rPr>
+        <w:t xml:space="preserve">: חלוקת המשמרות (ערכין י”א, ע”ב).</w:t>
+      </w:r>
+    </w:p>
+    <w:p>
+      <w:pPr>
+        <w:pStyle w:val="Compact"/>
+        <w:numPr>
+          <w:ilvl w:val="0"/>
+          <w:numId w:val="1029"/>
+        </w:numPr>
+        <w:bidi/>
+      </w:pPr>
+      <w:r>
+        <w:rPr>
+          <w:b/>
+          <w:bCs/>
+          <w:rtl/>
+        </w:rPr>
+        <w:t xml:space="preserve">קדושת כלי שרת</w:t>
+      </w:r>
+      <w:r>
+        <w:rPr>
+          <w:rtl/>
+        </w:rPr>
+        <w:t xml:space="preserve">: אופן קידוש הכלים במקדש (זבחים מ”ו, ע”א).</w:t>
+      </w:r>
+    </w:p>
+    <w:p>
+      <w:pPr>
+        <w:pStyle w:val="Compact"/>
+        <w:numPr>
+          <w:ilvl w:val="0"/>
+          <w:numId w:val="1029"/>
+        </w:numPr>
+        <w:bidi/>
+      </w:pPr>
+      <w:r>
+        <w:rPr>
+          <w:b/>
+          <w:bCs/>
+          <w:rtl/>
+        </w:rPr>
+        <w:t xml:space="preserve">סדר לחם הפנים</w:t>
+      </w:r>
+      <w:r>
+        <w:rPr>
+          <w:rtl/>
+        </w:rPr>
+        <w:t xml:space="preserve">: (מנחות צ”ד, ע”א).</w:t>
+      </w:r>
+    </w:p>
+    <w:p>
+      <w:pPr>
+        <w:pStyle w:val="Compact"/>
+        <w:numPr>
+          <w:ilvl w:val="0"/>
+          <w:numId w:val="1029"/>
+        </w:numPr>
+        <w:bidi/>
+      </w:pPr>
+      <w:r>
+        <w:rPr>
+          <w:b/>
+          <w:bCs/>
+          <w:rtl/>
+        </w:rPr>
+        <w:t xml:space="preserve">סימני בהמה טהורה</w:t>
+      </w:r>
+      <w:r>
+        <w:rPr>
+          <w:rtl/>
+        </w:rPr>
+        <w:t xml:space="preserve">: (חולין נ”ט, ע”א).</w:t>
+      </w:r>
+    </w:p>
+    <w:p>
+      <w:r>
+        <w:pict>
+          <v:rect style="width:0;height:1.5pt" o:hralign="center" o:hrstd="t" o:hr="t"/>
+        </w:pict>
+      </w:r>
+    </w:p>
+    <w:bookmarkEnd w:id="53"/>
+    <w:bookmarkStart w:id="54" w:name="X77f355bfce78fed40c24c615dab87f9dd126134"/>
+    <w:p>
+      <w:pPr>
+        <w:pStyle w:val="Heading3"/>
+        <w:bidi/>
+      </w:pPr>
+      <w:r>
+        <w:rPr>
+          <w:rtl/>
+        </w:rPr>
+        <w:t xml:space="preserve">9.0.4 ג. לפי מניין הרמב”ן וראשונים נוספים (השגות ופירושים)</w:t>
+      </w:r>
+    </w:p>
+    <w:p>
+      <w:pPr>
+        <w:bidi/>
+      </w:pPr>
+      <w:r>
+        <w:rPr>
+          <w:rtl/>
+        </w:rPr>
+        <w:t xml:space="preserve">מצוות שהרמב”ן או בעל הלכות גדולות (בה”ג) מייחסים למקור סיני.</w:t>
+      </w:r>
+    </w:p>
+    <w:p>
+      <w:pPr>
+        <w:pStyle w:val="Compact"/>
+        <w:numPr>
+          <w:ilvl w:val="0"/>
+          <w:numId w:val="1030"/>
+        </w:numPr>
+        <w:bidi/>
+      </w:pPr>
+      <w:r>
+        <w:rPr>
+          <w:b/>
+          <w:bCs/>
+          <w:rtl/>
+        </w:rPr>
+        <w:t xml:space="preserve">תפילה בעת צרה</w:t>
+      </w:r>
+      <w:r>
+        <w:rPr>
+          <w:rtl/>
+        </w:rPr>
+        <w:t xml:space="preserve">: החובה לזעוק לאל בסיני (לפי דעות מסוימות) (תענית ב’, ע”א).</w:t>
+      </w:r>
+    </w:p>
+    <w:p>
+      <w:pPr>
+        <w:pStyle w:val="Compact"/>
+        <w:numPr>
+          <w:ilvl w:val="0"/>
+          <w:numId w:val="1030"/>
+        </w:numPr>
+        <w:bidi/>
+      </w:pPr>
+      <w:r>
+        <w:rPr>
+          <w:b/>
+          <w:bCs/>
+          <w:rtl/>
+        </w:rPr>
+        <w:t xml:space="preserve">ברכת התורה</w:t>
+      </w:r>
+      <w:r>
+        <w:rPr>
+          <w:rtl/>
+        </w:rPr>
+        <w:t xml:space="preserve">: (ברכות כ”א, ע”א).</w:t>
+      </w:r>
+    </w:p>
+    <w:p>
+      <w:pPr>
+        <w:pStyle w:val="Compact"/>
+        <w:numPr>
+          <w:ilvl w:val="0"/>
+          <w:numId w:val="1030"/>
+        </w:numPr>
+        <w:bidi/>
+      </w:pPr>
+      <w:r>
+        <w:rPr>
+          <w:b/>
+          <w:bCs/>
+          <w:rtl/>
+        </w:rPr>
+        <w:t xml:space="preserve">מכת מרדות</w:t>
+      </w:r>
+      <w:r>
+        <w:rPr>
+          <w:rtl/>
+        </w:rPr>
+        <w:t xml:space="preserve">: ענישה של בית דין על איסורי דרבנן (נזיר נ”ח, ע”ב).</w:t>
+      </w:r>
+    </w:p>
+    <w:p>
+      <w:pPr>
+        <w:pStyle w:val="Compact"/>
+        <w:numPr>
+          <w:ilvl w:val="0"/>
+          <w:numId w:val="1030"/>
+        </w:numPr>
+        <w:bidi/>
+      </w:pPr>
+      <w:r>
+        <w:rPr>
+          <w:b/>
+          <w:bCs/>
+          <w:rtl/>
+        </w:rPr>
+        <w:t xml:space="preserve">תחום שבת</w:t>
+      </w:r>
+      <w:r>
+        <w:rPr>
+          <w:rtl/>
+        </w:rPr>
+        <w:t xml:space="preserve">: איסור יציאה מהעיר (לפי דעת הרמב”ן) (עירובין נ”א, ע”א).</w:t>
+      </w:r>
+    </w:p>
+    <w:p>
+      <w:pPr>
+        <w:pStyle w:val="Compact"/>
+        <w:numPr>
+          <w:ilvl w:val="0"/>
+          <w:numId w:val="1030"/>
+        </w:numPr>
+        <w:bidi/>
+      </w:pPr>
+      <w:r>
+        <w:rPr>
+          <w:b/>
+          <w:bCs/>
+          <w:rtl/>
+        </w:rPr>
+        <w:t xml:space="preserve">עשר קדושות</w:t>
+      </w:r>
+      <w:r>
+        <w:rPr>
+          <w:rtl/>
+        </w:rPr>
+        <w:t xml:space="preserve">: הגדרת מעמד קדושת ירושלים (כלים א’, ו’).</w:t>
+      </w:r>
+    </w:p>
+    <w:p>
+      <w:pPr>
+        <w:pStyle w:val="Compact"/>
+        <w:numPr>
+          <w:ilvl w:val="0"/>
+          <w:numId w:val="1030"/>
+        </w:numPr>
+        <w:bidi/>
+      </w:pPr>
+      <w:r>
+        <w:rPr>
+          <w:b/>
+          <w:bCs/>
+          <w:rtl/>
+        </w:rPr>
+        <w:t xml:space="preserve">כתיבת תגין</w:t>
+      </w:r>
+      <w:r>
+        <w:rPr>
+          <w:rtl/>
+        </w:rPr>
+        <w:t xml:space="preserve">: הכתרים על האותיות בסת”ם (מנחות כ”ט, ע”ב).</w:t>
+      </w:r>
+    </w:p>
+    <w:p>
+      <w:pPr>
+        <w:pStyle w:val="Compact"/>
+        <w:numPr>
+          <w:ilvl w:val="0"/>
+          <w:numId w:val="1030"/>
+        </w:numPr>
+        <w:bidi/>
+      </w:pPr>
+      <w:r>
+        <w:rPr>
+          <w:b/>
+          <w:bCs/>
+          <w:rtl/>
+        </w:rPr>
+        <w:t xml:space="preserve">צורת אותיות צ’ ו-י’</w:t>
+      </w:r>
+      <w:r>
+        <w:rPr>
+          <w:rtl/>
+        </w:rPr>
+        <w:t xml:space="preserve">: (שבת ק”ד, ע”א).</w:t>
+      </w:r>
+    </w:p>
+    <w:p>
+      <w:pPr>
+        <w:pStyle w:val="Compact"/>
+        <w:numPr>
+          <w:ilvl w:val="0"/>
+          <w:numId w:val="1030"/>
+        </w:numPr>
+        <w:bidi/>
+      </w:pPr>
+      <w:r>
+        <w:rPr>
+          <w:b/>
+          <w:bCs/>
+          <w:rtl/>
+        </w:rPr>
+        <w:t xml:space="preserve">קוצו של י’</w:t>
+      </w:r>
+      <w:r>
+        <w:rPr>
+          <w:rtl/>
+        </w:rPr>
+        <w:t xml:space="preserve">: החובה על הקוץ התחתון של הי’ (מנחות ל”ד, ע”א).</w:t>
+      </w:r>
+    </w:p>
+    <w:p>
+      <w:pPr>
+        <w:pStyle w:val="Compact"/>
+        <w:numPr>
+          <w:ilvl w:val="0"/>
+          <w:numId w:val="1030"/>
+        </w:numPr>
+        <w:bidi/>
+      </w:pPr>
+      <w:r>
+        <w:rPr>
+          <w:b/>
+          <w:bCs/>
+          <w:rtl/>
+        </w:rPr>
+        <w:t xml:space="preserve">דיני קניינים (חליפין)</w:t>
+      </w:r>
+      <w:r>
+        <w:rPr>
+          <w:rtl/>
+        </w:rPr>
+        <w:t xml:space="preserve">: (קידושין כ”ח, ע”א).</w:t>
+      </w:r>
+    </w:p>
+    <w:p>
+      <w:r>
+        <w:pict>
+          <v:rect style="width:0;height:1.5pt" o:hralign="center" o:hrstd="t" o:hr="t"/>
+        </w:pict>
+      </w:r>
+    </w:p>
+    <w:bookmarkEnd w:id="54"/>
+    <w:bookmarkStart w:id="55" w:name="Xb18ed2e555c83fd1ed3aea4a52fd13b89b22311"/>
+    <w:p>
+      <w:pPr>
+        <w:pStyle w:val="Heading3"/>
+        <w:bidi/>
+      </w:pPr>
+      <w:r>
+        <w:rPr>
+          <w:rtl/>
+        </w:rPr>
+        <w:t xml:space="preserve">9.0.5 ד. הלכות נוספות ממקורות תנאיים (מדרשים וברייתות)</w:t>
+      </w:r>
+    </w:p>
+    <w:p>
+      <w:pPr>
+        <w:pStyle w:val="Compact"/>
+        <w:numPr>
+          <w:ilvl w:val="0"/>
+          <w:numId w:val="1031"/>
+        </w:numPr>
+        <w:bidi/>
+      </w:pPr>
+      <w:r>
+        <w:rPr>
+          <w:b/>
+          <w:bCs/>
+          <w:rtl/>
+        </w:rPr>
+        <w:t xml:space="preserve">כיסוי הדם בעפר</w:t>
+      </w:r>
+      <w:r>
+        <w:rPr>
+          <w:rtl/>
+        </w:rPr>
+        <w:t xml:space="preserve">: (חולין פ”ג, ע”ב).</w:t>
+      </w:r>
+    </w:p>
+    <w:p>
+      <w:pPr>
+        <w:pStyle w:val="Compact"/>
+        <w:numPr>
+          <w:ilvl w:val="0"/>
+          <w:numId w:val="1031"/>
+        </w:numPr>
+        <w:bidi/>
+      </w:pPr>
+      <w:r>
+        <w:rPr>
+          <w:b/>
+          <w:bCs/>
+          <w:rtl/>
+        </w:rPr>
+        <w:t xml:space="preserve">אופן הקפת הראש והזקן</w:t>
+      </w:r>
+      <w:r>
+        <w:rPr>
+          <w:rtl/>
+        </w:rPr>
+        <w:t xml:space="preserve">: (מכות כ’, ע”א).</w:t>
+      </w:r>
+    </w:p>
+    <w:p>
+      <w:pPr>
+        <w:pStyle w:val="Compact"/>
+        <w:numPr>
+          <w:ilvl w:val="0"/>
+          <w:numId w:val="1031"/>
+        </w:numPr>
+        <w:bidi/>
+      </w:pPr>
+      <w:r>
+        <w:rPr>
+          <w:b/>
+          <w:bCs/>
+          <w:rtl/>
+        </w:rPr>
+        <w:t xml:space="preserve">איסור בישול בשר בחלב</w:t>
+      </w:r>
+      <w:r>
+        <w:rPr>
+          <w:rtl/>
+        </w:rPr>
+        <w:t xml:space="preserve">: (חולין קט”ו, ע”ב).</w:t>
+      </w:r>
+    </w:p>
+    <w:p>
+      <w:pPr>
+        <w:pStyle w:val="Compact"/>
+        <w:numPr>
+          <w:ilvl w:val="0"/>
+          <w:numId w:val="1031"/>
+        </w:numPr>
+        <w:bidi/>
+      </w:pPr>
+      <w:r>
+        <w:rPr>
+          <w:b/>
+          <w:bCs/>
+          <w:rtl/>
+        </w:rPr>
+        <w:t xml:space="preserve">הלכות שעטנז</w:t>
+      </w:r>
+      <w:r>
+        <w:rPr>
+          <w:rtl/>
+        </w:rPr>
+        <w:t xml:space="preserve">: פרטי חיבור צמר ופשתן (נידה ס”א, ע”ב).</w:t>
+      </w:r>
+    </w:p>
+    <w:p>
+      <w:pPr>
+        <w:pStyle w:val="Compact"/>
+        <w:numPr>
+          <w:ilvl w:val="0"/>
+          <w:numId w:val="1031"/>
+        </w:numPr>
+        <w:bidi/>
+      </w:pPr>
+      <w:r>
+        <w:rPr>
+          <w:b/>
+          <w:bCs/>
+          <w:rtl/>
+        </w:rPr>
+        <w:t xml:space="preserve">דיני נדרים</w:t>
+      </w:r>
+      <w:r>
+        <w:rPr>
+          <w:rtl/>
+        </w:rPr>
+        <w:t xml:space="preserve">: אופן הפרת נדרים (נדרים ג’, ע”א).</w:t>
+      </w:r>
+    </w:p>
+    <w:p>
+      <w:pPr>
+        <w:pStyle w:val="Compact"/>
+        <w:numPr>
+          <w:ilvl w:val="0"/>
+          <w:numId w:val="1031"/>
+        </w:numPr>
+        <w:bidi/>
+      </w:pPr>
+      <w:r>
+        <w:rPr>
+          <w:b/>
+          <w:bCs/>
+          <w:rtl/>
+        </w:rPr>
+        <w:t xml:space="preserve">חליצה</w:t>
+      </w:r>
+      <w:r>
+        <w:rPr>
+          <w:rtl/>
+        </w:rPr>
+        <w:t xml:space="preserve">: סדר טקס החליצה (יבמות ק”ו, ע”א).</w:t>
+      </w:r>
+    </w:p>
+    <w:p>
+      <w:pPr>
+        <w:pStyle w:val="Compact"/>
+        <w:numPr>
+          <w:ilvl w:val="0"/>
+          <w:numId w:val="1031"/>
+        </w:numPr>
+        <w:bidi/>
+      </w:pPr>
+      <w:r>
+        <w:rPr>
+          <w:b/>
+          <w:bCs/>
+          <w:rtl/>
+        </w:rPr>
+        <w:t xml:space="preserve">ייבום</w:t>
+      </w:r>
+      <w:r>
+        <w:rPr>
+          <w:rtl/>
+        </w:rPr>
+        <w:t xml:space="preserve">: (יבמות ס”ו, ע”א).</w:t>
+      </w:r>
+    </w:p>
+    <w:p>
+      <w:pPr>
+        <w:pStyle w:val="Compact"/>
+        <w:numPr>
+          <w:ilvl w:val="0"/>
+          <w:numId w:val="1031"/>
+        </w:numPr>
+        <w:bidi/>
+      </w:pPr>
+      <w:r>
+        <w:rPr>
+          <w:b/>
+          <w:bCs/>
+          <w:rtl/>
+        </w:rPr>
+        <w:t xml:space="preserve">ערי מקלט</w:t>
+      </w:r>
+      <w:r>
+        <w:rPr>
+          <w:rtl/>
+        </w:rPr>
+        <w:t xml:space="preserve">: פרטים בשיכון הרוצחים (מכות י’, ע”א).</w:t>
+      </w:r>
+    </w:p>
+    <w:p>
+      <w:pPr>
+        <w:pStyle w:val="Compact"/>
+        <w:numPr>
+          <w:ilvl w:val="0"/>
+          <w:numId w:val="1031"/>
+        </w:numPr>
+        <w:bidi/>
+      </w:pPr>
+      <w:r>
+        <w:rPr>
+          <w:b/>
+          <w:bCs/>
+          <w:rtl/>
+        </w:rPr>
+        <w:t xml:space="preserve">הלכות ריבית</w:t>
+      </w:r>
+      <w:r>
+        <w:rPr>
+          <w:rtl/>
+        </w:rPr>
+        <w:t xml:space="preserve">: פרטי איסור נשך (בבא מציעא ס’, ע”א).</w:t>
+      </w:r>
+    </w:p>
+    <w:p>
+      <w:pPr>
+        <w:pStyle w:val="Compact"/>
+        <w:numPr>
+          <w:ilvl w:val="0"/>
+          <w:numId w:val="1031"/>
+        </w:numPr>
+        <w:bidi/>
+      </w:pPr>
+      <w:r>
+        <w:rPr>
+          <w:b/>
+          <w:bCs/>
+          <w:rtl/>
+        </w:rPr>
+        <w:t xml:space="preserve">דיני עדות</w:t>
+      </w:r>
+      <w:r>
+        <w:rPr>
+          <w:rtl/>
+        </w:rPr>
+        <w:t xml:space="preserve">: פסולי עדות ודרישה וחקירה (סנהדרין מ’, ע”א).</w:t>
+      </w:r>
+    </w:p>
+    <w:p>
+      <w:pPr>
+        <w:pStyle w:val="Compact"/>
+        <w:numPr>
+          <w:ilvl w:val="0"/>
+          <w:numId w:val="1031"/>
+        </w:numPr>
+        <w:bidi/>
+      </w:pPr>
+      <w:r>
+        <w:rPr>
+          <w:b/>
+          <w:bCs/>
+          <w:rtl/>
+        </w:rPr>
+        <w:t xml:space="preserve">מלקות</w:t>
+      </w:r>
+      <w:r>
+        <w:rPr>
+          <w:rtl/>
+        </w:rPr>
+        <w:t xml:space="preserve">: צורת הרצועה וביצוע המלקות (מכות כ”ב, ע”א).</w:t>
+      </w:r>
+    </w:p>
+    <w:p>
+      <w:pPr>
+        <w:pStyle w:val="Compact"/>
+        <w:numPr>
+          <w:ilvl w:val="0"/>
+          <w:numId w:val="1031"/>
+        </w:numPr>
+        <w:bidi/>
+      </w:pPr>
+      <w:r>
+        <w:rPr>
+          <w:b/>
+          <w:bCs/>
+          <w:rtl/>
+        </w:rPr>
+        <w:t xml:space="preserve">מיתות בית דין</w:t>
+      </w:r>
+      <w:r>
+        <w:rPr>
+          <w:rtl/>
+        </w:rPr>
+        <w:t xml:space="preserve">: אופן ביצוע ארבע מיתות (סנהדרין נ”ב, ע”א).</w:t>
+      </w:r>
+    </w:p>
+    <w:p>
+      <w:pPr>
+        <w:pStyle w:val="Compact"/>
+        <w:numPr>
+          <w:ilvl w:val="0"/>
+          <w:numId w:val="1031"/>
+        </w:numPr>
+        <w:bidi/>
+      </w:pPr>
+      <w:r>
+        <w:rPr>
+          <w:b/>
+          <w:bCs/>
+          <w:rtl/>
+        </w:rPr>
+        <w:t xml:space="preserve">קדושת ארץ ישראל</w:t>
+      </w:r>
+      <w:r>
+        <w:rPr>
+          <w:rtl/>
+        </w:rPr>
+        <w:t xml:space="preserve">: גבולות הארץ לעניין מצוות (גיטין ב’, ע”א).</w:t>
+      </w:r>
+    </w:p>
+    <w:p>
+      <w:pPr>
+        <w:pStyle w:val="Compact"/>
+        <w:numPr>
+          <w:ilvl w:val="0"/>
+          <w:numId w:val="1031"/>
+        </w:numPr>
+        <w:bidi/>
+      </w:pPr>
+      <w:r>
+        <w:rPr>
+          <w:b/>
+          <w:bCs/>
+          <w:rtl/>
+        </w:rPr>
+        <w:t xml:space="preserve">מעשר עני בשביעית</w:t>
+      </w:r>
+      <w:r>
+        <w:rPr>
+          <w:rtl/>
+        </w:rPr>
+        <w:t xml:space="preserve">: (ידיים ד’, ג’).</w:t>
+      </w:r>
+    </w:p>
+    <w:p>
+      <w:pPr>
+        <w:pStyle w:val="Compact"/>
+        <w:numPr>
+          <w:ilvl w:val="0"/>
+          <w:numId w:val="1031"/>
+        </w:numPr>
+        <w:bidi/>
+      </w:pPr>
+      <w:r>
+        <w:rPr>
+          <w:b/>
+          <w:bCs/>
+          <w:rtl/>
+        </w:rPr>
+        <w:t xml:space="preserve">איסור עבודה בערב שביעית</w:t>
+      </w:r>
+      <w:r>
+        <w:rPr>
+          <w:rtl/>
+        </w:rPr>
+        <w:t xml:space="preserve">: (מועד קטן ד’, ע”א).</w:t>
+      </w:r>
+    </w:p>
+    <w:p>
+      <w:pPr>
+        <w:pStyle w:val="Compact"/>
+        <w:numPr>
+          <w:ilvl w:val="0"/>
+          <w:numId w:val="1031"/>
+        </w:numPr>
+        <w:bidi/>
+      </w:pPr>
+      <w:r>
+        <w:rPr>
+          <w:b/>
+          <w:bCs/>
+          <w:rtl/>
+        </w:rPr>
+        <w:t xml:space="preserve">פרה אדומה</w:t>
+      </w:r>
+      <w:r>
+        <w:rPr>
+          <w:rtl/>
+        </w:rPr>
+        <w:t xml:space="preserve">: אפר הפרה ופרטי הטיהור (פרה א’, א’).</w:t>
+      </w:r>
+    </w:p>
+    <w:p>
+      <w:r>
+        <w:pict>
+          <v:rect style="width:0;height:1.5pt" o:hralign="center" o:hrstd="t" o:hr="t"/>
+        </w:pict>
+      </w:r>
+    </w:p>
+    <w:bookmarkEnd w:id="55"/>
+    <w:bookmarkStart w:id="56" w:name="מבט-לבחינה-מחודשת"/>
+    <w:p>
+      <w:pPr>
+        <w:pStyle w:val="Heading3"/>
+        <w:bidi/>
+      </w:pPr>
+      <w:r>
+        <w:rPr>
+          <w:rtl/>
+        </w:rPr>
+        <w:t xml:space="preserve">9.0.6 מבט לבחינה מחודשת</w:t>
+      </w:r>
+    </w:p>
+    <w:p>
+      <w:pPr>
+        <w:bidi/>
+      </w:pPr>
+      <w:r>
+        <w:rPr>
+          <w:rtl/>
+        </w:rPr>
+        <w:t xml:space="preserve">רשימה זו מהווה את ה”תוכנה” שמפעילה את ה”חומרה” של המקרא. בבחינה של</w:t>
+      </w:r>
+      <w:r>
+        <w:rPr>
+          <w:rtl/>
+        </w:rPr>
+        <w:t xml:space="preserve"> </w:t>
+      </w:r>
+      <w:r>
+        <w:rPr>
+          <w:rtl/>
+        </w:rPr>
+        <w:t xml:space="preserve">“שולחן ערוך”</w:t>
+      </w:r>
+      <w:r>
+        <w:rPr>
+          <w:rtl/>
+        </w:rPr>
+        <w:t xml:space="preserve"> </w:t>
+      </w:r>
+      <w:r>
+        <w:rPr>
+          <w:rtl/>
+        </w:rPr>
+        <w:t xml:space="preserve">חדש, יש לשאול על כל סעיף ברשימה זו:</w:t>
+      </w:r>
+      <w:r>
+        <w:rPr>
+          <w:rtl/>
+        </w:rPr>
+        <w:t xml:space="preserve"> </w:t>
+      </w:r>
+      <w:r>
+        <w:rPr>
+          <w:rtl/>
+        </w:rPr>
+        <w:t xml:space="preserve">* האם מדובר ב</w:t>
+      </w:r>
+      <w:r>
+        <w:rPr>
+          <w:b/>
+          <w:bCs/>
+          <w:rtl/>
+        </w:rPr>
+        <w:t xml:space="preserve">מפרט טכני</w:t>
+      </w:r>
+      <w:r>
+        <w:rPr>
+          <w:rtl/>
+        </w:rPr>
+        <w:t xml:space="preserve"> </w:t>
+      </w:r>
+      <w:r>
+        <w:rPr>
+          <w:rtl/>
+        </w:rPr>
+        <w:t xml:space="preserve">שנועד לשמר אחידות (כמו צבע הרצועות), ומה קורה כשהטכנולוגיה משתנה?</w:t>
+      </w:r>
+      <w:r>
+        <w:rPr>
+          <w:rtl/>
+        </w:rPr>
+        <w:t xml:space="preserve"> </w:t>
+      </w:r>
+      <w:r>
+        <w:rPr>
+          <w:rtl/>
+        </w:rPr>
+        <w:t xml:space="preserve">* האם המידות (שיעורין) הן</w:t>
+      </w:r>
+      <w:r>
+        <w:rPr>
+          <w:rtl/>
+        </w:rPr>
+        <w:t xml:space="preserve"> </w:t>
+      </w:r>
+      <w:r>
+        <w:rPr>
+          <w:b/>
+          <w:bCs/>
+          <w:rtl/>
+        </w:rPr>
+        <w:t xml:space="preserve">מוחלטות</w:t>
+      </w:r>
+      <w:r>
+        <w:rPr>
+          <w:rtl/>
+        </w:rPr>
+        <w:t xml:space="preserve"> </w:t>
+      </w:r>
+      <w:r>
+        <w:rPr>
+          <w:rtl/>
+        </w:rPr>
+        <w:t xml:space="preserve">או שהן מייצגות ערך יחסי (למשל: כזית כמידת שובע או כמות מינימלית)?</w:t>
+      </w:r>
+    </w:p>
+    <w:p>
+      <w:r>
+        <w:pict>
+          <v:rect style="width:0;height:1.5pt" o:hralign="center" o:hrstd="t" o:hr="t"/>
+        </w:pict>
+      </w:r>
+    </w:p>
+    <w:bookmarkEnd w:id="56"/>
+    <w:bookmarkStart w:id="57" w:name="סיכום-לבחינה-מחודשת"/>
+    <w:p>
+      <w:pPr>
+        <w:pStyle w:val="Heading3"/>
+        <w:bidi/>
+      </w:pPr>
+      <w:r>
+        <w:rPr>
+          <w:rtl/>
+        </w:rPr>
+        <w:t xml:space="preserve">9.0.7 סיכום לבחינה מחודשת</w:t>
+      </w:r>
+    </w:p>
+    <w:p>
+      <w:pPr>
+        <w:bidi/>
+      </w:pPr>
+      <w:r>
+        <w:rPr>
+          <w:rtl/>
+        </w:rPr>
+        <w:t xml:space="preserve">רשימה זו מהווה את ה”תוספת” המובנית להלכה המקראית. כדאי לשים לב לכך שחלק ניכר מהלכות אלו עוסק ב</w:t>
+      </w:r>
+      <w:r>
+        <w:rPr>
+          <w:b/>
+          <w:bCs/>
+          <w:rtl/>
+        </w:rPr>
+        <w:t xml:space="preserve">מפרטים טכניים</w:t>
+      </w:r>
+      <w:r>
+        <w:rPr>
+          <w:rtl/>
+        </w:rPr>
+        <w:t xml:space="preserve"> </w:t>
+      </w:r>
+      <w:r>
+        <w:rPr>
+          <w:rtl/>
+        </w:rPr>
+        <w:t xml:space="preserve">(צבע הרצועות, צורת הבית, מידות נפח).</w:t>
+      </w:r>
+    </w:p>
+    <w:p>
+      <w:pPr>
+        <w:pStyle w:val="BlockText"/>
+        <w:bidi/>
+      </w:pPr>
+      <w:r>
+        <w:rPr>
+          <w:b/>
+          <w:bCs/>
+          <w:rtl/>
+        </w:rPr>
+        <w:t xml:space="preserve">השאלה המנחה עבור הספר :</w:t>
+      </w:r>
+      <w:r>
+        <w:rPr>
+          <w:rtl/>
+        </w:rPr>
+        <w:t xml:space="preserve"> </w:t>
+      </w:r>
+      <w:r>
+        <w:rPr>
+          <w:rtl/>
+        </w:rPr>
+        <w:t xml:space="preserve">אם</w:t>
+      </w:r>
+      <w:r>
+        <w:rPr>
+          <w:rtl/>
+        </w:rPr>
+        <w:t xml:space="preserve"> </w:t>
+      </w:r>
+      <w:r>
+        <w:rPr>
+          <w:rtl/>
+        </w:rPr>
+        <w:t xml:space="preserve">“הלכה למשה מסיני”</w:t>
+      </w:r>
+      <w:r>
+        <w:rPr>
+          <w:rtl/>
+        </w:rPr>
+        <w:t xml:space="preserve"> </w:t>
+      </w:r>
+      <w:r>
+        <w:rPr>
+          <w:rtl/>
+        </w:rPr>
+        <w:t xml:space="preserve">נועדה לתת פתרונות פרקטיים ליישום התורה במציאות של המדבר/בית ראשון, האם שינוי הסטנדרט הטכני (למשל: שימוש בסיבים אופטיים או חומרים סינתטיים במקום קלף, או שימוש במידות מטריות במקום</w:t>
+      </w:r>
+      <w:r>
+        <w:rPr>
+          <w:rtl/>
+        </w:rPr>
+        <w:t xml:space="preserve"> </w:t>
+      </w:r>
+      <w:r>
+        <w:rPr>
+          <w:rtl/>
+        </w:rPr>
+        <w:t xml:space="preserve">“כזית”</w:t>
+      </w:r>
+      <w:r>
+        <w:rPr>
+          <w:rtl/>
+        </w:rPr>
+        <w:t xml:space="preserve">) נחשב לביטול ההלכה, או שמא להמשך הגיוני של המנגנון שהללמ”מ מייצגת?</w:t>
+      </w:r>
+    </w:p>
+    <w:bookmarkEnd w:id="57"/>
+    <w:bookmarkEnd w:id="58"/>
+    <w:bookmarkStart w:id="66" w:name="X8c53d048f99f6cae4ee9e98ab18a2dc1bc257c2"/>
+    <w:p>
+      <w:pPr>
+        <w:pStyle w:val="Heading1"/>
+        <w:bidi/>
+      </w:pPr>
+      <w:r>
+        <w:rPr>
+          <w:rtl/>
+        </w:rPr>
+        <w:t xml:space="preserve">10. עקיפת הדין: מנגנון ה”ערמה” והצורך בבחינה מחודשת</w:t>
+      </w:r>
+    </w:p>
+    <w:p>
+      <w:r>
+        <w:pict>
+          <v:rect style="width:0;height:1.5pt" o:hralign="center" o:hrstd="t" o:hr="t"/>
+        </w:pict>
+      </w:r>
+    </w:p>
+    <w:bookmarkStart w:id="59" w:name="סיכום-1"/>
+    <w:p>
+      <w:pPr>
+        <w:pStyle w:val="Heading3"/>
+        <w:bidi/>
+      </w:pPr>
+      <w:r>
+        <w:rPr>
+          <w:rtl/>
+        </w:rPr>
+        <w:t xml:space="preserve">10.0.1 סיכום</w:t>
+      </w:r>
+    </w:p>
+    <w:p>
+      <w:pPr>
+        <w:bidi/>
+      </w:pPr>
+      <w:r>
+        <w:rPr>
+          <w:rtl/>
+        </w:rPr>
+        <w:t xml:space="preserve">מושג ה</w:t>
+      </w:r>
+      <w:r>
+        <w:rPr>
+          <w:b/>
+          <w:bCs/>
+          <w:rtl/>
+        </w:rPr>
+        <w:t xml:space="preserve">“ערמה”</w:t>
+      </w:r>
+      <w:r>
+        <w:rPr>
+          <w:rtl/>
+        </w:rPr>
+        <w:t xml:space="preserve"> </w:t>
+      </w:r>
+      <w:r>
+        <w:rPr>
+          <w:rtl/>
+        </w:rPr>
+        <w:t xml:space="preserve">(Legal Fiction) בהלכה מתייחס למצבים בהם נעשה שימוש בכלים משפטיים פורמליים כדי לעקוף איסור או חובה מבלי לעבור על החוק היבש. בעוד שחלק מהערמות התקבלו כפתרונות הכרחיים (</w:t>
+      </w:r>
+      <w:r>
+        <w:rPr>
+          <w:rtl/>
+        </w:rPr>
+        <w:t xml:space="preserve">“פרוזבול”</w:t>
+      </w:r>
+      <w:r>
+        <w:rPr>
+          <w:rtl/>
+        </w:rPr>
+        <w:t xml:space="preserve">,</w:t>
+      </w:r>
+      <w:r>
+        <w:rPr>
+          <w:rtl/>
+        </w:rPr>
+        <w:t xml:space="preserve"> </w:t>
+      </w:r>
+      <w:r>
+        <w:rPr>
+          <w:rtl/>
+        </w:rPr>
+        <w:t xml:space="preserve">“מכירת חמץ”</w:t>
+      </w:r>
+      <w:r>
+        <w:rPr>
+          <w:rtl/>
+        </w:rPr>
+        <w:t xml:space="preserve">), אחרות נתפסות כ”עבודה בעיניים” המערערת את היושרה של המערכת ההלכתית. בחינה מחודשת של מנגנונים אלו הכרחית כדי להחזיר את ה</w:t>
+      </w:r>
+      <w:r>
+        <w:rPr>
+          <w:b/>
+          <w:bCs/>
+          <w:rtl/>
+        </w:rPr>
+        <w:t xml:space="preserve">מהות</w:t>
+      </w:r>
+      <w:r>
+        <w:rPr>
+          <w:rtl/>
+        </w:rPr>
+        <w:t xml:space="preserve"> </w:t>
+      </w:r>
+      <w:r>
+        <w:rPr>
+          <w:rtl/>
+        </w:rPr>
+        <w:t xml:space="preserve">וה</w:t>
+      </w:r>
+      <w:r>
+        <w:rPr>
+          <w:b/>
+          <w:bCs/>
+          <w:rtl/>
+        </w:rPr>
+        <w:t xml:space="preserve">כנות</w:t>
+      </w:r>
+      <w:r>
+        <w:rPr>
+          <w:rtl/>
+        </w:rPr>
+        <w:t xml:space="preserve"> </w:t>
+      </w:r>
+      <w:r>
+        <w:rPr>
+          <w:rtl/>
+        </w:rPr>
+        <w:t xml:space="preserve">לקשר שבין אדם לתורה.</w:t>
+      </w:r>
+    </w:p>
+    <w:p>
+      <w:r>
+        <w:pict>
+          <v:rect style="width:0;height:1.5pt" o:hralign="center" o:hrstd="t" o:hr="t"/>
+        </w:pict>
+      </w:r>
+    </w:p>
+    <w:bookmarkEnd w:id="59"/>
+    <w:bookmarkStart w:id="60" w:name="ניתוח-מנגנוני-הערמה-הקיימים"/>
+    <w:p>
+      <w:pPr>
+        <w:pStyle w:val="Heading3"/>
+        <w:bidi/>
+      </w:pPr>
+      <w:r>
+        <w:rPr>
+          <w:rtl/>
+        </w:rPr>
+        <w:t xml:space="preserve">10.0.2 ניתוח מנגנוני ה”ערמה” הקיימים</w:t>
+      </w:r>
+    </w:p>
+    <w:p>
+      <w:pPr>
+        <w:bidi/>
+      </w:pPr>
+      <w:r>
+        <w:rPr>
+          <w:rtl/>
+        </w:rPr>
+        <w:t xml:space="preserve">ההלכה מכירה במספר סוגים של עיקופים, הנעים על הציר שבין תקנה ציבורית לגיטימית לבין התחכמות טכנית:</w:t>
+      </w:r>
+    </w:p>
+    <w:p>
+      <w:pPr>
+        <w:pStyle w:val="Compact"/>
+        <w:numPr>
+          <w:ilvl w:val="0"/>
+          <w:numId w:val="1032"/>
+        </w:numPr>
+        <w:bidi/>
+      </w:pPr>
+      <w:r>
+        <w:rPr>
+          <w:b/>
+          <w:bCs/>
+          <w:rtl/>
+        </w:rPr>
+        <w:t xml:space="preserve">מכירת חמץ:</w:t>
+      </w:r>
+      <w:r>
+        <w:rPr>
+          <w:rtl/>
+        </w:rPr>
+        <w:t xml:space="preserve"> </w:t>
+      </w:r>
+      <w:r>
+        <w:rPr>
+          <w:rtl/>
+        </w:rPr>
+        <w:t xml:space="preserve">העברת בעלות משפטית על חמץ לגוי כדי לא לעבור על</w:t>
+      </w:r>
+      <w:r>
+        <w:rPr>
+          <w:rtl/>
+        </w:rPr>
+        <w:t xml:space="preserve"> </w:t>
+      </w:r>
+      <w:r>
+        <w:rPr>
+          <w:rtl/>
+        </w:rPr>
+        <w:t xml:space="preserve">“בל יראה ובל ימצא”</w:t>
+      </w:r>
+      <w:r>
+        <w:rPr>
+          <w:rtl/>
+        </w:rPr>
+        <w:t xml:space="preserve">. המכירה היא אמיתית מבחינה חוזית, אך פיקטיבית מבחינת הכוונה – המוכר והקונה יודעים שהחמץ יחזור לבעליו מיד לאחר החג.</w:t>
+      </w:r>
+    </w:p>
+    <w:p>
+      <w:pPr>
+        <w:pStyle w:val="Compact"/>
+        <w:numPr>
+          <w:ilvl w:val="0"/>
+          <w:numId w:val="1032"/>
+        </w:numPr>
+        <w:bidi/>
+      </w:pPr>
+      <w:r>
+        <w:rPr>
+          <w:b/>
+          <w:bCs/>
+          <w:rtl/>
+        </w:rPr>
+        <w:t xml:space="preserve">גוי של שבת:</w:t>
+      </w:r>
+      <w:r>
+        <w:rPr>
+          <w:rtl/>
+        </w:rPr>
+        <w:t xml:space="preserve"> </w:t>
+      </w:r>
+      <w:r>
+        <w:rPr>
+          <w:rtl/>
+        </w:rPr>
+        <w:t xml:space="preserve">שימוש בנכרי לביצוע מלאכות האסורות על יהודי. לעיתים מדובר בצורך אמיתי, אך במקרים רבים זוהי מערכת של רמיזות והסכמים שבשתיקה שנועדו לאפשר אורח חיים מודרני מבלי להתמודד עם הגדרת ה”מלאכה”.</w:t>
+      </w:r>
+    </w:p>
+    <w:p>
+      <w:pPr>
+        <w:pStyle w:val="Compact"/>
+        <w:numPr>
+          <w:ilvl w:val="0"/>
+          <w:numId w:val="1032"/>
+        </w:numPr>
+        <w:bidi/>
+      </w:pPr>
+      <w:r>
+        <w:rPr>
+          <w:b/>
+          <w:bCs/>
+          <w:rtl/>
+        </w:rPr>
+        <w:t xml:space="preserve">עירוב חצרות / עירוב תחומין:</w:t>
+      </w:r>
+      <w:r>
+        <w:rPr>
+          <w:rtl/>
+        </w:rPr>
+        <w:t xml:space="preserve"> </w:t>
+      </w:r>
+      <w:r>
+        <w:rPr>
+          <w:rtl/>
+        </w:rPr>
+        <w:t xml:space="preserve">טקס סמלי של הנחת מזון המאחד רשויות נפרדות לרשות אחת. זהו כלי המאפשר לטלטל חפצים בשבת, אך עבור הצופה מהצד (או המשתמש המודרני), החוט המקיף את השכונה נראה כפתרון טכני לבעיה מהותית.</w:t>
+      </w:r>
+    </w:p>
+    <w:p>
+      <w:pPr>
+        <w:pStyle w:val="Compact"/>
+        <w:numPr>
+          <w:ilvl w:val="0"/>
+          <w:numId w:val="1032"/>
+        </w:numPr>
+        <w:bidi/>
+      </w:pPr>
+      <w:r>
+        <w:rPr>
+          <w:b/>
+          <w:bCs/>
+          <w:rtl/>
+        </w:rPr>
+        <w:t xml:space="preserve">סיום מסכת בתענית בכורות:</w:t>
+      </w:r>
+      <w:r>
+        <w:rPr>
+          <w:rtl/>
+        </w:rPr>
+        <w:t xml:space="preserve"> </w:t>
+      </w:r>
+      <w:r>
+        <w:rPr>
+          <w:rtl/>
+        </w:rPr>
+        <w:t xml:space="preserve">כדי לפטור בכורות מצום ערב פסח, נהוג לקיים</w:t>
+      </w:r>
+      <w:r>
+        <w:rPr>
+          <w:rtl/>
+        </w:rPr>
+        <w:t xml:space="preserve"> </w:t>
+      </w:r>
+      <w:r>
+        <w:rPr>
+          <w:rtl/>
+        </w:rPr>
+        <w:t xml:space="preserve">“סעודת מצווה”</w:t>
+      </w:r>
+      <w:r>
+        <w:rPr>
+          <w:rtl/>
+        </w:rPr>
+        <w:t xml:space="preserve"> </w:t>
+      </w:r>
+      <w:r>
+        <w:rPr>
+          <w:rtl/>
+        </w:rPr>
+        <w:t xml:space="preserve">על סיום מסכת. לעיתים קרובות, הסיום מתוזמן באופן מלאכותי ומתבצע על ידי אדם אחד עבור קהל גדול שרק שומע ומנצל את הפרצה כדי לאכול.</w:t>
+      </w:r>
+    </w:p>
+    <w:p>
+      <w:pPr>
+        <w:pStyle w:val="Compact"/>
+        <w:numPr>
+          <w:ilvl w:val="0"/>
+          <w:numId w:val="1032"/>
+        </w:numPr>
+        <w:bidi/>
+      </w:pPr>
+      <w:r>
+        <w:rPr>
+          <w:b/>
+          <w:bCs/>
+          <w:rtl/>
+        </w:rPr>
+        <w:t xml:space="preserve">היתר עסקא:</w:t>
+      </w:r>
+      <w:r>
+        <w:rPr>
+          <w:rtl/>
+        </w:rPr>
+        <w:t xml:space="preserve"> </w:t>
+      </w:r>
+      <w:r>
+        <w:rPr>
+          <w:rtl/>
+        </w:rPr>
+        <w:t xml:space="preserve">“הלבנה”</w:t>
+      </w:r>
+      <w:r>
+        <w:rPr>
+          <w:rtl/>
+        </w:rPr>
+        <w:t xml:space="preserve"> </w:t>
+      </w:r>
+      <w:r>
+        <w:rPr>
+          <w:rtl/>
+        </w:rPr>
+        <w:t xml:space="preserve">של ריבית אסורה על ידי הגדרת ההלוואה כהשקעה עסקית שבה המלווה הוא</w:t>
+      </w:r>
+      <w:r>
+        <w:rPr>
+          <w:rtl/>
+        </w:rPr>
+        <w:t xml:space="preserve"> </w:t>
+      </w:r>
+      <w:r>
+        <w:rPr>
+          <w:rtl/>
+        </w:rPr>
+        <w:t xml:space="preserve">“שותף”</w:t>
+      </w:r>
+      <w:r>
+        <w:rPr>
+          <w:rtl/>
+        </w:rPr>
+        <w:t xml:space="preserve"> </w:t>
+      </w:r>
+      <w:r>
+        <w:rPr>
+          <w:rtl/>
+        </w:rPr>
+        <w:t xml:space="preserve">ברווחים ובפסדים.</w:t>
+      </w:r>
+    </w:p>
+    <w:p>
+      <w:r>
+        <w:pict>
+          <v:rect style="width:0;height:1.5pt" o:hralign="center" o:hrstd="t" o:hr="t"/>
+        </w:pict>
+      </w:r>
+    </w:p>
+    <w:bookmarkEnd w:id="60"/>
+    <w:bookmarkStart w:id="64" w:name="מדוע-נדרשת-בחינה-מחודשת-במסגרת-הספר"/>
+    <w:p>
+      <w:pPr>
+        <w:pStyle w:val="Heading3"/>
+        <w:bidi/>
+      </w:pPr>
+      <w:r>
+        <w:rPr>
+          <w:rtl/>
+        </w:rPr>
+        <w:t xml:space="preserve">10.0.3 מדוע נדרשת בחינה מחודשת במסגרת הספר?</w:t>
+      </w:r>
+    </w:p>
+    <w:p>
+      <w:pPr>
+        <w:bidi/>
+      </w:pPr>
+      <w:r>
+        <w:rPr>
+          <w:rtl/>
+        </w:rPr>
+        <w:t xml:space="preserve">השימוש בערמה בהלכה צריך לעמוד למשפט מחודש בגלל שלוש סיבות מרכזיות:</w:t>
+      </w:r>
+    </w:p>
+    <w:bookmarkStart w:id="61" w:name="א.-אובדן-הרצוא-ושוב-בין-המעשה-לכוונה"/>
+    <w:p>
+      <w:pPr>
+        <w:pStyle w:val="Heading4"/>
+        <w:bidi/>
+      </w:pPr>
+      <w:r>
+        <w:rPr>
+          <w:rtl/>
+        </w:rPr>
+        <w:t xml:space="preserve">10.0.3.1 א. אובדן ה”רצוא ושוב” בין המעשה לכוונה</w:t>
+      </w:r>
+    </w:p>
+    <w:p>
+      <w:pPr>
+        <w:bidi/>
+      </w:pPr>
+      <w:r>
+        <w:rPr>
+          <w:rtl/>
+        </w:rPr>
+        <w:t xml:space="preserve">התורה דורשת</w:t>
+      </w:r>
+      <w:r>
+        <w:rPr>
+          <w:rtl/>
+        </w:rPr>
+        <w:t xml:space="preserve"> </w:t>
+      </w:r>
+      <w:r>
+        <w:rPr>
+          <w:rtl/>
+        </w:rPr>
+        <w:t xml:space="preserve">“תמים תהיה עם ה’ אלוהיך”</w:t>
+      </w:r>
+      <w:r>
+        <w:rPr>
+          <w:rtl/>
+        </w:rPr>
+        <w:t xml:space="preserve">. כאשר אדם מבצע פעולה משפטית שהוא עצמו אינו מאמין בה (כמו למכור את המטבח שלו לאדם שהוא לא מכיר תמורת מקדמה של 10 אירו), נוצר נתק פסיכולוגי. ההלכה הופכת למשחק של</w:t>
+      </w:r>
+      <w:r>
+        <w:rPr>
+          <w:rtl/>
+        </w:rPr>
+        <w:t xml:space="preserve"> </w:t>
+      </w:r>
+      <w:r>
+        <w:rPr>
+          <w:rtl/>
+        </w:rPr>
+        <w:t xml:space="preserve">“חתול ועכבר”</w:t>
+      </w:r>
+      <w:r>
+        <w:rPr>
+          <w:rtl/>
+        </w:rPr>
+        <w:t xml:space="preserve"> </w:t>
+      </w:r>
+      <w:r>
+        <w:rPr>
+          <w:rtl/>
+        </w:rPr>
+        <w:t xml:space="preserve">עם האל, מה שמרוקן את המצווה מתוכן רוחני.</w:t>
+      </w:r>
+    </w:p>
+    <w:bookmarkEnd w:id="61"/>
+    <w:bookmarkStart w:id="62" w:name="ב.-פגיעה-בסמכות-ההלכה-נראות-ציבורית"/>
+    <w:p>
+      <w:pPr>
+        <w:pStyle w:val="Heading4"/>
+        <w:bidi/>
+      </w:pPr>
+      <w:r>
+        <w:rPr>
+          <w:rtl/>
+        </w:rPr>
+        <w:t xml:space="preserve">10.0.3.2 ב. פגיעה בסמכות ההלכה (נראות ציבורית)</w:t>
+      </w:r>
+    </w:p>
+    <w:p>
+      <w:pPr>
+        <w:bidi/>
+      </w:pPr>
+      <w:r>
+        <w:rPr>
+          <w:rtl/>
+        </w:rPr>
+        <w:t xml:space="preserve">בעולם המודרני, שבו השקיפות והיושרה הן ערכים עליונים, מנגנוני הערמה נתפסים כצביעות. כשאדם מהשורה רואה שהמערכת מאפשרת</w:t>
+      </w:r>
+      <w:r>
+        <w:rPr>
+          <w:rtl/>
+        </w:rPr>
+        <w:t xml:space="preserve"> </w:t>
+      </w:r>
+      <w:r>
+        <w:rPr>
+          <w:rtl/>
+        </w:rPr>
+        <w:t xml:space="preserve">“לעקוף”</w:t>
+      </w:r>
+      <w:r>
+        <w:rPr>
+          <w:rtl/>
+        </w:rPr>
+        <w:t xml:space="preserve"> </w:t>
+      </w:r>
+      <w:r>
+        <w:rPr>
+          <w:rtl/>
+        </w:rPr>
+        <w:t xml:space="preserve">איסורי דאורייתא בעזרת ניירת, הוא מסיק שכל האיסור הוא שרירותי או שניתן לביטול. הבחינה המחודשת צריכה לשאול: האם לא עדיף להתיר את האיסור בצורה ישירה (אם הטעם שלו בטל) מאשר להשאיר אותו על כנו ולבנות מעליו גשר של נייר?</w:t>
+      </w:r>
+    </w:p>
+    <w:bookmarkEnd w:id="62"/>
+    <w:bookmarkStart w:id="63" w:name="ג.-השתנות-התנאים-שהצמיחו-את-הערמה"/>
+    <w:p>
+      <w:pPr>
+        <w:pStyle w:val="Heading4"/>
+        <w:bidi/>
+      </w:pPr>
+      <w:r>
+        <w:rPr>
+          <w:rtl/>
+        </w:rPr>
+        <w:t xml:space="preserve">10.0.3.3 ג. השתנות התנאים שהצמיחו את הערמה</w:t>
+      </w:r>
+    </w:p>
+    <w:p>
+      <w:pPr>
+        <w:bidi/>
+      </w:pPr>
+      <w:r>
+        <w:rPr>
+          <w:rtl/>
+        </w:rPr>
+        <w:t xml:space="preserve">רוב הערמות (כמו מכירת חמץ או היתר עסקא) נולדו כפתרונות דחק במציאות כלכלית קשה. מכירת חמץ נועדה לסוחרים שהחזיקו מלאי עצום והיו עומדים בפני פשיטת רגל. כיום, כשאדם פרטי מוכר חבילת פסטה פתוחה בארון, הוא משתמש בכלי</w:t>
+      </w:r>
+      <w:r>
+        <w:rPr>
+          <w:rtl/>
+        </w:rPr>
+        <w:t xml:space="preserve"> </w:t>
+      </w:r>
+      <w:r>
+        <w:rPr>
+          <w:rtl/>
+        </w:rPr>
+        <w:t xml:space="preserve">“גרעיני”</w:t>
+      </w:r>
+      <w:r>
+        <w:rPr>
+          <w:rtl/>
+        </w:rPr>
+        <w:t xml:space="preserve"> </w:t>
+      </w:r>
+      <w:r>
+        <w:rPr>
+          <w:rtl/>
+        </w:rPr>
+        <w:t xml:space="preserve">לבעיה זניחה. הספר צריך להגדיר מתי ערמה היא הכרח קיומי ומתי היא עצלות מחשבתית.</w:t>
+      </w:r>
+    </w:p>
+    <w:p>
+      <w:r>
+        <w:pict>
+          <v:rect style="width:0;height:1.5pt" o:hralign="center" o:hrstd="t" o:hr="t"/>
+        </w:pict>
+      </w:r>
+    </w:p>
+    <w:bookmarkEnd w:id="63"/>
+    <w:bookmarkEnd w:id="64"/>
+    <w:bookmarkStart w:id="65" w:name="הכיוון-לפתרון-בספר"/>
+    <w:p>
+      <w:pPr>
+        <w:pStyle w:val="Heading3"/>
+        <w:bidi/>
+      </w:pPr>
+      <w:r>
+        <w:rPr>
+          <w:rtl/>
+        </w:rPr>
+        <w:t xml:space="preserve">10.0.4 הכיוון לפתרון בספר</w:t>
+      </w:r>
+    </w:p>
+    <w:p>
+      <w:pPr>
+        <w:bidi/>
+      </w:pPr>
+      <w:r>
+        <w:rPr>
+          <w:rtl/>
+        </w:rPr>
+        <w:t xml:space="preserve">הספר יבחן כל ערמה לגופה:</w:t>
+      </w:r>
+      <w:r>
+        <w:rPr>
+          <w:rtl/>
+        </w:rPr>
+        <w:t xml:space="preserve"> </w:t>
+      </w:r>
+      <w:r>
+        <w:rPr>
+          <w:rtl/>
+        </w:rPr>
+        <w:t xml:space="preserve">* אם האיסור המקורי עדיין תקף ומהותי (למשל ריבית חברתית) – נאסור את הערמה ונדרוש עמידה באיסור.</w:t>
+      </w:r>
+      <w:r>
+        <w:rPr>
+          <w:rtl/>
+        </w:rPr>
+        <w:t xml:space="preserve"> </w:t>
+      </w:r>
+      <w:r>
+        <w:rPr>
+          <w:rtl/>
+        </w:rPr>
+        <w:t xml:space="preserve">* אם האיסור המקורי מבוסס על מציאות שהשתנתה (למשל גזרות דרבנן על טלטול) – נבחן את ביטול הגזירה או עדכונה, במקום להשתמש ב”חוטים” (עירוב).</w:t>
+      </w:r>
+    </w:p>
+    <w:p>
+      <w:pPr>
+        <w:bidi/>
+      </w:pPr>
+      <w:r>
+        <w:rPr>
+          <w:rtl/>
+        </w:rPr>
+        <w:t xml:space="preserve">היעד הוא מערכת הלכתית שבה</w:t>
+      </w:r>
+      <w:r>
+        <w:rPr>
+          <w:rtl/>
+        </w:rPr>
+        <w:t xml:space="preserve"> </w:t>
+      </w:r>
+      <w:r>
+        <w:rPr>
+          <w:b/>
+          <w:bCs/>
+          <w:rtl/>
+        </w:rPr>
+        <w:t xml:space="preserve">“כן”</w:t>
+      </w:r>
+      <w:r>
+        <w:rPr>
+          <w:b/>
+          <w:bCs/>
+          <w:rtl/>
+        </w:rPr>
+        <w:t xml:space="preserve"> </w:t>
+      </w:r>
+      <w:r>
+        <w:rPr>
+          <w:b/>
+          <w:bCs/>
+          <w:rtl/>
+        </w:rPr>
+        <w:t xml:space="preserve">הוא כן ו”לא” הוא לא</w:t>
+      </w:r>
+      <w:r>
+        <w:rPr>
+          <w:rtl/>
+        </w:rPr>
+        <w:t xml:space="preserve">, ללא צורך במתווכים או בחוזים פיקטיביים מול בורא עולם.</w:t>
+      </w:r>
+    </w:p>
+    <w:p>
+      <w:r>
+        <w:pict>
+          <v:rect style="width:0;height:1.5pt" o:hralign="center" o:hrstd="t" o:hr="t"/>
+        </w:pict>
+      </w:r>
+    </w:p>
+    <w:bookmarkEnd w:id="65"/>
+    <w:bookmarkEnd w:id="66"/>
     <w:sectPr>
       <w:footnotePr>
         <w:numRestart w:val="eachSect"/>
@@ -7458,6 +9974,346 @@
       </w:pPr>
     </w:lvl>
   </w:abstractNum>
+  <w:abstractNum w:abstractNumId="994110">
+    <w:nsid w:val="0A994110"/>
+    <w:multiLevelType w:val="multilevel"/>
+    <w:lvl w:ilvl="0">
+      <w:start w:val="10"/>
+      <w:numFmt w:val="decimal"/>
+      <w:lvlText w:val="%1."/>
+      <w:lvlJc w:val="left"/>
+      <w:pPr>
+        <w:ind w:left="720" w:hanging="360"/>
+      </w:pPr>
+    </w:lvl>
+    <w:lvl w:ilvl="1">
+      <w:start w:val="10"/>
+      <w:numFmt w:val="decimal"/>
+      <w:lvlText w:val="%2."/>
+      <w:lvlJc w:val="left"/>
+      <w:pPr>
+        <w:ind w:left="1440" w:hanging="360"/>
+      </w:pPr>
+    </w:lvl>
+    <w:lvl w:ilvl="2">
+      <w:start w:val="10"/>
+      <w:numFmt w:val="decimal"/>
+      <w:lvlText w:val="%3."/>
+      <w:lvlJc w:val="left"/>
+      <w:pPr>
+        <w:ind w:left="2160" w:hanging="360"/>
+      </w:pPr>
+    </w:lvl>
+    <w:lvl w:ilvl="3">
+      <w:start w:val="10"/>
+      <w:numFmt w:val="decimal"/>
+      <w:lvlText w:val="%4."/>
+      <w:lvlJc w:val="left"/>
+      <w:pPr>
+        <w:ind w:left="2880" w:hanging="360"/>
+      </w:pPr>
+    </w:lvl>
+    <w:lvl w:ilvl="4">
+      <w:start w:val="10"/>
+      <w:numFmt w:val="decimal"/>
+      <w:lvlText w:val="%5."/>
+      <w:lvlJc w:val="left"/>
+      <w:pPr>
+        <w:ind w:left="3600" w:hanging="360"/>
+      </w:pPr>
+    </w:lvl>
+    <w:lvl w:ilvl="5">
+      <w:start w:val="10"/>
+      <w:numFmt w:val="decimal"/>
+      <w:lvlText w:val="%6."/>
+      <w:lvlJc w:val="left"/>
+      <w:pPr>
+        <w:ind w:left="4320" w:hanging="360"/>
+      </w:pPr>
+    </w:lvl>
+    <w:lvl w:ilvl="6">
+      <w:start w:val="10"/>
+      <w:numFmt w:val="decimal"/>
+      <w:lvlText w:val="%7."/>
+      <w:lvlJc w:val="left"/>
+      <w:pPr>
+        <w:ind w:left="5040" w:hanging="360"/>
+      </w:pPr>
+    </w:lvl>
+    <w:lvl w:ilvl="7">
+      <w:start w:val="10"/>
+      <w:numFmt w:val="decimal"/>
+      <w:lvlText w:val="%8."/>
+      <w:lvlJc w:val="left"/>
+      <w:pPr>
+        <w:ind w:left="5760" w:hanging="360"/>
+      </w:pPr>
+    </w:lvl>
+    <w:lvl w:ilvl="8">
+      <w:start w:val="10"/>
+      <w:numFmt w:val="decimal"/>
+      <w:lvlText w:val="%9."/>
+      <w:lvlJc w:val="left"/>
+      <w:pPr>
+        <w:ind w:left="6480" w:hanging="360"/>
+      </w:pPr>
+    </w:lvl>
+  </w:abstractNum>
+  <w:abstractNum w:abstractNumId="994120">
+    <w:nsid w:val="0A994120"/>
+    <w:multiLevelType w:val="multilevel"/>
+    <w:lvl w:ilvl="0">
+      <w:start w:val="20"/>
+      <w:numFmt w:val="decimal"/>
+      <w:lvlText w:val="%1."/>
+      <w:lvlJc w:val="left"/>
+      <w:pPr>
+        <w:ind w:left="720" w:hanging="360"/>
+      </w:pPr>
+    </w:lvl>
+    <w:lvl w:ilvl="1">
+      <w:start w:val="20"/>
+      <w:numFmt w:val="decimal"/>
+      <w:lvlText w:val="%2."/>
+      <w:lvlJc w:val="left"/>
+      <w:pPr>
+        <w:ind w:left="1440" w:hanging="360"/>
+      </w:pPr>
+    </w:lvl>
+    <w:lvl w:ilvl="2">
+      <w:start w:val="20"/>
+      <w:numFmt w:val="decimal"/>
+      <w:lvlText w:val="%3."/>
+      <w:lvlJc w:val="left"/>
+      <w:pPr>
+        <w:ind w:left="2160" w:hanging="360"/>
+      </w:pPr>
+    </w:lvl>
+    <w:lvl w:ilvl="3">
+      <w:start w:val="20"/>
+      <w:numFmt w:val="decimal"/>
+      <w:lvlText w:val="%4."/>
+      <w:lvlJc w:val="left"/>
+      <w:pPr>
+        <w:ind w:left="2880" w:hanging="360"/>
+      </w:pPr>
+    </w:lvl>
+    <w:lvl w:ilvl="4">
+      <w:start w:val="20"/>
+      <w:numFmt w:val="decimal"/>
+      <w:lvlText w:val="%5."/>
+      <w:lvlJc w:val="left"/>
+      <w:pPr>
+        <w:ind w:left="3600" w:hanging="360"/>
+      </w:pPr>
+    </w:lvl>
+    <w:lvl w:ilvl="5">
+      <w:start w:val="20"/>
+      <w:numFmt w:val="decimal"/>
+      <w:lvlText w:val="%6."/>
+      <w:lvlJc w:val="left"/>
+      <w:pPr>
+        <w:ind w:left="4320" w:hanging="360"/>
+      </w:pPr>
+    </w:lvl>
+    <w:lvl w:ilvl="6">
+      <w:start w:val="20"/>
+      <w:numFmt w:val="decimal"/>
+      <w:lvlText w:val="%7."/>
+      <w:lvlJc w:val="left"/>
+      <w:pPr>
+        <w:ind w:left="5040" w:hanging="360"/>
+      </w:pPr>
+    </w:lvl>
+    <w:lvl w:ilvl="7">
+      <w:start w:val="20"/>
+      <w:numFmt w:val="decimal"/>
+      <w:lvlText w:val="%8."/>
+      <w:lvlJc w:val="left"/>
+      <w:pPr>
+        <w:ind w:left="5760" w:hanging="360"/>
+      </w:pPr>
+    </w:lvl>
+    <w:lvl w:ilvl="8">
+      <w:start w:val="20"/>
+      <w:numFmt w:val="decimal"/>
+      <w:lvlText w:val="%9."/>
+      <w:lvlJc w:val="left"/>
+      <w:pPr>
+        <w:ind w:left="6480" w:hanging="360"/>
+      </w:pPr>
+    </w:lvl>
+  </w:abstractNum>
+  <w:abstractNum w:abstractNumId="994131">
+    <w:nsid w:val="0A994131"/>
+    <w:multiLevelType w:val="multilevel"/>
+    <w:lvl w:ilvl="0">
+      <w:start w:val="31"/>
+      <w:numFmt w:val="decimal"/>
+      <w:lvlText w:val="%1."/>
+      <w:lvlJc w:val="left"/>
+      <w:pPr>
+        <w:ind w:left="720" w:hanging="360"/>
+      </w:pPr>
+    </w:lvl>
+    <w:lvl w:ilvl="1">
+      <w:start w:val="31"/>
+      <w:numFmt w:val="decimal"/>
+      <w:lvlText w:val="%2."/>
+      <w:lvlJc w:val="left"/>
+      <w:pPr>
+        <w:ind w:left="1440" w:hanging="360"/>
+      </w:pPr>
+    </w:lvl>
+    <w:lvl w:ilvl="2">
+      <w:start w:val="31"/>
+      <w:numFmt w:val="decimal"/>
+      <w:lvlText w:val="%3."/>
+      <w:lvlJc w:val="left"/>
+      <w:pPr>
+        <w:ind w:left="2160" w:hanging="360"/>
+      </w:pPr>
+    </w:lvl>
+    <w:lvl w:ilvl="3">
+      <w:start w:val="31"/>
+      <w:numFmt w:val="decimal"/>
+      <w:lvlText w:val="%4."/>
+      <w:lvlJc w:val="left"/>
+      <w:pPr>
+        <w:ind w:left="2880" w:hanging="360"/>
+      </w:pPr>
+    </w:lvl>
+    <w:lvl w:ilvl="4">
+      <w:start w:val="31"/>
+      <w:numFmt w:val="decimal"/>
+      <w:lvlText w:val="%5."/>
+      <w:lvlJc w:val="left"/>
+      <w:pPr>
+        <w:ind w:left="3600" w:hanging="360"/>
+      </w:pPr>
+    </w:lvl>
+    <w:lvl w:ilvl="5">
+      <w:start w:val="31"/>
+      <w:numFmt w:val="decimal"/>
+      <w:lvlText w:val="%6."/>
+      <w:lvlJc w:val="left"/>
+      <w:pPr>
+        <w:ind w:left="4320" w:hanging="360"/>
+      </w:pPr>
+    </w:lvl>
+    <w:lvl w:ilvl="6">
+      <w:start w:val="31"/>
+      <w:numFmt w:val="decimal"/>
+      <w:lvlText w:val="%7."/>
+      <w:lvlJc w:val="left"/>
+      <w:pPr>
+        <w:ind w:left="5040" w:hanging="360"/>
+      </w:pPr>
+    </w:lvl>
+    <w:lvl w:ilvl="7">
+      <w:start w:val="31"/>
+      <w:numFmt w:val="decimal"/>
+      <w:lvlText w:val="%8."/>
+      <w:lvlJc w:val="left"/>
+      <w:pPr>
+        <w:ind w:left="5760" w:hanging="360"/>
+      </w:pPr>
+    </w:lvl>
+    <w:lvl w:ilvl="8">
+      <w:start w:val="31"/>
+      <w:numFmt w:val="decimal"/>
+      <w:lvlText w:val="%9."/>
+      <w:lvlJc w:val="left"/>
+      <w:pPr>
+        <w:ind w:left="6480" w:hanging="360"/>
+      </w:pPr>
+    </w:lvl>
+  </w:abstractNum>
+  <w:abstractNum w:abstractNumId="994140">
+    <w:nsid w:val="0A994140"/>
+    <w:multiLevelType w:val="multilevel"/>
+    <w:lvl w:ilvl="0">
+      <w:start w:val="40"/>
+      <w:numFmt w:val="decimal"/>
+      <w:lvlText w:val="%1."/>
+      <w:lvlJc w:val="left"/>
+      <w:pPr>
+        <w:ind w:left="720" w:hanging="360"/>
+      </w:pPr>
+    </w:lvl>
+    <w:lvl w:ilvl="1">
+      <w:start w:val="40"/>
+      <w:numFmt w:val="decimal"/>
+      <w:lvlText w:val="%2."/>
+      <w:lvlJc w:val="left"/>
+      <w:pPr>
+        <w:ind w:left="1440" w:hanging="360"/>
+      </w:pPr>
+    </w:lvl>
+    <w:lvl w:ilvl="2">
+      <w:start w:val="40"/>
+      <w:numFmt w:val="decimal"/>
+      <w:lvlText w:val="%3."/>
+      <w:lvlJc w:val="left"/>
+      <w:pPr>
+        <w:ind w:left="2160" w:hanging="360"/>
+      </w:pPr>
+    </w:lvl>
+    <w:lvl w:ilvl="3">
+      <w:start w:val="40"/>
+      <w:numFmt w:val="decimal"/>
+      <w:lvlText w:val="%4."/>
+      <w:lvlJc w:val="left"/>
+      <w:pPr>
+        <w:ind w:left="2880" w:hanging="360"/>
+      </w:pPr>
+    </w:lvl>
+    <w:lvl w:ilvl="4">
+      <w:start w:val="40"/>
+      <w:numFmt w:val="decimal"/>
+      <w:lvlText w:val="%5."/>
+      <w:lvlJc w:val="left"/>
+      <w:pPr>
+        <w:ind w:left="3600" w:hanging="360"/>
+      </w:pPr>
+    </w:lvl>
+    <w:lvl w:ilvl="5">
+      <w:start w:val="40"/>
+      <w:numFmt w:val="decimal"/>
+      <w:lvlText w:val="%6."/>
+      <w:lvlJc w:val="left"/>
+      <w:pPr>
+        <w:ind w:left="4320" w:hanging="360"/>
+      </w:pPr>
+    </w:lvl>
+    <w:lvl w:ilvl="6">
+      <w:start w:val="40"/>
+      <w:numFmt w:val="decimal"/>
+      <w:lvlText w:val="%7."/>
+      <w:lvlJc w:val="left"/>
+      <w:pPr>
+        <w:ind w:left="5040" w:hanging="360"/>
+      </w:pPr>
+    </w:lvl>
+    <w:lvl w:ilvl="7">
+      <w:start w:val="40"/>
+      <w:numFmt w:val="decimal"/>
+      <w:lvlText w:val="%8."/>
+      <w:lvlJc w:val="left"/>
+      <w:pPr>
+        <w:ind w:left="5760" w:hanging="360"/>
+      </w:pPr>
+    </w:lvl>
+    <w:lvl w:ilvl="8">
+      <w:start w:val="40"/>
+      <w:numFmt w:val="decimal"/>
+      <w:lvlText w:val="%9."/>
+      <w:lvlJc w:val="left"/>
+      <w:pPr>
+        <w:ind w:left="6480" w:hanging="360"/>
+      </w:pPr>
+    </w:lvl>
+  </w:abstractNum>
   <w:num w:numId="1000">
     <w:abstractNumId w:val="990"/>
   </w:num>
@@ -8075,6 +10931,216 @@
   </w:num>
   <w:num w:numId="1025">
     <w:abstractNumId w:val="991"/>
+  </w:num>
+  <w:num w:numId="1026">
+    <w:abstractNumId w:val="99411"/>
+    <w:lvlOverride w:ilvl="0">
+      <w:startOverride w:val="1"/>
+    </w:lvlOverride>
+    <w:lvlOverride w:ilvl="1">
+      <w:startOverride w:val="1"/>
+    </w:lvlOverride>
+    <w:lvlOverride w:ilvl="2">
+      <w:startOverride w:val="1"/>
+    </w:lvlOverride>
+    <w:lvlOverride w:ilvl="3">
+      <w:startOverride w:val="1"/>
+    </w:lvlOverride>
+    <w:lvlOverride w:ilvl="4">
+      <w:startOverride w:val="1"/>
+    </w:lvlOverride>
+    <w:lvlOverride w:ilvl="5">
+      <w:startOverride w:val="1"/>
+    </w:lvlOverride>
+    <w:lvlOverride w:ilvl="6">
+      <w:startOverride w:val="1"/>
+    </w:lvlOverride>
+    <w:lvlOverride w:ilvl="7">
+      <w:startOverride w:val="1"/>
+    </w:lvlOverride>
+    <w:lvlOverride w:ilvl="8">
+      <w:startOverride w:val="1"/>
+    </w:lvlOverride>
+  </w:num>
+  <w:num w:numId="1027">
+    <w:abstractNumId w:val="994110"/>
+    <w:lvlOverride w:ilvl="0">
+      <w:startOverride w:val="10"/>
+    </w:lvlOverride>
+    <w:lvlOverride w:ilvl="1">
+      <w:startOverride w:val="10"/>
+    </w:lvlOverride>
+    <w:lvlOverride w:ilvl="2">
+      <w:startOverride w:val="10"/>
+    </w:lvlOverride>
+    <w:lvlOverride w:ilvl="3">
+      <w:startOverride w:val="10"/>
+    </w:lvlOverride>
+    <w:lvlOverride w:ilvl="4">
+      <w:startOverride w:val="10"/>
+    </w:lvlOverride>
+    <w:lvlOverride w:ilvl="5">
+      <w:startOverride w:val="10"/>
+    </w:lvlOverride>
+    <w:lvlOverride w:ilvl="6">
+      <w:startOverride w:val="10"/>
+    </w:lvlOverride>
+    <w:lvlOverride w:ilvl="7">
+      <w:startOverride w:val="10"/>
+    </w:lvlOverride>
+    <w:lvlOverride w:ilvl="8">
+      <w:startOverride w:val="10"/>
+    </w:lvlOverride>
+  </w:num>
+  <w:num w:numId="1028">
+    <w:abstractNumId w:val="994117"/>
+    <w:lvlOverride w:ilvl="0">
+      <w:startOverride w:val="17"/>
+    </w:lvlOverride>
+    <w:lvlOverride w:ilvl="1">
+      <w:startOverride w:val="17"/>
+    </w:lvlOverride>
+    <w:lvlOverride w:ilvl="2">
+      <w:startOverride w:val="17"/>
+    </w:lvlOverride>
+    <w:lvlOverride w:ilvl="3">
+      <w:startOverride w:val="17"/>
+    </w:lvlOverride>
+    <w:lvlOverride w:ilvl="4">
+      <w:startOverride w:val="17"/>
+    </w:lvlOverride>
+    <w:lvlOverride w:ilvl="5">
+      <w:startOverride w:val="17"/>
+    </w:lvlOverride>
+    <w:lvlOverride w:ilvl="6">
+      <w:startOverride w:val="17"/>
+    </w:lvlOverride>
+    <w:lvlOverride w:ilvl="7">
+      <w:startOverride w:val="17"/>
+    </w:lvlOverride>
+    <w:lvlOverride w:ilvl="8">
+      <w:startOverride w:val="17"/>
+    </w:lvlOverride>
+  </w:num>
+  <w:num w:numId="1029">
+    <w:abstractNumId w:val="994120"/>
+    <w:lvlOverride w:ilvl="0">
+      <w:startOverride w:val="20"/>
+    </w:lvlOverride>
+    <w:lvlOverride w:ilvl="1">
+      <w:startOverride w:val="20"/>
+    </w:lvlOverride>
+    <w:lvlOverride w:ilvl="2">
+      <w:startOverride w:val="20"/>
+    </w:lvlOverride>
+    <w:lvlOverride w:ilvl="3">
+      <w:startOverride w:val="20"/>
+    </w:lvlOverride>
+    <w:lvlOverride w:ilvl="4">
+      <w:startOverride w:val="20"/>
+    </w:lvlOverride>
+    <w:lvlOverride w:ilvl="5">
+      <w:startOverride w:val="20"/>
+    </w:lvlOverride>
+    <w:lvlOverride w:ilvl="6">
+      <w:startOverride w:val="20"/>
+    </w:lvlOverride>
+    <w:lvlOverride w:ilvl="7">
+      <w:startOverride w:val="20"/>
+    </w:lvlOverride>
+    <w:lvlOverride w:ilvl="8">
+      <w:startOverride w:val="20"/>
+    </w:lvlOverride>
+  </w:num>
+  <w:num w:numId="1030">
+    <w:abstractNumId w:val="994131"/>
+    <w:lvlOverride w:ilvl="0">
+      <w:startOverride w:val="31"/>
+    </w:lvlOverride>
+    <w:lvlOverride w:ilvl="1">
+      <w:startOverride w:val="31"/>
+    </w:lvlOverride>
+    <w:lvlOverride w:ilvl="2">
+      <w:startOverride w:val="31"/>
+    </w:lvlOverride>
+    <w:lvlOverride w:ilvl="3">
+      <w:startOverride w:val="31"/>
+    </w:lvlOverride>
+    <w:lvlOverride w:ilvl="4">
+      <w:startOverride w:val="31"/>
+    </w:lvlOverride>
+    <w:lvlOverride w:ilvl="5">
+      <w:startOverride w:val="31"/>
+    </w:lvlOverride>
+    <w:lvlOverride w:ilvl="6">
+      <w:startOverride w:val="31"/>
+    </w:lvlOverride>
+    <w:lvlOverride w:ilvl="7">
+      <w:startOverride w:val="31"/>
+    </w:lvlOverride>
+    <w:lvlOverride w:ilvl="8">
+      <w:startOverride w:val="31"/>
+    </w:lvlOverride>
+  </w:num>
+  <w:num w:numId="1031">
+    <w:abstractNumId w:val="994140"/>
+    <w:lvlOverride w:ilvl="0">
+      <w:startOverride w:val="40"/>
+    </w:lvlOverride>
+    <w:lvlOverride w:ilvl="1">
+      <w:startOverride w:val="40"/>
+    </w:lvlOverride>
+    <w:lvlOverride w:ilvl="2">
+      <w:startOverride w:val="40"/>
+    </w:lvlOverride>
+    <w:lvlOverride w:ilvl="3">
+      <w:startOverride w:val="40"/>
+    </w:lvlOverride>
+    <w:lvlOverride w:ilvl="4">
+      <w:startOverride w:val="40"/>
+    </w:lvlOverride>
+    <w:lvlOverride w:ilvl="5">
+      <w:startOverride w:val="40"/>
+    </w:lvlOverride>
+    <w:lvlOverride w:ilvl="6">
+      <w:startOverride w:val="40"/>
+    </w:lvlOverride>
+    <w:lvlOverride w:ilvl="7">
+      <w:startOverride w:val="40"/>
+    </w:lvlOverride>
+    <w:lvlOverride w:ilvl="8">
+      <w:startOverride w:val="40"/>
+    </w:lvlOverride>
+  </w:num>
+  <w:num w:numId="1032">
+    <w:abstractNumId w:val="99411"/>
+    <w:lvlOverride w:ilvl="0">
+      <w:startOverride w:val="1"/>
+    </w:lvlOverride>
+    <w:lvlOverride w:ilvl="1">
+      <w:startOverride w:val="1"/>
+    </w:lvlOverride>
+    <w:lvlOverride w:ilvl="2">
+      <w:startOverride w:val="1"/>
+    </w:lvlOverride>
+    <w:lvlOverride w:ilvl="3">
+      <w:startOverride w:val="1"/>
+    </w:lvlOverride>
+    <w:lvlOverride w:ilvl="4">
+      <w:startOverride w:val="1"/>
+    </w:lvlOverride>
+    <w:lvlOverride w:ilvl="5">
+      <w:startOverride w:val="1"/>
+    </w:lvlOverride>
+    <w:lvlOverride w:ilvl="6">
+      <w:startOverride w:val="1"/>
+    </w:lvlOverride>
+    <w:lvlOverride w:ilvl="7">
+      <w:startOverride w:val="1"/>
+    </w:lvlOverride>
+    <w:lvlOverride w:ilvl="8">
+      <w:startOverride w:val="1"/>
+    </w:lvlOverride>
   </w:num>
 </w:numbering>
 </file>

--- a/My-Professional-Book.docx
+++ b/My-Professional-Book.docx
@@ -8911,6 +8911,3097 @@
     </w:p>
     <w:bookmarkEnd w:id="65"/>
     <w:bookmarkEnd w:id="66"/>
+    <w:bookmarkStart w:id="71" w:name="עקרון-רעיוני-1-המדע-והרפואה-כפוסקי-הלכה"/>
+    <w:p>
+      <w:pPr>
+        <w:pStyle w:val="Heading1"/>
+        <w:bidi/>
+      </w:pPr>
+      <w:r>
+        <w:rPr>
+          <w:rtl/>
+        </w:rPr>
+        <w:t xml:space="preserve">11. עקרון רעיוני 1: המדע והרפואה כ”פוסקי הלכה”</w:t>
+      </w:r>
+    </w:p>
+    <w:p>
+      <w:r>
+        <w:pict>
+          <v:rect style="width:0;height:1.5pt" o:hralign="center" o:hrstd="t" o:hr="t"/>
+        </w:pict>
+      </w:r>
+    </w:p>
+    <w:bookmarkStart w:id="67" w:name="סקירה-ותמצית"/>
+    <w:p>
+      <w:pPr>
+        <w:pStyle w:val="Heading3"/>
+        <w:bidi/>
+      </w:pPr>
+      <w:r>
+        <w:rPr>
+          <w:rtl/>
+        </w:rPr>
+        <w:t xml:space="preserve">11.0.1 סקירה ותמצית</w:t>
+      </w:r>
+    </w:p>
+    <w:p>
+      <w:pPr>
+        <w:bidi/>
+      </w:pPr>
+      <w:r>
+        <w:rPr>
+          <w:rtl/>
+        </w:rPr>
+        <w:t xml:space="preserve">ההלכה הקלאסית משופעת בקביעות המבוססות על הבנת הטבע, האנטומיה והביולוגיה כפי שהיו מוכרות לחז”ל ולפוסקי הדורות. הבעיה המרכזית העומדת לפתחנו היא ה</w:t>
+      </w:r>
+      <w:r>
+        <w:rPr>
+          <w:b/>
+          <w:bCs/>
+          <w:rtl/>
+        </w:rPr>
+        <w:t xml:space="preserve">קונפליקט בין</w:t>
+      </w:r>
+      <w:r>
+        <w:rPr>
+          <w:b/>
+          <w:bCs/>
+          <w:rtl/>
+        </w:rPr>
+        <w:t xml:space="preserve"> </w:t>
+      </w:r>
+      <w:r>
+        <w:rPr>
+          <w:b/>
+          <w:bCs/>
+          <w:rtl/>
+        </w:rPr>
+        <w:t xml:space="preserve">“האמת ההלכתית”</w:t>
+      </w:r>
+      <w:r>
+        <w:rPr>
+          <w:b/>
+          <w:bCs/>
+          <w:rtl/>
+        </w:rPr>
+        <w:t xml:space="preserve"> </w:t>
+      </w:r>
+      <w:r>
+        <w:rPr>
+          <w:b/>
+          <w:bCs/>
+          <w:rtl/>
+        </w:rPr>
+        <w:t xml:space="preserve">לבין</w:t>
+      </w:r>
+      <w:r>
+        <w:rPr>
+          <w:b/>
+          <w:bCs/>
+          <w:rtl/>
+        </w:rPr>
+        <w:t xml:space="preserve"> </w:t>
+      </w:r>
+      <w:r>
+        <w:rPr>
+          <w:b/>
+          <w:bCs/>
+          <w:rtl/>
+        </w:rPr>
+        <w:t xml:space="preserve">“האמת המציאותית”</w:t>
+      </w:r>
+      <w:r>
+        <w:rPr>
+          <w:rtl/>
+        </w:rPr>
+        <w:t xml:space="preserve">: כאשר המדע המודרני מוכיח מעל לכל ספק שהנחת היסוד המדעית של הלכה מסוימת אינה נכונה, האם עלינו להמשיך לדבוק במעשה ההלכתי כ”גזירת מלך” או לעדכן את הפסיקה בהתאם למציאות?</w:t>
+      </w:r>
+    </w:p>
+    <w:p>
+      <w:r>
+        <w:pict>
+          <v:rect style="width:0;height:1.5pt" o:hralign="center" o:hrstd="t" o:hr="t"/>
+        </w:pict>
+      </w:r>
+    </w:p>
+    <w:bookmarkEnd w:id="67"/>
+    <w:bookmarkStart w:id="68" w:name="נקודות-החיכוך-המרכזיות"/>
+    <w:p>
+      <w:pPr>
+        <w:pStyle w:val="Heading3"/>
+        <w:bidi/>
+      </w:pPr>
+      <w:r>
+        <w:rPr>
+          <w:rtl/>
+        </w:rPr>
+        <w:t xml:space="preserve">11.0.2 נקודות החיכוך המרכזיות</w:t>
+      </w:r>
+    </w:p>
+    <w:p>
+      <w:pPr>
+        <w:numPr>
+          <w:ilvl w:val="0"/>
+          <w:numId w:val="1033"/>
+        </w:numPr>
+        <w:bidi/>
+      </w:pPr>
+      <w:r>
+        <w:rPr>
+          <w:b/>
+          <w:bCs/>
+          <w:rtl/>
+        </w:rPr>
+        <w:t xml:space="preserve">הגדרת רגע המוות והחיים:</w:t>
+      </w:r>
+      <w:r>
+        <w:rPr>
+          <w:rtl/>
+        </w:rPr>
+        <w:t xml:space="preserve"> </w:t>
+      </w:r>
+      <w:r>
+        <w:rPr>
+          <w:rtl/>
+        </w:rPr>
+        <w:t xml:space="preserve">בעבר, נשימה הייתה המדד הבלעדי. כיום, מכונות הנשמה ומוות מוחי מאתגרים את הגדרות ה”חי” וה”מת”. בחינה מחודשת מחייבת לקבוע האם ההלכה נצמדת לסימפטום (נשימה) או למהות (חיים).</w:t>
+      </w:r>
+    </w:p>
+    <w:p>
+      <w:pPr>
+        <w:numPr>
+          <w:ilvl w:val="0"/>
+          <w:numId w:val="1033"/>
+        </w:numPr>
+        <w:bidi/>
+      </w:pPr>
+      <w:r>
+        <w:rPr>
+          <w:b/>
+          <w:bCs/>
+          <w:rtl/>
+        </w:rPr>
+        <w:t xml:space="preserve">דיני טרֵפות (אנטומיה):</w:t>
+      </w:r>
+      <w:r>
+        <w:rPr>
+          <w:rtl/>
+        </w:rPr>
+        <w:t xml:space="preserve"> </w:t>
+      </w:r>
+      <w:r>
+        <w:rPr>
+          <w:rtl/>
+        </w:rPr>
+        <w:t xml:space="preserve">רשימת הטרפות (מומים שבגינם בהמה אינה חיה יותר מ-12 חודשים) נקבעה על פי הידע הרפואי של חז”ל. כיום, הרפואה הווטרינרית יודעת לרפא חלק מהמומים הללו, ומנגד לזהות מומים קטלניים אחרים שאינם ברשימה. האם רשימת הטרפות היא</w:t>
+      </w:r>
+      <w:r>
+        <w:rPr>
+          <w:rtl/>
+        </w:rPr>
+        <w:t xml:space="preserve"> </w:t>
+      </w:r>
+      <w:r>
+        <w:rPr>
+          <w:rtl/>
+        </w:rPr>
+        <w:t xml:space="preserve">“רשימה סגורה”</w:t>
+      </w:r>
+      <w:r>
+        <w:rPr>
+          <w:rtl/>
+        </w:rPr>
+        <w:t xml:space="preserve"> </w:t>
+      </w:r>
+      <w:r>
+        <w:rPr>
+          <w:rtl/>
+        </w:rPr>
+        <w:t xml:space="preserve">או עקרון רפואי דינמי?</w:t>
+      </w:r>
+    </w:p>
+    <w:p>
+      <w:pPr>
+        <w:numPr>
+          <w:ilvl w:val="0"/>
+          <w:numId w:val="1033"/>
+        </w:numPr>
+        <w:bidi/>
+      </w:pPr>
+      <w:r>
+        <w:rPr>
+          <w:b/>
+          <w:bCs/>
+          <w:rtl/>
+        </w:rPr>
+        <w:t xml:space="preserve">דיני נידה וכתמים:</w:t>
+      </w:r>
+      <w:r>
+        <w:rPr>
+          <w:rtl/>
+        </w:rPr>
+        <w:t xml:space="preserve"> </w:t>
+      </w:r>
+      <w:r>
+        <w:rPr>
+          <w:rtl/>
+        </w:rPr>
+        <w:t xml:space="preserve">הגדרת ה”דם” בהלכה מבוססת על תפיסות ביולוגיות עתיקות. המדע המודרני מאפשר לזהות במדויק מקורות דימום (פצע, הורמונים, ביוץ) שאינם קשורים למחזור החודשי המקורי שאסרה תורה. הבחינה המחודשת תעסוק בצמצום האיסור למהות הביולוגית של</w:t>
+      </w:r>
+      <w:r>
+        <w:rPr>
+          <w:rtl/>
+        </w:rPr>
+        <w:t xml:space="preserve"> </w:t>
+      </w:r>
+      <w:r>
+        <w:rPr>
+          <w:rtl/>
+        </w:rPr>
+        <w:t xml:space="preserve">“דם נידה”</w:t>
+      </w:r>
+      <w:r>
+        <w:rPr>
+          <w:rtl/>
+        </w:rPr>
+        <w:t xml:space="preserve"> </w:t>
+      </w:r>
+      <w:r>
+        <w:rPr>
+          <w:rtl/>
+        </w:rPr>
+        <w:t xml:space="preserve">בלבד.</w:t>
+      </w:r>
+    </w:p>
+    <w:p>
+      <w:pPr>
+        <w:numPr>
+          <w:ilvl w:val="0"/>
+          <w:numId w:val="1033"/>
+        </w:numPr>
+        <w:bidi/>
+      </w:pPr>
+      <w:r>
+        <w:rPr>
+          <w:b/>
+          <w:bCs/>
+          <w:rtl/>
+        </w:rPr>
+        <w:t xml:space="preserve">כשרות וביולוגיה:</w:t>
+      </w:r>
+      <w:r>
+        <w:rPr>
+          <w:rtl/>
+        </w:rPr>
+        <w:t xml:space="preserve"> </w:t>
+      </w:r>
+      <w:r>
+        <w:rPr>
+          <w:rtl/>
+        </w:rPr>
+        <w:t xml:space="preserve">סוגיות כמו</w:t>
+      </w:r>
+      <w:r>
+        <w:rPr>
+          <w:rtl/>
+        </w:rPr>
+        <w:t xml:space="preserve"> </w:t>
+      </w:r>
+      <w:r>
+        <w:rPr>
+          <w:rtl/>
+        </w:rPr>
+        <w:t xml:space="preserve">“תולעים שאינן נראות לעין”</w:t>
+      </w:r>
+      <w:r>
+        <w:rPr>
+          <w:rtl/>
+        </w:rPr>
+        <w:t xml:space="preserve"> </w:t>
+      </w:r>
+      <w:r>
+        <w:rPr>
+          <w:rtl/>
+        </w:rPr>
+        <w:t xml:space="preserve">(מיקרוסקופיות) או הגדרת דגים טהורים. האם התורה ניתנה לבני אדם לפי ראות עיניהם, או לפי האמת המיקרוסקופית?</w:t>
+      </w:r>
+    </w:p>
+    <w:p>
+      <w:r>
+        <w:pict>
+          <v:rect style="width:0;height:1.5pt" o:hralign="center" o:hrstd="t" o:hr="t"/>
+        </w:pict>
+      </w:r>
+    </w:p>
+    <w:bookmarkEnd w:id="68"/>
+    <w:bookmarkStart w:id="69" w:name="המתודולוגיה-המוצעת-לספר"/>
+    <w:p>
+      <w:pPr>
+        <w:pStyle w:val="Heading3"/>
+        <w:bidi/>
+      </w:pPr>
+      <w:r>
+        <w:rPr>
+          <w:rtl/>
+        </w:rPr>
+        <w:t xml:space="preserve">11.0.3 המתודולוגיה המוצעת לספר</w:t>
+      </w:r>
+    </w:p>
+    <w:p>
+      <w:pPr>
+        <w:bidi/>
+      </w:pPr>
+      <w:r>
+        <w:rPr>
+          <w:rtl/>
+        </w:rPr>
+        <w:t xml:space="preserve">במסגרת הבחינה המחודשת, נפעיל את</w:t>
+      </w:r>
+      <w:r>
+        <w:rPr>
+          <w:rtl/>
+        </w:rPr>
+        <w:t xml:space="preserve"> </w:t>
+      </w:r>
+      <w:r>
+        <w:rPr>
+          <w:b/>
+          <w:bCs/>
+          <w:rtl/>
+        </w:rPr>
+        <w:t xml:space="preserve">“חזקת המציאות המשתנה”</w:t>
+      </w:r>
+      <w:r>
+        <w:rPr>
+          <w:rtl/>
+        </w:rPr>
+        <w:t xml:space="preserve">:</w:t>
+      </w:r>
+    </w:p>
+    <w:p>
+      <w:pPr>
+        <w:pStyle w:val="Compact"/>
+        <w:numPr>
+          <w:ilvl w:val="0"/>
+          <w:numId w:val="1034"/>
+        </w:numPr>
+        <w:bidi/>
+      </w:pPr>
+      <w:r>
+        <w:rPr>
+          <w:b/>
+          <w:bCs/>
+          <w:rtl/>
+        </w:rPr>
+        <w:t xml:space="preserve">הבחנה בין</w:t>
+      </w:r>
+      <w:r>
+        <w:rPr>
+          <w:b/>
+          <w:bCs/>
+          <w:rtl/>
+        </w:rPr>
+        <w:t xml:space="preserve"> </w:t>
+      </w:r>
+      <w:r>
+        <w:rPr>
+          <w:b/>
+          <w:bCs/>
+          <w:rtl/>
+        </w:rPr>
+        <w:t xml:space="preserve">“סוד”</w:t>
+      </w:r>
+      <w:r>
+        <w:rPr>
+          <w:b/>
+          <w:bCs/>
+          <w:rtl/>
+        </w:rPr>
+        <w:t xml:space="preserve"> </w:t>
+      </w:r>
+      <w:r>
+        <w:rPr>
+          <w:b/>
+          <w:bCs/>
+          <w:rtl/>
+        </w:rPr>
+        <w:t xml:space="preserve">ל”סיבה”:</w:t>
+      </w:r>
+      <w:r>
+        <w:rPr>
+          <w:rtl/>
+        </w:rPr>
+        <w:t xml:space="preserve"> </w:t>
+      </w:r>
+      <w:r>
+        <w:rPr>
+          <w:rtl/>
+        </w:rPr>
+        <w:t xml:space="preserve">אם טעם המצווה הוא מטאפיזי (סוד), המדע אינו רלוונטי. אך אם טעם המצווה הוא מציאותי (למשל: למנוע מחלה או להגדיר מצב ביולוגי), עלינו להכפיף את ההלכה לידע המדעי המוכח של ימינו.</w:t>
+      </w:r>
+    </w:p>
+    <w:p>
+      <w:pPr>
+        <w:pStyle w:val="Compact"/>
+        <w:numPr>
+          <w:ilvl w:val="0"/>
+          <w:numId w:val="1034"/>
+        </w:numPr>
+        <w:bidi/>
+      </w:pPr>
+      <w:r>
+        <w:rPr>
+          <w:b/>
+          <w:bCs/>
+          <w:rtl/>
+        </w:rPr>
+        <w:t xml:space="preserve">ביטול ה”סטטוס קוו” המדעי:</w:t>
+      </w:r>
+      <w:r>
+        <w:rPr>
+          <w:rtl/>
+        </w:rPr>
+        <w:t xml:space="preserve"> </w:t>
+      </w:r>
+      <w:r>
+        <w:rPr>
+          <w:rtl/>
+        </w:rPr>
+        <w:t xml:space="preserve">לא נקבל את הטיעון ש”נשתנו הטבעים” (התירוץ ההלכתי הקלאסי לשינויים בטבע) כדי להצדיק השארת הלכות מיושנות. נכיר בכך שהידע האנושי התקדם, והתורה – כתורת אמת – אינה יכולה לסתור את האמת המציאותית.</w:t>
+      </w:r>
+    </w:p>
+    <w:p>
+      <w:pPr>
+        <w:pStyle w:val="Compact"/>
+        <w:numPr>
+          <w:ilvl w:val="0"/>
+          <w:numId w:val="1034"/>
+        </w:numPr>
+        <w:bidi/>
+      </w:pPr>
+      <w:r>
+        <w:rPr>
+          <w:b/>
+          <w:bCs/>
+          <w:rtl/>
+        </w:rPr>
+        <w:t xml:space="preserve">הסמכות למדענים:</w:t>
+      </w:r>
+      <w:r>
+        <w:rPr>
+          <w:rtl/>
+        </w:rPr>
+        <w:t xml:space="preserve"> </w:t>
+      </w:r>
+      <w:r>
+        <w:rPr>
+          <w:rtl/>
+        </w:rPr>
+        <w:t xml:space="preserve">בתחומי המציאות, המדען הוא ה”עד המומחה”. תפקיד הפוסק הוא רק לגזור את המשמעות הערכית מהעובדות שהמדען מציג.</w:t>
+      </w:r>
+    </w:p>
+    <w:p>
+      <w:r>
+        <w:pict>
+          <v:rect style="width:0;height:1.5pt" o:hralign="center" o:hrstd="t" o:hr="t"/>
+        </w:pict>
+      </w:r>
+    </w:p>
+    <w:bookmarkEnd w:id="69"/>
+    <w:bookmarkStart w:id="70" w:name="חשיבות-הבחינה-לספר"/>
+    <w:p>
+      <w:pPr>
+        <w:pStyle w:val="Heading3"/>
+        <w:bidi/>
+      </w:pPr>
+      <w:r>
+        <w:rPr>
+          <w:rtl/>
+        </w:rPr>
+        <w:t xml:space="preserve">11.0.4 חשיבות הבחינה לספר</w:t>
+      </w:r>
+    </w:p>
+    <w:p>
+      <w:pPr>
+        <w:bidi/>
+      </w:pPr>
+      <w:r>
+        <w:rPr>
+          <w:rtl/>
+        </w:rPr>
+        <w:t xml:space="preserve">כתיבת</w:t>
+      </w:r>
+      <w:r>
+        <w:rPr>
+          <w:rtl/>
+        </w:rPr>
+        <w:t xml:space="preserve"> </w:t>
+      </w:r>
+      <w:r>
+        <w:rPr>
+          <w:rtl/>
+        </w:rPr>
+        <w:t xml:space="preserve">“שולחן ערוך”</w:t>
+      </w:r>
+      <w:r>
+        <w:rPr>
+          <w:rtl/>
+        </w:rPr>
+        <w:t xml:space="preserve"> </w:t>
+      </w:r>
+      <w:r>
+        <w:rPr>
+          <w:rtl/>
+        </w:rPr>
+        <w:t xml:space="preserve">שמתעלם מהמציאות המדעית יוצרת</w:t>
+      </w:r>
+      <w:r>
+        <w:rPr>
+          <w:rtl/>
+        </w:rPr>
+        <w:t xml:space="preserve"> </w:t>
+      </w:r>
+      <w:r>
+        <w:rPr>
+          <w:rtl/>
+        </w:rPr>
+        <w:t xml:space="preserve">“דיסוננס קוגניטיבי”</w:t>
+      </w:r>
+      <w:r>
+        <w:rPr>
+          <w:rtl/>
+        </w:rPr>
+        <w:t xml:space="preserve"> </w:t>
+      </w:r>
+      <w:r>
+        <w:rPr>
+          <w:rtl/>
+        </w:rPr>
+        <w:t xml:space="preserve">אצל הקורא המשכיל. כדי שההלכה תהיה מחייבת באמת, היא חייבת להיות ישרה. אדם לא יכול לברך על מצווה כשהוא יודע שהנחת היסוד שלה שגויה עובדתית.</w:t>
+      </w:r>
+    </w:p>
+    <w:bookmarkEnd w:id="70"/>
+    <w:bookmarkEnd w:id="71"/>
+    <w:bookmarkStart w:id="76" w:name="X66f50005265a25d1cd3608a123e955156c50f96"/>
+    <w:p>
+      <w:pPr>
+        <w:pStyle w:val="Heading1"/>
+        <w:bidi/>
+      </w:pPr>
+      <w:r>
+        <w:rPr>
+          <w:rtl/>
+        </w:rPr>
+        <w:t xml:space="preserve">12. עקרון רעיוני 2: מעמד הפרט מול סמכות הכלל (דמוקרטיזציה של התורה)</w:t>
+      </w:r>
+    </w:p>
+    <w:p>
+      <w:r>
+        <w:pict>
+          <v:rect style="width:0;height:1.5pt" o:hralign="center" o:hrstd="t" o:hr="t"/>
+        </w:pict>
+      </w:r>
+    </w:p>
+    <w:bookmarkStart w:id="72" w:name="סקירה-ותמצית-1"/>
+    <w:p>
+      <w:pPr>
+        <w:pStyle w:val="Heading3"/>
+        <w:bidi/>
+      </w:pPr>
+      <w:r>
+        <w:rPr>
+          <w:rtl/>
+        </w:rPr>
+        <w:t xml:space="preserve">12.0.1 סקירה ותמצית</w:t>
+      </w:r>
+    </w:p>
+    <w:p>
+      <w:pPr>
+        <w:bidi/>
+      </w:pPr>
+      <w:r>
+        <w:rPr>
+          <w:rtl/>
+        </w:rPr>
+        <w:t xml:space="preserve">לאורך ההיסטוריה, ההלכה תפקדה כחוק קהילתי ריכוזי.</w:t>
+      </w:r>
+      <w:r>
+        <w:rPr>
+          <w:rtl/>
+        </w:rPr>
+        <w:t xml:space="preserve"> </w:t>
+      </w:r>
+      <w:r>
+        <w:rPr>
+          <w:rtl/>
+        </w:rPr>
+        <w:t xml:space="preserve">“מרא דאתרא”</w:t>
+      </w:r>
+      <w:r>
+        <w:rPr>
+          <w:rtl/>
+        </w:rPr>
+        <w:t xml:space="preserve"> </w:t>
+      </w:r>
+      <w:r>
+        <w:rPr>
+          <w:rtl/>
+        </w:rPr>
+        <w:t xml:space="preserve">(רב המקום) או בתי הדין היו הסמכות הבלעדית לקביעת אורחות החיים, והציבור נדרש לציית מכוח המבנה החברתי. כיום, בעידן המידע, האוטונומיה האישית היא ערך יסוד. האדם המודרני אינו מקבל סמכות רק בגלל תוארה, אלא דורש להבין את ה</w:t>
+      </w:r>
+      <w:r>
+        <w:rPr>
+          <w:b/>
+          <w:bCs/>
+          <w:rtl/>
+        </w:rPr>
+        <w:t xml:space="preserve">היגיון</w:t>
+      </w:r>
+      <w:r>
+        <w:rPr>
+          <w:rtl/>
+        </w:rPr>
+        <w:t xml:space="preserve"> </w:t>
+      </w:r>
+      <w:r>
+        <w:rPr>
+          <w:rtl/>
+        </w:rPr>
+        <w:t xml:space="preserve">ולבחון את ה</w:t>
+      </w:r>
+      <w:r>
+        <w:rPr>
+          <w:b/>
+          <w:bCs/>
+          <w:rtl/>
+        </w:rPr>
+        <w:t xml:space="preserve">יושרה</w:t>
+      </w:r>
+      <w:r>
+        <w:rPr>
+          <w:rtl/>
+        </w:rPr>
+        <w:t xml:space="preserve"> </w:t>
+      </w:r>
+      <w:r>
+        <w:rPr>
+          <w:rtl/>
+        </w:rPr>
+        <w:t xml:space="preserve">של הציווי. בחינה זו באה להגדיר מחדש את יחסי הכוחות: האם התורה שייכת ל”מעמד רבני” או שהיא מניפסט אישי-ציבורי?</w:t>
+      </w:r>
+    </w:p>
+    <w:p>
+      <w:r>
+        <w:pict>
+          <v:rect style="width:0;height:1.5pt" o:hralign="center" o:hrstd="t" o:hr="t"/>
+        </w:pict>
+      </w:r>
+    </w:p>
+    <w:bookmarkEnd w:id="72"/>
+    <w:bookmarkStart w:id="73" w:name="נקודות-החיכוך-המרכזיות-1"/>
+    <w:p>
+      <w:pPr>
+        <w:pStyle w:val="Heading3"/>
+        <w:bidi/>
+      </w:pPr>
+      <w:r>
+        <w:rPr>
+          <w:rtl/>
+        </w:rPr>
+        <w:t xml:space="preserve">12.0.2 נקודות החיכוך המרכזיות</w:t>
+      </w:r>
+    </w:p>
+    <w:p>
+      <w:pPr>
+        <w:numPr>
+          <w:ilvl w:val="0"/>
+          <w:numId w:val="1035"/>
+        </w:numPr>
+        <w:bidi/>
+      </w:pPr>
+      <w:r>
+        <w:rPr>
+          <w:b/>
+          <w:bCs/>
+          <w:rtl/>
+        </w:rPr>
+        <w:t xml:space="preserve">מ”פוסק” ל”יועץ”:</w:t>
+      </w:r>
+      <w:r>
+        <w:rPr>
+          <w:rtl/>
+        </w:rPr>
+        <w:t xml:space="preserve"> </w:t>
+      </w:r>
+      <w:r>
+        <w:rPr>
+          <w:rtl/>
+        </w:rPr>
+        <w:t xml:space="preserve">בעבר, השאלה ההלכתית הסתיימה בפסק דין חד-משמעי (</w:t>
+      </w:r>
+      <w:r>
+        <w:rPr>
+          <w:rtl/>
+        </w:rPr>
+        <w:t xml:space="preserve">“מותר”</w:t>
+      </w:r>
+      <w:r>
+        <w:rPr>
+          <w:rtl/>
+        </w:rPr>
+        <w:t xml:space="preserve"> </w:t>
+      </w:r>
+      <w:r>
+        <w:rPr>
+          <w:rtl/>
+        </w:rPr>
+        <w:t xml:space="preserve">או</w:t>
+      </w:r>
+      <w:r>
+        <w:rPr>
+          <w:rtl/>
+        </w:rPr>
+        <w:t xml:space="preserve"> </w:t>
+      </w:r>
+      <w:r>
+        <w:rPr>
+          <w:rtl/>
+        </w:rPr>
+        <w:t xml:space="preserve">“אסור”</w:t>
+      </w:r>
+      <w:r>
+        <w:rPr>
+          <w:rtl/>
+        </w:rPr>
+        <w:t xml:space="preserve">). כיום, עולה הצורך במודל שבו הרב/המומחה מציג את מקורות הדין והשיקולים, אך ה</w:t>
+      </w:r>
+      <w:r>
+        <w:rPr>
+          <w:b/>
+          <w:bCs/>
+          <w:rtl/>
+        </w:rPr>
+        <w:t xml:space="preserve">הכרעה הסופית</w:t>
+      </w:r>
+      <w:r>
+        <w:rPr>
+          <w:rtl/>
+        </w:rPr>
+        <w:t xml:space="preserve"> </w:t>
+      </w:r>
+      <w:r>
+        <w:rPr>
+          <w:rtl/>
+        </w:rPr>
+        <w:t xml:space="preserve">ביישום (במיוחד במקרים אפורים) חוזרת לאדם הפרטי, המכיר את נסיבות חייו טוב מכולם.</w:t>
+      </w:r>
+    </w:p>
+    <w:p>
+      <w:pPr>
+        <w:numPr>
+          <w:ilvl w:val="0"/>
+          <w:numId w:val="1035"/>
+        </w:numPr>
+        <w:bidi/>
+      </w:pPr>
+      <w:r>
+        <w:rPr>
+          <w:b/>
+          <w:bCs/>
+          <w:rtl/>
+        </w:rPr>
+        <w:t xml:space="preserve">שקיפות המקורות:</w:t>
+      </w:r>
+      <w:r>
+        <w:rPr>
+          <w:rtl/>
+        </w:rPr>
+        <w:t xml:space="preserve"> </w:t>
+      </w:r>
+      <w:r>
+        <w:rPr>
+          <w:rtl/>
+        </w:rPr>
+        <w:t xml:space="preserve">מנגנון ה”כך פסקתי” ללא הסבר נתפס כיום כחוסר שקיפות. בחינה מחודשת מחייבת שכל פסק הלכה יהיה מנומק ונגיש, כך שהלומד יוכל לבקר את התהליך הלוגי.</w:t>
+      </w:r>
+      <w:r>
+        <w:rPr>
+          <w:rtl/>
+        </w:rPr>
+        <w:t xml:space="preserve"> </w:t>
+      </w:r>
+      <w:r>
+        <w:rPr>
+          <w:rtl/>
+        </w:rPr>
+        <w:t xml:space="preserve">“תורה שבכתב”</w:t>
+      </w:r>
+      <w:r>
+        <w:rPr>
+          <w:rtl/>
+        </w:rPr>
+        <w:t xml:space="preserve"> </w:t>
+      </w:r>
+      <w:r>
+        <w:rPr>
+          <w:rtl/>
+        </w:rPr>
+        <w:t xml:space="preserve">צריכה להיות גלויה לכל, ולא</w:t>
+      </w:r>
+      <w:r>
+        <w:rPr>
+          <w:rtl/>
+        </w:rPr>
+        <w:t xml:space="preserve"> </w:t>
+      </w:r>
+      <w:r>
+        <w:rPr>
+          <w:rtl/>
+        </w:rPr>
+        <w:t xml:space="preserve">“סוד מקצועי”</w:t>
+      </w:r>
+      <w:r>
+        <w:rPr>
+          <w:rtl/>
+        </w:rPr>
+        <w:t xml:space="preserve"> </w:t>
+      </w:r>
+      <w:r>
+        <w:rPr>
+          <w:rtl/>
+        </w:rPr>
+        <w:t xml:space="preserve">של מתי מעט.</w:t>
+      </w:r>
+    </w:p>
+    <w:p>
+      <w:pPr>
+        <w:numPr>
+          <w:ilvl w:val="0"/>
+          <w:numId w:val="1035"/>
+        </w:numPr>
+        <w:bidi/>
+      </w:pPr>
+      <w:r>
+        <w:rPr>
+          <w:b/>
+          <w:bCs/>
+          <w:rtl/>
+        </w:rPr>
+        <w:t xml:space="preserve">התאמה קהילתית מול אחדות לאומית:</w:t>
+      </w:r>
+      <w:r>
+        <w:rPr>
+          <w:rtl/>
+        </w:rPr>
+        <w:t xml:space="preserve"> </w:t>
+      </w:r>
+      <w:r>
+        <w:rPr>
+          <w:rtl/>
+        </w:rPr>
+        <w:t xml:space="preserve">מנהגים מקומיים (עדתיים או קהילתיים) הפכו לעיתים לחומות המפרידות בין יהודים. הספר שואף לביטול ה”סקטוריאליות” ההלכתית לטובת קודקס אחיד המבוסס על התורה, תוך מתן חופש ביטוי אישי בתוך המסגרת הזו.</w:t>
+      </w:r>
+    </w:p>
+    <w:p>
+      <w:pPr>
+        <w:numPr>
+          <w:ilvl w:val="0"/>
+          <w:numId w:val="1035"/>
+        </w:numPr>
+        <w:bidi/>
+      </w:pPr>
+      <w:r>
+        <w:rPr>
+          <w:b/>
+          <w:bCs/>
+          <w:rtl/>
+        </w:rPr>
+        <w:t xml:space="preserve">אחריות אישית מול</w:t>
+      </w:r>
+      <w:r>
+        <w:rPr>
+          <w:b/>
+          <w:bCs/>
+          <w:rtl/>
+        </w:rPr>
+        <w:t xml:space="preserve"> </w:t>
+      </w:r>
+      <w:r>
+        <w:rPr>
+          <w:b/>
+          <w:bCs/>
+          <w:rtl/>
+        </w:rPr>
+        <w:t xml:space="preserve">“מצוות אנשים מלומדה”</w:t>
+      </w:r>
+      <w:r>
+        <w:rPr>
+          <w:b/>
+          <w:bCs/>
+          <w:rtl/>
+        </w:rPr>
+        <w:t xml:space="preserve">:</w:t>
+      </w:r>
+      <w:r>
+        <w:rPr>
+          <w:rtl/>
+        </w:rPr>
+        <w:t xml:space="preserve"> </w:t>
+      </w:r>
+      <w:r>
+        <w:rPr>
+          <w:rtl/>
+        </w:rPr>
+        <w:t xml:space="preserve">הצייתנות העיוורת הובילה לניוון של המחשבה הדתית. כאשר הכל מוכתב מלמעלה, הפרט מאבד את הדיאלוג האישי עם המקורות. הבחינה תעסוק בשאלה: כיצד הופכים את ההלכה מכלי לניהול המונים לכלי לצמיחה אישית?</w:t>
+      </w:r>
+    </w:p>
+    <w:p>
+      <w:r>
+        <w:pict>
+          <v:rect style="width:0;height:1.5pt" o:hralign="center" o:hrstd="t" o:hr="t"/>
+        </w:pict>
+      </w:r>
+    </w:p>
+    <w:bookmarkEnd w:id="73"/>
+    <w:bookmarkStart w:id="74" w:name="המתודולוגיה-המוצעת-לספר-1"/>
+    <w:p>
+      <w:pPr>
+        <w:pStyle w:val="Heading3"/>
+        <w:bidi/>
+      </w:pPr>
+      <w:r>
+        <w:rPr>
+          <w:rtl/>
+        </w:rPr>
+        <w:t xml:space="preserve">12.0.3 המתודולוגיה המוצעת לספר</w:t>
+      </w:r>
+    </w:p>
+    <w:p>
+      <w:pPr>
+        <w:bidi/>
+      </w:pPr>
+      <w:r>
+        <w:rPr>
+          <w:rtl/>
+        </w:rPr>
+        <w:t xml:space="preserve">במסגרת הבחינה המחודשת, נפעיל את עקרון</w:t>
+      </w:r>
+      <w:r>
+        <w:rPr>
+          <w:rtl/>
+        </w:rPr>
+        <w:t xml:space="preserve"> </w:t>
+      </w:r>
+      <w:r>
+        <w:rPr>
+          <w:b/>
+          <w:bCs/>
+          <w:rtl/>
+        </w:rPr>
+        <w:t xml:space="preserve">“התורה כשפה משותפת”</w:t>
+      </w:r>
+      <w:r>
+        <w:rPr>
+          <w:rtl/>
+        </w:rPr>
+        <w:t xml:space="preserve">:</w:t>
+      </w:r>
+    </w:p>
+    <w:p>
+      <w:pPr>
+        <w:pStyle w:val="Compact"/>
+        <w:numPr>
+          <w:ilvl w:val="0"/>
+          <w:numId w:val="1036"/>
+        </w:numPr>
+        <w:bidi/>
+      </w:pPr>
+      <w:r>
+        <w:rPr>
+          <w:b/>
+          <w:bCs/>
+          <w:rtl/>
+        </w:rPr>
+        <w:t xml:space="preserve">ביטול ה”אוריינות הסגורה”:</w:t>
+      </w:r>
+      <w:r>
+        <w:rPr>
+          <w:rtl/>
+        </w:rPr>
+        <w:t xml:space="preserve"> </w:t>
+      </w:r>
+      <w:r>
+        <w:rPr>
+          <w:rtl/>
+        </w:rPr>
+        <w:t xml:space="preserve">הספר ייכתב בשפה ברורה (כפי שהגדרת -</w:t>
+      </w:r>
+      <w:r>
+        <w:rPr>
+          <w:rtl/>
+        </w:rPr>
+        <w:t xml:space="preserve"> </w:t>
+      </w:r>
+      <w:r>
+        <w:rPr>
+          <w:rtl/>
+        </w:rPr>
+        <w:t xml:space="preserve">“לציבור הרחב אך בסטנדרט אקדמי”</w:t>
+      </w:r>
+      <w:r>
+        <w:rPr>
+          <w:rtl/>
+        </w:rPr>
+        <w:t xml:space="preserve">), מתוך תפיסה שהציבור מסוגל להבין ולהכריע.</w:t>
+      </w:r>
+    </w:p>
+    <w:p>
+      <w:pPr>
+        <w:pStyle w:val="Compact"/>
+        <w:numPr>
+          <w:ilvl w:val="0"/>
+          <w:numId w:val="1036"/>
+        </w:numPr>
+        <w:bidi/>
+      </w:pPr>
+      <w:r>
+        <w:rPr>
+          <w:b/>
+          <w:bCs/>
+          <w:rtl/>
+        </w:rPr>
+        <w:t xml:space="preserve">העצמת המצפון האישי:</w:t>
+      </w:r>
+      <w:r>
+        <w:rPr>
+          <w:rtl/>
+        </w:rPr>
+        <w:t xml:space="preserve"> </w:t>
+      </w:r>
+      <w:r>
+        <w:rPr>
+          <w:rtl/>
+        </w:rPr>
+        <w:t xml:space="preserve">במקומות שבהם התורה משאירה מרחב פרשני (למשל:</w:t>
+      </w:r>
+      <w:r>
+        <w:rPr>
+          <w:rtl/>
+        </w:rPr>
+        <w:t xml:space="preserve"> </w:t>
+      </w:r>
+      <w:r>
+        <w:rPr>
+          <w:rtl/>
+        </w:rPr>
+        <w:t xml:space="preserve">“ועשית הישר והטוב”</w:t>
+      </w:r>
+      <w:r>
+        <w:rPr>
+          <w:rtl/>
+        </w:rPr>
+        <w:t xml:space="preserve">), הספר לא ייתן הגדרה סגורה אלא יתווה גבולות גזרה שבהם האדם יפעיל את מצפונו.</w:t>
+      </w:r>
+    </w:p>
+    <w:p>
+      <w:pPr>
+        <w:pStyle w:val="Compact"/>
+        <w:numPr>
+          <w:ilvl w:val="0"/>
+          <w:numId w:val="1036"/>
+        </w:numPr>
+        <w:bidi/>
+      </w:pPr>
+      <w:r>
+        <w:rPr>
+          <w:b/>
+          <w:bCs/>
+          <w:rtl/>
+        </w:rPr>
+        <w:t xml:space="preserve">צמצום כוחם של</w:t>
+      </w:r>
+      <w:r>
+        <w:rPr>
+          <w:b/>
+          <w:bCs/>
+          <w:rtl/>
+        </w:rPr>
+        <w:t xml:space="preserve"> </w:t>
+      </w:r>
+      <w:r>
+        <w:rPr>
+          <w:b/>
+          <w:bCs/>
+          <w:rtl/>
+        </w:rPr>
+        <w:t xml:space="preserve">“מתווכים”</w:t>
+      </w:r>
+      <w:r>
+        <w:rPr>
+          <w:b/>
+          <w:bCs/>
+          <w:rtl/>
+        </w:rPr>
+        <w:t xml:space="preserve">:</w:t>
+      </w:r>
+      <w:r>
+        <w:rPr>
+          <w:rtl/>
+        </w:rPr>
+        <w:t xml:space="preserve"> </w:t>
+      </w:r>
+      <w:r>
+        <w:rPr>
+          <w:rtl/>
+        </w:rPr>
+        <w:t xml:space="preserve">כל הלכה שנועדה ליצור תלות במוסד רבני ללא צורך מהותי (כמו חלק מהכשרות התעשייתית או אישורים בירוקרטיים) תיבחן במטרה להחזיר את הביצוע לידי האדם או הקהילה המקומית.</w:t>
+      </w:r>
+    </w:p>
+    <w:p>
+      <w:r>
+        <w:pict>
+          <v:rect style="width:0;height:1.5pt" o:hralign="center" o:hrstd="t" o:hr="t"/>
+        </w:pict>
+      </w:r>
+    </w:p>
+    <w:bookmarkEnd w:id="74"/>
+    <w:bookmarkStart w:id="75" w:name="חשיבות-הבחינה-לספר-1"/>
+    <w:p>
+      <w:pPr>
+        <w:pStyle w:val="Heading3"/>
+        <w:bidi/>
+      </w:pPr>
+      <w:r>
+        <w:rPr>
+          <w:rtl/>
+        </w:rPr>
+        <w:t xml:space="preserve">12.0.4 חשיבות הבחינה לספר</w:t>
+      </w:r>
+    </w:p>
+    <w:p>
+      <w:pPr>
+        <w:bidi/>
+      </w:pPr>
+      <w:r>
+        <w:rPr>
+          <w:rtl/>
+        </w:rPr>
+        <w:t xml:space="preserve">כמניפסט של</w:t>
+      </w:r>
+      <w:r>
+        <w:rPr>
+          <w:rtl/>
+        </w:rPr>
+        <w:t xml:space="preserve"> </w:t>
+      </w:r>
+      <w:r>
+        <w:rPr>
+          <w:rtl/>
+        </w:rPr>
+        <w:t xml:space="preserve">“הציבור עבור הציבור”</w:t>
+      </w:r>
+      <w:r>
+        <w:rPr>
+          <w:rtl/>
+        </w:rPr>
+        <w:t xml:space="preserve">, הספר חייב לשבור את ההיררכיה הישנה. אם לא נבנה את האמון מחדש דרך שותפות ואחריות, ההלכה תישאר נחלתם של קומץ</w:t>
+      </w:r>
+      <w:r>
+        <w:rPr>
+          <w:rtl/>
+        </w:rPr>
+        <w:t xml:space="preserve"> </w:t>
+      </w:r>
+      <w:r>
+        <w:rPr>
+          <w:rtl/>
+        </w:rPr>
+        <w:t xml:space="preserve">“מומחים”</w:t>
+      </w:r>
+      <w:r>
+        <w:rPr>
+          <w:rtl/>
+        </w:rPr>
+        <w:t xml:space="preserve"> </w:t>
+      </w:r>
+      <w:r>
+        <w:rPr>
+          <w:rtl/>
+        </w:rPr>
+        <w:t xml:space="preserve">ותמשיך להתרחק מהחיים עצמם. המטרה היא שכל אדם יוכל לומר:</w:t>
+      </w:r>
+      <w:r>
+        <w:rPr>
+          <w:rtl/>
+        </w:rPr>
+        <w:t xml:space="preserve"> </w:t>
+      </w:r>
+      <w:r>
+        <w:rPr>
+          <w:rtl/>
+        </w:rPr>
+        <w:t xml:space="preserve">“זו התורה שלי, ואני מבין למה אני עושה את מה שאני עושה”</w:t>
+      </w:r>
+      <w:r>
+        <w:rPr>
+          <w:rtl/>
+        </w:rPr>
+        <w:t xml:space="preserve">.</w:t>
+      </w:r>
+    </w:p>
+    <w:p>
+      <w:r>
+        <w:pict>
+          <v:rect style="width:0;height:1.5pt" o:hralign="center" o:hrstd="t" o:hr="t"/>
+        </w:pict>
+      </w:r>
+    </w:p>
+    <w:bookmarkEnd w:id="75"/>
+    <w:bookmarkEnd w:id="76"/>
+    <w:bookmarkStart w:id="81" w:name="X2b78e1e0829fb9bb43bf643c7cc960b7b640b13"/>
+    <w:p>
+      <w:pPr>
+        <w:pStyle w:val="Heading1"/>
+        <w:bidi/>
+      </w:pPr>
+      <w:r>
+        <w:rPr>
+          <w:rtl/>
+        </w:rPr>
+        <w:t xml:space="preserve">13. עקרון רעיוני 3:</w:t>
+      </w:r>
+      <w:r>
+        <w:rPr>
+          <w:rtl/>
+        </w:rPr>
+        <w:t xml:space="preserve"> </w:t>
+      </w:r>
+      <w:r>
+        <w:rPr>
+          <w:rtl/>
+        </w:rPr>
+        <w:t xml:space="preserve">“צער בעלי חיים”</w:t>
+      </w:r>
+      <w:r>
+        <w:rPr>
+          <w:rtl/>
+        </w:rPr>
+        <w:t xml:space="preserve"> </w:t>
+      </w:r>
+      <w:r>
+        <w:rPr>
+          <w:rtl/>
+        </w:rPr>
+        <w:t xml:space="preserve">בעידן התעשייתי</w:t>
+      </w:r>
+    </w:p>
+    <w:p>
+      <w:r>
+        <w:pict>
+          <v:rect style="width:0;height:1.5pt" o:hralign="center" o:hrstd="t" o:hr="t"/>
+        </w:pict>
+      </w:r>
+    </w:p>
+    <w:bookmarkStart w:id="77" w:name="סקירה-ותמצית-2"/>
+    <w:p>
+      <w:pPr>
+        <w:pStyle w:val="Heading3"/>
+        <w:bidi/>
+      </w:pPr>
+      <w:r>
+        <w:rPr>
+          <w:rtl/>
+        </w:rPr>
+        <w:t xml:space="preserve">13.0.1 סקירה ותמצית</w:t>
+      </w:r>
+    </w:p>
+    <w:p>
+      <w:pPr>
+        <w:bidi/>
+      </w:pPr>
+      <w:r>
+        <w:rPr>
+          <w:rtl/>
+        </w:rPr>
+        <w:t xml:space="preserve">התורה אוסרת על גרימת סבל מיותר לבעלי חיים (</w:t>
+      </w:r>
+      <w:r>
+        <w:rPr>
+          <w:rtl/>
+        </w:rPr>
+        <w:t xml:space="preserve">“לא תחסום שור בדישו”</w:t>
+      </w:r>
+      <w:r>
+        <w:rPr>
+          <w:rtl/>
+        </w:rPr>
+        <w:t xml:space="preserve">,</w:t>
+      </w:r>
+      <w:r>
+        <w:rPr>
+          <w:rtl/>
+        </w:rPr>
+        <w:t xml:space="preserve"> </w:t>
+      </w:r>
+      <w:r>
+        <w:rPr>
+          <w:rtl/>
+        </w:rPr>
+        <w:t xml:space="preserve">“שילוח הקן”</w:t>
+      </w:r>
+      <w:r>
+        <w:rPr>
+          <w:rtl/>
+        </w:rPr>
+        <w:t xml:space="preserve">,</w:t>
+      </w:r>
+      <w:r>
+        <w:rPr>
+          <w:rtl/>
+        </w:rPr>
+        <w:t xml:space="preserve"> </w:t>
+      </w:r>
+      <w:r>
+        <w:rPr>
+          <w:rtl/>
+        </w:rPr>
+        <w:t xml:space="preserve">“פריקה וטעינה”</w:t>
+      </w:r>
+      <w:r>
+        <w:rPr>
+          <w:rtl/>
+        </w:rPr>
+        <w:t xml:space="preserve">). עם זאת, ההלכה הקלאסית התפתחה בעולם של חקלאות זעירה, שבו הקשר בין האדם לבהמתו היה יומיומי וישיר. כיום, רוב המוצרים מן החי מגיעים ממערכות תיעוש המבטלות את אישיותה של החיה והופכות אותה למכונה. בחינה זו באה לקבוע האם הסטנדרט ההלכתי של</w:t>
+      </w:r>
+      <w:r>
+        <w:rPr>
+          <w:rtl/>
+        </w:rPr>
+        <w:t xml:space="preserve"> </w:t>
+      </w:r>
+      <w:r>
+        <w:rPr>
+          <w:rtl/>
+        </w:rPr>
+        <w:t xml:space="preserve">“כשרות”</w:t>
+      </w:r>
+      <w:r>
+        <w:rPr>
+          <w:rtl/>
+        </w:rPr>
+        <w:t xml:space="preserve"> </w:t>
+      </w:r>
+      <w:r>
+        <w:rPr>
+          <w:rtl/>
+        </w:rPr>
+        <w:t xml:space="preserve">יכול להמשיך להצטמצם ל</w:t>
+      </w:r>
+      <w:r>
+        <w:rPr>
+          <w:b/>
+          <w:bCs/>
+          <w:rtl/>
+        </w:rPr>
+        <w:t xml:space="preserve">אופן השחיטה</w:t>
+      </w:r>
+      <w:r>
+        <w:rPr>
+          <w:rtl/>
+        </w:rPr>
+        <w:t xml:space="preserve"> </w:t>
+      </w:r>
+      <w:r>
+        <w:rPr>
+          <w:rtl/>
+        </w:rPr>
+        <w:t xml:space="preserve">בלבד, תוך התעלמות מ</w:t>
+      </w:r>
+      <w:r>
+        <w:rPr>
+          <w:b/>
+          <w:bCs/>
+          <w:rtl/>
+        </w:rPr>
+        <w:t xml:space="preserve">אופן הגידול</w:t>
+      </w:r>
+      <w:r>
+        <w:rPr>
+          <w:rtl/>
+        </w:rPr>
+        <w:t xml:space="preserve">.</w:t>
+      </w:r>
+    </w:p>
+    <w:p>
+      <w:r>
+        <w:pict>
+          <v:rect style="width:0;height:1.5pt" o:hralign="center" o:hrstd="t" o:hr="t"/>
+        </w:pict>
+      </w:r>
+    </w:p>
+    <w:bookmarkEnd w:id="77"/>
+    <w:bookmarkStart w:id="78" w:name="נקודות-החיכוך-המרכזיות-2"/>
+    <w:p>
+      <w:pPr>
+        <w:pStyle w:val="Heading3"/>
+        <w:bidi/>
+      </w:pPr>
+      <w:r>
+        <w:rPr>
+          <w:rtl/>
+        </w:rPr>
+        <w:t xml:space="preserve">13.0.2 נקודות החיכוך המרכזיות</w:t>
+      </w:r>
+    </w:p>
+    <w:p>
+      <w:pPr>
+        <w:numPr>
+          <w:ilvl w:val="0"/>
+          <w:numId w:val="1037"/>
+        </w:numPr>
+        <w:bidi/>
+      </w:pPr>
+      <w:r>
+        <w:rPr>
+          <w:b/>
+          <w:bCs/>
+          <w:rtl/>
+        </w:rPr>
+        <w:t xml:space="preserve">הפרדה בין שחיטה לגידול:</w:t>
+      </w:r>
+      <w:r>
+        <w:rPr>
+          <w:rtl/>
+        </w:rPr>
+        <w:t xml:space="preserve"> </w:t>
+      </w:r>
+      <w:r>
+        <w:rPr>
+          <w:rtl/>
+        </w:rPr>
+        <w:t xml:space="preserve">הקפדה דקדקנית על סכין שחיטה ללא פגימה, בעוד שהבהמה חיה כל חייה בתנאי צפיפות, הזנחה וסבל. הספר יבחן האם תנאי גידול פוגעניים הופכים את הבשר ל”נבלה מוסרית” גם אם השחיטה כשרה טכנית.</w:t>
+      </w:r>
+    </w:p>
+    <w:p>
+      <w:pPr>
+        <w:numPr>
+          <w:ilvl w:val="0"/>
+          <w:numId w:val="1037"/>
+        </w:numPr>
+        <w:bidi/>
+      </w:pPr>
+      <w:r>
+        <w:rPr>
+          <w:b/>
+          <w:bCs/>
+          <w:rtl/>
+        </w:rPr>
+        <w:t xml:space="preserve">הנדסה גנטית ועיוות ביולוגי:</w:t>
+      </w:r>
+      <w:r>
+        <w:rPr>
+          <w:rtl/>
+        </w:rPr>
+        <w:t xml:space="preserve"> </w:t>
+      </w:r>
+      <w:r>
+        <w:rPr>
+          <w:rtl/>
+        </w:rPr>
+        <w:t xml:space="preserve">יצירת זני בעלי חיים (כמו פטימים – עופות לבשר) שגופם קורס תחת כובד משקלם המואץ. האם ייצור יצור חי שסבלו מובנה בפיזיולוגיה שלו עומד בקנה אחד עם הציווי המקראי?</w:t>
+      </w:r>
+    </w:p>
+    <w:p>
+      <w:pPr>
+        <w:numPr>
+          <w:ilvl w:val="0"/>
+          <w:numId w:val="1037"/>
+        </w:numPr>
+        <w:bidi/>
+      </w:pPr>
+      <w:r>
+        <w:rPr>
+          <w:b/>
+          <w:bCs/>
+          <w:rtl/>
+        </w:rPr>
+        <w:t xml:space="preserve">שימוש בבעלי חיים לצרכים משניים:</w:t>
+      </w:r>
+      <w:r>
+        <w:rPr>
+          <w:rtl/>
+        </w:rPr>
+        <w:t xml:space="preserve"> </w:t>
+      </w:r>
+      <w:r>
+        <w:rPr>
+          <w:rtl/>
+        </w:rPr>
+        <w:t xml:space="preserve">הלכות ניסויים בבעלי חיים, תעשיית הפרוות, והבידור. הבחינה תעסוק בשאלה היכן עובר הגבול בין</w:t>
+      </w:r>
+      <w:r>
+        <w:rPr>
+          <w:rtl/>
+        </w:rPr>
+        <w:t xml:space="preserve"> </w:t>
+      </w:r>
+      <w:r>
+        <w:rPr>
+          <w:rtl/>
+        </w:rPr>
+        <w:t xml:space="preserve">“לצורכו של אדם”</w:t>
+      </w:r>
+      <w:r>
+        <w:rPr>
+          <w:rtl/>
+        </w:rPr>
+        <w:t xml:space="preserve"> </w:t>
+      </w:r>
+      <w:r>
+        <w:rPr>
+          <w:rtl/>
+        </w:rPr>
+        <w:t xml:space="preserve">(היתר מקראי) לבין אכזריות מיותרת.</w:t>
+      </w:r>
+    </w:p>
+    <w:p>
+      <w:pPr>
+        <w:numPr>
+          <w:ilvl w:val="0"/>
+          <w:numId w:val="1037"/>
+        </w:numPr>
+        <w:bidi/>
+      </w:pPr>
+      <w:r>
+        <w:rPr>
+          <w:b/>
+          <w:bCs/>
+          <w:rtl/>
+        </w:rPr>
+        <w:t xml:space="preserve">מניעת מזון ומנוחה:</w:t>
+      </w:r>
+      <w:r>
+        <w:rPr>
+          <w:rtl/>
+        </w:rPr>
+        <w:t xml:space="preserve"> </w:t>
+      </w:r>
+      <w:r>
+        <w:rPr>
+          <w:rtl/>
+        </w:rPr>
+        <w:t xml:space="preserve">התורה מחייבת לתת לבהמה לנוח בשבת ולאכול לפני בעליה. במערכות אוטומטיות מודרניות, לעיתים המנגנון הזה נשחק. הספר יחזיר את המיקוד ברווחת בעלי החיים כחלק בלתי נפרד מהמצוות התלויות בחי.</w:t>
+      </w:r>
+    </w:p>
+    <w:p>
+      <w:r>
+        <w:pict>
+          <v:rect style="width:0;height:1.5pt" o:hralign="center" o:hrstd="t" o:hr="t"/>
+        </w:pict>
+      </w:r>
+    </w:p>
+    <w:bookmarkEnd w:id="78"/>
+    <w:bookmarkStart w:id="79" w:name="המתודולוגיה-המוצעת-לספר-2"/>
+    <w:p>
+      <w:pPr>
+        <w:pStyle w:val="Heading3"/>
+        <w:bidi/>
+      </w:pPr>
+      <w:r>
+        <w:rPr>
+          <w:rtl/>
+        </w:rPr>
+        <w:t xml:space="preserve">13.0.3 המתודולוגיה המוצעת לספר</w:t>
+      </w:r>
+    </w:p>
+    <w:p>
+      <w:pPr>
+        <w:bidi/>
+      </w:pPr>
+      <w:r>
+        <w:rPr>
+          <w:rtl/>
+        </w:rPr>
+        <w:t xml:space="preserve">במסגרת הבחינה המחודשת, נפעיל את עקרון</w:t>
+      </w:r>
+      <w:r>
+        <w:rPr>
+          <w:rtl/>
+        </w:rPr>
+        <w:t xml:space="preserve"> </w:t>
+      </w:r>
+      <w:r>
+        <w:rPr>
+          <w:b/>
+          <w:bCs/>
+          <w:rtl/>
+        </w:rPr>
+        <w:t xml:space="preserve">“הכשרות הכוללת”</w:t>
+      </w:r>
+      <w:r>
+        <w:rPr>
+          <w:rtl/>
+        </w:rPr>
+        <w:t xml:space="preserve">:</w:t>
+      </w:r>
+    </w:p>
+    <w:p>
+      <w:pPr>
+        <w:pStyle w:val="Compact"/>
+        <w:numPr>
+          <w:ilvl w:val="0"/>
+          <w:numId w:val="1038"/>
+        </w:numPr>
+        <w:bidi/>
+      </w:pPr>
+      <w:r>
+        <w:rPr>
+          <w:b/>
+          <w:bCs/>
+          <w:rtl/>
+        </w:rPr>
+        <w:t xml:space="preserve">הרחבת מושג ה’טרפה’:</w:t>
+      </w:r>
+      <w:r>
+        <w:rPr>
+          <w:rtl/>
+        </w:rPr>
+        <w:t xml:space="preserve"> </w:t>
+      </w:r>
+      <w:r>
+        <w:rPr>
+          <w:rtl/>
+        </w:rPr>
+        <w:t xml:space="preserve">מעבר למומים הפיזיים של חז”ל, נבחן האם פגיעה נפשית או גופנית כרונית כתוצאה מגידול לא ראוי צריכה להטריף את הבהמה.</w:t>
+      </w:r>
+    </w:p>
+    <w:p>
+      <w:pPr>
+        <w:pStyle w:val="Compact"/>
+        <w:numPr>
+          <w:ilvl w:val="0"/>
+          <w:numId w:val="1038"/>
+        </w:numPr>
+        <w:bidi/>
+      </w:pPr>
+      <w:r>
+        <w:rPr>
+          <w:b/>
+          <w:bCs/>
+          <w:rtl/>
+        </w:rPr>
+        <w:t xml:space="preserve">עדיפות לחקלאות אורגנית/מסורתית:</w:t>
+      </w:r>
+      <w:r>
+        <w:rPr>
+          <w:rtl/>
+        </w:rPr>
+        <w:t xml:space="preserve"> </w:t>
+      </w:r>
+      <w:r>
+        <w:rPr>
+          <w:rtl/>
+        </w:rPr>
+        <w:t xml:space="preserve">הספר יעודד צריכה של מוצרים מן החי שמקורם בחוות שבהן נשמרים עקרונות צער בעלי חיים, מתוך תפיסה שזהו</w:t>
+      </w:r>
+      <w:r>
+        <w:rPr>
+          <w:rtl/>
+        </w:rPr>
+        <w:t xml:space="preserve"> </w:t>
+      </w:r>
+      <w:r>
+        <w:rPr>
+          <w:rtl/>
+        </w:rPr>
+        <w:t xml:space="preserve">“הידור מצווה”</w:t>
+      </w:r>
+      <w:r>
+        <w:rPr>
+          <w:rtl/>
+        </w:rPr>
+        <w:t xml:space="preserve"> </w:t>
+      </w:r>
+      <w:r>
+        <w:rPr>
+          <w:rtl/>
+        </w:rPr>
+        <w:t xml:space="preserve">מהותי ולא רק בחירה צרכנית.</w:t>
+      </w:r>
+    </w:p>
+    <w:p>
+      <w:pPr>
+        <w:pStyle w:val="Compact"/>
+        <w:numPr>
+          <w:ilvl w:val="0"/>
+          <w:numId w:val="1038"/>
+        </w:numPr>
+        <w:bidi/>
+      </w:pPr>
+      <w:r>
+        <w:rPr>
+          <w:b/>
+          <w:bCs/>
+          <w:rtl/>
+        </w:rPr>
+        <w:t xml:space="preserve">אימוץ תחליפים טכנולוגיים:</w:t>
+      </w:r>
+      <w:r>
+        <w:rPr>
+          <w:rtl/>
+        </w:rPr>
+        <w:t xml:space="preserve"> </w:t>
+      </w:r>
+      <w:r>
+        <w:rPr>
+          <w:rtl/>
+        </w:rPr>
+        <w:t xml:space="preserve">ככל שהמדע מאפשר (בשר מתורבת, תחליפים), הספר יבחן האם ישנה חובה מוסרית-הלכתית להעדיף אותם כדי לצמצם את היקף השחיטה העולמי.</w:t>
+      </w:r>
+    </w:p>
+    <w:p>
+      <w:r>
+        <w:pict>
+          <v:rect style="width:0;height:1.5pt" o:hralign="center" o:hrstd="t" o:hr="t"/>
+        </w:pict>
+      </w:r>
+    </w:p>
+    <w:bookmarkEnd w:id="79"/>
+    <w:bookmarkStart w:id="80" w:name="חשיבות-הבחינה-לספר-2"/>
+    <w:p>
+      <w:pPr>
+        <w:pStyle w:val="Heading3"/>
+        <w:bidi/>
+      </w:pPr>
+      <w:r>
+        <w:rPr>
+          <w:rtl/>
+        </w:rPr>
+        <w:t xml:space="preserve">13.0.4 חשיבות הבחינה לספר</w:t>
+      </w:r>
+    </w:p>
+    <w:p>
+      <w:pPr>
+        <w:bidi/>
+      </w:pPr>
+      <w:r>
+        <w:rPr>
+          <w:rtl/>
+        </w:rPr>
+        <w:t xml:space="preserve">אם ההלכה מתיימרת לייצג מוסר אלוהי, היא אינה יכולה לעצום עין מול תעשיות של סבל במימדי ענק.</w:t>
+      </w:r>
+      <w:r>
+        <w:rPr>
+          <w:rtl/>
+        </w:rPr>
+        <w:t xml:space="preserve"> </w:t>
+      </w:r>
+      <w:r>
+        <w:rPr>
+          <w:rtl/>
+        </w:rPr>
+        <w:t xml:space="preserve">“שולחן ערוך”</w:t>
+      </w:r>
+      <w:r>
+        <w:rPr>
+          <w:rtl/>
+        </w:rPr>
+        <w:t xml:space="preserve"> </w:t>
+      </w:r>
+      <w:r>
+        <w:rPr>
+          <w:rtl/>
+        </w:rPr>
+        <w:t xml:space="preserve">חדש חייב להבטיח שהאוכל המוגש עליו אינו ספוג בכאב שאינו הכרחי. זוהי שיבה לרגישות המקראית המקורית, שראתה בבעלי החיים יצורים החוסים תחת רחמיו של האל (</w:t>
+      </w:r>
+      <w:r>
+        <w:rPr>
+          <w:rtl/>
+        </w:rPr>
+        <w:t xml:space="preserve">“ורחמיו על כל מעשיו”</w:t>
+      </w:r>
+      <w:r>
+        <w:rPr>
+          <w:rtl/>
+        </w:rPr>
+        <w:t xml:space="preserve">).</w:t>
+      </w:r>
+    </w:p>
+    <w:p>
+      <w:r>
+        <w:pict>
+          <v:rect style="width:0;height:1.5pt" o:hralign="center" o:hrstd="t" o:hr="t"/>
+        </w:pict>
+      </w:r>
+    </w:p>
+    <w:bookmarkEnd w:id="80"/>
+    <w:bookmarkEnd w:id="81"/>
+    <w:bookmarkStart w:id="86" w:name="עקרון-רעיוני-4-מעמד-האישה-ושוויון-מהותי"/>
+    <w:p>
+      <w:pPr>
+        <w:pStyle w:val="Heading1"/>
+        <w:bidi/>
+      </w:pPr>
+      <w:r>
+        <w:rPr>
+          <w:rtl/>
+        </w:rPr>
+        <w:t xml:space="preserve">14. עקרון רעיוני 4: מעמד האישה ושוויון מהותי</w:t>
+      </w:r>
+    </w:p>
+    <w:p>
+      <w:r>
+        <w:pict>
+          <v:rect style="width:0;height:1.5pt" o:hralign="center" o:hrstd="t" o:hr="t"/>
+        </w:pict>
+      </w:r>
+    </w:p>
+    <w:bookmarkStart w:id="82" w:name="סקירה-ותמצית-3"/>
+    <w:p>
+      <w:pPr>
+        <w:pStyle w:val="Heading3"/>
+        <w:bidi/>
+      </w:pPr>
+      <w:r>
+        <w:rPr>
+          <w:rtl/>
+        </w:rPr>
+        <w:t xml:space="preserve">14.0.1 סקירה ותמצית</w:t>
+      </w:r>
+    </w:p>
+    <w:p>
+      <w:pPr>
+        <w:bidi/>
+      </w:pPr>
+      <w:r>
+        <w:rPr>
+          <w:rtl/>
+        </w:rPr>
+        <w:t xml:space="preserve">המבנה המשפטי והחברתי של ההלכה הקלאסית התעצב במציאות פטריארכלית, שבה נשים לא נחשבו לישות משפטית עצמאית ברוב התחומים (ירושה, עדות, קידושין). בעולם המודרני, שבו נשים הן חלק בלתי נפרד מהמרחב האינטלקטואלי, הכלכלי והמנהיגותי, הפער בין מעמדה הריאלי של האישה לבין מעמדה ההלכתי הפך לנקודת שבר. בחינה זו באה לבחון אילו הבחנות מגדריות הן</w:t>
+      </w:r>
+      <w:r>
+        <w:rPr>
+          <w:rtl/>
+        </w:rPr>
+        <w:t xml:space="preserve"> </w:t>
+      </w:r>
+      <w:r>
+        <w:rPr>
+          <w:b/>
+          <w:bCs/>
+          <w:rtl/>
+        </w:rPr>
+        <w:t xml:space="preserve">“מהותיות ונצחיות”</w:t>
+      </w:r>
+      <w:r>
+        <w:rPr>
+          <w:rtl/>
+        </w:rPr>
+        <w:t xml:space="preserve"> </w:t>
+      </w:r>
+      <w:r>
+        <w:rPr>
+          <w:rtl/>
+        </w:rPr>
+        <w:t xml:space="preserve">מהתורה, ואילו הן</w:t>
+      </w:r>
+      <w:r>
+        <w:rPr>
+          <w:rtl/>
+        </w:rPr>
+        <w:t xml:space="preserve"> </w:t>
+      </w:r>
+      <w:r>
+        <w:rPr>
+          <w:b/>
+          <w:bCs/>
+          <w:rtl/>
+        </w:rPr>
+        <w:t xml:space="preserve">“תלויות נסיבות חברתיות”</w:t>
+      </w:r>
+      <w:r>
+        <w:rPr>
+          <w:rtl/>
+        </w:rPr>
+        <w:t xml:space="preserve"> </w:t>
+      </w:r>
+      <w:r>
+        <w:rPr>
+          <w:rtl/>
+        </w:rPr>
+        <w:t xml:space="preserve">שדינן להשתנות עם שינוי המציאות.</w:t>
+      </w:r>
+    </w:p>
+    <w:p>
+      <w:r>
+        <w:pict>
+          <v:rect style="width:0;height:1.5pt" o:hralign="center" o:hrstd="t" o:hr="t"/>
+        </w:pict>
+      </w:r>
+    </w:p>
+    <w:bookmarkEnd w:id="82"/>
+    <w:bookmarkStart w:id="83" w:name="נקודות-החיכוך-המרכזיות-3"/>
+    <w:p>
+      <w:pPr>
+        <w:pStyle w:val="Heading3"/>
+        <w:bidi/>
+      </w:pPr>
+      <w:r>
+        <w:rPr>
+          <w:rtl/>
+        </w:rPr>
+        <w:t xml:space="preserve">14.0.2 נקודות החיכוך המרכזיות</w:t>
+      </w:r>
+    </w:p>
+    <w:p>
+      <w:pPr>
+        <w:numPr>
+          <w:ilvl w:val="0"/>
+          <w:numId w:val="1039"/>
+        </w:numPr>
+        <w:bidi/>
+      </w:pPr>
+      <w:r>
+        <w:rPr>
+          <w:b/>
+          <w:bCs/>
+          <w:rtl/>
+        </w:rPr>
+        <w:t xml:space="preserve">מעמד האישה בטקסי המעבר (קידושין וגירושין):</w:t>
+      </w:r>
+      <w:r>
+        <w:rPr>
+          <w:rtl/>
+        </w:rPr>
+        <w:t xml:space="preserve"> </w:t>
+      </w:r>
+      <w:r>
+        <w:rPr>
+          <w:rtl/>
+        </w:rPr>
+        <w:t xml:space="preserve">התפיסה שבה הגבר</w:t>
+      </w:r>
+      <w:r>
+        <w:rPr>
+          <w:rtl/>
+        </w:rPr>
+        <w:t xml:space="preserve"> </w:t>
+      </w:r>
+      <w:r>
+        <w:rPr>
+          <w:rtl/>
+        </w:rPr>
+        <w:t xml:space="preserve">“קונה”</w:t>
+      </w:r>
+      <w:r>
+        <w:rPr>
+          <w:rtl/>
+        </w:rPr>
+        <w:t xml:space="preserve"> </w:t>
+      </w:r>
+      <w:r>
+        <w:rPr>
+          <w:rtl/>
+        </w:rPr>
+        <w:t xml:space="preserve">את האישה או</w:t>
+      </w:r>
+      <w:r>
+        <w:rPr>
+          <w:rtl/>
+        </w:rPr>
+        <w:t xml:space="preserve"> </w:t>
+      </w:r>
+      <w:r>
+        <w:rPr>
+          <w:rtl/>
+        </w:rPr>
+        <w:t xml:space="preserve">“משלח”</w:t>
+      </w:r>
+      <w:r>
+        <w:rPr>
+          <w:rtl/>
+        </w:rPr>
+        <w:t xml:space="preserve"> </w:t>
+      </w:r>
+      <w:r>
+        <w:rPr>
+          <w:rtl/>
+        </w:rPr>
+        <w:t xml:space="preserve">אותה באופן חד-צדדי. הבחינה המחודשת תעסוק ביצירת מנגנונים (כמו חוזים מקדימים או הגדרה מחודשת של ה”קניין”) המבטיחים שוויון כוחות והגנה מפני עגינות, תוך היצמדות לרוח התורה של</w:t>
+      </w:r>
+      <w:r>
+        <w:rPr>
+          <w:rtl/>
+        </w:rPr>
+        <w:t xml:space="preserve"> </w:t>
+      </w:r>
+      <w:r>
+        <w:rPr>
+          <w:rtl/>
+        </w:rPr>
+        <w:t xml:space="preserve">“דרכיה דרכי נועם”</w:t>
+      </w:r>
+      <w:r>
+        <w:rPr>
+          <w:rtl/>
+        </w:rPr>
+        <w:t xml:space="preserve">.</w:t>
+      </w:r>
+    </w:p>
+    <w:p>
+      <w:pPr>
+        <w:numPr>
+          <w:ilvl w:val="0"/>
+          <w:numId w:val="1039"/>
+        </w:numPr>
+        <w:bidi/>
+      </w:pPr>
+      <w:r>
+        <w:rPr>
+          <w:b/>
+          <w:bCs/>
+          <w:rtl/>
+        </w:rPr>
+        <w:t xml:space="preserve">נאמנות בעדות ובמשפט:</w:t>
+      </w:r>
+      <w:r>
+        <w:rPr>
+          <w:rtl/>
+        </w:rPr>
+        <w:t xml:space="preserve"> </w:t>
+      </w:r>
+      <w:r>
+        <w:rPr>
+          <w:rtl/>
+        </w:rPr>
+        <w:t xml:space="preserve">פסילת נשים לעדות במקורות נבעה לעיתים מהנחות לגבי מעורבותן בחיים הציבוריים או רגישותן. בעולם שבו אישה יכולה להיות שופטת או מדענית, אין בסיס ענייני לפסילת עדותה. הספר יבחן את השבת הסמכות המשפטית לנשים כעקרון של צדק (</w:t>
+      </w:r>
+      <w:r>
+        <w:rPr>
+          <w:rtl/>
+        </w:rPr>
+        <w:t xml:space="preserve">“צדק צדק תרדוף”</w:t>
+      </w:r>
+      <w:r>
+        <w:rPr>
+          <w:rtl/>
+        </w:rPr>
+        <w:t xml:space="preserve">).</w:t>
+      </w:r>
+    </w:p>
+    <w:p>
+      <w:pPr>
+        <w:numPr>
+          <w:ilvl w:val="0"/>
+          <w:numId w:val="1039"/>
+        </w:numPr>
+        <w:bidi/>
+      </w:pPr>
+      <w:r>
+        <w:rPr>
+          <w:b/>
+          <w:bCs/>
+          <w:rtl/>
+        </w:rPr>
+        <w:t xml:space="preserve">חובת תלמוד תורה ומצוות עשה שהזמן גרמן:</w:t>
+      </w:r>
+      <w:r>
+        <w:rPr>
+          <w:rtl/>
+        </w:rPr>
+        <w:t xml:space="preserve"> </w:t>
+      </w:r>
+      <w:r>
+        <w:rPr>
+          <w:rtl/>
+        </w:rPr>
+        <w:t xml:space="preserve">הפטור ההיסטורי של נשים ממצוות מסוימות (כדי לאפשר להן להתמקד בבית) הפך לעיתים לחסם בפני התפתחות רוחנית. הבחינה תעסוק בהגדרת המצווה כחובה אישית שאינה תלויה במגדר, במיוחד בתחומים של לימוד והנהגה רוחנית.</w:t>
+      </w:r>
+    </w:p>
+    <w:p>
+      <w:pPr>
+        <w:numPr>
+          <w:ilvl w:val="0"/>
+          <w:numId w:val="1039"/>
+        </w:numPr>
+        <w:bidi/>
+      </w:pPr>
+      <w:r>
+        <w:rPr>
+          <w:b/>
+          <w:bCs/>
+          <w:rtl/>
+        </w:rPr>
+        <w:t xml:space="preserve">דיני ירושה ונחלות:</w:t>
+      </w:r>
+      <w:r>
+        <w:rPr>
+          <w:rtl/>
+        </w:rPr>
+        <w:t xml:space="preserve"> </w:t>
+      </w:r>
+      <w:r>
+        <w:rPr>
+          <w:rtl/>
+        </w:rPr>
+        <w:t xml:space="preserve">מציאות שבה בנות לא יורשות את אביהן (כשיש בנים) עומדת בסתירה לצדק הטבעי בימינו. הספר יבחן פתרונות (כמו</w:t>
+      </w:r>
+      <w:r>
+        <w:rPr>
+          <w:rtl/>
+        </w:rPr>
+        <w:t xml:space="preserve"> </w:t>
+      </w:r>
+      <w:r>
+        <w:rPr>
+          <w:rtl/>
+        </w:rPr>
+        <w:t xml:space="preserve">“שטר חצי זכר”</w:t>
+      </w:r>
+      <w:r>
+        <w:rPr>
+          <w:rtl/>
+        </w:rPr>
+        <w:t xml:space="preserve"> </w:t>
+      </w:r>
+      <w:r>
+        <w:rPr>
+          <w:rtl/>
+        </w:rPr>
+        <w:t xml:space="preserve">משודרג או פרשנות מחודשת לפרשת בנות צלפחד) כדי להבטיח שוויון כלכלי בתוך המשפחה.</w:t>
+      </w:r>
+    </w:p>
+    <w:p>
+      <w:r>
+        <w:pict>
+          <v:rect style="width:0;height:1.5pt" o:hralign="center" o:hrstd="t" o:hr="t"/>
+        </w:pict>
+      </w:r>
+    </w:p>
+    <w:bookmarkEnd w:id="83"/>
+    <w:bookmarkStart w:id="84" w:name="המתודולוגיה-המוצעת-לספר-3"/>
+    <w:p>
+      <w:pPr>
+        <w:pStyle w:val="Heading3"/>
+        <w:bidi/>
+      </w:pPr>
+      <w:r>
+        <w:rPr>
+          <w:rtl/>
+        </w:rPr>
+        <w:t xml:space="preserve">14.0.3 המתודולוגיה המוצעת לספר</w:t>
+      </w:r>
+    </w:p>
+    <w:p>
+      <w:pPr>
+        <w:bidi/>
+      </w:pPr>
+      <w:r>
+        <w:rPr>
+          <w:rtl/>
+        </w:rPr>
+        <w:t xml:space="preserve">במסגרת הבחינה המחודשת, נפעיל את עקרון</w:t>
+      </w:r>
+      <w:r>
+        <w:rPr>
+          <w:rtl/>
+        </w:rPr>
+        <w:t xml:space="preserve"> </w:t>
+      </w:r>
+      <w:r>
+        <w:rPr>
+          <w:b/>
+          <w:bCs/>
+          <w:rtl/>
+        </w:rPr>
+        <w:t xml:space="preserve">“כבוד הבריות וצלם אלוהים”</w:t>
+      </w:r>
+      <w:r>
+        <w:rPr>
+          <w:rtl/>
+        </w:rPr>
+        <w:t xml:space="preserve">:</w:t>
+      </w:r>
+    </w:p>
+    <w:p>
+      <w:pPr>
+        <w:pStyle w:val="Compact"/>
+        <w:numPr>
+          <w:ilvl w:val="0"/>
+          <w:numId w:val="1040"/>
+        </w:numPr>
+        <w:bidi/>
+      </w:pPr>
+      <w:r>
+        <w:rPr>
+          <w:b/>
+          <w:bCs/>
+          <w:rtl/>
+        </w:rPr>
+        <w:t xml:space="preserve">ביטול היררכיה שאינה מהותית:</w:t>
+      </w:r>
+      <w:r>
+        <w:rPr>
+          <w:rtl/>
+        </w:rPr>
+        <w:t xml:space="preserve"> </w:t>
+      </w:r>
+      <w:r>
+        <w:rPr>
+          <w:rtl/>
+        </w:rPr>
+        <w:t xml:space="preserve">כל הבחנה מגדרית שאין לה שורש ישיר וברור בתורה שבכתב, ושנוצרה כתוצאה מנורמות חברתיות של ימי קדם, תבוטל לטובת שוויון מלא.</w:t>
+      </w:r>
+    </w:p>
+    <w:p>
+      <w:pPr>
+        <w:pStyle w:val="Compact"/>
+        <w:numPr>
+          <w:ilvl w:val="0"/>
+          <w:numId w:val="1040"/>
+        </w:numPr>
+        <w:bidi/>
+      </w:pPr>
+      <w:r>
+        <w:rPr>
+          <w:b/>
+          <w:bCs/>
+          <w:rtl/>
+        </w:rPr>
+        <w:t xml:space="preserve">הבחנה בין תפקיד לזכות:</w:t>
+      </w:r>
+      <w:r>
+        <w:rPr>
+          <w:rtl/>
+        </w:rPr>
+        <w:t xml:space="preserve"> </w:t>
+      </w:r>
+      <w:r>
+        <w:rPr>
+          <w:rtl/>
+        </w:rPr>
+        <w:t xml:space="preserve">נכיר בכך שישנם הבדלים ביולוגיים או תפקודיים מסוימים (כמו הולדה), אך לא ניתן להשתמש בהם כבסיס לשלילת זכויות משפטיות או רוחניות.</w:t>
+      </w:r>
+    </w:p>
+    <w:p>
+      <w:pPr>
+        <w:pStyle w:val="Compact"/>
+        <w:numPr>
+          <w:ilvl w:val="0"/>
+          <w:numId w:val="1040"/>
+        </w:numPr>
+        <w:bidi/>
+      </w:pPr>
+      <w:r>
+        <w:rPr>
+          <w:b/>
+          <w:bCs/>
+          <w:rtl/>
+        </w:rPr>
+        <w:t xml:space="preserve">פרשנות יוצרת למקורות:</w:t>
+      </w:r>
+      <w:r>
+        <w:rPr>
+          <w:rtl/>
+        </w:rPr>
+        <w:t xml:space="preserve"> </w:t>
+      </w:r>
+      <w:r>
+        <w:rPr>
+          <w:rtl/>
+        </w:rPr>
+        <w:t xml:space="preserve">נחפש את הקולות המקראיים (כמו דבורה הנביאה או בנות צלפחד) המהווים תקדים לנשיות עוצמתית ועצמאית, ונהפוך אותם מהחריג אל הכלל.</w:t>
+      </w:r>
+    </w:p>
+    <w:p>
+      <w:r>
+        <w:pict>
+          <v:rect style="width:0;height:1.5pt" o:hralign="center" o:hrstd="t" o:hr="t"/>
+        </w:pict>
+      </w:r>
+    </w:p>
+    <w:bookmarkEnd w:id="84"/>
+    <w:bookmarkStart w:id="85" w:name="חשיבות-הבחינה-לספר-3"/>
+    <w:p>
+      <w:pPr>
+        <w:pStyle w:val="Heading3"/>
+        <w:bidi/>
+      </w:pPr>
+      <w:r>
+        <w:rPr>
+          <w:rtl/>
+        </w:rPr>
+        <w:t xml:space="preserve">14.0.4 חשיבות הבחינה לספר</w:t>
+      </w:r>
+    </w:p>
+    <w:p>
+      <w:pPr>
+        <w:bidi/>
+      </w:pPr>
+      <w:r>
+        <w:rPr>
+          <w:rtl/>
+        </w:rPr>
+        <w:t xml:space="preserve">אם התורה אמורה להיות</w:t>
+      </w:r>
+      <w:r>
+        <w:rPr>
+          <w:rtl/>
+        </w:rPr>
+        <w:t xml:space="preserve"> </w:t>
+      </w:r>
+      <w:r>
+        <w:rPr>
+          <w:rtl/>
+        </w:rPr>
+        <w:t xml:space="preserve">“תורת חיים”</w:t>
+      </w:r>
+      <w:r>
+        <w:rPr>
+          <w:rtl/>
+        </w:rPr>
+        <w:t xml:space="preserve">, היא אינה יכולה להותיר מחצית מהאנושות במעמד נחות.</w:t>
+      </w:r>
+      <w:r>
+        <w:rPr>
+          <w:rtl/>
+        </w:rPr>
+        <w:t xml:space="preserve"> </w:t>
+      </w:r>
+      <w:r>
+        <w:rPr>
+          <w:rtl/>
+        </w:rPr>
+        <w:t xml:space="preserve">“מניפסט של הציבור עבור הציבור”</w:t>
+      </w:r>
+      <w:r>
+        <w:rPr>
+          <w:rtl/>
+        </w:rPr>
+        <w:t xml:space="preserve"> </w:t>
+      </w:r>
+      <w:r>
+        <w:rPr>
+          <w:rtl/>
+        </w:rPr>
+        <w:t xml:space="preserve">חייב לכלול את הנשים כשותפות מלאות ליצירה ולפסיקה. החזרת האיזון המגדרי היא לא רק תיקון חברתי, אלא הכרח דתי כדי לגלות פנים חדשות בתורה שטרם נחשפו בשל הצמצום הפטריארכלי.</w:t>
+      </w:r>
+    </w:p>
+    <w:p>
+      <w:r>
+        <w:pict>
+          <v:rect style="width:0;height:1.5pt" o:hralign="center" o:hrstd="t" o:hr="t"/>
+        </w:pict>
+      </w:r>
+    </w:p>
+    <w:bookmarkEnd w:id="85"/>
+    <w:bookmarkEnd w:id="86"/>
+    <w:bookmarkStart w:id="91" w:name="Xc7a89c416e9fc0abaa4ec464758432e453404a9"/>
+    <w:p>
+      <w:pPr>
+        <w:pStyle w:val="Heading1"/>
+        <w:bidi/>
+      </w:pPr>
+      <w:r>
+        <w:rPr>
+          <w:rtl/>
+        </w:rPr>
+        <w:t xml:space="preserve">15. עקרון רעיוני 5: הטכנולוגיה כ”מלאכה” (הגדרת היצירה מחדש)</w:t>
+      </w:r>
+    </w:p>
+    <w:p>
+      <w:r>
+        <w:pict>
+          <v:rect style="width:0;height:1.5pt" o:hralign="center" o:hrstd="t" o:hr="t"/>
+        </w:pict>
+      </w:r>
+    </w:p>
+    <w:bookmarkStart w:id="87" w:name="סקירה-ותמצית-4"/>
+    <w:p>
+      <w:pPr>
+        <w:pStyle w:val="Heading3"/>
+        <w:bidi/>
+      </w:pPr>
+      <w:r>
+        <w:rPr>
+          <w:rtl/>
+        </w:rPr>
+        <w:t xml:space="preserve">15.0.1 סקירה ותמצית</w:t>
+      </w:r>
+    </w:p>
+    <w:p>
+      <w:pPr>
+        <w:bidi/>
+      </w:pPr>
+      <w:r>
+        <w:rPr>
+          <w:rtl/>
+        </w:rPr>
+        <w:t xml:space="preserve">הגדרת ה”מלאכה” בשבת מבוססת על ל”ט (39) אבות מלאכה שהיו נחוצים לבניית המשכן במדבר. מדובר בפעולות פיזיות מובהקות (חרישה, זריעה, אריגה, בנייה). בעידן המודרני, רוב הפעילות האנושית הועתקה מהמרחב הפיזי למרחב הדיגיטלי והאלקטרוני. בחינה זו באה לשאול: האם סגירת מעגל חשמלי, לחיצה על מסך מגע או פקודה קולית לבינה מלאכותית נחשבות</w:t>
+      </w:r>
+      <w:r>
+        <w:rPr>
+          <w:rtl/>
+        </w:rPr>
+        <w:t xml:space="preserve"> </w:t>
+      </w:r>
+      <w:r>
+        <w:rPr>
+          <w:rtl/>
+        </w:rPr>
+        <w:t xml:space="preserve">“מלאכה”</w:t>
+      </w:r>
+      <w:r>
+        <w:rPr>
+          <w:rtl/>
+        </w:rPr>
+        <w:t xml:space="preserve"> </w:t>
+      </w:r>
+      <w:r>
+        <w:rPr>
+          <w:rtl/>
+        </w:rPr>
+        <w:t xml:space="preserve">בגלל התוצאה שלהן, או שהן פעולות ניטרליות שאינן דומות למאמץ הפיזי של המשכן?</w:t>
+      </w:r>
+    </w:p>
+    <w:p>
+      <w:r>
+        <w:pict>
+          <v:rect style="width:0;height:1.5pt" o:hralign="center" o:hrstd="t" o:hr="t"/>
+        </w:pict>
+      </w:r>
+    </w:p>
+    <w:bookmarkEnd w:id="87"/>
+    <w:bookmarkStart w:id="88" w:name="נקודות-החיכוך-המרכזיות-4"/>
+    <w:p>
+      <w:pPr>
+        <w:pStyle w:val="Heading3"/>
+        <w:bidi/>
+      </w:pPr>
+      <w:r>
+        <w:rPr>
+          <w:rtl/>
+        </w:rPr>
+        <w:t xml:space="preserve">15.0.2 נקודות החיכוך המרכזיות</w:t>
+      </w:r>
+    </w:p>
+    <w:p>
+      <w:pPr>
+        <w:numPr>
+          <w:ilvl w:val="0"/>
+          <w:numId w:val="1041"/>
+        </w:numPr>
+        <w:bidi/>
+      </w:pPr>
+      <w:r>
+        <w:rPr>
+          <w:b/>
+          <w:bCs/>
+          <w:rtl/>
+        </w:rPr>
+        <w:t xml:space="preserve">החשמל כ”אש” או כ”בונה”:</w:t>
+      </w:r>
+      <w:r>
+        <w:rPr>
+          <w:rtl/>
+        </w:rPr>
+        <w:t xml:space="preserve"> </w:t>
+      </w:r>
+      <w:r>
+        <w:rPr>
+          <w:rtl/>
+        </w:rPr>
+        <w:t xml:space="preserve">הפסיקה הקלאסית ניסתה להכניס את החשמל תחת איסורי</w:t>
+      </w:r>
+      <w:r>
+        <w:rPr>
+          <w:rtl/>
+        </w:rPr>
+        <w:t xml:space="preserve"> </w:t>
+      </w:r>
+      <w:r>
+        <w:rPr>
+          <w:rtl/>
+        </w:rPr>
+        <w:t xml:space="preserve">“מבעיר”</w:t>
+      </w:r>
+      <w:r>
+        <w:rPr>
+          <w:rtl/>
+        </w:rPr>
+        <w:t xml:space="preserve"> </w:t>
+      </w:r>
+      <w:r>
+        <w:rPr>
+          <w:rtl/>
+        </w:rPr>
+        <w:t xml:space="preserve">(בגלל חוט הלהט) או</w:t>
+      </w:r>
+      <w:r>
+        <w:rPr>
+          <w:rtl/>
+        </w:rPr>
+        <w:t xml:space="preserve"> </w:t>
+      </w:r>
+      <w:r>
+        <w:rPr>
+          <w:rtl/>
+        </w:rPr>
+        <w:t xml:space="preserve">“בונה”</w:t>
+      </w:r>
+      <w:r>
+        <w:rPr>
+          <w:rtl/>
+        </w:rPr>
+        <w:t xml:space="preserve"> </w:t>
+      </w:r>
+      <w:r>
+        <w:rPr>
+          <w:rtl/>
+        </w:rPr>
+        <w:t xml:space="preserve">(סגירת מעגל). בעולם של נורות LED ומעבדים זעירים, הטיעונים הללו נחלשים. עלינו להגדיר האם זרם אלקטרונים הוא</w:t>
+      </w:r>
+      <w:r>
+        <w:rPr>
+          <w:rtl/>
+        </w:rPr>
+        <w:t xml:space="preserve"> </w:t>
+      </w:r>
+      <w:r>
+        <w:rPr>
+          <w:rtl/>
+        </w:rPr>
+        <w:t xml:space="preserve">“חומר”</w:t>
+      </w:r>
+      <w:r>
+        <w:rPr>
+          <w:rtl/>
+        </w:rPr>
+        <w:t xml:space="preserve"> </w:t>
+      </w:r>
+      <w:r>
+        <w:rPr>
+          <w:rtl/>
+        </w:rPr>
+        <w:t xml:space="preserve">שהלכה חלה עליו, או כוח טבע שניתן לרתום אותו ללא איסור.</w:t>
+      </w:r>
+    </w:p>
+    <w:p>
+      <w:pPr>
+        <w:numPr>
+          <w:ilvl w:val="0"/>
+          <w:numId w:val="1041"/>
+        </w:numPr>
+        <w:bidi/>
+      </w:pPr>
+      <w:r>
+        <w:rPr>
+          <w:b/>
+          <w:bCs/>
+          <w:rtl/>
+        </w:rPr>
+        <w:t xml:space="preserve">מסכי מגע וכתיבה דיגיטלית:</w:t>
+      </w:r>
+      <w:r>
+        <w:rPr>
+          <w:rtl/>
+        </w:rPr>
+        <w:t xml:space="preserve"> </w:t>
+      </w:r>
+      <w:r>
+        <w:rPr>
+          <w:rtl/>
+        </w:rPr>
+        <w:t xml:space="preserve">האם הקלדה על מקלדת או הופעת פיקסלים על מסך נחשבות למלאכת</w:t>
+      </w:r>
+      <w:r>
+        <w:rPr>
+          <w:rtl/>
+        </w:rPr>
+        <w:t xml:space="preserve"> </w:t>
+      </w:r>
+      <w:r>
+        <w:rPr>
+          <w:rtl/>
+        </w:rPr>
+        <w:t xml:space="preserve">“כותב”</w:t>
+      </w:r>
+      <w:r>
+        <w:rPr>
+          <w:rtl/>
+        </w:rPr>
+        <w:t xml:space="preserve">? מבחינה פיזיקלית, דבר לא נחקק או נכתב באופן קבוע. מנגד, התוצאה היא יצירת מידע. הבחינה תעסוק בשאלה האם</w:t>
+      </w:r>
+      <w:r>
+        <w:rPr>
+          <w:rtl/>
+        </w:rPr>
+        <w:t xml:space="preserve"> </w:t>
+      </w:r>
+      <w:r>
+        <w:rPr>
+          <w:rtl/>
+        </w:rPr>
+        <w:t xml:space="preserve">“מלאכת מחשבת”</w:t>
+      </w:r>
+      <w:r>
+        <w:rPr>
+          <w:rtl/>
+        </w:rPr>
+        <w:t xml:space="preserve"> </w:t>
+      </w:r>
+      <w:r>
+        <w:rPr>
+          <w:rtl/>
+        </w:rPr>
+        <w:t xml:space="preserve">נמדדת לפי ה</w:t>
+      </w:r>
+      <w:r>
+        <w:rPr>
+          <w:b/>
+          <w:bCs/>
+          <w:rtl/>
+        </w:rPr>
+        <w:t xml:space="preserve">פעולה</w:t>
+      </w:r>
+      <w:r>
+        <w:rPr>
+          <w:rtl/>
+        </w:rPr>
+        <w:t xml:space="preserve"> </w:t>
+      </w:r>
+      <w:r>
+        <w:rPr>
+          <w:rtl/>
+        </w:rPr>
+        <w:t xml:space="preserve">(חקיקה בחומר) או לפי ה</w:t>
+      </w:r>
+      <w:r>
+        <w:rPr>
+          <w:b/>
+          <w:bCs/>
+          <w:rtl/>
+        </w:rPr>
+        <w:t xml:space="preserve">פונקציה</w:t>
+      </w:r>
+      <w:r>
+        <w:rPr>
+          <w:rtl/>
+        </w:rPr>
+        <w:t xml:space="preserve"> </w:t>
+      </w:r>
+      <w:r>
+        <w:rPr>
+          <w:rtl/>
+        </w:rPr>
+        <w:t xml:space="preserve">(יצירת תוכן).</w:t>
+      </w:r>
+    </w:p>
+    <w:p>
+      <w:pPr>
+        <w:numPr>
+          <w:ilvl w:val="0"/>
+          <w:numId w:val="1041"/>
+        </w:numPr>
+        <w:bidi/>
+      </w:pPr>
+      <w:r>
+        <w:rPr>
+          <w:b/>
+          <w:bCs/>
+          <w:rtl/>
+        </w:rPr>
+        <w:t xml:space="preserve">אוטומציה ובינה מלאכותית (AI):</w:t>
+      </w:r>
+      <w:r>
+        <w:rPr>
+          <w:rtl/>
+        </w:rPr>
+        <w:t xml:space="preserve"> </w:t>
+      </w:r>
+      <w:r>
+        <w:rPr>
+          <w:rtl/>
+        </w:rPr>
+        <w:t xml:space="preserve">מערכות שפועלות מעצמן בשבת (בתים חכמים, עוזרות קוליות). האם ה”שביתה” היא של האדם בלבד, או שגם הכלים שלו חייבים לשבות? היכן עובר הגבול בין</w:t>
+      </w:r>
+      <w:r>
+        <w:rPr>
+          <w:rtl/>
+        </w:rPr>
+        <w:t xml:space="preserve"> </w:t>
+      </w:r>
+      <w:r>
+        <w:rPr>
+          <w:rtl/>
+        </w:rPr>
+        <w:t xml:space="preserve">“מלאכה הנעשית מאליה”</w:t>
+      </w:r>
+      <w:r>
+        <w:rPr>
+          <w:rtl/>
+        </w:rPr>
+        <w:t xml:space="preserve"> </w:t>
+      </w:r>
+      <w:r>
+        <w:rPr>
+          <w:rtl/>
+        </w:rPr>
+        <w:t xml:space="preserve">לבין הפעלה עקיפה על ידי האדם?</w:t>
+      </w:r>
+    </w:p>
+    <w:p>
+      <w:pPr>
+        <w:numPr>
+          <w:ilvl w:val="0"/>
+          <w:numId w:val="1041"/>
+        </w:numPr>
+        <w:bidi/>
+      </w:pPr>
+      <w:r>
+        <w:rPr>
+          <w:b/>
+          <w:bCs/>
+          <w:rtl/>
+        </w:rPr>
+        <w:t xml:space="preserve">השימוש בטכנולוגיה ככלי ל”מנוחת שבת”:</w:t>
+      </w:r>
+      <w:r>
+        <w:rPr>
+          <w:rtl/>
+        </w:rPr>
+        <w:t xml:space="preserve"> </w:t>
+      </w:r>
+      <w:r>
+        <w:rPr>
+          <w:rtl/>
+        </w:rPr>
+        <w:t xml:space="preserve">האם מכשירים טכנולוגיים המפחיתים מאמץ (כמו מעלית שבת או רכב אוטונומי) מסייעים לעונג שבת ומנוחה, או שהם מחללים את</w:t>
+      </w:r>
+      <w:r>
+        <w:rPr>
+          <w:rtl/>
+        </w:rPr>
+        <w:t xml:space="preserve"> </w:t>
+      </w:r>
+      <w:r>
+        <w:rPr>
+          <w:rtl/>
+        </w:rPr>
+        <w:t xml:space="preserve">“אווירת השבת”</w:t>
+      </w:r>
+      <w:r>
+        <w:rPr>
+          <w:rtl/>
+        </w:rPr>
+        <w:t xml:space="preserve">?</w:t>
+      </w:r>
+    </w:p>
+    <w:p>
+      <w:r>
+        <w:pict>
+          <v:rect style="width:0;height:1.5pt" o:hralign="center" o:hrstd="t" o:hr="t"/>
+        </w:pict>
+      </w:r>
+    </w:p>
+    <w:bookmarkEnd w:id="88"/>
+    <w:bookmarkStart w:id="89" w:name="המתודולוגיה-המוצעת-לספר-4"/>
+    <w:p>
+      <w:pPr>
+        <w:pStyle w:val="Heading3"/>
+        <w:bidi/>
+      </w:pPr>
+      <w:r>
+        <w:rPr>
+          <w:rtl/>
+        </w:rPr>
+        <w:t xml:space="preserve">15.0.3 המתודולוגיה המוצעת לספר</w:t>
+      </w:r>
+    </w:p>
+    <w:p>
+      <w:pPr>
+        <w:bidi/>
+      </w:pPr>
+      <w:r>
+        <w:rPr>
+          <w:rtl/>
+        </w:rPr>
+        <w:t xml:space="preserve">במסגרת הבחינה המחודשת, נפעיל את עקרון</w:t>
+      </w:r>
+      <w:r>
+        <w:rPr>
+          <w:rtl/>
+        </w:rPr>
+        <w:t xml:space="preserve"> </w:t>
+      </w:r>
+      <w:r>
+        <w:rPr>
+          <w:b/>
+          <w:bCs/>
+          <w:rtl/>
+        </w:rPr>
+        <w:t xml:space="preserve">“המהות מול הטכניקה”</w:t>
+      </w:r>
+      <w:r>
+        <w:rPr>
+          <w:rtl/>
+        </w:rPr>
+        <w:t xml:space="preserve">:</w:t>
+      </w:r>
+    </w:p>
+    <w:p>
+      <w:pPr>
+        <w:pStyle w:val="Compact"/>
+        <w:numPr>
+          <w:ilvl w:val="0"/>
+          <w:numId w:val="1042"/>
+        </w:numPr>
+        <w:bidi/>
+      </w:pPr>
+      <w:r>
+        <w:rPr>
+          <w:b/>
+          <w:bCs/>
+          <w:rtl/>
+        </w:rPr>
+        <w:t xml:space="preserve">הגדרת</w:t>
+      </w:r>
+      <w:r>
+        <w:rPr>
+          <w:b/>
+          <w:bCs/>
+          <w:rtl/>
+        </w:rPr>
+        <w:t xml:space="preserve"> </w:t>
+      </w:r>
+      <w:r>
+        <w:rPr>
+          <w:b/>
+          <w:bCs/>
+          <w:rtl/>
+        </w:rPr>
+        <w:t xml:space="preserve">‘מלאכת מחשבת’</w:t>
+      </w:r>
+      <w:r>
+        <w:rPr>
+          <w:b/>
+          <w:bCs/>
+          <w:rtl/>
+        </w:rPr>
+        <w:t xml:space="preserve"> </w:t>
+      </w:r>
+      <w:r>
+        <w:rPr>
+          <w:b/>
+          <w:bCs/>
+          <w:rtl/>
+        </w:rPr>
+        <w:t xml:space="preserve">מודרנית:</w:t>
+      </w:r>
+      <w:r>
+        <w:rPr>
+          <w:rtl/>
+        </w:rPr>
+        <w:t xml:space="preserve"> </w:t>
+      </w:r>
+      <w:r>
+        <w:rPr>
+          <w:rtl/>
+        </w:rPr>
+        <w:t xml:space="preserve">נשאל האם הפעולה הטכנולוגית מייצרת שינוי קבוע ומהותי בחומר. אם הפעולה היא הפיכה לחלוטין וחסרת מאמץ פיזי (כמו שינוי מצב של טרנזיסטור), נטה להגדיר אותה כ”שבות” (דרבנן) או כהיתר, כדי לפנות מקום למהות השביתה.</w:t>
+      </w:r>
+    </w:p>
+    <w:p>
+      <w:pPr>
+        <w:pStyle w:val="Compact"/>
+        <w:numPr>
+          <w:ilvl w:val="0"/>
+          <w:numId w:val="1042"/>
+        </w:numPr>
+        <w:bidi/>
+      </w:pPr>
+      <w:r>
+        <w:rPr>
+          <w:b/>
+          <w:bCs/>
+          <w:rtl/>
+        </w:rPr>
+        <w:t xml:space="preserve">חזרה למשמעות המקורית של</w:t>
+      </w:r>
+      <w:r>
+        <w:rPr>
+          <w:b/>
+          <w:bCs/>
+          <w:rtl/>
+        </w:rPr>
+        <w:t xml:space="preserve"> </w:t>
+      </w:r>
+      <w:r>
+        <w:rPr>
+          <w:b/>
+          <w:bCs/>
+          <w:rtl/>
+        </w:rPr>
+        <w:t xml:space="preserve">‘שביתה’</w:t>
+      </w:r>
+      <w:r>
+        <w:rPr>
+          <w:b/>
+          <w:bCs/>
+          <w:rtl/>
+        </w:rPr>
+        <w:t xml:space="preserve">:</w:t>
+      </w:r>
+      <w:r>
+        <w:rPr>
+          <w:rtl/>
+        </w:rPr>
+        <w:t xml:space="preserve"> </w:t>
+      </w:r>
+      <w:r>
+        <w:rPr>
+          <w:rtl/>
+        </w:rPr>
+        <w:t xml:space="preserve">במקום להתמקד ב”מה אסור ללחוץ”, נתמקד ב”מה יוצר עבודה”. שבת צריכה להיות יום של ניתוק מהייצור הכלכלי והתעשייתי. שימוש בטכנולוגיה לצורכי פנאי, לימוד או רווחה אישית עשוי להיבחן בעין מקלה יותר מאשר שימוש לצורכי עבודה.</w:t>
+      </w:r>
+    </w:p>
+    <w:p>
+      <w:pPr>
+        <w:pStyle w:val="Compact"/>
+        <w:numPr>
+          <w:ilvl w:val="0"/>
+          <w:numId w:val="1042"/>
+        </w:numPr>
+        <w:bidi/>
+      </w:pPr>
+      <w:r>
+        <w:rPr>
+          <w:b/>
+          <w:bCs/>
+          <w:rtl/>
+        </w:rPr>
+        <w:t xml:space="preserve">הפרדה בין זרם חשמלי לבין תוצאה:</w:t>
+      </w:r>
+      <w:r>
+        <w:rPr>
+          <w:rtl/>
+        </w:rPr>
+        <w:t xml:space="preserve"> </w:t>
+      </w:r>
+      <w:r>
+        <w:rPr>
+          <w:rtl/>
+        </w:rPr>
+        <w:t xml:space="preserve">נבחין בין עצם קיום הזרם (שאינו איסור דאורייתא כשלעצמו) לבין הפעולות שהוא מבצע (בישול, כביסה, בנייה).</w:t>
+      </w:r>
+    </w:p>
+    <w:p>
+      <w:r>
+        <w:pict>
+          <v:rect style="width:0;height:1.5pt" o:hralign="center" o:hrstd="t" o:hr="t"/>
+        </w:pict>
+      </w:r>
+    </w:p>
+    <w:bookmarkEnd w:id="89"/>
+    <w:bookmarkStart w:id="90" w:name="חשיבות-הבחינה-לספר-4"/>
+    <w:p>
+      <w:pPr>
+        <w:pStyle w:val="Heading3"/>
+        <w:bidi/>
+      </w:pPr>
+      <w:r>
+        <w:rPr>
+          <w:rtl/>
+        </w:rPr>
+        <w:t xml:space="preserve">15.0.4 חשיבות הבחינה לספר</w:t>
+      </w:r>
+    </w:p>
+    <w:p>
+      <w:pPr>
+        <w:bidi/>
+      </w:pPr>
+      <w:r>
+        <w:rPr>
+          <w:rtl/>
+        </w:rPr>
+        <w:t xml:space="preserve">האיסורים הטכנולוגיים הנוקשים יצרו מצב שבו השבת נתפסת כיום של</w:t>
+      </w:r>
+      <w:r>
+        <w:rPr>
+          <w:rtl/>
+        </w:rPr>
+        <w:t xml:space="preserve"> </w:t>
+      </w:r>
+      <w:r>
+        <w:rPr>
+          <w:rtl/>
+        </w:rPr>
+        <w:t xml:space="preserve">“נכות טכנולוגית”</w:t>
+      </w:r>
+      <w:r>
+        <w:rPr>
+          <w:rtl/>
+        </w:rPr>
+        <w:t xml:space="preserve"> </w:t>
+      </w:r>
+      <w:r>
+        <w:rPr>
+          <w:rtl/>
+        </w:rPr>
+        <w:t xml:space="preserve">במקום יום של</w:t>
+      </w:r>
+      <w:r>
+        <w:rPr>
+          <w:rtl/>
+        </w:rPr>
+        <w:t xml:space="preserve"> </w:t>
+      </w:r>
+      <w:r>
+        <w:rPr>
+          <w:rtl/>
+        </w:rPr>
+        <w:t xml:space="preserve">“התעלות רוחנית”</w:t>
+      </w:r>
+      <w:r>
+        <w:rPr>
+          <w:rtl/>
+        </w:rPr>
+        <w:t xml:space="preserve">. ככל שהעולם מתקדם, הפער הופך לבלתי נסבל עבור האדם המודרני.</w:t>
+      </w:r>
+      <w:r>
+        <w:rPr>
+          <w:rtl/>
+        </w:rPr>
+        <w:t xml:space="preserve"> </w:t>
+      </w:r>
+      <w:r>
+        <w:rPr>
+          <w:rtl/>
+        </w:rPr>
+        <w:t xml:space="preserve">“שולחן ערוך”</w:t>
+      </w:r>
+      <w:r>
+        <w:rPr>
+          <w:rtl/>
+        </w:rPr>
+        <w:t xml:space="preserve"> </w:t>
+      </w:r>
+      <w:r>
+        <w:rPr>
+          <w:rtl/>
+        </w:rPr>
+        <w:t xml:space="preserve">חדש חייב להגדיר שפה טכנולוגית-הלכתית עקבית, שמאפשרת ליהנות מפירות הקידמה מבלי לחלל את קדושת המנוחה והניתוק מהיצירה החומרית.</w:t>
+      </w:r>
+    </w:p>
+    <w:p>
+      <w:r>
+        <w:pict>
+          <v:rect style="width:0;height:1.5pt" o:hralign="center" o:hrstd="t" o:hr="t"/>
+        </w:pict>
+      </w:r>
+    </w:p>
+    <w:bookmarkEnd w:id="90"/>
+    <w:bookmarkEnd w:id="91"/>
     <w:sectPr>
       <w:footnotePr>
         <w:numRestart w:val="eachSect"/>
@@ -11141,6 +14232,171 @@
     <w:lvlOverride w:ilvl="8">
       <w:startOverride w:val="1"/>
     </w:lvlOverride>
+  </w:num>
+  <w:num w:numId="1033">
+    <w:abstractNumId w:val="99411"/>
+    <w:lvlOverride w:ilvl="0">
+      <w:startOverride w:val="1"/>
+    </w:lvlOverride>
+    <w:lvlOverride w:ilvl="1">
+      <w:startOverride w:val="1"/>
+    </w:lvlOverride>
+    <w:lvlOverride w:ilvl="2">
+      <w:startOverride w:val="1"/>
+    </w:lvlOverride>
+    <w:lvlOverride w:ilvl="3">
+      <w:startOverride w:val="1"/>
+    </w:lvlOverride>
+    <w:lvlOverride w:ilvl="4">
+      <w:startOverride w:val="1"/>
+    </w:lvlOverride>
+    <w:lvlOverride w:ilvl="5">
+      <w:startOverride w:val="1"/>
+    </w:lvlOverride>
+    <w:lvlOverride w:ilvl="6">
+      <w:startOverride w:val="1"/>
+    </w:lvlOverride>
+    <w:lvlOverride w:ilvl="7">
+      <w:startOverride w:val="1"/>
+    </w:lvlOverride>
+    <w:lvlOverride w:ilvl="8">
+      <w:startOverride w:val="1"/>
+    </w:lvlOverride>
+  </w:num>
+  <w:num w:numId="1034">
+    <w:abstractNumId w:val="991"/>
+  </w:num>
+  <w:num w:numId="1035">
+    <w:abstractNumId w:val="99411"/>
+    <w:lvlOverride w:ilvl="0">
+      <w:startOverride w:val="1"/>
+    </w:lvlOverride>
+    <w:lvlOverride w:ilvl="1">
+      <w:startOverride w:val="1"/>
+    </w:lvlOverride>
+    <w:lvlOverride w:ilvl="2">
+      <w:startOverride w:val="1"/>
+    </w:lvlOverride>
+    <w:lvlOverride w:ilvl="3">
+      <w:startOverride w:val="1"/>
+    </w:lvlOverride>
+    <w:lvlOverride w:ilvl="4">
+      <w:startOverride w:val="1"/>
+    </w:lvlOverride>
+    <w:lvlOverride w:ilvl="5">
+      <w:startOverride w:val="1"/>
+    </w:lvlOverride>
+    <w:lvlOverride w:ilvl="6">
+      <w:startOverride w:val="1"/>
+    </w:lvlOverride>
+    <w:lvlOverride w:ilvl="7">
+      <w:startOverride w:val="1"/>
+    </w:lvlOverride>
+    <w:lvlOverride w:ilvl="8">
+      <w:startOverride w:val="1"/>
+    </w:lvlOverride>
+  </w:num>
+  <w:num w:numId="1036">
+    <w:abstractNumId w:val="991"/>
+  </w:num>
+  <w:num w:numId="1037">
+    <w:abstractNumId w:val="99411"/>
+    <w:lvlOverride w:ilvl="0">
+      <w:startOverride w:val="1"/>
+    </w:lvlOverride>
+    <w:lvlOverride w:ilvl="1">
+      <w:startOverride w:val="1"/>
+    </w:lvlOverride>
+    <w:lvlOverride w:ilvl="2">
+      <w:startOverride w:val="1"/>
+    </w:lvlOverride>
+    <w:lvlOverride w:ilvl="3">
+      <w:startOverride w:val="1"/>
+    </w:lvlOverride>
+    <w:lvlOverride w:ilvl="4">
+      <w:startOverride w:val="1"/>
+    </w:lvlOverride>
+    <w:lvlOverride w:ilvl="5">
+      <w:startOverride w:val="1"/>
+    </w:lvlOverride>
+    <w:lvlOverride w:ilvl="6">
+      <w:startOverride w:val="1"/>
+    </w:lvlOverride>
+    <w:lvlOverride w:ilvl="7">
+      <w:startOverride w:val="1"/>
+    </w:lvlOverride>
+    <w:lvlOverride w:ilvl="8">
+      <w:startOverride w:val="1"/>
+    </w:lvlOverride>
+  </w:num>
+  <w:num w:numId="1038">
+    <w:abstractNumId w:val="991"/>
+  </w:num>
+  <w:num w:numId="1039">
+    <w:abstractNumId w:val="99411"/>
+    <w:lvlOverride w:ilvl="0">
+      <w:startOverride w:val="1"/>
+    </w:lvlOverride>
+    <w:lvlOverride w:ilvl="1">
+      <w:startOverride w:val="1"/>
+    </w:lvlOverride>
+    <w:lvlOverride w:ilvl="2">
+      <w:startOverride w:val="1"/>
+    </w:lvlOverride>
+    <w:lvlOverride w:ilvl="3">
+      <w:startOverride w:val="1"/>
+    </w:lvlOverride>
+    <w:lvlOverride w:ilvl="4">
+      <w:startOverride w:val="1"/>
+    </w:lvlOverride>
+    <w:lvlOverride w:ilvl="5">
+      <w:startOverride w:val="1"/>
+    </w:lvlOverride>
+    <w:lvlOverride w:ilvl="6">
+      <w:startOverride w:val="1"/>
+    </w:lvlOverride>
+    <w:lvlOverride w:ilvl="7">
+      <w:startOverride w:val="1"/>
+    </w:lvlOverride>
+    <w:lvlOverride w:ilvl="8">
+      <w:startOverride w:val="1"/>
+    </w:lvlOverride>
+  </w:num>
+  <w:num w:numId="1040">
+    <w:abstractNumId w:val="991"/>
+  </w:num>
+  <w:num w:numId="1041">
+    <w:abstractNumId w:val="99411"/>
+    <w:lvlOverride w:ilvl="0">
+      <w:startOverride w:val="1"/>
+    </w:lvlOverride>
+    <w:lvlOverride w:ilvl="1">
+      <w:startOverride w:val="1"/>
+    </w:lvlOverride>
+    <w:lvlOverride w:ilvl="2">
+      <w:startOverride w:val="1"/>
+    </w:lvlOverride>
+    <w:lvlOverride w:ilvl="3">
+      <w:startOverride w:val="1"/>
+    </w:lvlOverride>
+    <w:lvlOverride w:ilvl="4">
+      <w:startOverride w:val="1"/>
+    </w:lvlOverride>
+    <w:lvlOverride w:ilvl="5">
+      <w:startOverride w:val="1"/>
+    </w:lvlOverride>
+    <w:lvlOverride w:ilvl="6">
+      <w:startOverride w:val="1"/>
+    </w:lvlOverride>
+    <w:lvlOverride w:ilvl="7">
+      <w:startOverride w:val="1"/>
+    </w:lvlOverride>
+    <w:lvlOverride w:ilvl="8">
+      <w:startOverride w:val="1"/>
+    </w:lvlOverride>
+  </w:num>
+  <w:num w:numId="1042">
+    <w:abstractNumId w:val="991"/>
   </w:num>
 </w:numbering>
 </file>
